--- a/my/李腾-北交.docx
+++ b/my/李腾-北交.docx
@@ -383,9 +383,6 @@
         <w:instrText>HYPERLINK "https://www.yuque.com/ambition-bcpii"</w:instrText>
       </w:r>
       <w:r>
-        <w:rPr>
-          <w:rFonts w:hint="eastAsia"/>
-        </w:rPr>
         <w:fldChar w:fldCharType="separate"/>
       </w:r>
       <w:r>
@@ -542,45 +539,6 @@
           <w:t>www.tengvibecoding.site/</w:t>
         </w:r>
       </w:hyperlink>
-      <w:r>
-        <w:rPr>
-          <w:rStyle w:val="aa"/>
-          <w:rFonts w:ascii="Times New Roman" w:hAnsi="Times New Roman" w:cs="Times New Roman"/>
-          <w:b/>
-          <w:bCs/>
-          <w:color w:val="auto"/>
-          <w:sz w:val="28"/>
-          <w:szCs w:val="28"/>
-          <w:u w:val="none"/>
-        </w:rPr>
-        <w:t>（</w:t>
-      </w:r>
-      <w:r>
-        <w:rPr>
-          <w:rStyle w:val="aa"/>
-          <w:rFonts w:ascii="Times New Roman" w:hAnsi="Times New Roman" w:cs="Times New Roman"/>
-          <w:b/>
-          <w:bCs/>
-          <w:color w:val="auto"/>
-          <w:sz w:val="28"/>
-          <w:szCs w:val="28"/>
-          <w:u w:val="none"/>
-        </w:rPr>
-        <w:t>8</w:t>
-      </w:r>
-      <w:r>
-        <w:rPr>
-          <w:rStyle w:val="aa"/>
-          <w:rFonts w:ascii="Times New Roman" w:hAnsi="Times New Roman" w:cs="Times New Roman"/>
-          <w:b/>
-          <w:bCs/>
-          <w:color w:val="auto"/>
-          <w:sz w:val="28"/>
-          <w:szCs w:val="28"/>
-          <w:u w:val="none"/>
-        </w:rPr>
-        <w:t>个）</w:t>
-      </w:r>
     </w:p>
     <w:p>
       <w:pPr>
@@ -792,7 +750,7 @@
           <w:szCs w:val="21"/>
           <w:lang w:eastAsia="zh-CN"/>
         </w:rPr>
-        <w:t xml:space="preserve">    </w:t>
+        <w:t xml:space="preserve">   </w:t>
       </w:r>
       <w:r>
         <w:rPr>
@@ -815,6 +773,17 @@
           <w:lang w:eastAsia="zh-CN"/>
         </w:rPr>
         <w:t xml:space="preserve">      </w:t>
+      </w:r>
+      <w:r>
+        <w:rPr>
+          <w:rFonts w:ascii="楷体" w:eastAsia="楷体" w:hAnsi="楷体" w:hint="eastAsia"/>
+          <w:color w:val="808080" w:themeColor="background1" w:themeShade="80"/>
+          <w:spacing w:val="-1"/>
+          <w:sz w:val="21"/>
+          <w:szCs w:val="21"/>
+          <w:lang w:eastAsia="zh-CN"/>
+        </w:rPr>
+        <w:t xml:space="preserve"> </w:t>
       </w:r>
       <w:r>
         <w:rPr>
@@ -971,21 +940,37 @@
           <w:szCs w:val="18"/>
           <w:lang w:eastAsia="zh-CN"/>
         </w:rPr>
-        <w:t>研究方向：向量数据库</w:t>
-      </w:r>
-      <w:r>
-        <w:rPr>
-          <w:rFonts w:ascii="楷体" w:eastAsia="楷体" w:hAnsi="楷体" w:hint="eastAsia"/>
+        <w:t>研究方向：</w:t>
+      </w:r>
+      <w:r>
+        <w:rPr>
+          <w:rFonts w:ascii="楷体" w:eastAsia="楷体" w:hAnsi="楷体" w:hint="eastAsia"/>
+          <w:b/>
+          <w:bCs/>
           <w:spacing w:val="-1"/>
           <w:sz w:val="18"/>
           <w:szCs w:val="18"/>
           <w:lang w:eastAsia="zh-CN"/>
         </w:rPr>
+        <w:t>向量数据库</w:t>
+      </w:r>
+      <w:r>
+        <w:rPr>
+          <w:rFonts w:ascii="楷体" w:eastAsia="楷体" w:hAnsi="楷体" w:hint="eastAsia"/>
+          <w:b/>
+          <w:bCs/>
+          <w:spacing w:val="-1"/>
+          <w:sz w:val="18"/>
+          <w:szCs w:val="18"/>
+          <w:lang w:eastAsia="zh-CN"/>
+        </w:rPr>
         <w:t>/</w:t>
       </w:r>
       <w:r>
         <w:rPr>
           <w:rFonts w:ascii="Times New Roman" w:eastAsia="楷体" w:hAnsi="Times New Roman" w:cs="Times New Roman"/>
+          <w:b/>
+          <w:bCs/>
           <w:spacing w:val="-1"/>
           <w:sz w:val="18"/>
           <w:szCs w:val="18"/>
@@ -1583,171 +1568,254 @@
       </w:pPr>
       <w:r>
         <w:rPr>
-          <w:rFonts w:ascii="楷体" w:eastAsia="楷体" w:hAnsi="楷体" w:hint="eastAsia"/>
-          <w:sz w:val="21"/>
-          <w:lang w:eastAsia="zh-CN"/>
-        </w:rPr>
-        <w:t>深度</w:t>
-      </w:r>
-      <w:r>
-        <w:rPr>
-          <w:rFonts w:ascii="楷体" w:eastAsia="楷体" w:hAnsi="楷体"/>
-          <w:sz w:val="21"/>
-          <w:lang w:eastAsia="zh-CN"/>
-        </w:rPr>
-        <w:t>使用</w:t>
-      </w:r>
-      <w:r>
-        <w:rPr>
-          <w:rFonts w:ascii="Times New Roman" w:hAnsi="Times New Roman" w:cs="Times New Roman"/>
-          <w:sz w:val="21"/>
+          <w:rFonts w:ascii="楷体" w:eastAsia="楷体" w:hAnsi="楷体"/>
+          <w:sz w:val="21"/>
+          <w:szCs w:val="21"/>
+          <w:lang w:eastAsia="zh-CN"/>
+        </w:rPr>
+        <w:t>熟练使用</w:t>
+      </w:r>
+      <w:r>
+        <w:rPr>
+          <w:rFonts w:ascii="Times New Roman" w:eastAsia="楷体" w:hAnsi="Times New Roman" w:cs="Times New Roman"/>
+          <w:sz w:val="21"/>
+          <w:szCs w:val="21"/>
           <w:lang w:eastAsia="zh-CN"/>
         </w:rPr>
         <w:t xml:space="preserve"> </w:t>
       </w:r>
       <w:r>
         <w:rPr>
-          <w:rFonts w:ascii="Times New Roman" w:hAnsi="Times New Roman" w:cs="Times New Roman"/>
-          <w:b/>
-          <w:bCs/>
-          <w:sz w:val="21"/>
+          <w:rFonts w:ascii="Times New Roman" w:eastAsia="楷体" w:hAnsi="Times New Roman" w:cs="Times New Roman"/>
+          <w:b/>
+          <w:bCs/>
+          <w:sz w:val="21"/>
+          <w:szCs w:val="21"/>
+          <w:lang w:eastAsia="zh-CN"/>
+        </w:rPr>
+        <w:t>Claude Code</w:t>
+      </w:r>
+      <w:r>
+        <w:rPr>
+          <w:rFonts w:ascii="Times New Roman" w:eastAsia="楷体" w:hAnsi="Times New Roman" w:cs="Times New Roman"/>
+          <w:b/>
+          <w:bCs/>
+          <w:sz w:val="21"/>
+          <w:szCs w:val="21"/>
+          <w:lang w:eastAsia="zh-CN"/>
+        </w:rPr>
+        <w:t>、</w:t>
+      </w:r>
+      <w:r>
+        <w:rPr>
+          <w:rFonts w:ascii="Times New Roman" w:eastAsia="楷体" w:hAnsi="Times New Roman" w:cs="Times New Roman"/>
+          <w:b/>
+          <w:bCs/>
+          <w:sz w:val="21"/>
+          <w:szCs w:val="21"/>
           <w:lang w:eastAsia="zh-CN"/>
         </w:rPr>
         <w:t>Cursor</w:t>
       </w:r>
       <w:r>
         <w:rPr>
-          <w:rFonts w:ascii="Times New Roman" w:hAnsi="Times New Roman" w:cs="Times New Roman"/>
-          <w:b/>
-          <w:bCs/>
-          <w:sz w:val="21"/>
+          <w:rFonts w:ascii="楷体" w:eastAsia="楷体" w:hAnsi="楷体"/>
+          <w:b/>
+          <w:bCs/>
+          <w:sz w:val="21"/>
+          <w:szCs w:val="21"/>
+          <w:lang w:eastAsia="zh-CN"/>
+        </w:rPr>
+        <w:t xml:space="preserve"> </w:t>
+      </w:r>
+      <w:r>
+        <w:rPr>
+          <w:rFonts w:ascii="楷体" w:eastAsia="楷体" w:hAnsi="楷体"/>
+          <w:sz w:val="21"/>
+          <w:szCs w:val="21"/>
+          <w:lang w:eastAsia="zh-CN"/>
+        </w:rPr>
+        <w:t>等</w:t>
+      </w:r>
+      <w:r>
+        <w:rPr>
+          <w:rFonts w:ascii="Times New Roman" w:eastAsia="楷体" w:hAnsi="Times New Roman" w:cs="Times New Roman"/>
+          <w:sz w:val="21"/>
+          <w:szCs w:val="21"/>
+          <w:lang w:eastAsia="zh-CN"/>
+        </w:rPr>
+        <w:t xml:space="preserve"> AI </w:t>
+      </w:r>
+      <w:r>
+        <w:rPr>
+          <w:rFonts w:ascii="楷体" w:eastAsia="楷体" w:hAnsi="楷体"/>
+          <w:sz w:val="21"/>
+          <w:szCs w:val="21"/>
+          <w:lang w:eastAsia="zh-CN"/>
+        </w:rPr>
+        <w:t>编程工具，具备</w:t>
+      </w:r>
+      <w:r>
+        <w:rPr>
+          <w:rFonts w:ascii="楷体" w:eastAsia="楷体" w:hAnsi="楷体"/>
+          <w:sz w:val="21"/>
+          <w:szCs w:val="21"/>
+          <w:lang w:eastAsia="zh-CN"/>
+        </w:rPr>
+        <w:t>扎实</w:t>
+      </w:r>
+      <w:r>
+        <w:rPr>
+          <w:rFonts w:ascii="楷体" w:eastAsia="楷体" w:hAnsi="楷体" w:hint="eastAsia"/>
+          <w:sz w:val="21"/>
+          <w:szCs w:val="21"/>
+          <w:lang w:eastAsia="zh-CN"/>
+        </w:rPr>
+        <w:t>的</w:t>
+      </w:r>
+      <w:r>
+        <w:rPr>
+          <w:rFonts w:ascii="Times New Roman" w:eastAsia="楷体" w:hAnsi="Times New Roman" w:cs="Times New Roman"/>
+          <w:sz w:val="21"/>
+          <w:szCs w:val="21"/>
+          <w:lang w:eastAsia="zh-CN"/>
+        </w:rPr>
+        <w:t xml:space="preserve"> </w:t>
+      </w:r>
+      <w:r>
+        <w:rPr>
+          <w:rFonts w:ascii="Times New Roman" w:eastAsia="楷体" w:hAnsi="Times New Roman" w:cs="Times New Roman"/>
+          <w:b/>
+          <w:bCs/>
+          <w:sz w:val="21"/>
+          <w:szCs w:val="21"/>
+          <w:lang w:eastAsia="zh-CN"/>
+        </w:rPr>
+        <w:t xml:space="preserve">Prompt </w:t>
+      </w:r>
+      <w:r>
+        <w:rPr>
+          <w:rFonts w:ascii="楷体" w:eastAsia="楷体" w:hAnsi="楷体"/>
+          <w:b/>
+          <w:bCs/>
+          <w:sz w:val="21"/>
+          <w:szCs w:val="21"/>
+          <w:lang w:eastAsia="zh-CN"/>
+        </w:rPr>
+        <w:t>工程</w:t>
+      </w:r>
+      <w:r>
+        <w:rPr>
+          <w:rFonts w:ascii="楷体" w:eastAsia="楷体" w:hAnsi="楷体"/>
+          <w:sz w:val="21"/>
+          <w:szCs w:val="21"/>
+          <w:lang w:eastAsia="zh-CN"/>
+        </w:rPr>
+        <w:t>与调优</w:t>
+      </w:r>
+      <w:r>
+        <w:rPr>
+          <w:rFonts w:ascii="楷体" w:eastAsia="楷体" w:hAnsi="楷体"/>
+          <w:sz w:val="21"/>
+          <w:szCs w:val="21"/>
+          <w:lang w:eastAsia="zh-CN"/>
+        </w:rPr>
+        <w:t>能力；熟练运用</w:t>
+      </w:r>
+      <w:r>
+        <w:rPr>
+          <w:rFonts w:ascii="Times New Roman" w:eastAsia="楷体" w:hAnsi="Times New Roman" w:cs="Times New Roman"/>
+          <w:b/>
+          <w:bCs/>
+          <w:sz w:val="21"/>
+          <w:szCs w:val="21"/>
+          <w:lang w:eastAsia="zh-CN"/>
+        </w:rPr>
+        <w:t xml:space="preserve"> MCP</w:t>
+      </w:r>
+      <w:r>
+        <w:rPr>
+          <w:rFonts w:ascii="Times New Roman" w:eastAsia="楷体" w:hAnsi="Times New Roman" w:cs="Times New Roman"/>
+          <w:b/>
+          <w:bCs/>
+          <w:sz w:val="21"/>
+          <w:szCs w:val="21"/>
           <w:lang w:eastAsia="zh-CN"/>
         </w:rPr>
         <w:t>、</w:t>
       </w:r>
       <w:r>
         <w:rPr>
-          <w:rFonts w:ascii="Times New Roman" w:hAnsi="Times New Roman" w:cs="Times New Roman"/>
-          <w:b/>
-          <w:bCs/>
-          <w:sz w:val="21"/>
-          <w:lang w:eastAsia="zh-CN"/>
-        </w:rPr>
-        <w:t xml:space="preserve">Claude Code </w:t>
-      </w:r>
-      <w:r>
-        <w:rPr>
-          <w:rFonts w:ascii="楷体" w:eastAsia="楷体" w:hAnsi="楷体"/>
-          <w:sz w:val="21"/>
-          <w:lang w:eastAsia="zh-CN"/>
-        </w:rPr>
-        <w:t>等</w:t>
-      </w:r>
-      <w:r>
-        <w:rPr>
-          <w:rFonts w:ascii="Times New Roman" w:eastAsia="楷体" w:hAnsi="Times New Roman" w:cs="Times New Roman"/>
-          <w:sz w:val="21"/>
-          <w:lang w:eastAsia="zh-CN"/>
-        </w:rPr>
-        <w:t xml:space="preserve"> AI </w:t>
-      </w:r>
-      <w:r>
-        <w:rPr>
-          <w:rFonts w:ascii="楷体" w:eastAsia="楷体" w:hAnsi="楷体"/>
-          <w:sz w:val="21"/>
-          <w:lang w:eastAsia="zh-CN"/>
-        </w:rPr>
-        <w:t>编程工具</w:t>
-      </w:r>
-      <w:r>
-        <w:rPr>
-          <w:rFonts w:ascii="楷体" w:eastAsia="楷体" w:hAnsi="楷体" w:hint="eastAsia"/>
-          <w:sz w:val="21"/>
-          <w:lang w:eastAsia="zh-CN"/>
-        </w:rPr>
-        <w:t>，结合</w:t>
-      </w:r>
-      <w:r>
-        <w:rPr>
-          <w:rFonts w:ascii="Times New Roman" w:hAnsi="Times New Roman" w:cs="Times New Roman"/>
-          <w:sz w:val="21"/>
-          <w:lang w:eastAsia="zh-CN"/>
-        </w:rPr>
-        <w:t xml:space="preserve"> </w:t>
-      </w:r>
-      <w:r>
-        <w:rPr>
-          <w:rFonts w:ascii="Times New Roman" w:hAnsi="Times New Roman" w:cs="Times New Roman"/>
-          <w:b/>
-          <w:bCs/>
-          <w:sz w:val="21"/>
-          <w:lang w:eastAsia="zh-CN"/>
-        </w:rPr>
-        <w:t xml:space="preserve">Vibe Coding </w:t>
-      </w:r>
-      <w:r>
-        <w:rPr>
-          <w:rFonts w:ascii="楷体" w:eastAsia="楷体" w:hAnsi="楷体" w:hint="eastAsia"/>
-          <w:sz w:val="21"/>
-          <w:lang w:eastAsia="zh-CN"/>
-        </w:rPr>
-        <w:t>与</w:t>
-      </w:r>
-      <w:r>
-        <w:rPr>
-          <w:rFonts w:ascii="楷体" w:eastAsia="楷体" w:hAnsi="楷体" w:cs="Times New Roman"/>
-          <w:sz w:val="21"/>
-          <w:lang w:eastAsia="zh-CN"/>
-        </w:rPr>
-        <w:t xml:space="preserve"> </w:t>
-      </w:r>
-      <w:r>
-        <w:rPr>
-          <w:rFonts w:ascii="Times New Roman" w:hAnsi="Times New Roman" w:cs="Times New Roman"/>
-          <w:b/>
-          <w:bCs/>
-          <w:sz w:val="21"/>
-          <w:lang w:eastAsia="zh-CN"/>
-        </w:rPr>
-        <w:t>Spec Coding</w:t>
-      </w:r>
-      <w:r>
-        <w:rPr>
-          <w:rFonts w:ascii="Times New Roman" w:hAnsi="Times New Roman" w:cs="Times New Roman"/>
-          <w:b/>
-          <w:bCs/>
-          <w:sz w:val="21"/>
-          <w:lang w:eastAsia="zh-CN"/>
-        </w:rPr>
-        <w:t>（</w:t>
-      </w:r>
-      <w:r>
-        <w:rPr>
-          <w:rFonts w:ascii="Times New Roman" w:hAnsi="Times New Roman" w:cs="Times New Roman"/>
-          <w:b/>
-          <w:bCs/>
-          <w:sz w:val="21"/>
-          <w:lang w:eastAsia="zh-CN"/>
-        </w:rPr>
-        <w:t>SDD</w:t>
-      </w:r>
-      <w:r>
-        <w:rPr>
-          <w:rFonts w:ascii="Times New Roman" w:hAnsi="Times New Roman" w:cs="Times New Roman"/>
-          <w:b/>
-          <w:bCs/>
-          <w:sz w:val="21"/>
-          <w:lang w:eastAsia="zh-CN"/>
-        </w:rPr>
-        <w:t>）</w:t>
-      </w:r>
-      <w:r>
-        <w:rPr>
-          <w:rFonts w:ascii="楷体" w:eastAsia="楷体" w:hAnsi="楷体" w:hint="eastAsia"/>
-          <w:sz w:val="21"/>
-          <w:lang w:eastAsia="zh-CN"/>
-        </w:rPr>
-        <w:t>提升开发与协作效率</w:t>
+          <w:rFonts w:ascii="Times New Roman" w:eastAsia="楷体" w:hAnsi="Times New Roman" w:cs="Times New Roman"/>
+          <w:b/>
+          <w:bCs/>
+          <w:sz w:val="21"/>
+          <w:szCs w:val="21"/>
+          <w:lang w:eastAsia="zh-CN"/>
+        </w:rPr>
+        <w:t>Skills</w:t>
+      </w:r>
+      <w:r>
+        <w:rPr>
+          <w:rFonts w:ascii="Times New Roman" w:eastAsia="楷体" w:hAnsi="Times New Roman" w:cs="Times New Roman"/>
+          <w:b/>
+          <w:bCs/>
+          <w:sz w:val="21"/>
+          <w:szCs w:val="21"/>
+          <w:lang w:eastAsia="zh-CN"/>
+        </w:rPr>
+        <w:t>、</w:t>
+      </w:r>
+      <w:r>
+        <w:rPr>
+          <w:rFonts w:ascii="Times New Roman" w:eastAsia="楷体" w:hAnsi="Times New Roman" w:cs="Times New Roman"/>
+          <w:b/>
+          <w:bCs/>
+          <w:sz w:val="21"/>
+          <w:szCs w:val="21"/>
+          <w:lang w:eastAsia="zh-CN"/>
+        </w:rPr>
+        <w:t>Rules</w:t>
+      </w:r>
+      <w:r>
+        <w:rPr>
+          <w:rFonts w:ascii="Times New Roman" w:eastAsia="楷体" w:hAnsi="Times New Roman" w:cs="Times New Roman"/>
+          <w:b/>
+          <w:bCs/>
+          <w:sz w:val="21"/>
+          <w:szCs w:val="21"/>
+          <w:lang w:eastAsia="zh-CN"/>
+        </w:rPr>
+        <w:t>、</w:t>
+      </w:r>
+      <w:r>
+        <w:rPr>
+          <w:rFonts w:ascii="Times New Roman" w:eastAsia="楷体" w:hAnsi="Times New Roman" w:cs="Times New Roman"/>
+          <w:b/>
+          <w:bCs/>
+          <w:sz w:val="21"/>
+          <w:szCs w:val="21"/>
+          <w:lang w:eastAsia="zh-CN"/>
+        </w:rPr>
+        <w:t xml:space="preserve">Subagent </w:t>
+      </w:r>
+      <w:r>
+        <w:rPr>
+          <w:rFonts w:ascii="楷体" w:eastAsia="楷体" w:hAnsi="楷体"/>
+          <w:sz w:val="21"/>
+          <w:szCs w:val="21"/>
+          <w:lang w:eastAsia="zh-CN"/>
+        </w:rPr>
+        <w:t>等机制提升代码生成质量，实现生产级代码开发</w:t>
+      </w:r>
+      <w:r>
+        <w:rPr>
+          <w:rFonts w:ascii="楷体" w:eastAsia="楷体" w:hAnsi="楷体" w:hint="eastAsia"/>
+          <w:sz w:val="21"/>
+          <w:szCs w:val="21"/>
+          <w:lang w:eastAsia="zh-CN"/>
+        </w:rPr>
+        <w:t>，极大提高开发效率</w:t>
       </w:r>
     </w:p>
     <w:p>
@@ -1770,28 +1838,62 @@
       </w:pPr>
       <w:r>
         <w:rPr>
-          <w:rFonts w:ascii="楷体" w:eastAsia="楷体" w:hAnsi="楷体" w:hint="eastAsia"/>
-          <w:sz w:val="21"/>
-          <w:lang w:eastAsia="zh-CN"/>
-        </w:rPr>
-        <w:t>善于利用</w:t>
-      </w:r>
-      <w:r>
-        <w:rPr>
-          <w:rFonts w:ascii="Times New Roman" w:eastAsia="楷体" w:hAnsi="Times New Roman" w:cs="Times New Roman"/>
-          <w:b/>
-          <w:bCs/>
-          <w:sz w:val="21"/>
-          <w:lang w:eastAsia="zh-CN"/>
-        </w:rPr>
-        <w:t xml:space="preserve"> Skills</w:t>
-      </w:r>
-      <w:r>
-        <w:rPr>
-          <w:rFonts w:ascii="Times New Roman" w:eastAsia="楷体" w:hAnsi="Times New Roman" w:cs="Times New Roman"/>
-          <w:b/>
-          <w:bCs/>
-          <w:sz w:val="21"/>
+          <w:rFonts w:ascii="楷体" w:eastAsia="楷体" w:hAnsi="楷体"/>
+          <w:sz w:val="21"/>
+          <w:szCs w:val="21"/>
+          <w:lang w:eastAsia="zh-CN"/>
+        </w:rPr>
+        <w:t>深入理解</w:t>
+      </w:r>
+      <w:r>
+        <w:rPr>
+          <w:rFonts w:ascii="Times New Roman" w:eastAsia="楷体" w:hAnsi="Times New Roman" w:cs="Times New Roman"/>
+          <w:sz w:val="21"/>
+          <w:szCs w:val="21"/>
+          <w:lang w:eastAsia="zh-CN"/>
+        </w:rPr>
+        <w:t xml:space="preserve"> Agent </w:t>
+      </w:r>
+      <w:r>
+        <w:rPr>
+          <w:rFonts w:ascii="楷体" w:eastAsia="楷体" w:hAnsi="楷体"/>
+          <w:sz w:val="21"/>
+          <w:szCs w:val="21"/>
+          <w:lang w:eastAsia="zh-CN"/>
+        </w:rPr>
+        <w:t>架构设计，掌握</w:t>
+      </w:r>
+      <w:r>
+        <w:rPr>
+          <w:rFonts w:ascii="Times New Roman" w:eastAsia="楷体" w:hAnsi="Times New Roman" w:cs="Times New Roman"/>
+          <w:b/>
+          <w:bCs/>
+          <w:sz w:val="21"/>
+          <w:szCs w:val="21"/>
+          <w:lang w:eastAsia="zh-CN"/>
+        </w:rPr>
+        <w:t xml:space="preserve"> </w:t>
+      </w:r>
+      <w:proofErr w:type="spellStart"/>
+      <w:r>
+        <w:rPr>
+          <w:rFonts w:ascii="Times New Roman" w:eastAsia="楷体" w:hAnsi="Times New Roman" w:cs="Times New Roman"/>
+          <w:b/>
+          <w:bCs/>
+          <w:sz w:val="21"/>
+          <w:szCs w:val="21"/>
+          <w:lang w:eastAsia="zh-CN"/>
+        </w:rPr>
+        <w:t>ReAct</w:t>
+      </w:r>
+      <w:proofErr w:type="spellEnd"/>
+      <w:r>
+        <w:rPr>
+          <w:rFonts w:ascii="Times New Roman" w:eastAsia="楷体" w:hAnsi="Times New Roman" w:cs="Times New Roman"/>
+          <w:b/>
+          <w:bCs/>
+          <w:sz w:val="21"/>
+          <w:szCs w:val="21"/>
           <w:lang w:eastAsia="zh-CN"/>
         </w:rPr>
         <w:t>、</w:t>
@@ -1802,16 +1904,38 @@
           <w:b/>
           <w:bCs/>
           <w:sz w:val="21"/>
-          <w:lang w:eastAsia="zh-CN"/>
-        </w:rPr>
-        <w:t>MCP</w:t>
-      </w:r>
-      <w:r>
-        <w:rPr>
-          <w:rFonts w:ascii="Times New Roman" w:eastAsia="楷体" w:hAnsi="Times New Roman" w:cs="Times New Roman"/>
-          <w:b/>
-          <w:bCs/>
-          <w:sz w:val="21"/>
+          <w:szCs w:val="21"/>
+          <w:lang w:eastAsia="zh-CN"/>
+        </w:rPr>
+        <w:t xml:space="preserve">Plan-and-Execute </w:t>
+      </w:r>
+      <w:r>
+        <w:rPr>
+          <w:rFonts w:ascii="楷体" w:eastAsia="楷体" w:hAnsi="楷体"/>
+          <w:sz w:val="21"/>
+          <w:szCs w:val="21"/>
+          <w:lang w:eastAsia="zh-CN"/>
+        </w:rPr>
+        <w:t>等推理范式，熟悉</w:t>
+      </w:r>
+      <w:r>
+        <w:rPr>
+          <w:rFonts w:ascii="Times New Roman" w:eastAsia="楷体" w:hAnsi="Times New Roman" w:cs="Times New Roman"/>
+          <w:b/>
+          <w:bCs/>
+          <w:sz w:val="21"/>
+          <w:szCs w:val="21"/>
+          <w:lang w:eastAsia="zh-CN"/>
+        </w:rPr>
+        <w:t xml:space="preserve"> Context Engineering</w:t>
+      </w:r>
+      <w:r>
+        <w:rPr>
+          <w:rFonts w:ascii="Times New Roman" w:eastAsia="楷体" w:hAnsi="Times New Roman" w:cs="Times New Roman"/>
+          <w:b/>
+          <w:bCs/>
+          <w:sz w:val="21"/>
+          <w:szCs w:val="21"/>
           <w:lang w:eastAsia="zh-CN"/>
         </w:rPr>
         <w:t>、</w:t>
@@ -1822,16 +1946,16 @@
           <w:b/>
           <w:bCs/>
           <w:sz w:val="21"/>
-          <w:lang w:eastAsia="zh-CN"/>
-        </w:rPr>
-        <w:t>Rules</w:t>
-      </w:r>
-      <w:r>
-        <w:rPr>
-          <w:rFonts w:ascii="Times New Roman" w:eastAsia="楷体" w:hAnsi="Times New Roman" w:cs="Times New Roman"/>
-          <w:b/>
-          <w:bCs/>
-          <w:sz w:val="21"/>
+          <w:szCs w:val="21"/>
+          <w:lang w:eastAsia="zh-CN"/>
+        </w:rPr>
+        <w:t>Memory</w:t>
+      </w:r>
+      <w:r>
+        <w:rPr>
+          <w:rFonts w:ascii="Times New Roman" w:eastAsia="楷体" w:hAnsi="Times New Roman" w:cs="Times New Roman"/>
+          <w:sz w:val="21"/>
+          <w:szCs w:val="21"/>
           <w:lang w:eastAsia="zh-CN"/>
         </w:rPr>
         <w:t>、</w:t>
@@ -1839,52 +1963,47 @@
       <w:r>
         <w:rPr>
           <w:rFonts w:ascii="Times New Roman" w:eastAsia="楷体" w:hAnsi="Times New Roman" w:cs="Times New Roman"/>
-          <w:b/>
-          <w:bCs/>
-          <w:sz w:val="21"/>
-          <w:lang w:eastAsia="zh-CN"/>
-        </w:rPr>
-        <w:t xml:space="preserve">Subagent </w:t>
-      </w:r>
-      <w:r>
-        <w:rPr>
-          <w:rFonts w:ascii="楷体" w:eastAsia="楷体" w:hAnsi="楷体" w:hint="eastAsia"/>
-          <w:sz w:val="21"/>
-          <w:lang w:eastAsia="zh-CN"/>
-        </w:rPr>
-        <w:t>等技巧约束与扩展模型能力</w:t>
-      </w:r>
-      <w:r>
-        <w:rPr>
-          <w:rFonts w:ascii="楷体" w:eastAsia="楷体" w:hAnsi="楷体"/>
-          <w:sz w:val="21"/>
-          <w:lang w:eastAsia="zh-CN"/>
-        </w:rPr>
-        <w:t>，</w:t>
-      </w:r>
-      <w:r>
-        <w:rPr>
-          <w:rFonts w:ascii="楷体" w:eastAsia="楷体" w:hAnsi="楷体" w:hint="eastAsia"/>
-          <w:sz w:val="21"/>
-          <w:lang w:eastAsia="zh-CN"/>
-        </w:rPr>
-        <w:t>并将</w:t>
-      </w:r>
-      <w:r>
-        <w:rPr>
-          <w:rFonts w:ascii="Times New Roman" w:eastAsia="楷体" w:hAnsi="Times New Roman" w:cs="Times New Roman"/>
-          <w:sz w:val="21"/>
-          <w:lang w:eastAsia="zh-CN"/>
-        </w:rPr>
-        <w:t xml:space="preserve"> AI </w:t>
-      </w:r>
-      <w:r>
-        <w:rPr>
-          <w:rFonts w:ascii="楷体" w:eastAsia="楷体" w:hAnsi="楷体"/>
-          <w:sz w:val="21"/>
-          <w:lang w:eastAsia="zh-CN"/>
-        </w:rPr>
-        <w:t>产出打磨为可读、可测试、可维护的生产级代码</w:t>
+          <w:sz w:val="21"/>
+          <w:szCs w:val="21"/>
+          <w:lang w:eastAsia="zh-CN"/>
+        </w:rPr>
+        <w:t>Tool / Function Calling</w:t>
+      </w:r>
+      <w:r>
+        <w:rPr>
+          <w:rFonts w:ascii="Times New Roman" w:eastAsia="楷体" w:hAnsi="Times New Roman" w:cs="Times New Roman"/>
+          <w:sz w:val="21"/>
+          <w:szCs w:val="21"/>
+          <w:lang w:eastAsia="zh-CN"/>
+        </w:rPr>
+        <w:t>、</w:t>
+      </w:r>
+      <w:r>
+        <w:rPr>
+          <w:rFonts w:ascii="楷体" w:eastAsia="楷体" w:hAnsi="楷体"/>
+          <w:sz w:val="21"/>
+          <w:szCs w:val="21"/>
+          <w:lang w:eastAsia="zh-CN"/>
+        </w:rPr>
+        <w:t>多</w:t>
+      </w:r>
+      <w:r>
+        <w:rPr>
+          <w:rFonts w:ascii="Times New Roman" w:eastAsia="楷体" w:hAnsi="Times New Roman" w:cs="Times New Roman"/>
+          <w:sz w:val="21"/>
+          <w:szCs w:val="21"/>
+          <w:lang w:eastAsia="zh-CN"/>
+        </w:rPr>
+        <w:t xml:space="preserve"> Agent </w:t>
+      </w:r>
+      <w:r>
+        <w:rPr>
+          <w:rFonts w:ascii="楷体" w:eastAsia="楷体" w:hAnsi="楷体"/>
+          <w:sz w:val="21"/>
+          <w:szCs w:val="21"/>
+          <w:lang w:eastAsia="zh-CN"/>
+        </w:rPr>
+        <w:t>协作等核心机制</w:t>
       </w:r>
     </w:p>
     <w:p>
@@ -1907,16 +2026,104 @@
       </w:pPr>
       <w:r>
         <w:rPr>
-          <w:rFonts w:ascii="楷体" w:eastAsia="楷体" w:hAnsi="楷体" w:hint="eastAsia"/>
-          <w:sz w:val="21"/>
-          <w:szCs w:val="21"/>
-          <w:lang w:eastAsia="zh-CN"/>
-        </w:rPr>
-        <w:t>具备扎实的</w:t>
-      </w:r>
-      <w:r>
-        <w:rPr>
-          <w:rFonts w:ascii="楷体" w:eastAsia="楷体" w:hAnsi="楷体" w:hint="eastAsia"/>
+          <w:rFonts w:ascii="楷体" w:eastAsia="楷体" w:hAnsi="楷体"/>
+          <w:sz w:val="21"/>
+          <w:szCs w:val="21"/>
+          <w:lang w:eastAsia="zh-CN"/>
+        </w:rPr>
+        <w:t>深入理解</w:t>
+      </w:r>
+      <w:r>
+        <w:rPr>
+          <w:rFonts w:ascii="Times New Roman" w:eastAsia="楷体" w:hAnsi="Times New Roman" w:cs="Times New Roman"/>
+          <w:sz w:val="21"/>
+          <w:szCs w:val="21"/>
+          <w:lang w:eastAsia="zh-CN"/>
+        </w:rPr>
+        <w:t xml:space="preserve"> RAG </w:t>
+      </w:r>
+      <w:r>
+        <w:rPr>
+          <w:rFonts w:ascii="楷体" w:eastAsia="楷体" w:hAnsi="楷体"/>
+          <w:sz w:val="21"/>
+          <w:szCs w:val="21"/>
+          <w:lang w:eastAsia="zh-CN"/>
+        </w:rPr>
+        <w:t>架构，掌握</w:t>
+      </w:r>
+      <w:r>
+        <w:rPr>
+          <w:rFonts w:ascii="楷体" w:eastAsia="楷体" w:hAnsi="楷体"/>
+          <w:b/>
+          <w:bCs/>
+          <w:sz w:val="21"/>
+          <w:szCs w:val="21"/>
+          <w:lang w:eastAsia="zh-CN"/>
+        </w:rPr>
+        <w:t>文档切分、</w:t>
+      </w:r>
+      <w:r>
+        <w:rPr>
+          <w:rFonts w:ascii="Times New Roman" w:eastAsia="楷体" w:hAnsi="Times New Roman" w:cs="Times New Roman"/>
+          <w:b/>
+          <w:bCs/>
+          <w:sz w:val="21"/>
+          <w:szCs w:val="21"/>
+          <w:lang w:eastAsia="zh-CN"/>
+        </w:rPr>
+        <w:t xml:space="preserve">Embedding </w:t>
+      </w:r>
+      <w:r>
+        <w:rPr>
+          <w:rFonts w:ascii="楷体" w:eastAsia="楷体" w:hAnsi="楷体"/>
+          <w:b/>
+          <w:bCs/>
+          <w:sz w:val="21"/>
+          <w:szCs w:val="21"/>
+          <w:lang w:eastAsia="zh-CN"/>
+        </w:rPr>
+        <w:t>模型选型、</w:t>
+      </w:r>
+      <w:r>
+        <w:rPr>
+          <w:rFonts w:ascii="Times New Roman" w:eastAsia="楷体" w:hAnsi="Times New Roman" w:cs="Times New Roman"/>
+          <w:b/>
+          <w:bCs/>
+          <w:sz w:val="21"/>
+          <w:szCs w:val="21"/>
+          <w:lang w:eastAsia="zh-CN"/>
+        </w:rPr>
+        <w:t>Hybrid Search</w:t>
+      </w:r>
+      <w:r>
+        <w:rPr>
+          <w:rFonts w:ascii="楷体" w:eastAsia="楷体" w:hAnsi="楷体"/>
+          <w:b/>
+          <w:bCs/>
+          <w:sz w:val="21"/>
+          <w:szCs w:val="21"/>
+          <w:lang w:eastAsia="zh-CN"/>
+        </w:rPr>
+        <w:t>、向量检索、</w:t>
+      </w:r>
+      <w:proofErr w:type="spellStart"/>
+      <w:r>
+        <w:rPr>
+          <w:rFonts w:ascii="Times New Roman" w:eastAsia="楷体" w:hAnsi="Times New Roman" w:cs="Times New Roman"/>
+          <w:b/>
+          <w:bCs/>
+          <w:sz w:val="21"/>
+          <w:szCs w:val="21"/>
+          <w:lang w:eastAsia="zh-CN"/>
+        </w:rPr>
+        <w:t>Rerank</w:t>
+      </w:r>
+      <w:proofErr w:type="spellEnd"/>
+      <w:r>
+        <w:rPr>
+          <w:rFonts w:ascii="Times New Roman" w:eastAsia="楷体" w:hAnsi="Times New Roman" w:cs="Times New Roman"/>
+          <w:b/>
+          <w:bCs/>
           <w:sz w:val="21"/>
           <w:szCs w:val="21"/>
           <w:lang w:eastAsia="zh-CN"/>
@@ -1925,129 +2132,121 @@
       </w:r>
       <w:r>
         <w:rPr>
-          <w:rFonts w:ascii="Times New Roman" w:eastAsia="楷体" w:hAnsi="Times New Roman" w:cs="Times New Roman"/>
-          <w:sz w:val="21"/>
-          <w:szCs w:val="21"/>
-          <w:lang w:eastAsia="zh-CN"/>
-        </w:rPr>
-        <w:t>Java</w:t>
-      </w:r>
-      <w:r>
-        <w:rPr>
-          <w:rFonts w:ascii="Times New Roman" w:eastAsia="楷体" w:hAnsi="Times New Roman" w:cs="Times New Roman"/>
-          <w:sz w:val="21"/>
-          <w:szCs w:val="21"/>
-          <w:lang w:eastAsia="zh-CN"/>
-        </w:rPr>
-        <w:t>SE</w:t>
-      </w:r>
-      <w:r>
-        <w:rPr>
-          <w:rFonts w:ascii="Times New Roman" w:eastAsia="楷体" w:hAnsi="Times New Roman" w:cs="Times New Roman" w:hint="eastAsia"/>
-          <w:sz w:val="21"/>
-          <w:szCs w:val="21"/>
-          <w:lang w:eastAsia="zh-CN"/>
-        </w:rPr>
-        <w:t xml:space="preserve"> </w:t>
-      </w:r>
-      <w:r>
-        <w:rPr>
-          <w:rFonts w:ascii="楷体" w:eastAsia="楷体" w:hAnsi="楷体" w:hint="eastAsia"/>
-          <w:sz w:val="21"/>
-          <w:szCs w:val="21"/>
-          <w:lang w:eastAsia="zh-CN"/>
-        </w:rPr>
-        <w:t>基础</w:t>
-      </w:r>
-      <w:r>
-        <w:rPr>
-          <w:rFonts w:ascii="楷体" w:eastAsia="楷体" w:hAnsi="楷体" w:hint="eastAsia"/>
-          <w:sz w:val="21"/>
-          <w:szCs w:val="21"/>
-          <w:lang w:eastAsia="zh-CN"/>
-        </w:rPr>
-        <w:t>，</w:t>
-      </w:r>
-      <w:r>
-        <w:rPr>
-          <w:rFonts w:ascii="楷体" w:eastAsia="楷体" w:hAnsi="楷体" w:hint="eastAsia"/>
-          <w:sz w:val="21"/>
-          <w:szCs w:val="21"/>
-          <w:lang w:eastAsia="zh-CN"/>
-        </w:rPr>
-        <w:t>熟练</w:t>
-      </w:r>
-      <w:r>
-        <w:rPr>
-          <w:rFonts w:ascii="楷体" w:eastAsia="楷体" w:hAnsi="楷体" w:hint="eastAsia"/>
-          <w:sz w:val="21"/>
-          <w:szCs w:val="21"/>
-          <w:lang w:eastAsia="zh-CN"/>
-        </w:rPr>
-        <w:t>掌握</w:t>
-      </w:r>
-      <w:r>
-        <w:rPr>
-          <w:rFonts w:ascii="楷体" w:eastAsia="楷体" w:hAnsi="楷体" w:hint="eastAsia"/>
-          <w:sz w:val="21"/>
-          <w:szCs w:val="21"/>
-          <w:lang w:eastAsia="zh-CN"/>
-        </w:rPr>
-        <w:t>集合、反射、</w:t>
-      </w:r>
-      <w:r>
-        <w:rPr>
-          <w:rFonts w:ascii="Times New Roman" w:eastAsia="楷体" w:hAnsi="Times New Roman" w:cs="Times New Roman"/>
-          <w:sz w:val="21"/>
-          <w:szCs w:val="21"/>
-          <w:lang w:eastAsia="zh-CN"/>
-        </w:rPr>
-        <w:t>IO</w:t>
-      </w:r>
-      <w:r>
-        <w:rPr>
-          <w:rFonts w:ascii="Times New Roman" w:eastAsia="楷体" w:hAnsi="Times New Roman" w:cs="Times New Roman" w:hint="eastAsia"/>
-          <w:sz w:val="21"/>
-          <w:szCs w:val="21"/>
-          <w:lang w:eastAsia="zh-CN"/>
-        </w:rPr>
-        <w:t xml:space="preserve"> </w:t>
-      </w:r>
-      <w:r>
-        <w:rPr>
-          <w:rFonts w:ascii="楷体" w:eastAsia="楷体" w:hAnsi="楷体" w:hint="eastAsia"/>
-          <w:sz w:val="21"/>
-          <w:szCs w:val="21"/>
-          <w:lang w:eastAsia="zh-CN"/>
-        </w:rPr>
-        <w:t xml:space="preserve">与 </w:t>
-      </w:r>
-      <w:r>
-        <w:rPr>
-          <w:rFonts w:ascii="Times New Roman" w:eastAsia="楷体" w:hAnsi="Times New Roman" w:cs="Times New Roman"/>
-          <w:sz w:val="21"/>
-          <w:szCs w:val="21"/>
-          <w:lang w:eastAsia="zh-CN"/>
-        </w:rPr>
-        <w:t>Java8</w:t>
-      </w:r>
-      <w:r>
-        <w:rPr>
-          <w:rFonts w:ascii="Times New Roman" w:eastAsia="楷体" w:hAnsi="Times New Roman" w:cs="Times New Roman" w:hint="eastAsia"/>
-          <w:sz w:val="21"/>
-          <w:szCs w:val="21"/>
-          <w:lang w:eastAsia="zh-CN"/>
-        </w:rPr>
-        <w:t xml:space="preserve"> </w:t>
-      </w:r>
-      <w:r>
-        <w:rPr>
-          <w:rFonts w:ascii="Times New Roman" w:eastAsia="楷体" w:hAnsi="Times New Roman" w:cs="Times New Roman" w:hint="eastAsia"/>
-          <w:sz w:val="21"/>
-          <w:szCs w:val="21"/>
-          <w:lang w:eastAsia="zh-CN"/>
-        </w:rPr>
-        <w:t>核心特征</w:t>
+          <w:rFonts w:ascii="楷体" w:eastAsia="楷体" w:hAnsi="楷体"/>
+          <w:sz w:val="21"/>
+          <w:szCs w:val="21"/>
+          <w:lang w:eastAsia="zh-CN"/>
+        </w:rPr>
+        <w:t xml:space="preserve">等关键技术；熟悉 </w:t>
+      </w:r>
+      <w:r>
+        <w:rPr>
+          <w:rFonts w:ascii="Times New Roman" w:eastAsia="楷体" w:hAnsi="Times New Roman" w:cs="Times New Roman"/>
+          <w:sz w:val="21"/>
+          <w:szCs w:val="21"/>
+          <w:lang w:eastAsia="zh-CN"/>
+        </w:rPr>
+        <w:t>Query Rewrite</w:t>
+      </w:r>
+      <w:r>
+        <w:rPr>
+          <w:rFonts w:ascii="Times New Roman" w:eastAsia="楷体" w:hAnsi="Times New Roman" w:cs="Times New Roman"/>
+          <w:sz w:val="21"/>
+          <w:szCs w:val="21"/>
+          <w:lang w:eastAsia="zh-CN"/>
+        </w:rPr>
+        <w:t>、</w:t>
+      </w:r>
+      <w:r>
+        <w:rPr>
+          <w:rFonts w:ascii="Times New Roman" w:eastAsia="楷体" w:hAnsi="Times New Roman" w:cs="Times New Roman"/>
+          <w:sz w:val="21"/>
+          <w:szCs w:val="21"/>
+          <w:lang w:eastAsia="zh-CN"/>
+        </w:rPr>
+        <w:t xml:space="preserve">Retriever </w:t>
+      </w:r>
+      <w:r>
+        <w:rPr>
+          <w:rFonts w:ascii="楷体" w:eastAsia="楷体" w:hAnsi="楷体"/>
+          <w:sz w:val="21"/>
+          <w:szCs w:val="21"/>
+          <w:lang w:eastAsia="zh-CN"/>
+        </w:rPr>
+        <w:t>优化及</w:t>
+      </w:r>
+      <w:r>
+        <w:rPr>
+          <w:rFonts w:ascii="Times New Roman" w:eastAsia="楷体" w:hAnsi="Times New Roman" w:cs="Times New Roman"/>
+          <w:b/>
+          <w:bCs/>
+          <w:sz w:val="21"/>
+          <w:szCs w:val="21"/>
+          <w:lang w:eastAsia="zh-CN"/>
+        </w:rPr>
+        <w:t xml:space="preserve"> RAG </w:t>
+      </w:r>
+      <w:r>
+        <w:rPr>
+          <w:rFonts w:ascii="楷体" w:eastAsia="楷体" w:hAnsi="楷体"/>
+          <w:b/>
+          <w:bCs/>
+          <w:sz w:val="21"/>
+          <w:szCs w:val="21"/>
+          <w:lang w:eastAsia="zh-CN"/>
+        </w:rPr>
+        <w:t>评测</w:t>
+      </w:r>
+      <w:r>
+        <w:rPr>
+          <w:rFonts w:ascii="楷体" w:eastAsia="楷体" w:hAnsi="楷体"/>
+          <w:sz w:val="21"/>
+          <w:szCs w:val="21"/>
+          <w:lang w:eastAsia="zh-CN"/>
+        </w:rPr>
+        <w:t>体系，了解</w:t>
+      </w:r>
+      <w:r>
+        <w:rPr>
+          <w:rFonts w:ascii="Times New Roman" w:eastAsia="楷体" w:hAnsi="Times New Roman" w:cs="Times New Roman"/>
+          <w:b/>
+          <w:bCs/>
+          <w:sz w:val="21"/>
+          <w:szCs w:val="21"/>
+          <w:lang w:eastAsia="zh-CN"/>
+        </w:rPr>
+        <w:t xml:space="preserve"> Graph RAG</w:t>
+      </w:r>
+      <w:r>
+        <w:rPr>
+          <w:rFonts w:ascii="Times New Roman" w:eastAsia="楷体" w:hAnsi="Times New Roman" w:cs="Times New Roman"/>
+          <w:b/>
+          <w:bCs/>
+          <w:sz w:val="21"/>
+          <w:szCs w:val="21"/>
+          <w:lang w:eastAsia="zh-CN"/>
+        </w:rPr>
+        <w:t>、</w:t>
+      </w:r>
+      <w:r>
+        <w:rPr>
+          <w:rFonts w:ascii="Times New Roman" w:eastAsia="楷体" w:hAnsi="Times New Roman" w:cs="Times New Roman"/>
+          <w:b/>
+          <w:bCs/>
+          <w:sz w:val="21"/>
+          <w:szCs w:val="21"/>
+          <w:lang w:eastAsia="zh-CN"/>
+        </w:rPr>
+        <w:t xml:space="preserve">Agentic RAG </w:t>
+      </w:r>
+      <w:r>
+        <w:rPr>
+          <w:rFonts w:ascii="楷体" w:eastAsia="楷体" w:hAnsi="楷体"/>
+          <w:sz w:val="21"/>
+          <w:szCs w:val="21"/>
+          <w:lang w:eastAsia="zh-CN"/>
+        </w:rPr>
+        <w:t>等前沿架构</w:t>
       </w:r>
     </w:p>
     <w:p>
@@ -2070,7 +2269,7 @@
       </w:pPr>
       <w:r>
         <w:rPr>
-          <w:rFonts w:ascii="楷体" w:eastAsia="楷体" w:hAnsi="楷体" w:hint="eastAsia"/>
+          <w:rFonts w:ascii="楷体" w:eastAsia="楷体" w:hAnsi="楷体"/>
           <w:sz w:val="21"/>
           <w:szCs w:val="21"/>
           <w:lang w:eastAsia="zh-CN"/>
@@ -2079,89 +2278,69 @@
       </w:r>
       <w:r>
         <w:rPr>
-          <w:rFonts w:ascii="楷体" w:eastAsia="楷体" w:hAnsi="楷体" w:hint="eastAsia"/>
+          <w:rFonts w:ascii="Times New Roman" w:eastAsia="楷体" w:hAnsi="Times New Roman" w:cs="Times New Roman"/>
           <w:sz w:val="21"/>
           <w:szCs w:val="21"/>
           <w:lang w:eastAsia="zh-CN"/>
         </w:rPr>
         <w:t xml:space="preserve"> </w:t>
       </w:r>
-      <w:r>
-        <w:rPr>
-          <w:rFonts w:ascii="Times New Roman" w:eastAsia="楷体" w:hAnsi="Times New Roman" w:cs="Times New Roman"/>
-          <w:sz w:val="21"/>
-          <w:szCs w:val="21"/>
-          <w:lang w:eastAsia="zh-CN"/>
-        </w:rPr>
-        <w:t>MySQL</w:t>
-      </w:r>
-      <w:r>
-        <w:rPr>
-          <w:rFonts w:ascii="楷体" w:eastAsia="楷体" w:hAnsi="楷体" w:hint="eastAsia"/>
-          <w:sz w:val="21"/>
-          <w:szCs w:val="21"/>
-          <w:lang w:eastAsia="zh-CN"/>
-        </w:rPr>
-        <w:t>，</w:t>
-      </w:r>
-      <w:r>
-        <w:rPr>
-          <w:rFonts w:ascii="楷体" w:eastAsia="楷体" w:hAnsi="楷体" w:hint="eastAsia"/>
-          <w:sz w:val="21"/>
-          <w:szCs w:val="21"/>
-          <w:lang w:eastAsia="zh-CN"/>
-        </w:rPr>
-        <w:t>熟悉</w:t>
-      </w:r>
-      <w:r>
-        <w:rPr>
-          <w:rFonts w:ascii="楷体" w:eastAsia="楷体" w:hAnsi="楷体" w:hint="eastAsia"/>
-          <w:b/>
-          <w:bCs/>
-          <w:sz w:val="21"/>
-          <w:szCs w:val="21"/>
-          <w:lang w:eastAsia="zh-CN"/>
-        </w:rPr>
-        <w:t>索引、事务、</w:t>
-      </w:r>
-      <w:r>
-        <w:rPr>
-          <w:rFonts w:ascii="楷体" w:eastAsia="楷体" w:hAnsi="楷体" w:hint="eastAsia"/>
-          <w:b/>
-          <w:bCs/>
-          <w:sz w:val="21"/>
-          <w:szCs w:val="21"/>
-          <w:lang w:eastAsia="zh-CN"/>
-        </w:rPr>
-        <w:t>日志</w:t>
-      </w:r>
-      <w:r>
-        <w:rPr>
-          <w:rFonts w:ascii="楷体" w:eastAsia="楷体" w:hAnsi="楷体" w:hint="eastAsia"/>
-          <w:b/>
-          <w:bCs/>
+      <w:proofErr w:type="spellStart"/>
+      <w:r>
+        <w:rPr>
+          <w:rFonts w:ascii="Times New Roman" w:eastAsia="楷体" w:hAnsi="Times New Roman" w:cs="Times New Roman"/>
+          <w:b/>
+          <w:bCs/>
+          <w:sz w:val="21"/>
+          <w:szCs w:val="21"/>
+          <w:lang w:eastAsia="zh-CN"/>
+        </w:rPr>
+        <w:t>LangChain</w:t>
+      </w:r>
+      <w:proofErr w:type="spellEnd"/>
+      <w:r>
+        <w:rPr>
+          <w:rFonts w:ascii="Times New Roman" w:eastAsia="楷体" w:hAnsi="Times New Roman" w:cs="Times New Roman"/>
           <w:sz w:val="21"/>
           <w:szCs w:val="21"/>
           <w:lang w:eastAsia="zh-CN"/>
         </w:rPr>
         <w:t>、</w:t>
       </w:r>
-      <w:r>
-        <w:rPr>
-          <w:rFonts w:ascii="Times New Roman" w:eastAsia="楷体" w:hAnsi="Times New Roman" w:cs="Times New Roman"/>
-          <w:b/>
-          <w:bCs/>
-          <w:sz w:val="21"/>
-          <w:szCs w:val="21"/>
-          <w:lang w:eastAsia="zh-CN"/>
-        </w:rPr>
-        <w:t>MVCC</w:t>
-      </w:r>
-      <w:r>
-        <w:rPr>
-          <w:rFonts w:ascii="Times New Roman" w:eastAsia="楷体" w:hAnsi="Times New Roman" w:cs="Times New Roman" w:hint="eastAsia"/>
-          <w:b/>
-          <w:bCs/>
+      <w:proofErr w:type="spellStart"/>
+      <w:r>
+        <w:rPr>
+          <w:rFonts w:ascii="Times New Roman" w:eastAsia="楷体" w:hAnsi="Times New Roman" w:cs="Times New Roman"/>
+          <w:sz w:val="21"/>
+          <w:szCs w:val="21"/>
+          <w:lang w:eastAsia="zh-CN"/>
+        </w:rPr>
+        <w:t>LangGraph</w:t>
+      </w:r>
+      <w:proofErr w:type="spellEnd"/>
+      <w:r>
+        <w:rPr>
+          <w:rFonts w:ascii="Times New Roman" w:eastAsia="楷体" w:hAnsi="Times New Roman" w:cs="Times New Roman"/>
+          <w:sz w:val="21"/>
+          <w:szCs w:val="21"/>
+          <w:lang w:eastAsia="zh-CN"/>
+        </w:rPr>
+        <w:t>、</w:t>
+      </w:r>
+      <w:proofErr w:type="spellStart"/>
+      <w:r>
+        <w:rPr>
+          <w:rFonts w:ascii="Times New Roman" w:eastAsia="楷体" w:hAnsi="Times New Roman" w:cs="Times New Roman"/>
+          <w:sz w:val="21"/>
+          <w:szCs w:val="21"/>
+          <w:lang w:eastAsia="zh-CN"/>
+        </w:rPr>
+        <w:t>Dify</w:t>
+      </w:r>
+      <w:proofErr w:type="spellEnd"/>
+      <w:r>
+        <w:rPr>
+          <w:rFonts w:ascii="Times New Roman" w:eastAsia="楷体" w:hAnsi="Times New Roman" w:cs="Times New Roman"/>
           <w:sz w:val="21"/>
           <w:szCs w:val="21"/>
           <w:lang w:eastAsia="zh-CN"/>
@@ -2170,74 +2349,111 @@
       </w:r>
       <w:r>
         <w:rPr>
-          <w:rFonts w:ascii="Times New Roman" w:eastAsia="楷体" w:hAnsi="Times New Roman" w:cs="Times New Roman" w:hint="eastAsia"/>
-          <w:b/>
-          <w:bCs/>
-          <w:sz w:val="21"/>
-          <w:szCs w:val="21"/>
-          <w:lang w:eastAsia="zh-CN"/>
-        </w:rPr>
-        <w:t>及锁机制</w:t>
-      </w:r>
-      <w:r>
-        <w:rPr>
-          <w:rFonts w:ascii="Times New Roman" w:eastAsia="楷体" w:hAnsi="Times New Roman" w:cs="Times New Roman" w:hint="eastAsia"/>
-          <w:sz w:val="21"/>
-          <w:szCs w:val="21"/>
-          <w:lang w:eastAsia="zh-CN"/>
-        </w:rPr>
-        <w:t>，</w:t>
-      </w:r>
-      <w:r>
-        <w:rPr>
-          <w:rFonts w:ascii="楷体" w:eastAsia="楷体" w:hAnsi="楷体" w:hint="eastAsia"/>
-          <w:sz w:val="21"/>
-          <w:szCs w:val="21"/>
-          <w:lang w:eastAsia="zh-CN"/>
-        </w:rPr>
-        <w:t>具备</w:t>
-      </w:r>
-      <w:r>
-        <w:rPr>
-          <w:rFonts w:ascii="楷体" w:eastAsia="楷体" w:hAnsi="楷体" w:hint="eastAsia"/>
-          <w:sz w:val="21"/>
-          <w:szCs w:val="21"/>
-          <w:lang w:eastAsia="zh-CN"/>
-        </w:rPr>
-        <w:t xml:space="preserve"> </w:t>
-      </w:r>
-      <w:r>
-        <w:rPr>
-          <w:rFonts w:ascii="Times New Roman" w:eastAsia="楷体" w:hAnsi="Times New Roman" w:cs="Times New Roman"/>
-          <w:b/>
-          <w:bCs/>
-          <w:sz w:val="21"/>
-          <w:szCs w:val="21"/>
-          <w:lang w:eastAsia="zh-CN"/>
-        </w:rPr>
-        <w:t>SQL</w:t>
-      </w:r>
-      <w:r>
-        <w:rPr>
-          <w:rFonts w:ascii="Times New Roman" w:eastAsia="楷体" w:hAnsi="Times New Roman" w:cs="Times New Roman" w:hint="eastAsia"/>
-          <w:b/>
-          <w:bCs/>
-          <w:sz w:val="21"/>
-          <w:szCs w:val="21"/>
-          <w:lang w:eastAsia="zh-CN"/>
-        </w:rPr>
-        <w:t xml:space="preserve"> </w:t>
-      </w:r>
-      <w:r>
-        <w:rPr>
-          <w:rFonts w:ascii="楷体" w:eastAsia="楷体" w:hAnsi="楷体" w:hint="eastAsia"/>
-          <w:b/>
-          <w:bCs/>
-          <w:sz w:val="21"/>
-          <w:szCs w:val="21"/>
-          <w:lang w:eastAsia="zh-CN"/>
-        </w:rPr>
-        <w:t>优化</w:t>
+          <w:rFonts w:ascii="楷体" w:eastAsia="楷体" w:hAnsi="楷体"/>
+          <w:sz w:val="21"/>
+          <w:szCs w:val="21"/>
+          <w:lang w:eastAsia="zh-CN"/>
+        </w:rPr>
+        <w:t>等</w:t>
+      </w:r>
+      <w:r>
+        <w:rPr>
+          <w:rFonts w:ascii="Times New Roman" w:eastAsia="楷体" w:hAnsi="Times New Roman" w:cs="Times New Roman"/>
+          <w:sz w:val="21"/>
+          <w:szCs w:val="21"/>
+          <w:lang w:eastAsia="zh-CN"/>
+        </w:rPr>
+        <w:t xml:space="preserve"> AI </w:t>
+      </w:r>
+      <w:r>
+        <w:rPr>
+          <w:rFonts w:ascii="楷体" w:eastAsia="楷体" w:hAnsi="楷体"/>
+          <w:sz w:val="21"/>
+          <w:szCs w:val="21"/>
+          <w:lang w:eastAsia="zh-CN"/>
+        </w:rPr>
+        <w:t>应用开发框架，能够灵活组合</w:t>
+      </w:r>
+      <w:r>
+        <w:rPr>
+          <w:rFonts w:ascii="Times New Roman" w:eastAsia="楷体" w:hAnsi="Times New Roman" w:cs="Times New Roman"/>
+          <w:sz w:val="21"/>
+          <w:szCs w:val="21"/>
+          <w:lang w:eastAsia="zh-CN"/>
+        </w:rPr>
+        <w:t xml:space="preserve"> Agent</w:t>
+      </w:r>
+      <w:r>
+        <w:rPr>
+          <w:rFonts w:ascii="Times New Roman" w:eastAsia="楷体" w:hAnsi="Times New Roman" w:cs="Times New Roman"/>
+          <w:sz w:val="21"/>
+          <w:szCs w:val="21"/>
+          <w:lang w:eastAsia="zh-CN"/>
+        </w:rPr>
+        <w:t>、</w:t>
+      </w:r>
+      <w:r>
+        <w:rPr>
+          <w:rFonts w:ascii="Times New Roman" w:eastAsia="楷体" w:hAnsi="Times New Roman" w:cs="Times New Roman"/>
+          <w:sz w:val="21"/>
+          <w:szCs w:val="21"/>
+          <w:lang w:eastAsia="zh-CN"/>
+        </w:rPr>
+        <w:t>RAG</w:t>
+      </w:r>
+      <w:r>
+        <w:rPr>
+          <w:rFonts w:ascii="Times New Roman" w:eastAsia="楷体" w:hAnsi="Times New Roman" w:cs="Times New Roman"/>
+          <w:sz w:val="21"/>
+          <w:szCs w:val="21"/>
+          <w:lang w:eastAsia="zh-CN"/>
+        </w:rPr>
+        <w:t>、</w:t>
+      </w:r>
+      <w:r>
+        <w:rPr>
+          <w:rFonts w:ascii="Times New Roman" w:eastAsia="楷体" w:hAnsi="Times New Roman" w:cs="Times New Roman"/>
+          <w:sz w:val="21"/>
+          <w:szCs w:val="21"/>
+          <w:lang w:eastAsia="zh-CN"/>
+        </w:rPr>
+        <w:t xml:space="preserve">MCP </w:t>
+      </w:r>
+      <w:r>
+        <w:rPr>
+          <w:rFonts w:ascii="楷体" w:eastAsia="楷体" w:hAnsi="楷体"/>
+          <w:sz w:val="21"/>
+          <w:szCs w:val="21"/>
+          <w:lang w:eastAsia="zh-CN"/>
+        </w:rPr>
+        <w:t>等能力，</w:t>
+      </w:r>
+      <w:r>
+        <w:rPr>
+          <w:rFonts w:ascii="楷体" w:eastAsia="楷体" w:hAnsi="楷体"/>
+          <w:sz w:val="21"/>
+          <w:szCs w:val="21"/>
+          <w:lang w:eastAsia="zh-CN"/>
+        </w:rPr>
+        <w:t>完成从原型</w:t>
+      </w:r>
+      <w:r>
+        <w:rPr>
+          <w:rFonts w:ascii="楷体" w:eastAsia="楷体" w:hAnsi="楷体" w:hint="eastAsia"/>
+          <w:sz w:val="21"/>
+          <w:szCs w:val="21"/>
+          <w:lang w:eastAsia="zh-CN"/>
+        </w:rPr>
+        <w:t>设计</w:t>
+      </w:r>
+      <w:r>
+        <w:rPr>
+          <w:rFonts w:ascii="楷体" w:eastAsia="楷体" w:hAnsi="楷体"/>
+          <w:sz w:val="21"/>
+          <w:szCs w:val="21"/>
+          <w:lang w:eastAsia="zh-CN"/>
+        </w:rPr>
+        <w:t>到服务上线的端到端落地</w:t>
       </w:r>
       <w:r>
         <w:rPr>
@@ -2269,6 +2485,33 @@
       </w:pPr>
       <w:r>
         <w:rPr>
+          <w:rFonts w:ascii="楷体" w:eastAsia="楷体" w:hAnsi="楷体"/>
+          <w:sz w:val="21"/>
+          <w:szCs w:val="21"/>
+          <w:lang w:eastAsia="zh-CN"/>
+        </w:rPr>
+        <w:t>具备扎实的</w:t>
+      </w:r>
+      <w:r>
+        <w:rPr>
+          <w:rFonts w:ascii="Times New Roman" w:eastAsia="楷体" w:hAnsi="Times New Roman" w:cs="Times New Roman"/>
+          <w:sz w:val="21"/>
+          <w:szCs w:val="21"/>
+          <w:lang w:eastAsia="zh-CN"/>
+        </w:rPr>
+        <w:t xml:space="preserve"> Java </w:t>
+      </w:r>
+      <w:r>
+        <w:rPr>
+          <w:rFonts w:ascii="楷体" w:eastAsia="楷体" w:hAnsi="楷体"/>
+          <w:sz w:val="21"/>
+          <w:szCs w:val="21"/>
+          <w:lang w:eastAsia="zh-CN"/>
+        </w:rPr>
+        <w:t>基础，</w:t>
+      </w:r>
+      <w:r>
+        <w:rPr>
           <w:rFonts w:ascii="楷体" w:eastAsia="楷体" w:hAnsi="楷体" w:hint="eastAsia"/>
           <w:sz w:val="21"/>
           <w:szCs w:val="21"/>
@@ -2278,34 +2521,65 @@
       </w:r>
       <w:r>
         <w:rPr>
-          <w:rFonts w:ascii="楷体" w:eastAsia="楷体" w:hAnsi="楷体" w:hint="eastAsia"/>
-          <w:sz w:val="21"/>
-          <w:szCs w:val="21"/>
-          <w:lang w:eastAsia="zh-CN"/>
-        </w:rPr>
-        <w:t xml:space="preserve"> </w:t>
-      </w:r>
-      <w:r>
-        <w:rPr>
-          <w:rFonts w:ascii="Times New Roman" w:eastAsia="楷体" w:hAnsi="Times New Roman" w:cs="Times New Roman"/>
-          <w:sz w:val="21"/>
-          <w:szCs w:val="21"/>
-          <w:lang w:eastAsia="zh-CN"/>
-        </w:rPr>
-        <w:t>JUC</w:t>
-      </w:r>
-      <w:r>
-        <w:rPr>
-          <w:rFonts w:ascii="Times New Roman" w:eastAsia="楷体" w:hAnsi="Times New Roman" w:cs="Times New Roman" w:hint="eastAsia"/>
-          <w:sz w:val="21"/>
-          <w:szCs w:val="21"/>
-          <w:lang w:eastAsia="zh-CN"/>
-        </w:rPr>
-        <w:t xml:space="preserve"> </w:t>
-      </w:r>
-      <w:r>
-        <w:rPr>
-          <w:rFonts w:ascii="Times New Roman" w:eastAsia="楷体" w:hAnsi="Times New Roman" w:cs="Times New Roman" w:hint="eastAsia"/>
+          <w:rFonts w:ascii="楷体" w:eastAsia="楷体" w:hAnsi="楷体"/>
+          <w:sz w:val="21"/>
+          <w:szCs w:val="21"/>
+          <w:lang w:eastAsia="zh-CN"/>
+        </w:rPr>
+        <w:t>集合、反射、</w:t>
+      </w:r>
+      <w:r>
+        <w:rPr>
+          <w:rFonts w:ascii="Times New Roman" w:eastAsia="楷体" w:hAnsi="Times New Roman" w:cs="Times New Roman"/>
+          <w:sz w:val="21"/>
+          <w:szCs w:val="21"/>
+          <w:lang w:eastAsia="zh-CN"/>
+        </w:rPr>
+        <w:t>IO</w:t>
+      </w:r>
+      <w:r>
+        <w:rPr>
+          <w:rFonts w:ascii="楷体" w:eastAsia="楷体" w:hAnsi="楷体"/>
+          <w:sz w:val="21"/>
+          <w:szCs w:val="21"/>
+          <w:lang w:eastAsia="zh-CN"/>
+        </w:rPr>
+        <w:t>、</w:t>
+      </w:r>
+      <w:r>
+        <w:rPr>
+          <w:rFonts w:ascii="Times New Roman" w:eastAsia="楷体" w:hAnsi="Times New Roman" w:cs="Times New Roman"/>
+          <w:sz w:val="21"/>
+          <w:szCs w:val="21"/>
+          <w:lang w:eastAsia="zh-CN"/>
+        </w:rPr>
+        <w:t xml:space="preserve">Java8 </w:t>
+      </w:r>
+      <w:r>
+        <w:rPr>
+          <w:rFonts w:ascii="楷体" w:eastAsia="楷体" w:hAnsi="楷体"/>
+          <w:sz w:val="21"/>
+          <w:szCs w:val="21"/>
+          <w:lang w:eastAsia="zh-CN"/>
+        </w:rPr>
+        <w:t>特性以及</w:t>
+      </w:r>
+      <w:r>
+        <w:rPr>
+          <w:rFonts w:ascii="Times New Roman" w:eastAsia="楷体" w:hAnsi="Times New Roman" w:cs="Times New Roman"/>
+          <w:b/>
+          <w:bCs/>
+          <w:sz w:val="21"/>
+          <w:szCs w:val="21"/>
+          <w:lang w:eastAsia="zh-CN"/>
+        </w:rPr>
+        <w:t xml:space="preserve"> JUC </w:t>
+      </w:r>
+      <w:r>
+        <w:rPr>
+          <w:rFonts w:ascii="楷体" w:eastAsia="楷体" w:hAnsi="楷体"/>
+          <w:b/>
+          <w:bCs/>
           <w:sz w:val="21"/>
           <w:szCs w:val="21"/>
           <w:lang w:eastAsia="zh-CN"/>
@@ -2314,77 +2588,12 @@
       </w:r>
       <w:r>
         <w:rPr>
-          <w:rFonts w:ascii="楷体" w:eastAsia="楷体" w:hAnsi="楷体" w:hint="eastAsia"/>
-          <w:sz w:val="21"/>
-          <w:szCs w:val="21"/>
-          <w:lang w:eastAsia="zh-CN"/>
-        </w:rPr>
-        <w:t>，</w:t>
-      </w:r>
-      <w:r>
-        <w:rPr>
-          <w:rFonts w:ascii="楷体" w:eastAsia="楷体" w:hAnsi="楷体" w:hint="eastAsia"/>
-          <w:sz w:val="21"/>
-          <w:szCs w:val="21"/>
-          <w:lang w:eastAsia="zh-CN"/>
-        </w:rPr>
-        <w:t>掌握</w:t>
-      </w:r>
-      <w:r>
-        <w:rPr>
-          <w:rFonts w:ascii="楷体" w:eastAsia="楷体" w:hAnsi="楷体" w:hint="eastAsia"/>
-          <w:b/>
-          <w:bCs/>
-          <w:sz w:val="21"/>
-          <w:szCs w:val="21"/>
-          <w:lang w:eastAsia="zh-CN"/>
-        </w:rPr>
-        <w:t>锁、线程池、异步编程</w:t>
-      </w:r>
-      <w:r>
-        <w:rPr>
-          <w:rFonts w:ascii="楷体" w:eastAsia="楷体" w:hAnsi="楷体" w:hint="eastAsia"/>
-          <w:sz w:val="21"/>
-          <w:szCs w:val="21"/>
-          <w:lang w:eastAsia="zh-CN"/>
-        </w:rPr>
-        <w:t xml:space="preserve">及 </w:t>
-      </w:r>
-      <w:r>
-        <w:rPr>
-          <w:rFonts w:ascii="Times New Roman" w:eastAsia="楷体" w:hAnsi="Times New Roman" w:cs="Times New Roman"/>
-          <w:sz w:val="21"/>
-          <w:szCs w:val="21"/>
-          <w:lang w:eastAsia="zh-CN"/>
-        </w:rPr>
-        <w:t>CountDownLatch</w:t>
-      </w:r>
-      <w:r>
-        <w:rPr>
-          <w:rFonts w:ascii="Times New Roman" w:eastAsia="楷体" w:hAnsi="Times New Roman" w:cs="Times New Roman" w:hint="eastAsia"/>
-          <w:sz w:val="21"/>
-          <w:szCs w:val="21"/>
-          <w:lang w:eastAsia="zh-CN"/>
-        </w:rPr>
-        <w:t xml:space="preserve"> </w:t>
-      </w:r>
-      <w:r>
-        <w:rPr>
-          <w:rFonts w:ascii="楷体" w:eastAsia="楷体" w:hAnsi="楷体" w:hint="eastAsia"/>
-          <w:sz w:val="21"/>
-          <w:szCs w:val="21"/>
-          <w:lang w:eastAsia="zh-CN"/>
-        </w:rPr>
-        <w:t>等</w:t>
-      </w:r>
-      <w:r>
-        <w:rPr>
-          <w:rFonts w:ascii="楷体" w:eastAsia="楷体" w:hAnsi="楷体" w:hint="eastAsia"/>
-          <w:sz w:val="21"/>
-          <w:szCs w:val="21"/>
-          <w:lang w:eastAsia="zh-CN"/>
-        </w:rPr>
-        <w:t>常用工具类</w:t>
+          <w:rFonts w:ascii="楷体" w:eastAsia="楷体" w:hAnsi="楷体"/>
+          <w:sz w:val="21"/>
+          <w:szCs w:val="21"/>
+          <w:lang w:eastAsia="zh-CN"/>
+        </w:rPr>
+        <w:t>（锁、线程池、异步工具等）</w:t>
       </w:r>
     </w:p>
     <w:p>
@@ -2407,66 +2616,12 @@
       </w:pPr>
       <w:r>
         <w:rPr>
-          <w:rFonts w:ascii="楷体" w:eastAsia="楷体" w:hAnsi="楷体" w:hint="eastAsia"/>
-          <w:sz w:val="21"/>
-          <w:szCs w:val="21"/>
-          <w:lang w:eastAsia="zh-CN"/>
-        </w:rPr>
-        <w:t>熟悉</w:t>
-      </w:r>
-      <w:r>
-        <w:rPr>
-          <w:rFonts w:ascii="楷体" w:eastAsia="楷体" w:hAnsi="楷体" w:hint="eastAsia"/>
-          <w:sz w:val="21"/>
-          <w:szCs w:val="21"/>
-          <w:lang w:eastAsia="zh-CN"/>
-        </w:rPr>
-        <w:t>计算机网络、操作系统</w:t>
-      </w:r>
-      <w:r>
-        <w:rPr>
-          <w:rFonts w:ascii="楷体" w:eastAsia="楷体" w:hAnsi="楷体" w:hint="eastAsia"/>
-          <w:sz w:val="21"/>
-          <w:szCs w:val="21"/>
-          <w:lang w:eastAsia="zh-CN"/>
-        </w:rPr>
-        <w:t>以及常见</w:t>
-      </w:r>
-      <w:r>
-        <w:rPr>
-          <w:rFonts w:ascii="楷体" w:eastAsia="楷体" w:hAnsi="楷体" w:hint="eastAsia"/>
-          <w:sz w:val="21"/>
-          <w:szCs w:val="21"/>
-          <w:lang w:eastAsia="zh-CN"/>
-        </w:rPr>
-        <w:t>的</w:t>
-      </w:r>
-      <w:r>
-        <w:rPr>
-          <w:rFonts w:ascii="楷体" w:eastAsia="楷体" w:hAnsi="楷体" w:hint="eastAsia"/>
-          <w:sz w:val="21"/>
-          <w:szCs w:val="21"/>
-          <w:lang w:eastAsia="zh-CN"/>
-        </w:rPr>
-        <w:t>数据结构、算法</w:t>
-      </w:r>
-      <w:r>
-        <w:rPr>
-          <w:rFonts w:ascii="楷体" w:eastAsia="楷体" w:hAnsi="楷体" w:hint="eastAsia"/>
-          <w:sz w:val="21"/>
-          <w:szCs w:val="21"/>
-          <w:lang w:eastAsia="zh-CN"/>
-        </w:rPr>
-        <w:t>和</w:t>
-      </w:r>
-      <w:r>
-        <w:rPr>
-          <w:rFonts w:ascii="楷体" w:eastAsia="楷体" w:hAnsi="楷体" w:hint="eastAsia"/>
-          <w:sz w:val="21"/>
-          <w:szCs w:val="21"/>
-          <w:lang w:eastAsia="zh-CN"/>
-        </w:rPr>
-        <w:t>设计模式等知识</w:t>
+          <w:rFonts w:ascii="楷体" w:eastAsia="楷体" w:hAnsi="楷体"/>
+          <w:sz w:val="21"/>
+          <w:szCs w:val="21"/>
+          <w:lang w:eastAsia="zh-CN"/>
+        </w:rPr>
+        <w:t>熟悉计算机网络、操作系统、数据结构与算法、设计模式等计算机基础，具备良好的系统设计与问题分析能力</w:t>
       </w:r>
     </w:p>
     <w:p>
@@ -2494,99 +2649,150 @@
           <w:szCs w:val="21"/>
           <w:lang w:eastAsia="zh-CN"/>
         </w:rPr>
-        <w:t>熟练使用</w:t>
-      </w:r>
-      <w:r>
-        <w:rPr>
-          <w:rFonts w:ascii="Times New Roman" w:eastAsia="楷体" w:hAnsi="Times New Roman" w:cs="Times New Roman"/>
-          <w:sz w:val="21"/>
-          <w:szCs w:val="21"/>
-          <w:lang w:eastAsia="zh-CN"/>
-        </w:rPr>
-        <w:t xml:space="preserve"> Spring </w:t>
-      </w:r>
-      <w:r>
-        <w:rPr>
-          <w:rFonts w:ascii="楷体" w:eastAsia="楷体" w:hAnsi="楷体"/>
-          <w:sz w:val="21"/>
-          <w:szCs w:val="21"/>
-          <w:lang w:eastAsia="zh-CN"/>
-        </w:rPr>
-        <w:t>生态</w:t>
-      </w:r>
-      <w:r>
-        <w:rPr>
-          <w:rFonts w:ascii="楷体" w:eastAsia="楷体" w:hAnsi="楷体" w:hint="eastAsia"/>
-          <w:sz w:val="21"/>
-          <w:szCs w:val="21"/>
-          <w:lang w:eastAsia="zh-CN"/>
-        </w:rPr>
-        <w:t>开发框架，了解</w:t>
-      </w:r>
-      <w:r>
-        <w:rPr>
-          <w:rFonts w:ascii="Times New Roman" w:eastAsia="楷体" w:hAnsi="Times New Roman" w:cs="Times New Roman"/>
-          <w:sz w:val="21"/>
-          <w:szCs w:val="21"/>
-          <w:lang w:eastAsia="zh-CN"/>
-        </w:rPr>
-        <w:t xml:space="preserve"> Spring Cloud</w:t>
-      </w:r>
-      <w:r>
-        <w:rPr>
-          <w:rFonts w:ascii="Times New Roman" w:eastAsia="楷体" w:hAnsi="Times New Roman" w:cs="Times New Roman"/>
-          <w:sz w:val="21"/>
-          <w:szCs w:val="21"/>
-          <w:lang w:eastAsia="zh-CN"/>
-        </w:rPr>
-        <w:t>（含</w:t>
-      </w:r>
-      <w:r>
-        <w:rPr>
-          <w:rFonts w:ascii="Times New Roman" w:eastAsia="楷体" w:hAnsi="Times New Roman" w:cs="Times New Roman"/>
-          <w:sz w:val="21"/>
-          <w:szCs w:val="21"/>
-          <w:lang w:eastAsia="zh-CN"/>
-        </w:rPr>
-        <w:t xml:space="preserve"> Alibaba</w:t>
-      </w:r>
-      <w:r>
-        <w:rPr>
-          <w:rFonts w:ascii="Times New Roman" w:eastAsia="楷体" w:hAnsi="Times New Roman" w:cs="Times New Roman"/>
-          <w:sz w:val="21"/>
-          <w:szCs w:val="21"/>
-          <w:lang w:eastAsia="zh-CN"/>
-        </w:rPr>
-        <w:t>）</w:t>
-      </w:r>
-      <w:proofErr w:type="gramStart"/>
-      <w:r>
-        <w:rPr>
-          <w:rFonts w:ascii="楷体" w:eastAsia="楷体" w:hAnsi="楷体"/>
-          <w:sz w:val="21"/>
-          <w:szCs w:val="21"/>
-          <w:lang w:eastAsia="zh-CN"/>
-        </w:rPr>
-        <w:t>微服务</w:t>
-      </w:r>
-      <w:proofErr w:type="gramEnd"/>
-      <w:r>
-        <w:rPr>
-          <w:rFonts w:ascii="楷体" w:eastAsia="楷体" w:hAnsi="楷体"/>
-          <w:sz w:val="21"/>
-          <w:szCs w:val="21"/>
-          <w:lang w:eastAsia="zh-CN"/>
-        </w:rPr>
-        <w:t>相关组件</w:t>
-      </w:r>
-      <w:r>
-        <w:rPr>
-          <w:rFonts w:ascii="楷体" w:eastAsia="楷体" w:hAnsi="楷体" w:hint="eastAsia"/>
-          <w:sz w:val="21"/>
-          <w:szCs w:val="21"/>
-          <w:lang w:eastAsia="zh-CN"/>
-        </w:rPr>
-        <w:t>的使用</w:t>
+        <w:t xml:space="preserve">熟练使用 </w:t>
+      </w:r>
+      <w:r>
+        <w:rPr>
+          <w:rFonts w:ascii="Times New Roman" w:eastAsia="楷体" w:hAnsi="Times New Roman" w:cs="Times New Roman"/>
+          <w:sz w:val="21"/>
+          <w:szCs w:val="21"/>
+          <w:lang w:eastAsia="zh-CN"/>
+        </w:rPr>
+        <w:t xml:space="preserve">MySQL </w:t>
+      </w:r>
+      <w:r>
+        <w:rPr>
+          <w:rFonts w:ascii="楷体" w:eastAsia="楷体" w:hAnsi="楷体"/>
+          <w:sz w:val="21"/>
+          <w:szCs w:val="21"/>
+          <w:lang w:eastAsia="zh-CN"/>
+        </w:rPr>
+        <w:t>与</w:t>
+      </w:r>
+      <w:r>
+        <w:rPr>
+          <w:rFonts w:ascii="Times New Roman" w:eastAsia="楷体" w:hAnsi="Times New Roman" w:cs="Times New Roman"/>
+          <w:sz w:val="21"/>
+          <w:szCs w:val="21"/>
+          <w:lang w:eastAsia="zh-CN"/>
+        </w:rPr>
+        <w:t xml:space="preserve"> Redis</w:t>
+      </w:r>
+      <w:r>
+        <w:rPr>
+          <w:rFonts w:ascii="楷体" w:eastAsia="楷体" w:hAnsi="楷体"/>
+          <w:sz w:val="21"/>
+          <w:szCs w:val="21"/>
+          <w:lang w:eastAsia="zh-CN"/>
+        </w:rPr>
+        <w:t>，深入理解</w:t>
+      </w:r>
+      <w:r>
+        <w:rPr>
+          <w:rFonts w:ascii="楷体" w:eastAsia="楷体" w:hAnsi="楷体"/>
+          <w:b/>
+          <w:bCs/>
+          <w:sz w:val="21"/>
+          <w:szCs w:val="21"/>
+          <w:lang w:eastAsia="zh-CN"/>
+        </w:rPr>
+        <w:t>索引、事务</w:t>
+      </w:r>
+      <w:r>
+        <w:rPr>
+          <w:rFonts w:ascii="楷体" w:eastAsia="楷体" w:hAnsi="楷体"/>
+          <w:sz w:val="21"/>
+          <w:szCs w:val="21"/>
+          <w:lang w:eastAsia="zh-CN"/>
+        </w:rPr>
+        <w:t>、</w:t>
+      </w:r>
+      <w:r>
+        <w:rPr>
+          <w:rFonts w:ascii="楷体" w:eastAsia="楷体" w:hAnsi="楷体"/>
+          <w:b/>
+          <w:bCs/>
+          <w:sz w:val="21"/>
+          <w:szCs w:val="21"/>
+          <w:lang w:eastAsia="zh-CN"/>
+        </w:rPr>
+        <w:t>日志</w:t>
+      </w:r>
+      <w:r>
+        <w:rPr>
+          <w:rFonts w:ascii="楷体" w:eastAsia="楷体" w:hAnsi="楷体"/>
+          <w:sz w:val="21"/>
+          <w:szCs w:val="21"/>
+          <w:lang w:eastAsia="zh-CN"/>
+        </w:rPr>
+        <w:t>及</w:t>
+      </w:r>
+      <w:r>
+        <w:rPr>
+          <w:rFonts w:ascii="Times New Roman" w:eastAsia="楷体" w:hAnsi="Times New Roman" w:cs="Times New Roman"/>
+          <w:sz w:val="21"/>
+          <w:szCs w:val="21"/>
+          <w:lang w:eastAsia="zh-CN"/>
+        </w:rPr>
+        <w:t xml:space="preserve"> </w:t>
+      </w:r>
+      <w:r>
+        <w:rPr>
+          <w:rFonts w:ascii="Times New Roman" w:eastAsia="楷体" w:hAnsi="Times New Roman" w:cs="Times New Roman"/>
+          <w:b/>
+          <w:bCs/>
+          <w:sz w:val="21"/>
+          <w:szCs w:val="21"/>
+          <w:lang w:eastAsia="zh-CN"/>
+        </w:rPr>
+        <w:t xml:space="preserve">SQL </w:t>
+      </w:r>
+      <w:r>
+        <w:rPr>
+          <w:rFonts w:ascii="楷体" w:eastAsia="楷体" w:hAnsi="楷体"/>
+          <w:b/>
+          <w:bCs/>
+          <w:sz w:val="21"/>
+          <w:szCs w:val="21"/>
+          <w:lang w:eastAsia="zh-CN"/>
+        </w:rPr>
+        <w:t>优化</w:t>
+      </w:r>
+      <w:r>
+        <w:rPr>
+          <w:rFonts w:ascii="楷体" w:eastAsia="楷体" w:hAnsi="楷体" w:hint="eastAsia"/>
+          <w:sz w:val="21"/>
+          <w:szCs w:val="21"/>
+          <w:lang w:eastAsia="zh-CN"/>
+        </w:rPr>
+        <w:t>；</w:t>
+      </w:r>
+      <w:r>
+        <w:rPr>
+          <w:rFonts w:ascii="楷体" w:eastAsia="楷体" w:hAnsi="楷体"/>
+          <w:sz w:val="21"/>
+          <w:szCs w:val="21"/>
+          <w:lang w:eastAsia="zh-CN"/>
+        </w:rPr>
+        <w:t>掌握</w:t>
+      </w:r>
+      <w:r>
+        <w:rPr>
+          <w:rFonts w:ascii="Times New Roman" w:eastAsia="楷体" w:hAnsi="Times New Roman" w:cs="Times New Roman"/>
+          <w:sz w:val="21"/>
+          <w:szCs w:val="21"/>
+          <w:lang w:eastAsia="zh-CN"/>
+        </w:rPr>
+        <w:t xml:space="preserve"> Redis </w:t>
+      </w:r>
+      <w:r>
+        <w:rPr>
+          <w:rFonts w:ascii="楷体" w:eastAsia="楷体" w:hAnsi="楷体"/>
+          <w:sz w:val="21"/>
+          <w:szCs w:val="21"/>
+          <w:lang w:eastAsia="zh-CN"/>
+        </w:rPr>
+        <w:t>分布式锁、持久化等核心知识</w:t>
       </w:r>
     </w:p>
     <w:p>
@@ -2609,114 +2815,90 @@
       </w:pPr>
       <w:r>
         <w:rPr>
-          <w:rFonts w:ascii="楷体" w:eastAsia="楷体" w:hAnsi="楷体" w:hint="eastAsia"/>
-          <w:sz w:val="21"/>
-          <w:szCs w:val="21"/>
-          <w:lang w:eastAsia="zh-CN"/>
-        </w:rPr>
-        <w:t>熟悉</w:t>
-      </w:r>
-      <w:r>
-        <w:rPr>
-          <w:rFonts w:ascii="楷体" w:eastAsia="楷体" w:hAnsi="楷体" w:hint="eastAsia"/>
-          <w:b/>
-          <w:bCs/>
-          <w:sz w:val="21"/>
-          <w:szCs w:val="21"/>
-          <w:lang w:eastAsia="zh-CN"/>
-        </w:rPr>
-        <w:t xml:space="preserve"> </w:t>
-      </w:r>
-      <w:r>
-        <w:rPr>
-          <w:rFonts w:ascii="Times New Roman" w:eastAsia="楷体" w:hAnsi="Times New Roman" w:cs="Times New Roman" w:hint="eastAsia"/>
-          <w:b/>
-          <w:bCs/>
-          <w:sz w:val="21"/>
-          <w:szCs w:val="21"/>
-          <w:lang w:eastAsia="zh-CN"/>
-        </w:rPr>
-        <w:t xml:space="preserve">LangChain </w:t>
-      </w:r>
-      <w:r>
-        <w:rPr>
-          <w:rFonts w:ascii="Times New Roman" w:eastAsia="楷体" w:hAnsi="Times New Roman" w:cs="Times New Roman" w:hint="eastAsia"/>
-          <w:sz w:val="21"/>
-          <w:szCs w:val="21"/>
-          <w:lang w:eastAsia="zh-CN"/>
-        </w:rPr>
-        <w:t>等</w:t>
-      </w:r>
-      <w:r>
-        <w:rPr>
-          <w:rFonts w:ascii="Times New Roman" w:eastAsia="楷体" w:hAnsi="Times New Roman" w:cs="Times New Roman" w:hint="eastAsia"/>
-          <w:sz w:val="21"/>
-          <w:szCs w:val="21"/>
-          <w:lang w:eastAsia="zh-CN"/>
-        </w:rPr>
-        <w:t xml:space="preserve"> </w:t>
-      </w:r>
-      <w:r>
-        <w:rPr>
-          <w:rFonts w:ascii="Times New Roman" w:eastAsia="楷体" w:hAnsi="Times New Roman" w:cs="Times New Roman" w:hint="eastAsia"/>
-          <w:sz w:val="21"/>
-          <w:szCs w:val="21"/>
-          <w:lang w:eastAsia="zh-CN"/>
-        </w:rPr>
-        <w:t>AI</w:t>
-      </w:r>
-      <w:r>
-        <w:rPr>
-          <w:rFonts w:ascii="Times New Roman" w:eastAsia="楷体" w:hAnsi="Times New Roman" w:cs="Times New Roman" w:hint="eastAsia"/>
-          <w:sz w:val="21"/>
-          <w:szCs w:val="21"/>
-          <w:lang w:eastAsia="zh-CN"/>
-        </w:rPr>
-        <w:t xml:space="preserve"> </w:t>
-      </w:r>
-      <w:r>
-        <w:rPr>
-          <w:rFonts w:ascii="Times New Roman" w:eastAsia="楷体" w:hAnsi="Times New Roman" w:cs="Times New Roman" w:hint="eastAsia"/>
-          <w:sz w:val="21"/>
-          <w:szCs w:val="21"/>
-          <w:lang w:eastAsia="zh-CN"/>
-        </w:rPr>
-        <w:t>应用</w:t>
-      </w:r>
-      <w:r>
-        <w:rPr>
-          <w:rFonts w:ascii="Times New Roman" w:eastAsia="楷体" w:hAnsi="Times New Roman" w:cs="Times New Roman" w:hint="eastAsia"/>
-          <w:sz w:val="21"/>
-          <w:szCs w:val="21"/>
-          <w:lang w:eastAsia="zh-CN"/>
-        </w:rPr>
-        <w:t>开发</w:t>
-      </w:r>
-      <w:r>
-        <w:rPr>
-          <w:rFonts w:ascii="楷体" w:eastAsia="楷体" w:hAnsi="楷体" w:hint="eastAsia"/>
-          <w:sz w:val="21"/>
-          <w:szCs w:val="21"/>
-          <w:lang w:eastAsia="zh-CN"/>
-        </w:rPr>
-        <w:t>框架，了解</w:t>
-      </w:r>
-      <w:r>
-        <w:rPr>
-          <w:rFonts w:ascii="Times New Roman" w:eastAsia="楷体" w:hAnsi="Times New Roman" w:cs="Times New Roman"/>
-          <w:b/>
-          <w:bCs/>
-          <w:sz w:val="21"/>
-          <w:szCs w:val="21"/>
-          <w:lang w:eastAsia="zh-CN"/>
-        </w:rPr>
-        <w:t xml:space="preserve"> RAG</w:t>
-      </w:r>
-      <w:r>
-        <w:rPr>
-          <w:rFonts w:ascii="Times New Roman" w:eastAsia="楷体" w:hAnsi="Times New Roman" w:cs="Times New Roman"/>
-          <w:b/>
-          <w:bCs/>
+          <w:rFonts w:ascii="楷体" w:eastAsia="楷体" w:hAnsi="楷体"/>
+          <w:sz w:val="21"/>
+          <w:szCs w:val="21"/>
+          <w:lang w:eastAsia="zh-CN"/>
+        </w:rPr>
+        <w:t>熟练使用</w:t>
+      </w:r>
+      <w:r>
+        <w:rPr>
+          <w:rFonts w:ascii="Times New Roman" w:eastAsia="楷体" w:hAnsi="Times New Roman" w:cs="Times New Roman"/>
+          <w:sz w:val="21"/>
+          <w:szCs w:val="21"/>
+          <w:lang w:eastAsia="zh-CN"/>
+        </w:rPr>
+        <w:t xml:space="preserve"> Spring </w:t>
+      </w:r>
+      <w:r>
+        <w:rPr>
+          <w:rFonts w:ascii="楷体" w:eastAsia="楷体" w:hAnsi="楷体"/>
+          <w:sz w:val="21"/>
+          <w:szCs w:val="21"/>
+          <w:lang w:eastAsia="zh-CN"/>
+        </w:rPr>
+        <w:t>生态（</w:t>
+      </w:r>
+      <w:r>
+        <w:rPr>
+          <w:rFonts w:ascii="Times New Roman" w:eastAsia="楷体" w:hAnsi="Times New Roman" w:cs="Times New Roman"/>
+          <w:sz w:val="21"/>
+          <w:szCs w:val="21"/>
+          <w:lang w:eastAsia="zh-CN"/>
+        </w:rPr>
+        <w:t>Boot/Cloud Alibaba</w:t>
+      </w:r>
+      <w:r>
+        <w:rPr>
+          <w:rFonts w:ascii="楷体" w:eastAsia="楷体" w:hAnsi="楷体"/>
+          <w:sz w:val="21"/>
+          <w:szCs w:val="21"/>
+          <w:lang w:eastAsia="zh-CN"/>
+        </w:rPr>
+        <w:t>）进行</w:t>
+      </w:r>
+      <w:proofErr w:type="gramStart"/>
+      <w:r>
+        <w:rPr>
+          <w:rFonts w:ascii="楷体" w:eastAsia="楷体" w:hAnsi="楷体"/>
+          <w:sz w:val="21"/>
+          <w:szCs w:val="21"/>
+          <w:lang w:eastAsia="zh-CN"/>
+        </w:rPr>
+        <w:t>微服务</w:t>
+      </w:r>
+      <w:proofErr w:type="gramEnd"/>
+      <w:r>
+        <w:rPr>
+          <w:rFonts w:ascii="楷体" w:eastAsia="楷体" w:hAnsi="楷体"/>
+          <w:sz w:val="21"/>
+          <w:szCs w:val="21"/>
+          <w:lang w:eastAsia="zh-CN"/>
+        </w:rPr>
+        <w:t>开发，</w:t>
+      </w:r>
+      <w:r>
+        <w:rPr>
+          <w:rFonts w:ascii="楷体" w:eastAsia="楷体" w:hAnsi="楷体"/>
+          <w:sz w:val="21"/>
+          <w:szCs w:val="21"/>
+          <w:lang w:eastAsia="zh-CN"/>
+        </w:rPr>
+        <w:t>掌握</w:t>
+      </w:r>
+      <w:r>
+        <w:rPr>
+          <w:rFonts w:ascii="Times New Roman" w:eastAsia="楷体" w:hAnsi="Times New Roman" w:cs="Times New Roman"/>
+          <w:sz w:val="21"/>
+          <w:szCs w:val="21"/>
+          <w:lang w:eastAsia="zh-CN"/>
+        </w:rPr>
+        <w:t xml:space="preserve"> RabbitMQ</w:t>
+      </w:r>
+      <w:r>
+        <w:rPr>
+          <w:rFonts w:ascii="Times New Roman" w:eastAsia="楷体" w:hAnsi="Times New Roman" w:cs="Times New Roman"/>
           <w:sz w:val="21"/>
           <w:szCs w:val="21"/>
           <w:lang w:eastAsia="zh-CN"/>
@@ -2726,747 +2908,21 @@
       <w:r>
         <w:rPr>
           <w:rFonts w:ascii="Times New Roman" w:eastAsia="楷体" w:hAnsi="Times New Roman" w:cs="Times New Roman"/>
-          <w:b/>
-          <w:bCs/>
-          <w:sz w:val="21"/>
-          <w:szCs w:val="21"/>
-          <w:lang w:eastAsia="zh-CN"/>
-        </w:rPr>
-        <w:t>MCP</w:t>
-      </w:r>
-      <w:r>
-        <w:rPr>
-          <w:rFonts w:ascii="Times New Roman" w:eastAsia="楷体" w:hAnsi="Times New Roman" w:cs="Times New Roman" w:hint="eastAsia"/>
-          <w:b/>
-          <w:bCs/>
-          <w:sz w:val="21"/>
-          <w:szCs w:val="21"/>
-          <w:lang w:eastAsia="zh-CN"/>
-        </w:rPr>
-        <w:t>、</w:t>
-      </w:r>
-      <w:r>
-        <w:rPr>
-          <w:rFonts w:ascii="Times New Roman" w:eastAsia="楷体" w:hAnsi="Times New Roman" w:cs="Times New Roman" w:hint="eastAsia"/>
-          <w:b/>
-          <w:bCs/>
-          <w:sz w:val="21"/>
-          <w:szCs w:val="21"/>
-          <w:lang w:eastAsia="zh-CN"/>
-        </w:rPr>
-        <w:t>Agent</w:t>
-      </w:r>
-      <w:r>
-        <w:rPr>
-          <w:rFonts w:ascii="Times New Roman" w:eastAsia="楷体" w:hAnsi="Times New Roman" w:cs="Times New Roman" w:hint="eastAsia"/>
-          <w:b/>
-          <w:bCs/>
-          <w:sz w:val="21"/>
-          <w:szCs w:val="21"/>
-          <w:lang w:eastAsia="zh-CN"/>
-        </w:rPr>
-        <w:t xml:space="preserve"> </w:t>
-      </w:r>
-      <w:r>
-        <w:rPr>
-          <w:rFonts w:ascii="楷体" w:eastAsia="楷体" w:hAnsi="楷体" w:hint="eastAsia"/>
-          <w:sz w:val="21"/>
-          <w:szCs w:val="21"/>
-          <w:lang w:eastAsia="zh-CN"/>
-        </w:rPr>
-        <w:t>等</w:t>
-      </w:r>
-      <w:r>
-        <w:rPr>
-          <w:rFonts w:ascii="楷体" w:eastAsia="楷体" w:hAnsi="楷体" w:hint="eastAsia"/>
-          <w:sz w:val="21"/>
-          <w:szCs w:val="21"/>
-          <w:lang w:eastAsia="zh-CN"/>
-        </w:rPr>
-        <w:t>技术方向</w:t>
-      </w:r>
-      <w:r>
-        <w:rPr>
-          <w:rFonts w:ascii="楷体" w:eastAsia="楷体" w:hAnsi="楷体" w:hint="eastAsia"/>
-          <w:sz w:val="21"/>
-          <w:szCs w:val="21"/>
-          <w:lang w:eastAsia="zh-CN"/>
-        </w:rPr>
-        <w:t>，掌握</w:t>
-      </w:r>
-      <w:r>
-        <w:rPr>
-          <w:rFonts w:ascii="楷体" w:eastAsia="楷体" w:hAnsi="楷体" w:hint="eastAsia"/>
-          <w:sz w:val="21"/>
-          <w:szCs w:val="21"/>
-          <w:lang w:eastAsia="zh-CN"/>
-        </w:rPr>
-        <w:t xml:space="preserve"> </w:t>
-      </w:r>
-      <w:r>
-        <w:rPr>
-          <w:rFonts w:ascii="Times New Roman" w:eastAsia="楷体" w:hAnsi="Times New Roman" w:cs="Times New Roman"/>
-          <w:b/>
-          <w:bCs/>
-          <w:sz w:val="21"/>
-          <w:szCs w:val="21"/>
-          <w:lang w:eastAsia="zh-CN"/>
-        </w:rPr>
-        <w:t>Prompt</w:t>
-      </w:r>
-      <w:r>
-        <w:rPr>
-          <w:rFonts w:ascii="Times New Roman" w:eastAsia="楷体" w:hAnsi="Times New Roman" w:cs="Times New Roman" w:hint="eastAsia"/>
-          <w:b/>
-          <w:bCs/>
-          <w:sz w:val="21"/>
-          <w:szCs w:val="21"/>
-          <w:lang w:eastAsia="zh-CN"/>
-        </w:rPr>
-        <w:t xml:space="preserve"> </w:t>
-      </w:r>
-      <w:r>
-        <w:rPr>
-          <w:rFonts w:ascii="楷体" w:eastAsia="楷体" w:hAnsi="楷体" w:hint="eastAsia"/>
-          <w:sz w:val="21"/>
-          <w:szCs w:val="21"/>
-          <w:lang w:eastAsia="zh-CN"/>
-        </w:rPr>
-        <w:t>工程</w:t>
-      </w:r>
-      <w:r>
-        <w:rPr>
-          <w:rFonts w:ascii="楷体" w:eastAsia="楷体" w:hAnsi="楷体" w:hint="eastAsia"/>
-          <w:sz w:val="21"/>
-          <w:szCs w:val="21"/>
-          <w:lang w:eastAsia="zh-CN"/>
-        </w:rPr>
-        <w:t>及</w:t>
-      </w:r>
-      <w:r>
-        <w:rPr>
-          <w:rFonts w:ascii="楷体" w:eastAsia="楷体" w:hAnsi="楷体" w:hint="eastAsia"/>
-          <w:sz w:val="21"/>
-          <w:szCs w:val="21"/>
-          <w:lang w:eastAsia="zh-CN"/>
-        </w:rPr>
-        <w:t>常见</w:t>
-      </w:r>
-      <w:r>
-        <w:rPr>
-          <w:rFonts w:ascii="楷体" w:eastAsia="楷体" w:hAnsi="楷体" w:hint="eastAsia"/>
-          <w:sz w:val="21"/>
-          <w:szCs w:val="21"/>
-          <w:lang w:eastAsia="zh-CN"/>
-        </w:rPr>
-        <w:t>优化技巧</w:t>
-      </w:r>
-    </w:p>
-    <w:p>
-      <w:pPr>
-        <w:pStyle w:val="ab"/>
-        <w:numPr>
-          <w:ilvl w:val="0"/>
-          <w:numId w:val="2"/>
-        </w:numPr>
-        <w:tabs>
-          <w:tab w:val="left" w:pos="306"/>
-        </w:tabs>
-        <w:ind w:left="305" w:hanging="199"/>
-        <w:rPr>
-          <w:rFonts w:ascii="楷体" w:eastAsia="楷体" w:hAnsi="楷体" w:hint="eastAsia"/>
-          <w:sz w:val="21"/>
-          <w:szCs w:val="21"/>
-          <w:lang w:eastAsia="zh-CN"/>
-        </w:rPr>
-      </w:pPr>
-      <w:r>
-        <w:rPr>
-          <w:rFonts w:ascii="楷体" w:eastAsia="楷体" w:hAnsi="楷体" w:hint="eastAsia"/>
-          <w:sz w:val="21"/>
-          <w:szCs w:val="21"/>
-          <w:lang w:eastAsia="zh-CN"/>
-        </w:rPr>
-        <w:t>熟练使用</w:t>
-      </w:r>
-      <w:r>
-        <w:rPr>
-          <w:rFonts w:ascii="楷体" w:eastAsia="楷体" w:hAnsi="楷体" w:hint="eastAsia"/>
-          <w:sz w:val="21"/>
-          <w:szCs w:val="21"/>
-          <w:lang w:eastAsia="zh-CN"/>
-        </w:rPr>
-        <w:t xml:space="preserve"> </w:t>
-      </w:r>
-      <w:r>
-        <w:rPr>
-          <w:rFonts w:ascii="Times New Roman" w:eastAsia="楷体" w:hAnsi="Times New Roman" w:cs="Times New Roman"/>
-          <w:sz w:val="21"/>
-          <w:szCs w:val="21"/>
-          <w:lang w:eastAsia="zh-CN"/>
-        </w:rPr>
-        <w:t>Redis</w:t>
-      </w:r>
-      <w:r>
-        <w:rPr>
-          <w:rFonts w:ascii="楷体" w:eastAsia="楷体" w:hAnsi="楷体" w:hint="eastAsia"/>
-          <w:sz w:val="21"/>
-          <w:szCs w:val="21"/>
-          <w:lang w:eastAsia="zh-CN"/>
-        </w:rPr>
-        <w:t>、</w:t>
-      </w:r>
-      <w:r>
-        <w:rPr>
-          <w:rFonts w:ascii="Times New Roman" w:eastAsia="楷体" w:hAnsi="Times New Roman" w:cs="Times New Roman"/>
-          <w:sz w:val="21"/>
-          <w:szCs w:val="21"/>
-          <w:lang w:eastAsia="zh-CN"/>
-        </w:rPr>
-        <w:t>MongoDB</w:t>
-      </w:r>
-      <w:r>
-        <w:rPr>
-          <w:rFonts w:ascii="楷体" w:eastAsia="楷体" w:hAnsi="楷体" w:hint="eastAsia"/>
-          <w:sz w:val="21"/>
-          <w:szCs w:val="21"/>
-          <w:lang w:eastAsia="zh-CN"/>
-        </w:rPr>
-        <w:t>，</w:t>
-      </w:r>
-      <w:r>
-        <w:rPr>
-          <w:rFonts w:ascii="楷体" w:eastAsia="楷体" w:hAnsi="楷体" w:hint="eastAsia"/>
-          <w:sz w:val="21"/>
-          <w:szCs w:val="21"/>
-          <w:lang w:eastAsia="zh-CN"/>
-        </w:rPr>
-        <w:t>掌握</w:t>
-      </w:r>
-      <w:r>
-        <w:rPr>
-          <w:rFonts w:ascii="楷体" w:eastAsia="楷体" w:hAnsi="楷体" w:hint="eastAsia"/>
-          <w:sz w:val="21"/>
-          <w:szCs w:val="21"/>
-          <w:lang w:eastAsia="zh-CN"/>
-        </w:rPr>
-        <w:t>缓存机制、分布式锁</w:t>
-      </w:r>
-      <w:r>
-        <w:rPr>
-          <w:rFonts w:ascii="楷体" w:eastAsia="楷体" w:hAnsi="楷体" w:hint="eastAsia"/>
-          <w:sz w:val="21"/>
-          <w:szCs w:val="21"/>
-          <w:lang w:eastAsia="zh-CN"/>
-        </w:rPr>
-        <w:t>、持久化</w:t>
-      </w:r>
-      <w:r>
-        <w:rPr>
-          <w:rFonts w:ascii="楷体" w:eastAsia="楷体" w:hAnsi="楷体" w:hint="eastAsia"/>
-          <w:sz w:val="21"/>
-          <w:szCs w:val="21"/>
-          <w:lang w:eastAsia="zh-CN"/>
-        </w:rPr>
-        <w:t>与</w:t>
-      </w:r>
-      <w:r>
-        <w:rPr>
-          <w:rFonts w:ascii="楷体" w:eastAsia="楷体" w:hAnsi="楷体" w:hint="eastAsia"/>
-          <w:sz w:val="21"/>
-          <w:szCs w:val="21"/>
-          <w:lang w:eastAsia="zh-CN"/>
-        </w:rPr>
-        <w:t>内存淘汰</w:t>
-      </w:r>
-      <w:r>
-        <w:rPr>
-          <w:rFonts w:ascii="楷体" w:eastAsia="楷体" w:hAnsi="楷体" w:hint="eastAsia"/>
-          <w:sz w:val="21"/>
-          <w:szCs w:val="21"/>
-          <w:lang w:eastAsia="zh-CN"/>
-        </w:rPr>
-        <w:t>等</w:t>
-      </w:r>
-      <w:r>
-        <w:rPr>
-          <w:rFonts w:ascii="楷体" w:eastAsia="楷体" w:hAnsi="楷体" w:hint="eastAsia"/>
-          <w:sz w:val="21"/>
-          <w:szCs w:val="21"/>
-          <w:lang w:eastAsia="zh-CN"/>
-        </w:rPr>
-        <w:t>核心</w:t>
-      </w:r>
-      <w:r>
-        <w:rPr>
-          <w:rFonts w:ascii="楷体" w:eastAsia="楷体" w:hAnsi="楷体" w:hint="eastAsia"/>
-          <w:sz w:val="21"/>
-          <w:szCs w:val="21"/>
-          <w:lang w:eastAsia="zh-CN"/>
-        </w:rPr>
-        <w:t>知识</w:t>
-      </w:r>
-    </w:p>
-    <w:p>
-      <w:pPr>
-        <w:pStyle w:val="ab"/>
-        <w:numPr>
-          <w:ilvl w:val="0"/>
-          <w:numId w:val="2"/>
-        </w:numPr>
-        <w:tabs>
-          <w:tab w:val="left" w:pos="306"/>
-        </w:tabs>
-        <w:ind w:left="305" w:hanging="199"/>
-        <w:rPr>
-          <w:rFonts w:ascii="楷体" w:eastAsia="楷体" w:hAnsi="楷体" w:hint="eastAsia"/>
-          <w:sz w:val="21"/>
-          <w:szCs w:val="21"/>
-          <w:lang w:eastAsia="zh-CN"/>
-        </w:rPr>
-      </w:pPr>
-      <w:r>
-        <w:rPr>
-          <w:rFonts w:ascii="楷体" w:eastAsia="楷体" w:hAnsi="楷体" w:hint="eastAsia"/>
-          <w:sz w:val="21"/>
-          <w:szCs w:val="21"/>
-          <w:lang w:eastAsia="zh-CN"/>
-        </w:rPr>
-        <w:t>熟悉</w:t>
-      </w:r>
-      <w:r>
-        <w:rPr>
-          <w:rFonts w:ascii="楷体" w:eastAsia="楷体" w:hAnsi="楷体" w:hint="eastAsia"/>
-          <w:sz w:val="21"/>
-          <w:szCs w:val="21"/>
-          <w:lang w:eastAsia="zh-CN"/>
-        </w:rPr>
-        <w:t xml:space="preserve"> </w:t>
-      </w:r>
-      <w:r>
-        <w:rPr>
-          <w:rFonts w:ascii="Times New Roman" w:eastAsia="楷体" w:hAnsi="Times New Roman" w:cs="Times New Roman"/>
-          <w:sz w:val="21"/>
-          <w:szCs w:val="21"/>
-          <w:lang w:eastAsia="zh-CN"/>
-        </w:rPr>
-        <w:t>RabbitMQ</w:t>
-      </w:r>
-      <w:r>
-        <w:rPr>
-          <w:rFonts w:ascii="Times New Roman" w:eastAsia="楷体" w:hAnsi="Times New Roman" w:cs="Times New Roman" w:hint="eastAsia"/>
-          <w:sz w:val="21"/>
-          <w:szCs w:val="21"/>
-          <w:lang w:eastAsia="zh-CN"/>
-        </w:rPr>
-        <w:t xml:space="preserve"> </w:t>
-      </w:r>
-      <w:r>
-        <w:rPr>
-          <w:rFonts w:ascii="楷体" w:eastAsia="楷体" w:hAnsi="楷体" w:hint="eastAsia"/>
-          <w:sz w:val="21"/>
-          <w:szCs w:val="21"/>
-          <w:lang w:eastAsia="zh-CN"/>
-        </w:rPr>
-        <w:t>消息中间件</w:t>
-      </w:r>
-      <w:r>
-        <w:rPr>
-          <w:rFonts w:ascii="楷体" w:eastAsia="楷体" w:hAnsi="楷体" w:hint="eastAsia"/>
-          <w:sz w:val="21"/>
-          <w:szCs w:val="21"/>
-          <w:lang w:eastAsia="zh-CN"/>
-        </w:rPr>
-        <w:t>和</w:t>
-      </w:r>
-      <w:r>
-        <w:rPr>
-          <w:rFonts w:ascii="楷体" w:eastAsia="楷体" w:hAnsi="楷体" w:hint="eastAsia"/>
-          <w:sz w:val="21"/>
-          <w:szCs w:val="21"/>
-          <w:lang w:eastAsia="zh-CN"/>
-        </w:rPr>
-        <w:t xml:space="preserve"> </w:t>
-      </w:r>
-      <w:r>
-        <w:rPr>
-          <w:rFonts w:ascii="Times New Roman" w:eastAsia="楷体" w:hAnsi="Times New Roman" w:cs="Times New Roman"/>
-          <w:sz w:val="21"/>
-          <w:szCs w:val="21"/>
-          <w:lang w:eastAsia="zh-CN"/>
-        </w:rPr>
-        <w:t>Elasticsearch</w:t>
-      </w:r>
-      <w:r>
-        <w:rPr>
-          <w:rFonts w:ascii="Times New Roman" w:eastAsia="楷体" w:hAnsi="Times New Roman" w:cs="Times New Roman" w:hint="eastAsia"/>
-          <w:sz w:val="21"/>
-          <w:szCs w:val="21"/>
-          <w:lang w:eastAsia="zh-CN"/>
-        </w:rPr>
-        <w:t xml:space="preserve"> </w:t>
-      </w:r>
-      <w:r>
-        <w:rPr>
-          <w:rFonts w:ascii="楷体" w:eastAsia="楷体" w:hAnsi="楷体" w:hint="eastAsia"/>
-          <w:sz w:val="21"/>
-          <w:szCs w:val="21"/>
-          <w:lang w:eastAsia="zh-CN"/>
-        </w:rPr>
-        <w:t>分布式搜索中间件的使用</w:t>
-      </w:r>
-    </w:p>
-    <w:p>
-      <w:pPr>
-        <w:pStyle w:val="ab"/>
-        <w:numPr>
-          <w:ilvl w:val="0"/>
-          <w:numId w:val="2"/>
-        </w:numPr>
-        <w:tabs>
-          <w:tab w:val="left" w:pos="306"/>
-        </w:tabs>
-        <w:ind w:left="305" w:hanging="199"/>
-        <w:rPr>
-          <w:rFonts w:ascii="楷体" w:eastAsia="楷体" w:hAnsi="楷体" w:hint="eastAsia"/>
-          <w:sz w:val="21"/>
-          <w:szCs w:val="21"/>
-          <w:lang w:eastAsia="zh-CN"/>
-        </w:rPr>
-      </w:pPr>
-      <w:r>
-        <w:rPr>
-          <w:rFonts w:ascii="楷体" w:eastAsia="楷体" w:hAnsi="楷体" w:hint="eastAsia"/>
-          <w:sz w:val="21"/>
-          <w:szCs w:val="21"/>
-          <w:lang w:eastAsia="zh-CN"/>
-        </w:rPr>
-        <w:t>熟练使用</w:t>
-      </w:r>
-      <w:r>
-        <w:rPr>
-          <w:rFonts w:ascii="楷体" w:eastAsia="楷体" w:hAnsi="楷体" w:hint="eastAsia"/>
-          <w:sz w:val="21"/>
-          <w:szCs w:val="21"/>
-          <w:lang w:eastAsia="zh-CN"/>
-        </w:rPr>
-        <w:t xml:space="preserve"> </w:t>
-      </w:r>
-      <w:r>
-        <w:rPr>
-          <w:rFonts w:ascii="Times New Roman" w:eastAsia="楷体" w:hAnsi="Times New Roman" w:cs="Times New Roman"/>
-          <w:sz w:val="21"/>
-          <w:szCs w:val="21"/>
-          <w:lang w:eastAsia="zh-CN"/>
-        </w:rPr>
-        <w:t>Linux</w:t>
-      </w:r>
-      <w:r>
-        <w:rPr>
-          <w:rFonts w:ascii="楷体" w:eastAsia="楷体" w:hAnsi="楷体" w:hint="eastAsia"/>
-          <w:sz w:val="21"/>
-          <w:szCs w:val="21"/>
-          <w:lang w:eastAsia="zh-CN"/>
-        </w:rPr>
-        <w:t>、</w:t>
-      </w:r>
-      <w:r>
-        <w:rPr>
-          <w:rFonts w:ascii="Times New Roman" w:eastAsia="楷体" w:hAnsi="Times New Roman" w:cs="Times New Roman"/>
-          <w:sz w:val="21"/>
-          <w:szCs w:val="21"/>
-          <w:lang w:eastAsia="zh-CN"/>
-        </w:rPr>
-        <w:t>Docker</w:t>
-      </w:r>
-      <w:r>
-        <w:rPr>
-          <w:rFonts w:ascii="Times New Roman" w:eastAsia="楷体" w:hAnsi="Times New Roman" w:cs="Times New Roman" w:hint="eastAsia"/>
-          <w:b/>
-          <w:bCs/>
-          <w:sz w:val="21"/>
-          <w:szCs w:val="21"/>
-          <w:lang w:eastAsia="zh-CN"/>
-        </w:rPr>
-        <w:t xml:space="preserve"> </w:t>
-      </w:r>
-      <w:r>
-        <w:rPr>
-          <w:rFonts w:ascii="Times New Roman" w:eastAsia="楷体" w:hAnsi="Times New Roman" w:cs="Times New Roman" w:hint="eastAsia"/>
-          <w:b/>
-          <w:bCs/>
-          <w:sz w:val="21"/>
-          <w:szCs w:val="21"/>
-          <w:lang w:eastAsia="zh-CN"/>
-        </w:rPr>
-        <w:t>、</w:t>
-      </w:r>
-      <w:r>
-        <w:rPr>
-          <w:rFonts w:ascii="Times New Roman" w:eastAsia="楷体" w:hAnsi="Times New Roman" w:cs="Times New Roman" w:hint="eastAsia"/>
-          <w:sz w:val="21"/>
-          <w:szCs w:val="21"/>
-          <w:lang w:eastAsia="zh-CN"/>
-        </w:rPr>
-        <w:t xml:space="preserve">Git </w:t>
-      </w:r>
-      <w:r>
-        <w:rPr>
-          <w:rFonts w:ascii="楷体" w:eastAsia="楷体" w:hAnsi="楷体" w:hint="eastAsia"/>
-          <w:sz w:val="21"/>
-          <w:szCs w:val="21"/>
-          <w:lang w:eastAsia="zh-CN"/>
-        </w:rPr>
-        <w:t>常用</w:t>
-      </w:r>
-      <w:r>
-        <w:rPr>
-          <w:rFonts w:ascii="楷体" w:eastAsia="楷体" w:hAnsi="楷体" w:hint="eastAsia"/>
-          <w:sz w:val="21"/>
-          <w:szCs w:val="21"/>
-          <w:lang w:eastAsia="zh-CN"/>
-        </w:rPr>
-        <w:t>命令，</w:t>
-      </w:r>
-      <w:r>
-        <w:rPr>
-          <w:rFonts w:ascii="楷体" w:eastAsia="楷体" w:hAnsi="楷体" w:hint="eastAsia"/>
-          <w:sz w:val="21"/>
-          <w:szCs w:val="21"/>
-          <w:lang w:eastAsia="zh-CN"/>
-        </w:rPr>
-        <w:t>了解</w:t>
-      </w:r>
-      <w:r>
-        <w:rPr>
-          <w:rFonts w:ascii="楷体" w:eastAsia="楷体" w:hAnsi="楷体" w:hint="eastAsia"/>
-          <w:sz w:val="21"/>
-          <w:szCs w:val="21"/>
-          <w:lang w:eastAsia="zh-CN"/>
-        </w:rPr>
-        <w:t xml:space="preserve"> </w:t>
-      </w:r>
-      <w:r>
-        <w:rPr>
-          <w:rFonts w:ascii="Times New Roman" w:eastAsia="楷体" w:hAnsi="Times New Roman" w:cs="Times New Roman"/>
-          <w:sz w:val="21"/>
-          <w:szCs w:val="21"/>
-          <w:lang w:eastAsia="zh-CN"/>
-        </w:rPr>
-        <w:t>CI/CD</w:t>
-      </w:r>
-      <w:r>
-        <w:rPr>
-          <w:rFonts w:ascii="Times New Roman" w:eastAsia="楷体" w:hAnsi="Times New Roman" w:cs="Times New Roman" w:hint="eastAsia"/>
-          <w:sz w:val="21"/>
-          <w:szCs w:val="21"/>
-          <w:lang w:eastAsia="zh-CN"/>
-        </w:rPr>
-        <w:t xml:space="preserve"> </w:t>
-      </w:r>
-      <w:r>
-        <w:rPr>
-          <w:rFonts w:ascii="楷体" w:eastAsia="楷体" w:hAnsi="楷体" w:hint="eastAsia"/>
-          <w:sz w:val="21"/>
-          <w:szCs w:val="21"/>
-          <w:lang w:eastAsia="zh-CN"/>
-        </w:rPr>
-        <w:t>并具备应用部署</w:t>
-      </w:r>
-      <w:r>
-        <w:rPr>
-          <w:rFonts w:ascii="楷体" w:eastAsia="楷体" w:hAnsi="楷体" w:hint="eastAsia"/>
-          <w:sz w:val="21"/>
-          <w:szCs w:val="21"/>
-          <w:lang w:eastAsia="zh-CN"/>
-        </w:rPr>
-        <w:t>与</w:t>
-      </w:r>
-      <w:r>
-        <w:rPr>
-          <w:rFonts w:ascii="楷体" w:eastAsia="楷体" w:hAnsi="楷体" w:hint="eastAsia"/>
-          <w:sz w:val="21"/>
-          <w:szCs w:val="21"/>
-          <w:lang w:eastAsia="zh-CN"/>
-        </w:rPr>
-        <w:t>运行</w:t>
-      </w:r>
-      <w:r>
-        <w:rPr>
-          <w:rFonts w:ascii="楷体" w:eastAsia="楷体" w:hAnsi="楷体" w:hint="eastAsia"/>
-          <w:sz w:val="21"/>
-          <w:szCs w:val="21"/>
-          <w:lang w:eastAsia="zh-CN"/>
-        </w:rPr>
-        <w:t>期</w:t>
-      </w:r>
-      <w:r>
-        <w:rPr>
-          <w:rFonts w:ascii="楷体" w:eastAsia="楷体" w:hAnsi="楷体" w:hint="eastAsia"/>
-          <w:sz w:val="21"/>
-          <w:szCs w:val="21"/>
-          <w:lang w:eastAsia="zh-CN"/>
-        </w:rPr>
-        <w:t>问题排查的</w:t>
-      </w:r>
-      <w:r>
-        <w:rPr>
-          <w:rFonts w:ascii="楷体" w:eastAsia="楷体" w:hAnsi="楷体" w:hint="eastAsia"/>
-          <w:sz w:val="21"/>
-          <w:szCs w:val="21"/>
-          <w:lang w:eastAsia="zh-CN"/>
-        </w:rPr>
-        <w:t>基本能力</w:t>
-      </w:r>
-    </w:p>
-    <w:p>
-      <w:pPr>
-        <w:pStyle w:val="ab"/>
-        <w:numPr>
-          <w:ilvl w:val="0"/>
-          <w:numId w:val="2"/>
-        </w:numPr>
-        <w:tabs>
-          <w:tab w:val="left" w:pos="306"/>
-        </w:tabs>
-        <w:ind w:left="305" w:hanging="199"/>
-        <w:rPr>
-          <w:rFonts w:ascii="楷体" w:eastAsia="楷体" w:hAnsi="楷体" w:hint="eastAsia"/>
-          <w:sz w:val="21"/>
-          <w:szCs w:val="21"/>
-          <w:lang w:eastAsia="zh-CN"/>
-        </w:rPr>
-      </w:pPr>
-      <w:r>
-        <w:rPr>
-          <w:rFonts w:ascii="楷体" w:eastAsia="楷体" w:hAnsi="楷体" w:hint="eastAsia"/>
-          <w:sz w:val="21"/>
-          <w:szCs w:val="21"/>
-          <w:lang w:eastAsia="zh-CN"/>
-        </w:rPr>
-        <w:t>了解</w:t>
-      </w:r>
-      <w:r>
-        <w:rPr>
-          <w:rFonts w:ascii="楷体" w:eastAsia="楷体" w:hAnsi="楷体" w:hint="eastAsia"/>
-          <w:sz w:val="21"/>
-          <w:szCs w:val="21"/>
-          <w:lang w:eastAsia="zh-CN"/>
-        </w:rPr>
-        <w:t xml:space="preserve"> </w:t>
-      </w:r>
-      <w:r>
-        <w:rPr>
-          <w:rFonts w:ascii="Times New Roman" w:eastAsia="楷体" w:hAnsi="Times New Roman" w:cs="Times New Roman"/>
-          <w:sz w:val="21"/>
-          <w:szCs w:val="21"/>
-          <w:lang w:eastAsia="zh-CN"/>
-        </w:rPr>
-        <w:t>Vue</w:t>
-      </w:r>
-      <w:r>
-        <w:rPr>
-          <w:rFonts w:ascii="楷体" w:eastAsia="楷体" w:hAnsi="楷体" w:hint="eastAsia"/>
-          <w:sz w:val="21"/>
-          <w:szCs w:val="21"/>
-          <w:lang w:eastAsia="zh-CN"/>
-        </w:rPr>
-        <w:t>、</w:t>
-      </w:r>
-      <w:proofErr w:type="spellStart"/>
-      <w:r>
-        <w:rPr>
-          <w:rFonts w:ascii="Times New Roman" w:eastAsia="楷体" w:hAnsi="Times New Roman" w:cs="Times New Roman"/>
-          <w:sz w:val="21"/>
-          <w:szCs w:val="21"/>
-          <w:lang w:eastAsia="zh-CN"/>
-        </w:rPr>
-        <w:t>uni</w:t>
-      </w:r>
-      <w:proofErr w:type="spellEnd"/>
-      <w:r>
-        <w:rPr>
-          <w:rFonts w:ascii="Times New Roman" w:eastAsia="楷体" w:hAnsi="Times New Roman" w:cs="Times New Roman"/>
-          <w:sz w:val="21"/>
-          <w:szCs w:val="21"/>
-          <w:lang w:eastAsia="zh-CN"/>
-        </w:rPr>
-        <w:t>-app</w:t>
-      </w:r>
-      <w:r>
-        <w:rPr>
-          <w:rFonts w:ascii="楷体" w:eastAsia="楷体" w:hAnsi="楷体" w:hint="eastAsia"/>
-          <w:sz w:val="21"/>
-          <w:szCs w:val="21"/>
-          <w:lang w:eastAsia="zh-CN"/>
-        </w:rPr>
-        <w:t>、</w:t>
-      </w:r>
-      <w:r>
-        <w:rPr>
-          <w:rFonts w:ascii="Times New Roman" w:eastAsia="楷体" w:hAnsi="Times New Roman" w:cs="Times New Roman"/>
-          <w:sz w:val="21"/>
-          <w:szCs w:val="21"/>
-          <w:lang w:eastAsia="zh-CN"/>
-        </w:rPr>
-        <w:t>Ant Design Vue</w:t>
-      </w:r>
-      <w:r>
-        <w:rPr>
-          <w:rFonts w:ascii="楷体" w:eastAsia="楷体" w:hAnsi="楷体" w:hint="eastAsia"/>
-          <w:sz w:val="21"/>
-          <w:szCs w:val="21"/>
-          <w:lang w:eastAsia="zh-CN"/>
-        </w:rPr>
-        <w:t>、</w:t>
-      </w:r>
-      <w:r>
-        <w:rPr>
-          <w:rFonts w:ascii="Times New Roman" w:eastAsia="楷体" w:hAnsi="Times New Roman" w:cs="Times New Roman" w:hint="eastAsia"/>
-          <w:sz w:val="21"/>
-          <w:szCs w:val="21"/>
-          <w:lang w:eastAsia="zh-CN"/>
-        </w:rPr>
-        <w:t>Vite</w:t>
-      </w:r>
-      <w:r>
-        <w:rPr>
-          <w:rFonts w:ascii="Times New Roman" w:eastAsia="楷体" w:hAnsi="Times New Roman" w:cs="Times New Roman"/>
-          <w:sz w:val="21"/>
-          <w:szCs w:val="21"/>
-          <w:lang w:eastAsia="zh-CN"/>
-        </w:rPr>
-        <w:t xml:space="preserve"> </w:t>
-      </w:r>
-      <w:r>
-        <w:rPr>
-          <w:rFonts w:ascii="楷体" w:eastAsia="楷体" w:hAnsi="楷体" w:hint="eastAsia"/>
-          <w:sz w:val="21"/>
-          <w:szCs w:val="21"/>
-          <w:lang w:eastAsia="zh-CN"/>
-        </w:rPr>
-        <w:t>等</w:t>
-      </w:r>
-      <w:r>
-        <w:rPr>
-          <w:rFonts w:ascii="楷体" w:eastAsia="楷体" w:hAnsi="楷体" w:hint="eastAsia"/>
-          <w:sz w:val="21"/>
-          <w:szCs w:val="21"/>
-          <w:lang w:eastAsia="zh-CN"/>
-        </w:rPr>
-        <w:t>主流前端技术</w:t>
-      </w:r>
-      <w:proofErr w:type="gramStart"/>
-      <w:r>
-        <w:rPr>
-          <w:rFonts w:ascii="楷体" w:eastAsia="楷体" w:hAnsi="楷体" w:hint="eastAsia"/>
-          <w:sz w:val="21"/>
-          <w:szCs w:val="21"/>
-          <w:lang w:eastAsia="zh-CN"/>
-        </w:rPr>
-        <w:t>栈</w:t>
-      </w:r>
-      <w:proofErr w:type="gramEnd"/>
+          <w:sz w:val="21"/>
+          <w:szCs w:val="21"/>
+          <w:lang w:eastAsia="zh-CN"/>
+        </w:rPr>
+        <w:t xml:space="preserve">Elasticsearch </w:t>
+      </w:r>
+      <w:r>
+        <w:rPr>
+          <w:rFonts w:ascii="楷体" w:eastAsia="楷体" w:hAnsi="楷体"/>
+          <w:sz w:val="21"/>
+          <w:szCs w:val="21"/>
+          <w:lang w:eastAsia="zh-CN"/>
+        </w:rPr>
+        <w:t>等中间件</w:t>
+      </w:r>
     </w:p>
     <w:p>
       <w:pPr>
@@ -3475,7 +2931,7 @@
           <w:tab w:val="left" w:pos="10879"/>
         </w:tabs>
         <w:rPr>
-          <w:rFonts w:ascii="楷体" w:eastAsia="楷体" w:hAnsi="楷体"/>
+          <w:rFonts w:ascii="楷体" w:eastAsia="楷体" w:hAnsi="楷体" w:hint="eastAsia"/>
           <w:sz w:val="32"/>
           <w:szCs w:val="32"/>
           <w:lang w:eastAsia="zh-CN"/>
@@ -3529,10 +2985,10 @@
           <w:noProof/>
         </w:rPr>
         <w:drawing>
-          <wp:inline distT="0" distB="0" distL="0" distR="0" wp14:anchorId="15F24D69" wp14:editId="0B9072BD">
+          <wp:inline distT="0" distB="0" distL="0" distR="0" wp14:anchorId="3A2CBA2B" wp14:editId="5E209879">
             <wp:extent cx="201600" cy="201600"/>
-            <wp:effectExtent l="0" t="0" r="1905" b="0"/>
-            <wp:docPr id="389910725" name="Picture 813030166"/>
+            <wp:effectExtent l="0" t="0" r="0" b="8255"/>
+            <wp:docPr id="1334096897" name="图片 1"/>
             <wp:cNvGraphicFramePr>
               <a:graphicFrameLocks xmlns:a="http://schemas.openxmlformats.org/drawingml/2006/main" noChangeAspect="1"/>
             </wp:cNvGraphicFramePr>
@@ -3540,11 +2996,17 @@
               <a:graphicData uri="http://schemas.openxmlformats.org/drawingml/2006/picture">
                 <pic:pic xmlns:pic="http://schemas.openxmlformats.org/drawingml/2006/picture">
                   <pic:nvPicPr>
-                    <pic:cNvPr id="0" name="腾讯-01.png"/>
+                    <pic:cNvPr id="1334096897" name="图片 1334096897"/>
                     <pic:cNvPicPr/>
                   </pic:nvPicPr>
                   <pic:blipFill>
-                    <a:blip r:embed="rId13"/>
+                    <a:blip r:embed="rId13" cstate="print">
+                      <a:extLst>
+                        <a:ext uri="{28A0092B-C50C-407E-A947-70E740481C1C}">
+                          <a14:useLocalDpi xmlns:a14="http://schemas.microsoft.com/office/drawing/2010/main" val="0"/>
+                        </a:ext>
+                      </a:extLst>
+                    </a:blip>
                     <a:stretch>
                       <a:fillRect/>
                     </a:stretch>
@@ -3566,13 +3028,6 @@
       </w:r>
       <w:r>
         <w:rPr>
-          <w:lang w:eastAsia="zh-CN"/>
-        </w:rPr>
-        <w:t xml:space="preserve"> </w:t>
-      </w:r>
-      <w:proofErr w:type="gramStart"/>
-      <w:r>
-        <w:rPr>
           <w:rFonts w:ascii="楷体" w:eastAsia="楷体" w:hAnsi="楷体" w:hint="eastAsia"/>
           <w:b/>
           <w:bCs/>
@@ -3580,9 +3035,8 @@
           <w:szCs w:val="24"/>
           <w:lang w:eastAsia="zh-CN"/>
         </w:rPr>
-        <w:t>腾讯</w:t>
-      </w:r>
-      <w:proofErr w:type="gramEnd"/>
+        <w:t>蚂蚁</w:t>
+      </w:r>
       <w:r>
         <w:rPr>
           <w:rFonts w:ascii="楷体" w:eastAsia="楷体" w:hAnsi="楷体"/>
@@ -3618,28 +3072,27 @@
       </w:r>
       <w:r>
         <w:rPr>
-          <w:rFonts w:ascii="Times New Roman" w:eastAsia="楷体" w:hAnsi="Times New Roman" w:cs="Times New Roman"/>
+          <w:rFonts w:ascii="Times New Roman" w:eastAsia="楷体" w:hAnsi="Times New Roman" w:cs="Times New Roman" w:hint="eastAsia"/>
           <w:b/>
           <w:bCs/>
           <w:sz w:val="24"/>
           <w:szCs w:val="24"/>
           <w:lang w:eastAsia="zh-CN"/>
         </w:rPr>
-        <w:t>CSIG/</w:t>
-      </w:r>
-      <w:proofErr w:type="gramStart"/>
-      <w:r>
-        <w:rPr>
-          <w:rFonts w:ascii="Times New Roman" w:eastAsia="楷体" w:hAnsi="Times New Roman" w:cs="Times New Roman" w:hint="eastAsia"/>
+        <w:t>蚂蚁数字科技</w:t>
+      </w:r>
+      <w:r>
+        <w:rPr>
+          <w:rFonts w:ascii="Times New Roman" w:eastAsia="楷体" w:hAnsi="Times New Roman" w:cs="Times New Roman"/>
           <w:b/>
           <w:bCs/>
           <w:sz w:val="24"/>
           <w:szCs w:val="24"/>
           <w:lang w:eastAsia="zh-CN"/>
         </w:rPr>
-        <w:t>腾讯会议</w:t>
-      </w:r>
-      <w:proofErr w:type="gramEnd"/>
+        <w:t>/</w:t>
+      </w:r>
+      <w:proofErr w:type="gramStart"/>
       <w:r>
         <w:rPr>
           <w:rFonts w:ascii="Times New Roman" w:eastAsia="楷体" w:hAnsi="Times New Roman" w:cs="Times New Roman" w:hint="eastAsia"/>
@@ -3649,8 +3102,9 @@
           <w:szCs w:val="24"/>
           <w:lang w:eastAsia="zh-CN"/>
         </w:rPr>
-        <w:t>产品部</w:t>
-      </w:r>
+        <w:t>数科技</w:t>
+      </w:r>
+      <w:proofErr w:type="gramEnd"/>
       <w:r>
         <w:rPr>
           <w:rFonts w:ascii="Times New Roman" w:eastAsia="楷体" w:hAnsi="Times New Roman" w:cs="Times New Roman" w:hint="eastAsia"/>
@@ -3660,7 +3114,7 @@
           <w:szCs w:val="24"/>
           <w:lang w:eastAsia="zh-CN"/>
         </w:rPr>
-        <w:t>/</w:t>
+        <w:t>术部</w:t>
       </w:r>
       <w:r>
         <w:rPr>
@@ -3671,7 +3125,7 @@
           <w:szCs w:val="24"/>
           <w:lang w:eastAsia="zh-CN"/>
         </w:rPr>
-        <w:t>后台研发中心</w:t>
+        <w:t>/</w:t>
       </w:r>
       <w:r>
         <w:rPr>
@@ -3682,7 +3136,7 @@
           <w:szCs w:val="24"/>
           <w:lang w:eastAsia="zh-CN"/>
         </w:rPr>
-        <w:t>/</w:t>
+        <w:t>创新孵化技术部</w:t>
       </w:r>
       <w:r>
         <w:rPr>
@@ -3693,7 +3147,7 @@
           <w:szCs w:val="24"/>
           <w:lang w:eastAsia="zh-CN"/>
         </w:rPr>
-        <w:t>媒体应用组</w:t>
+        <w:t>/</w:t>
       </w:r>
       <w:r>
         <w:rPr>
@@ -3704,22 +3158,22 @@
           <w:szCs w:val="24"/>
           <w:lang w:eastAsia="zh-CN"/>
         </w:rPr>
-        <w:t xml:space="preserve">                   </w:t>
-      </w:r>
-      <w:r>
-        <w:rPr>
-          <w:rFonts w:ascii="楷体" w:eastAsia="楷体" w:hAnsi="楷体"/>
+        <w:t>数据平台技术组</w:t>
+      </w:r>
+      <w:r>
+        <w:rPr>
+          <w:rFonts w:ascii="Times New Roman" w:eastAsia="楷体" w:hAnsi="Times New Roman" w:cs="Times New Roman" w:hint="eastAsia"/>
           <w:b/>
           <w:bCs/>
           <w:sz w:val="24"/>
           <w:szCs w:val="24"/>
           <w:lang w:eastAsia="zh-CN"/>
         </w:rPr>
-        <w:t xml:space="preserve"> </w:t>
-      </w:r>
-      <w:r>
-        <w:rPr>
-          <w:rFonts w:ascii="楷体" w:eastAsia="楷体" w:hAnsi="楷体" w:hint="eastAsia"/>
+        <w:t xml:space="preserve">                   </w:t>
+      </w:r>
+      <w:r>
+        <w:rPr>
+          <w:rFonts w:ascii="楷体" w:eastAsia="楷体" w:hAnsi="楷体"/>
           <w:b/>
           <w:bCs/>
           <w:sz w:val="24"/>
@@ -3731,20 +3185,24 @@
       <w:r>
         <w:rPr>
           <w:rFonts w:ascii="楷体" w:eastAsia="楷体" w:hAnsi="楷体" w:hint="eastAsia"/>
-          <w:sz w:val="21"/>
-          <w:szCs w:val="21"/>
-          <w:lang w:eastAsia="zh-CN"/>
-        </w:rPr>
-        <w:t xml:space="preserve">    </w:t>
-      </w:r>
-      <w:r>
-        <w:rPr>
-          <w:rFonts w:ascii="楷体" w:eastAsia="楷体" w:hAnsi="楷体"/>
-          <w:sz w:val="21"/>
-          <w:szCs w:val="21"/>
-          <w:lang w:eastAsia="zh-CN"/>
-        </w:rPr>
-        <w:t xml:space="preserve">       </w:t>
+          <w:b/>
+          <w:bCs/>
+          <w:sz w:val="24"/>
+          <w:szCs w:val="24"/>
+          <w:lang w:eastAsia="zh-CN"/>
+        </w:rPr>
+        <w:t xml:space="preserve"> </w:t>
+      </w:r>
+      <w:r>
+        <w:rPr>
+          <w:rFonts w:ascii="楷体" w:eastAsia="楷体" w:hAnsi="楷体" w:hint="eastAsia"/>
+          <w:b/>
+          <w:bCs/>
+          <w:sz w:val="24"/>
+          <w:szCs w:val="24"/>
+          <w:lang w:eastAsia="zh-CN"/>
+        </w:rPr>
+        <w:t xml:space="preserve"> </w:t>
       </w:r>
       <w:r>
         <w:rPr>
@@ -3789,7 +3247,7 @@
           <w:szCs w:val="24"/>
           <w:lang w:eastAsia="zh-CN"/>
         </w:rPr>
-        <w:t>3</w:t>
+        <w:t>5</w:t>
       </w:r>
       <w:r>
         <w:rPr>
@@ -3798,7 +3256,7 @@
           <w:szCs w:val="24"/>
           <w:lang w:eastAsia="zh-CN"/>
         </w:rPr>
-        <w:t xml:space="preserve"> – 202</w:t>
+        <w:t xml:space="preserve"> – </w:t>
       </w:r>
       <w:r>
         <w:rPr>
@@ -3807,34 +3265,7 @@
           <w:szCs w:val="24"/>
           <w:lang w:eastAsia="zh-CN"/>
         </w:rPr>
-        <w:t>6</w:t>
-      </w:r>
-      <w:r>
-        <w:rPr>
-          <w:rFonts w:ascii="Times New Roman" w:eastAsia="楷体" w:hAnsi="Times New Roman" w:cs="Times New Roman"/>
-          <w:sz w:val="24"/>
-          <w:szCs w:val="24"/>
-          <w:lang w:eastAsia="zh-CN"/>
-        </w:rPr>
-        <w:t>-</w:t>
-      </w:r>
-      <w:r>
-        <w:rPr>
-          <w:rFonts w:ascii="Times New Roman" w:eastAsia="楷体" w:hAnsi="Times New Roman" w:cs="Times New Roman" w:hint="eastAsia"/>
-          <w:sz w:val="24"/>
-          <w:szCs w:val="24"/>
-          <w:lang w:eastAsia="zh-CN"/>
-        </w:rPr>
-        <w:t>0</w:t>
-      </w:r>
-      <w:r>
-        <w:rPr>
-          <w:rFonts w:ascii="Times New Roman" w:eastAsia="楷体" w:hAnsi="Times New Roman" w:cs="Times New Roman" w:hint="eastAsia"/>
-          <w:sz w:val="24"/>
-          <w:szCs w:val="24"/>
-          <w:lang w:eastAsia="zh-CN"/>
-        </w:rPr>
-        <w:t>5</w:t>
+        <w:t>2026-08</w:t>
       </w:r>
     </w:p>
     <w:p>
@@ -3842,30 +3273,88 @@
         <w:pStyle w:val="ab"/>
         <w:numPr>
           <w:ilvl w:val="0"/>
-          <w:numId w:val="15"/>
+          <w:numId w:val="16"/>
         </w:numPr>
         <w:tabs>
           <w:tab w:val="left" w:pos="1200"/>
         </w:tabs>
         <w:rPr>
-          <w:rFonts w:ascii="楷体" w:eastAsia="楷体" w:hAnsi="楷体"/>
-          <w:sz w:val="21"/>
-          <w:szCs w:val="21"/>
-          <w:lang w:eastAsia="zh-CN"/>
-        </w:rPr>
-      </w:pPr>
-      <w:r>
-        <w:rPr>
-          <w:rFonts w:ascii="楷体" w:eastAsia="楷体" w:hAnsi="楷体"/>
-          <w:sz w:val="21"/>
-          <w:szCs w:val="21"/>
-          <w:lang w:eastAsia="zh-CN"/>
-        </w:rPr>
-        <w:t>基于</w:t>
-      </w:r>
-      <w:r>
-        <w:rPr>
-          <w:rFonts w:ascii="Times New Roman" w:eastAsia="楷体" w:hAnsi="Times New Roman" w:cs="Times New Roman"/>
+          <w:rFonts w:ascii="楷体" w:eastAsia="楷体" w:hAnsi="楷体" w:hint="eastAsia"/>
+          <w:sz w:val="21"/>
+          <w:szCs w:val="21"/>
+          <w:lang w:eastAsia="zh-CN"/>
+        </w:rPr>
+      </w:pPr>
+      <w:r>
+        <w:rPr>
+          <w:rFonts w:ascii="楷体" w:eastAsia="楷体" w:hAnsi="楷体"/>
+          <w:sz w:val="21"/>
+          <w:szCs w:val="21"/>
+          <w:lang w:eastAsia="zh-CN"/>
+        </w:rPr>
+        <w:t xml:space="preserve">针对 </w:t>
+      </w:r>
+      <w:r>
+        <w:rPr>
+          <w:rFonts w:ascii="Times New Roman" w:eastAsia="楷体" w:hAnsi="Times New Roman" w:cs="Times New Roman"/>
+          <w:sz w:val="21"/>
+          <w:szCs w:val="21"/>
+          <w:lang w:eastAsia="zh-CN"/>
+        </w:rPr>
+        <w:t xml:space="preserve">Text-to-SQL </w:t>
+      </w:r>
+      <w:r>
+        <w:rPr>
+          <w:rFonts w:ascii="楷体" w:eastAsia="楷体" w:hAnsi="楷体"/>
+          <w:sz w:val="21"/>
+          <w:szCs w:val="21"/>
+          <w:lang w:eastAsia="zh-CN"/>
+        </w:rPr>
+        <w:t>中</w:t>
+      </w:r>
+      <w:r>
+        <w:rPr>
+          <w:rFonts w:ascii="Times New Roman" w:eastAsia="楷体" w:hAnsi="Times New Roman" w:cs="Times New Roman"/>
+          <w:sz w:val="21"/>
+          <w:szCs w:val="21"/>
+          <w:lang w:eastAsia="zh-CN"/>
+        </w:rPr>
+        <w:t xml:space="preserve"> LLM </w:t>
+      </w:r>
+      <w:r>
+        <w:rPr>
+          <w:rFonts w:ascii="楷体" w:eastAsia="楷体" w:hAnsi="楷体"/>
+          <w:sz w:val="21"/>
+          <w:szCs w:val="21"/>
+          <w:lang w:eastAsia="zh-CN"/>
+        </w:rPr>
+        <w:t>随机猜测导致的"</w:t>
+      </w:r>
+      <w:proofErr w:type="gramStart"/>
+      <w:r>
+        <w:rPr>
+          <w:rFonts w:ascii="楷体" w:eastAsia="楷体" w:hAnsi="楷体"/>
+          <w:sz w:val="21"/>
+          <w:szCs w:val="21"/>
+          <w:lang w:eastAsia="zh-CN"/>
+        </w:rPr>
+        <w:t>问数幻觉</w:t>
+      </w:r>
+      <w:proofErr w:type="gramEnd"/>
+      <w:r>
+        <w:rPr>
+          <w:rFonts w:ascii="楷体" w:eastAsia="楷体" w:hAnsi="楷体"/>
+          <w:sz w:val="21"/>
+          <w:szCs w:val="21"/>
+          <w:lang w:eastAsia="zh-CN"/>
+        </w:rPr>
+        <w:t>"问题，提出</w:t>
+      </w:r>
+      <w:r>
+        <w:rPr>
+          <w:rFonts w:ascii="Times New Roman" w:eastAsia="楷体" w:hAnsi="Times New Roman" w:cs="Times New Roman"/>
+          <w:b/>
+          <w:bCs/>
           <w:sz w:val="21"/>
           <w:szCs w:val="21"/>
           <w:lang w:eastAsia="zh-CN"/>
@@ -3876,69 +3365,226 @@
       <w:r>
         <w:rPr>
           <w:rFonts w:ascii="Times New Roman" w:eastAsia="楷体" w:hAnsi="Times New Roman" w:cs="Times New Roman"/>
-          <w:sz w:val="21"/>
-          <w:szCs w:val="21"/>
-          <w:lang w:eastAsia="zh-CN"/>
-        </w:rPr>
-        <w:t>OpenSpec</w:t>
+          <w:b/>
+          <w:bCs/>
+          <w:sz w:val="21"/>
+          <w:szCs w:val="21"/>
+          <w:lang w:eastAsia="zh-CN"/>
+        </w:rPr>
+        <w:t>OntoClarify</w:t>
       </w:r>
       <w:proofErr w:type="spellEnd"/>
       <w:r>
         <w:rPr>
           <w:rFonts w:ascii="Times New Roman" w:eastAsia="楷体" w:hAnsi="Times New Roman" w:cs="Times New Roman"/>
-          <w:sz w:val="21"/>
-          <w:szCs w:val="21"/>
-          <w:lang w:eastAsia="zh-CN"/>
-        </w:rPr>
-        <w:t xml:space="preserve"> + Superpowers </w:t>
-      </w:r>
-      <w:r>
-        <w:rPr>
-          <w:rFonts w:ascii="楷体" w:eastAsia="楷体" w:hAnsi="楷体"/>
-          <w:sz w:val="21"/>
-          <w:szCs w:val="21"/>
-          <w:lang w:eastAsia="zh-CN"/>
-        </w:rPr>
-        <w:t>构建</w:t>
-      </w:r>
-      <w:r>
-        <w:rPr>
-          <w:rFonts w:ascii="Times New Roman" w:eastAsia="楷体" w:hAnsi="Times New Roman" w:cs="Times New Roman"/>
-          <w:sz w:val="21"/>
-          <w:szCs w:val="21"/>
-          <w:lang w:eastAsia="zh-CN"/>
-        </w:rPr>
-        <w:t xml:space="preserve"> AI </w:t>
-      </w:r>
-      <w:r>
-        <w:rPr>
-          <w:rFonts w:ascii="楷体" w:eastAsia="楷体" w:hAnsi="楷体"/>
-          <w:sz w:val="21"/>
-          <w:szCs w:val="21"/>
-          <w:lang w:eastAsia="zh-CN"/>
-        </w:rPr>
-        <w:t>原生研发体系：在</w:t>
-      </w:r>
-      <w:r>
-        <w:rPr>
-          <w:rFonts w:ascii="Times New Roman" w:eastAsia="楷体" w:hAnsi="Times New Roman" w:cs="Times New Roman"/>
+          <w:b/>
+          <w:bCs/>
           <w:sz w:val="21"/>
           <w:szCs w:val="21"/>
           <w:lang w:eastAsia="zh-CN"/>
         </w:rPr>
         <w:t xml:space="preserve"> </w:t>
       </w:r>
-      <w:proofErr w:type="spellStart"/>
-      <w:r>
-        <w:rPr>
-          <w:rFonts w:ascii="Times New Roman" w:eastAsia="楷体" w:hAnsi="Times New Roman" w:cs="Times New Roman"/>
-          <w:sz w:val="21"/>
-          <w:szCs w:val="21"/>
-          <w:lang w:eastAsia="zh-CN"/>
-        </w:rPr>
-        <w:t>OpenSpec</w:t>
-      </w:r>
-      <w:proofErr w:type="spellEnd"/>
+      <w:r>
+        <w:rPr>
+          <w:rFonts w:ascii="楷体" w:eastAsia="楷体" w:hAnsi="楷体"/>
+          <w:sz w:val="21"/>
+          <w:szCs w:val="21"/>
+          <w:lang w:eastAsia="zh-CN"/>
+        </w:rPr>
+        <w:t>澄清框架，包含</w:t>
+      </w:r>
+      <w:r>
+        <w:rPr>
+          <w:rFonts w:ascii="楷体" w:eastAsia="楷体" w:hAnsi="楷体"/>
+          <w:b/>
+          <w:bCs/>
+          <w:sz w:val="21"/>
+          <w:szCs w:val="21"/>
+          <w:lang w:eastAsia="zh-CN"/>
+        </w:rPr>
+        <w:t>本体锚定歧义检测、多信号风险决策和层次化澄清生成</w:t>
+      </w:r>
+      <w:r>
+        <w:rPr>
+          <w:rFonts w:ascii="楷体" w:eastAsia="楷体" w:hAnsi="楷体"/>
+          <w:sz w:val="21"/>
+          <w:szCs w:val="21"/>
+          <w:lang w:eastAsia="zh-CN"/>
+        </w:rPr>
+        <w:t>三阶段；通过领域本体定位歧义</w:t>
+      </w:r>
+      <w:r>
+        <w:rPr>
+          <w:rFonts w:ascii="Times New Roman" w:eastAsia="楷体" w:hAnsi="Times New Roman" w:cs="Times New Roman"/>
+          <w:sz w:val="21"/>
+          <w:szCs w:val="21"/>
+          <w:lang w:eastAsia="zh-CN"/>
+        </w:rPr>
+        <w:t xml:space="preserve"> Mention </w:t>
+      </w:r>
+      <w:r>
+        <w:rPr>
+          <w:rFonts w:ascii="楷体" w:eastAsia="楷体" w:hAnsi="楷体"/>
+          <w:sz w:val="21"/>
+          <w:szCs w:val="21"/>
+          <w:lang w:eastAsia="zh-CN"/>
+        </w:rPr>
+        <w:t xml:space="preserve">并生成结构化澄清问题替代猜测，最终 </w:t>
+      </w:r>
+      <w:r>
+        <w:rPr>
+          <w:rFonts w:ascii="Times New Roman" w:eastAsia="楷体" w:hAnsi="Times New Roman" w:cs="Times New Roman"/>
+          <w:b/>
+          <w:bCs/>
+          <w:sz w:val="21"/>
+          <w:szCs w:val="21"/>
+          <w:lang w:eastAsia="zh-CN"/>
+        </w:rPr>
+        <w:t xml:space="preserve">F1 </w:t>
+      </w:r>
+      <w:r>
+        <w:rPr>
+          <w:rFonts w:ascii="楷体" w:eastAsia="楷体" w:hAnsi="楷体"/>
+          <w:b/>
+          <w:bCs/>
+          <w:sz w:val="21"/>
+          <w:szCs w:val="21"/>
+          <w:lang w:eastAsia="zh-CN"/>
+        </w:rPr>
+        <w:t>达</w:t>
+      </w:r>
+      <w:r>
+        <w:rPr>
+          <w:rFonts w:ascii="Times New Roman" w:eastAsia="楷体" w:hAnsi="Times New Roman" w:cs="Times New Roman"/>
+          <w:b/>
+          <w:bCs/>
+          <w:sz w:val="21"/>
+          <w:szCs w:val="21"/>
+          <w:lang w:eastAsia="zh-CN"/>
+        </w:rPr>
+        <w:t xml:space="preserve"> 83.2%</w:t>
+      </w:r>
+      <w:r>
+        <w:rPr>
+          <w:rFonts w:ascii="Times New Roman" w:eastAsia="楷体" w:hAnsi="Times New Roman" w:cs="Times New Roman"/>
+          <w:sz w:val="21"/>
+          <w:szCs w:val="21"/>
+          <w:lang w:eastAsia="zh-CN"/>
+        </w:rPr>
+        <w:t>（</w:t>
+      </w:r>
+      <w:r>
+        <w:rPr>
+          <w:rFonts w:ascii="Times New Roman" w:eastAsia="楷体" w:hAnsi="Times New Roman" w:cs="Times New Roman"/>
+          <w:sz w:val="21"/>
+          <w:szCs w:val="21"/>
+          <w:lang w:eastAsia="zh-CN"/>
+        </w:rPr>
+        <w:t>Baseline 75.6%</w:t>
+      </w:r>
+      <w:r>
+        <w:rPr>
+          <w:rFonts w:ascii="Times New Roman" w:eastAsia="楷体" w:hAnsi="Times New Roman" w:cs="Times New Roman"/>
+          <w:sz w:val="21"/>
+          <w:szCs w:val="21"/>
+          <w:lang w:eastAsia="zh-CN"/>
+        </w:rPr>
+        <w:t>）</w:t>
+      </w:r>
+      <w:r>
+        <w:rPr>
+          <w:rFonts w:ascii="楷体" w:eastAsia="楷体" w:hAnsi="楷体"/>
+          <w:sz w:val="21"/>
+          <w:szCs w:val="21"/>
+          <w:lang w:eastAsia="zh-CN"/>
+        </w:rPr>
+        <w:t>，</w:t>
+      </w:r>
+      <w:r>
+        <w:rPr>
+          <w:rFonts w:ascii="Times New Roman" w:eastAsia="楷体" w:hAnsi="Times New Roman" w:cs="Times New Roman"/>
+          <w:b/>
+          <w:bCs/>
+          <w:sz w:val="21"/>
+          <w:szCs w:val="21"/>
+          <w:lang w:eastAsia="zh-CN"/>
+        </w:rPr>
+        <w:t xml:space="preserve">FPR </w:t>
+      </w:r>
+      <w:r>
+        <w:rPr>
+          <w:rFonts w:ascii="楷体" w:eastAsia="楷体" w:hAnsi="楷体"/>
+          <w:b/>
+          <w:bCs/>
+          <w:sz w:val="21"/>
+          <w:szCs w:val="21"/>
+          <w:lang w:eastAsia="zh-CN"/>
+        </w:rPr>
+        <w:t>仅</w:t>
+      </w:r>
+      <w:r>
+        <w:rPr>
+          <w:rFonts w:ascii="Times New Roman" w:eastAsia="楷体" w:hAnsi="Times New Roman" w:cs="Times New Roman"/>
+          <w:b/>
+          <w:bCs/>
+          <w:sz w:val="21"/>
+          <w:szCs w:val="21"/>
+          <w:lang w:eastAsia="zh-CN"/>
+        </w:rPr>
+        <w:t xml:space="preserve"> 5.7%</w:t>
+      </w:r>
+      <w:r>
+        <w:rPr>
+          <w:rFonts w:ascii="楷体" w:eastAsia="楷体" w:hAnsi="楷体"/>
+          <w:sz w:val="21"/>
+          <w:szCs w:val="21"/>
+          <w:lang w:eastAsia="zh-CN"/>
+        </w:rPr>
+        <w:t>，</w:t>
+      </w:r>
+      <w:r>
+        <w:rPr>
+          <w:rFonts w:ascii="Times New Roman" w:eastAsia="楷体" w:hAnsi="Times New Roman" w:cs="Times New Roman"/>
+          <w:b/>
+          <w:bCs/>
+          <w:sz w:val="21"/>
+          <w:szCs w:val="21"/>
+          <w:lang w:eastAsia="zh-CN"/>
+        </w:rPr>
+        <w:t xml:space="preserve">SQL EX </w:t>
+      </w:r>
+      <w:r>
+        <w:rPr>
+          <w:rFonts w:ascii="楷体" w:eastAsia="楷体" w:hAnsi="楷体"/>
+          <w:b/>
+          <w:bCs/>
+          <w:sz w:val="21"/>
+          <w:szCs w:val="21"/>
+          <w:lang w:eastAsia="zh-CN"/>
+        </w:rPr>
+        <w:t>提升</w:t>
+      </w:r>
+      <w:r>
+        <w:rPr>
+          <w:rFonts w:ascii="Times New Roman" w:eastAsia="楷体" w:hAnsi="Times New Roman" w:cs="Times New Roman"/>
+          <w:b/>
+          <w:bCs/>
+          <w:sz w:val="21"/>
+          <w:szCs w:val="21"/>
+          <w:lang w:eastAsia="zh-CN"/>
+        </w:rPr>
+        <w:t xml:space="preserve"> 10.3%</w:t>
+      </w:r>
+      <w:r>
+        <w:rPr>
+          <w:rFonts w:ascii="楷体" w:eastAsia="楷体" w:hAnsi="楷体"/>
+          <w:sz w:val="21"/>
+          <w:szCs w:val="21"/>
+          <w:lang w:eastAsia="zh-CN"/>
+        </w:rPr>
+        <w:t>，论文已投稿</w:t>
+      </w:r>
       <w:r>
         <w:rPr>
           <w:rFonts w:ascii="Times New Roman" w:eastAsia="楷体" w:hAnsi="Times New Roman" w:cs="Times New Roman"/>
@@ -3950,84 +3596,14 @@
       </w:r>
       <w:r>
         <w:rPr>
-          <w:rFonts w:ascii="楷体" w:eastAsia="楷体" w:hAnsi="楷体"/>
-          <w:sz w:val="21"/>
-          <w:szCs w:val="21"/>
-          <w:lang w:eastAsia="zh-CN"/>
-        </w:rPr>
-        <w:t>中设计</w:t>
-      </w:r>
-      <w:r>
-        <w:rPr>
-          <w:rFonts w:ascii="Times New Roman" w:eastAsia="楷体" w:hAnsi="Times New Roman" w:cs="Times New Roman"/>
-          <w:sz w:val="21"/>
-          <w:szCs w:val="21"/>
-          <w:lang w:eastAsia="zh-CN"/>
-        </w:rPr>
-        <w:t xml:space="preserve"> Agent.md / Rules / Skills / MCP </w:t>
-      </w:r>
-      <w:r>
-        <w:rPr>
-          <w:rFonts w:ascii="楷体" w:eastAsia="楷体" w:hAnsi="楷体"/>
-          <w:sz w:val="21"/>
-          <w:szCs w:val="21"/>
-          <w:lang w:eastAsia="zh-CN"/>
-        </w:rPr>
-        <w:t>等能力约束与扩展机制，并引入</w:t>
-      </w:r>
-      <w:r>
-        <w:rPr>
-          <w:rFonts w:ascii="Times New Roman" w:eastAsia="楷体" w:hAnsi="Times New Roman" w:cs="Times New Roman"/>
-          <w:sz w:val="21"/>
-          <w:szCs w:val="21"/>
-          <w:lang w:eastAsia="zh-CN"/>
-        </w:rPr>
-        <w:t xml:space="preserve"> TDD </w:t>
-      </w:r>
-      <w:r>
-        <w:rPr>
-          <w:rFonts w:ascii="楷体" w:eastAsia="楷体" w:hAnsi="楷体"/>
-          <w:sz w:val="21"/>
-          <w:szCs w:val="21"/>
-          <w:lang w:eastAsia="zh-CN"/>
-        </w:rPr>
-        <w:t>规范代码生成；同时落地覆盖提案、设计、构建到交付归档的标准化工作流，基于</w:t>
-      </w:r>
-      <w:r>
-        <w:rPr>
-          <w:rFonts w:ascii="Times New Roman" w:eastAsia="楷体" w:hAnsi="Times New Roman" w:cs="Times New Roman"/>
-          <w:sz w:val="21"/>
-          <w:szCs w:val="21"/>
-          <w:lang w:eastAsia="zh-CN"/>
-        </w:rPr>
-        <w:t xml:space="preserve"> Specs </w:t>
-      </w:r>
-      <w:r>
-        <w:rPr>
-          <w:rFonts w:ascii="楷体" w:eastAsia="楷体" w:hAnsi="楷体"/>
-          <w:sz w:val="21"/>
-          <w:szCs w:val="21"/>
-          <w:lang w:eastAsia="zh-CN"/>
-        </w:rPr>
-        <w:t>实现上下文统一与知识沉淀，解决</w:t>
-      </w:r>
-      <w:r>
-        <w:rPr>
-          <w:rFonts w:ascii="Times New Roman" w:eastAsia="楷体" w:hAnsi="Times New Roman" w:cs="Times New Roman"/>
-          <w:sz w:val="21"/>
-          <w:szCs w:val="21"/>
-          <w:lang w:eastAsia="zh-CN"/>
-        </w:rPr>
-        <w:t xml:space="preserve"> AI </w:t>
-      </w:r>
-      <w:r>
-        <w:rPr>
-          <w:rFonts w:ascii="楷体" w:eastAsia="楷体" w:hAnsi="楷体"/>
-          <w:sz w:val="21"/>
-          <w:szCs w:val="21"/>
-          <w:lang w:eastAsia="zh-CN"/>
-        </w:rPr>
-        <w:t>开发中上下文缺失与流程不规范问题，提升研发效率与交付质量</w:t>
+          <w:rFonts w:ascii="Times New Roman" w:eastAsia="楷体" w:hAnsi="Times New Roman" w:cs="Times New Roman"/>
+          <w:b/>
+          <w:bCs/>
+          <w:sz w:val="21"/>
+          <w:szCs w:val="21"/>
+          <w:lang w:eastAsia="zh-CN"/>
+        </w:rPr>
+        <w:t>CIDR 2027</w:t>
       </w:r>
     </w:p>
     <w:p>
@@ -4035,154 +3611,244 @@
         <w:pStyle w:val="ab"/>
         <w:numPr>
           <w:ilvl w:val="0"/>
-          <w:numId w:val="15"/>
+          <w:numId w:val="16"/>
         </w:numPr>
         <w:tabs>
           <w:tab w:val="left" w:pos="1200"/>
         </w:tabs>
         <w:rPr>
-          <w:rFonts w:ascii="楷体" w:eastAsia="楷体" w:hAnsi="楷体"/>
-          <w:sz w:val="21"/>
-          <w:szCs w:val="21"/>
-          <w:lang w:eastAsia="zh-CN"/>
-        </w:rPr>
-      </w:pPr>
-      <w:r>
-        <w:rPr>
-          <w:rFonts w:ascii="楷体" w:eastAsia="楷体" w:hAnsi="楷体"/>
-          <w:sz w:val="21"/>
-          <w:szCs w:val="21"/>
-          <w:lang w:eastAsia="zh-CN"/>
-        </w:rPr>
-        <w:t>封装多项</w:t>
-      </w:r>
-      <w:r>
-        <w:rPr>
-          <w:rFonts w:ascii="Times New Roman" w:eastAsia="楷体" w:hAnsi="Times New Roman" w:cs="Times New Roman"/>
-          <w:sz w:val="21"/>
-          <w:szCs w:val="21"/>
-          <w:lang w:eastAsia="zh-CN"/>
-        </w:rPr>
-        <w:t xml:space="preserve"> AI </w:t>
-      </w:r>
-      <w:r>
-        <w:rPr>
-          <w:rFonts w:ascii="楷体" w:eastAsia="楷体" w:hAnsi="楷体"/>
-          <w:sz w:val="21"/>
-          <w:szCs w:val="21"/>
-          <w:lang w:eastAsia="zh-CN"/>
-        </w:rPr>
-        <w:t>辅助研发</w:t>
-      </w:r>
-      <w:r>
-        <w:rPr>
-          <w:rFonts w:ascii="Times New Roman" w:eastAsia="楷体" w:hAnsi="Times New Roman" w:cs="Times New Roman"/>
-          <w:sz w:val="21"/>
-          <w:szCs w:val="21"/>
-          <w:lang w:eastAsia="zh-CN"/>
-        </w:rPr>
-        <w:t xml:space="preserve"> Skills</w:t>
-      </w:r>
-      <w:r>
-        <w:rPr>
-          <w:rFonts w:ascii="楷体" w:eastAsia="楷体" w:hAnsi="楷体"/>
-          <w:sz w:val="21"/>
-          <w:szCs w:val="21"/>
-          <w:lang w:eastAsia="zh-CN"/>
-        </w:rPr>
-        <w:t>，包括</w:t>
-      </w:r>
-      <w:r>
-        <w:rPr>
-          <w:rFonts w:ascii="Times New Roman" w:eastAsia="楷体" w:hAnsi="Times New Roman" w:cs="Times New Roman"/>
-          <w:sz w:val="21"/>
-          <w:szCs w:val="21"/>
-          <w:lang w:eastAsia="zh-CN"/>
-        </w:rPr>
-        <w:t xml:space="preserve"> Spec </w:t>
-      </w:r>
-      <w:r>
-        <w:rPr>
-          <w:rFonts w:ascii="楷体" w:eastAsia="楷体" w:hAnsi="楷体"/>
-          <w:sz w:val="21"/>
-          <w:szCs w:val="21"/>
-          <w:lang w:eastAsia="zh-CN"/>
-        </w:rPr>
-        <w:t>文档解析与</w:t>
-      </w:r>
-      <w:r>
-        <w:rPr>
-          <w:rFonts w:ascii="Times New Roman" w:eastAsia="楷体" w:hAnsi="Times New Roman" w:cs="Times New Roman"/>
-          <w:sz w:val="21"/>
-          <w:szCs w:val="21"/>
-          <w:lang w:eastAsia="zh-CN"/>
-        </w:rPr>
-        <w:t xml:space="preserve"> </w:t>
-      </w:r>
-      <w:proofErr w:type="spellStart"/>
-      <w:r>
-        <w:rPr>
-          <w:rFonts w:ascii="Times New Roman" w:eastAsia="楷体" w:hAnsi="Times New Roman" w:cs="Times New Roman"/>
-          <w:sz w:val="21"/>
-          <w:szCs w:val="21"/>
-          <w:lang w:eastAsia="zh-CN"/>
-        </w:rPr>
-        <w:t>iWiki</w:t>
-      </w:r>
-      <w:proofErr w:type="spellEnd"/>
-      <w:r>
-        <w:rPr>
-          <w:rFonts w:ascii="Times New Roman" w:eastAsia="楷体" w:hAnsi="Times New Roman" w:cs="Times New Roman"/>
-          <w:sz w:val="21"/>
-          <w:szCs w:val="21"/>
-          <w:lang w:eastAsia="zh-CN"/>
-        </w:rPr>
-        <w:t xml:space="preserve"> </w:t>
-      </w:r>
-      <w:r>
-        <w:rPr>
-          <w:rFonts w:ascii="楷体" w:eastAsia="楷体" w:hAnsi="楷体"/>
-          <w:sz w:val="21"/>
-          <w:szCs w:val="21"/>
-          <w:lang w:eastAsia="zh-CN"/>
-        </w:rPr>
-        <w:t>发布、</w:t>
-      </w:r>
-      <w:r>
-        <w:rPr>
-          <w:rFonts w:ascii="Times New Roman" w:eastAsia="楷体" w:hAnsi="Times New Roman" w:cs="Times New Roman"/>
-          <w:sz w:val="21"/>
-          <w:szCs w:val="21"/>
-          <w:lang w:eastAsia="zh-CN"/>
-        </w:rPr>
-        <w:t xml:space="preserve">Cursor Plan </w:t>
-      </w:r>
-      <w:r>
-        <w:rPr>
-          <w:rFonts w:ascii="楷体" w:eastAsia="楷体" w:hAnsi="楷体"/>
-          <w:sz w:val="21"/>
-          <w:szCs w:val="21"/>
-          <w:lang w:eastAsia="zh-CN"/>
-        </w:rPr>
-        <w:t>同步、接口云</w:t>
-      </w:r>
-      <w:r>
-        <w:rPr>
-          <w:rFonts w:ascii="Times New Roman" w:eastAsia="楷体" w:hAnsi="Times New Roman" w:cs="Times New Roman"/>
-          <w:sz w:val="21"/>
-          <w:szCs w:val="21"/>
-          <w:lang w:eastAsia="zh-CN"/>
-        </w:rPr>
-        <w:t xml:space="preserve"> PB </w:t>
-      </w:r>
-      <w:r>
-        <w:rPr>
-          <w:rFonts w:ascii="楷体" w:eastAsia="楷体" w:hAnsi="楷体"/>
-          <w:sz w:val="21"/>
-          <w:szCs w:val="21"/>
-          <w:lang w:eastAsia="zh-CN"/>
-        </w:rPr>
-        <w:t>查询及日志检索能力，提升信息检索与问题排查效率</w:t>
+          <w:rFonts w:ascii="楷体" w:eastAsia="楷体" w:hAnsi="楷体" w:hint="eastAsia"/>
+          <w:sz w:val="21"/>
+          <w:szCs w:val="21"/>
+          <w:lang w:eastAsia="zh-CN"/>
+        </w:rPr>
+      </w:pPr>
+      <w:r>
+        <w:rPr>
+          <w:rFonts w:ascii="楷体" w:eastAsia="楷体" w:hAnsi="楷体" w:hint="eastAsia"/>
+          <w:sz w:val="21"/>
+          <w:szCs w:val="21"/>
+          <w:lang w:eastAsia="zh-CN"/>
+        </w:rPr>
+        <w:t>实现</w:t>
+      </w:r>
+      <w:r>
+        <w:rPr>
+          <w:rFonts w:ascii="楷体" w:eastAsia="楷体" w:hAnsi="楷体"/>
+          <w:sz w:val="21"/>
+          <w:szCs w:val="21"/>
+          <w:lang w:eastAsia="zh-CN"/>
+        </w:rPr>
+        <w:t>本体锚定歧义检测模块</w:t>
+      </w:r>
+      <w:r>
+        <w:rPr>
+          <w:rFonts w:ascii="楷体" w:eastAsia="楷体" w:hAnsi="楷体" w:hint="eastAsia"/>
+          <w:sz w:val="21"/>
+          <w:szCs w:val="21"/>
+          <w:lang w:eastAsia="zh-CN"/>
+        </w:rPr>
+        <w:t>。</w:t>
+      </w:r>
+      <w:r>
+        <w:rPr>
+          <w:rFonts w:ascii="楷体" w:eastAsia="楷体" w:hAnsi="楷体"/>
+          <w:sz w:val="21"/>
+          <w:szCs w:val="21"/>
+          <w:lang w:eastAsia="zh-CN"/>
+        </w:rPr>
+        <w:t>采用</w:t>
+      </w:r>
+      <w:r>
+        <w:rPr>
+          <w:rFonts w:ascii="楷体" w:eastAsia="楷体" w:hAnsi="楷体"/>
+          <w:b/>
+          <w:bCs/>
+          <w:sz w:val="21"/>
+          <w:szCs w:val="21"/>
+          <w:lang w:eastAsia="zh-CN"/>
+        </w:rPr>
+        <w:t>词典、规则与向量召回</w:t>
+      </w:r>
+      <w:r>
+        <w:rPr>
+          <w:rFonts w:ascii="楷体" w:eastAsia="楷体" w:hAnsi="楷体"/>
+          <w:sz w:val="21"/>
+          <w:szCs w:val="21"/>
+          <w:lang w:eastAsia="zh-CN"/>
+        </w:rPr>
+        <w:t>相结合的方式完成</w:t>
+      </w:r>
+      <w:r>
+        <w:rPr>
+          <w:rFonts w:ascii="Times New Roman" w:eastAsia="楷体" w:hAnsi="Times New Roman" w:cs="Times New Roman"/>
+          <w:sz w:val="21"/>
+          <w:szCs w:val="21"/>
+          <w:lang w:eastAsia="zh-CN"/>
+        </w:rPr>
+        <w:t xml:space="preserve"> Mention Detection</w:t>
+      </w:r>
+      <w:r>
+        <w:rPr>
+          <w:rFonts w:ascii="楷体" w:eastAsia="楷体" w:hAnsi="楷体"/>
+          <w:sz w:val="21"/>
+          <w:szCs w:val="21"/>
+          <w:lang w:eastAsia="zh-CN"/>
+        </w:rPr>
+        <w:t>，并融合编辑距离、</w:t>
+      </w:r>
+      <w:r>
+        <w:rPr>
+          <w:rFonts w:ascii="Times New Roman" w:eastAsia="楷体" w:hAnsi="Times New Roman" w:cs="Times New Roman"/>
+          <w:sz w:val="21"/>
+          <w:szCs w:val="21"/>
+          <w:lang w:eastAsia="zh-CN"/>
+        </w:rPr>
+        <w:t xml:space="preserve">BM25 </w:t>
+      </w:r>
+      <w:r>
+        <w:rPr>
+          <w:rFonts w:ascii="楷体" w:eastAsia="楷体" w:hAnsi="楷体"/>
+          <w:sz w:val="21"/>
+          <w:szCs w:val="21"/>
+          <w:lang w:eastAsia="zh-CN"/>
+        </w:rPr>
+        <w:t>与余弦相似度进行</w:t>
+      </w:r>
+      <w:r>
+        <w:rPr>
+          <w:rFonts w:ascii="Times New Roman" w:eastAsia="楷体" w:hAnsi="Times New Roman" w:cs="Times New Roman"/>
+          <w:b/>
+          <w:bCs/>
+          <w:sz w:val="21"/>
+          <w:szCs w:val="21"/>
+          <w:lang w:eastAsia="zh-CN"/>
+        </w:rPr>
+        <w:t xml:space="preserve"> Schema Linking</w:t>
+      </w:r>
+      <w:r>
+        <w:rPr>
+          <w:rFonts w:ascii="楷体" w:eastAsia="楷体" w:hAnsi="楷体"/>
+          <w:sz w:val="21"/>
+          <w:szCs w:val="21"/>
+          <w:lang w:eastAsia="zh-CN"/>
+        </w:rPr>
+        <w:t>；基于候选数量及</w:t>
+      </w:r>
+      <w:r>
+        <w:rPr>
+          <w:rFonts w:ascii="Times New Roman" w:eastAsia="楷体" w:hAnsi="Times New Roman" w:cs="Times New Roman"/>
+          <w:sz w:val="21"/>
+          <w:szCs w:val="21"/>
+          <w:lang w:eastAsia="zh-CN"/>
+        </w:rPr>
+        <w:t xml:space="preserve"> Top1/Top2 </w:t>
+      </w:r>
+      <w:r>
+        <w:rPr>
+          <w:rFonts w:ascii="楷体" w:eastAsia="楷体" w:hAnsi="楷体"/>
+          <w:sz w:val="21"/>
+          <w:szCs w:val="21"/>
+          <w:lang w:eastAsia="zh-CN"/>
+        </w:rPr>
+        <w:t>相似度差异计算歧义评分，全流程采用确定性匹配，</w:t>
+      </w:r>
+      <w:r>
+        <w:rPr>
+          <w:rFonts w:ascii="楷体" w:eastAsia="楷体" w:hAnsi="楷体"/>
+          <w:b/>
+          <w:bCs/>
+          <w:sz w:val="21"/>
+          <w:szCs w:val="21"/>
+          <w:lang w:eastAsia="zh-CN"/>
+        </w:rPr>
+        <w:t>不依赖</w:t>
+      </w:r>
+      <w:r>
+        <w:rPr>
+          <w:rFonts w:ascii="Times New Roman" w:eastAsia="楷体" w:hAnsi="Times New Roman" w:cs="Times New Roman"/>
+          <w:b/>
+          <w:bCs/>
+          <w:sz w:val="21"/>
+          <w:szCs w:val="21"/>
+          <w:lang w:eastAsia="zh-CN"/>
+        </w:rPr>
+        <w:t xml:space="preserve"> LLM </w:t>
+      </w:r>
+      <w:r>
+        <w:rPr>
+          <w:rFonts w:ascii="楷体" w:eastAsia="楷体" w:hAnsi="楷体"/>
+          <w:b/>
+          <w:bCs/>
+          <w:sz w:val="21"/>
+          <w:szCs w:val="21"/>
+          <w:lang w:eastAsia="zh-CN"/>
+        </w:rPr>
+        <w:t>推理，不引入额外幻觉</w:t>
+      </w:r>
+      <w:r>
+        <w:rPr>
+          <w:rFonts w:ascii="楷体" w:eastAsia="楷体" w:hAnsi="楷体"/>
+          <w:sz w:val="21"/>
+          <w:szCs w:val="21"/>
+          <w:lang w:eastAsia="zh-CN"/>
+        </w:rPr>
+        <w:t>；消融实验中移除该模块后</w:t>
+      </w:r>
+      <w:r>
+        <w:rPr>
+          <w:rFonts w:ascii="Times New Roman" w:eastAsia="楷体" w:hAnsi="Times New Roman" w:cs="Times New Roman"/>
+          <w:b/>
+          <w:bCs/>
+          <w:sz w:val="21"/>
+          <w:szCs w:val="21"/>
+          <w:lang w:eastAsia="zh-CN"/>
+        </w:rPr>
+        <w:t xml:space="preserve"> F1 </w:t>
+      </w:r>
+      <w:r>
+        <w:rPr>
+          <w:rFonts w:ascii="楷体" w:eastAsia="楷体" w:hAnsi="楷体"/>
+          <w:b/>
+          <w:bCs/>
+          <w:sz w:val="21"/>
+          <w:szCs w:val="21"/>
+          <w:lang w:eastAsia="zh-CN"/>
+        </w:rPr>
+        <w:t>由</w:t>
+      </w:r>
+      <w:r>
+        <w:rPr>
+          <w:rFonts w:ascii="Times New Roman" w:eastAsia="楷体" w:hAnsi="Times New Roman" w:cs="Times New Roman"/>
+          <w:b/>
+          <w:bCs/>
+          <w:sz w:val="21"/>
+          <w:szCs w:val="21"/>
+          <w:lang w:eastAsia="zh-CN"/>
+        </w:rPr>
+        <w:t xml:space="preserve"> 83.2% </w:t>
+      </w:r>
+      <w:r>
+        <w:rPr>
+          <w:rFonts w:ascii="楷体" w:eastAsia="楷体" w:hAnsi="楷体"/>
+          <w:b/>
+          <w:bCs/>
+          <w:sz w:val="21"/>
+          <w:szCs w:val="21"/>
+          <w:lang w:eastAsia="zh-CN"/>
+        </w:rPr>
+        <w:t>降至</w:t>
+      </w:r>
+      <w:r>
+        <w:rPr>
+          <w:rFonts w:ascii="Times New Roman" w:eastAsia="楷体" w:hAnsi="Times New Roman" w:cs="Times New Roman"/>
+          <w:b/>
+          <w:bCs/>
+          <w:sz w:val="21"/>
+          <w:szCs w:val="21"/>
+          <w:lang w:eastAsia="zh-CN"/>
+        </w:rPr>
+        <w:t xml:space="preserve"> 36.2%</w:t>
       </w:r>
     </w:p>
     <w:p>
@@ -4190,127 +3856,262 @@
         <w:pStyle w:val="ab"/>
         <w:numPr>
           <w:ilvl w:val="0"/>
-          <w:numId w:val="15"/>
+          <w:numId w:val="16"/>
         </w:numPr>
         <w:tabs>
           <w:tab w:val="left" w:pos="1200"/>
         </w:tabs>
         <w:rPr>
-          <w:rFonts w:ascii="楷体" w:eastAsia="楷体" w:hAnsi="楷体"/>
-          <w:sz w:val="21"/>
-          <w:szCs w:val="21"/>
-          <w:lang w:eastAsia="zh-CN"/>
-        </w:rPr>
-      </w:pPr>
-      <w:r>
-        <w:rPr>
-          <w:rFonts w:ascii="楷体" w:eastAsia="楷体" w:hAnsi="楷体"/>
-          <w:sz w:val="21"/>
-          <w:szCs w:val="21"/>
-          <w:lang w:eastAsia="zh-CN"/>
-        </w:rPr>
-        <w:t>参与</w:t>
-      </w:r>
-      <w:r>
-        <w:rPr>
-          <w:rFonts w:ascii="Times New Roman" w:eastAsia="楷体" w:hAnsi="Times New Roman" w:cs="Times New Roman"/>
-          <w:sz w:val="21"/>
-          <w:szCs w:val="21"/>
-          <w:lang w:eastAsia="zh-CN"/>
-        </w:rPr>
-        <w:t xml:space="preserve"> ASR </w:t>
-      </w:r>
-      <w:r>
-        <w:rPr>
-          <w:rFonts w:ascii="楷体" w:eastAsia="楷体" w:hAnsi="楷体"/>
-          <w:sz w:val="21"/>
-          <w:szCs w:val="21"/>
-          <w:lang w:eastAsia="zh-CN"/>
-        </w:rPr>
-        <w:t>数据飞轮自动化平台建设，接入</w:t>
-      </w:r>
-      <w:r>
-        <w:rPr>
-          <w:rFonts w:ascii="Times New Roman" w:eastAsia="楷体" w:hAnsi="Times New Roman" w:cs="Times New Roman"/>
-          <w:sz w:val="21"/>
-          <w:szCs w:val="21"/>
-          <w:lang w:eastAsia="zh-CN"/>
-        </w:rPr>
-        <w:t xml:space="preserve"> AI </w:t>
-      </w:r>
-      <w:r>
-        <w:rPr>
-          <w:rFonts w:ascii="楷体" w:eastAsia="楷体" w:hAnsi="楷体"/>
-          <w:sz w:val="21"/>
-          <w:szCs w:val="21"/>
-          <w:lang w:eastAsia="zh-CN"/>
-        </w:rPr>
-        <w:t>同</w:t>
-      </w:r>
-      <w:proofErr w:type="gramStart"/>
-      <w:r>
-        <w:rPr>
-          <w:rFonts w:ascii="楷体" w:eastAsia="楷体" w:hAnsi="楷体"/>
-          <w:sz w:val="21"/>
-          <w:szCs w:val="21"/>
-          <w:lang w:eastAsia="zh-CN"/>
-        </w:rPr>
-        <w:t>传服务</w:t>
-      </w:r>
-      <w:proofErr w:type="gramEnd"/>
-      <w:r>
-        <w:rPr>
-          <w:rFonts w:ascii="Times New Roman" w:eastAsia="楷体" w:hAnsi="Times New Roman" w:cs="Times New Roman"/>
-          <w:sz w:val="21"/>
-          <w:szCs w:val="21"/>
-          <w:lang w:eastAsia="zh-CN"/>
-        </w:rPr>
-        <w:t xml:space="preserve"> CI/CD </w:t>
-      </w:r>
-      <w:r>
-        <w:rPr>
-          <w:rFonts w:ascii="楷体" w:eastAsia="楷体" w:hAnsi="楷体"/>
-          <w:sz w:val="21"/>
-          <w:szCs w:val="21"/>
-          <w:lang w:eastAsia="zh-CN"/>
-        </w:rPr>
-        <w:t>流水线与</w:t>
-      </w:r>
-      <w:r>
-        <w:rPr>
-          <w:rFonts w:ascii="Times New Roman" w:eastAsia="楷体" w:hAnsi="Times New Roman" w:cs="Times New Roman"/>
-          <w:sz w:val="21"/>
-          <w:szCs w:val="21"/>
-          <w:lang w:eastAsia="zh-CN"/>
-        </w:rPr>
-        <w:t xml:space="preserve"> TKE </w:t>
-      </w:r>
-      <w:r>
-        <w:rPr>
-          <w:rFonts w:ascii="楷体" w:eastAsia="楷体" w:hAnsi="楷体"/>
-          <w:sz w:val="21"/>
-          <w:szCs w:val="21"/>
-          <w:lang w:eastAsia="zh-CN"/>
-        </w:rPr>
-        <w:t>部署体系，实现服务一键构建、部署与替换，并支持</w:t>
-      </w:r>
-      <w:r>
-        <w:rPr>
-          <w:rFonts w:ascii="Times New Roman" w:eastAsia="楷体" w:hAnsi="Times New Roman" w:cs="Times New Roman"/>
-          <w:sz w:val="21"/>
-          <w:szCs w:val="21"/>
-          <w:lang w:eastAsia="zh-CN"/>
-        </w:rPr>
-        <w:t xml:space="preserve"> ASR </w:t>
-      </w:r>
-      <w:r>
-        <w:rPr>
-          <w:rFonts w:ascii="楷体" w:eastAsia="楷体" w:hAnsi="楷体"/>
-          <w:sz w:val="21"/>
-          <w:szCs w:val="21"/>
-          <w:lang w:eastAsia="zh-CN"/>
-        </w:rPr>
-        <w:t>模型自动化创建与上线</w:t>
+          <w:rFonts w:ascii="楷体" w:eastAsia="楷体" w:hAnsi="楷体" w:hint="eastAsia"/>
+          <w:b/>
+          <w:bCs/>
+          <w:sz w:val="21"/>
+          <w:szCs w:val="21"/>
+          <w:lang w:eastAsia="zh-CN"/>
+        </w:rPr>
+      </w:pPr>
+      <w:r>
+        <w:rPr>
+          <w:rFonts w:ascii="楷体" w:eastAsia="楷体" w:hAnsi="楷体"/>
+          <w:sz w:val="21"/>
+          <w:szCs w:val="21"/>
+          <w:lang w:eastAsia="zh-CN"/>
+        </w:rPr>
+        <w:t>设计多信号风险决策引擎</w:t>
+      </w:r>
+      <w:r>
+        <w:rPr>
+          <w:rFonts w:ascii="楷体" w:eastAsia="楷体" w:hAnsi="楷体" w:hint="eastAsia"/>
+          <w:sz w:val="21"/>
+          <w:szCs w:val="21"/>
+          <w:lang w:eastAsia="zh-CN"/>
+        </w:rPr>
+        <w:t>。</w:t>
+      </w:r>
+      <w:r>
+        <w:rPr>
+          <w:rFonts w:ascii="楷体" w:eastAsia="楷体" w:hAnsi="楷体"/>
+          <w:sz w:val="21"/>
+          <w:szCs w:val="21"/>
+          <w:lang w:eastAsia="zh-CN"/>
+        </w:rPr>
+        <w:t>融合</w:t>
+      </w:r>
+      <w:r>
+        <w:rPr>
+          <w:rFonts w:ascii="Times New Roman" w:eastAsia="楷体" w:hAnsi="Times New Roman" w:cs="Times New Roman"/>
+          <w:sz w:val="21"/>
+          <w:szCs w:val="21"/>
+          <w:lang w:eastAsia="zh-CN"/>
+        </w:rPr>
+        <w:t xml:space="preserve"> Schema Entropy</w:t>
+      </w:r>
+      <w:r>
+        <w:rPr>
+          <w:rFonts w:ascii="Times New Roman" w:eastAsia="楷体" w:hAnsi="Times New Roman" w:cs="Times New Roman"/>
+          <w:sz w:val="21"/>
+          <w:szCs w:val="21"/>
+          <w:lang w:eastAsia="zh-CN"/>
+        </w:rPr>
+        <w:t>、</w:t>
+      </w:r>
+      <w:r>
+        <w:rPr>
+          <w:rFonts w:ascii="Times New Roman" w:eastAsia="楷体" w:hAnsi="Times New Roman" w:cs="Times New Roman"/>
+          <w:sz w:val="21"/>
+          <w:szCs w:val="21"/>
+          <w:lang w:eastAsia="zh-CN"/>
+        </w:rPr>
+        <w:t>Similarity Gap</w:t>
+      </w:r>
+      <w:r>
+        <w:rPr>
+          <w:rFonts w:ascii="Times New Roman" w:eastAsia="楷体" w:hAnsi="Times New Roman" w:cs="Times New Roman"/>
+          <w:sz w:val="21"/>
+          <w:szCs w:val="21"/>
+          <w:lang w:eastAsia="zh-CN"/>
+        </w:rPr>
+        <w:t>、</w:t>
+      </w:r>
+      <w:r>
+        <w:rPr>
+          <w:rFonts w:ascii="Times New Roman" w:eastAsia="楷体" w:hAnsi="Times New Roman" w:cs="Times New Roman"/>
+          <w:sz w:val="21"/>
+          <w:szCs w:val="21"/>
+          <w:lang w:eastAsia="zh-CN"/>
+        </w:rPr>
+        <w:t>Candidate Cardinality</w:t>
+      </w:r>
+      <w:r>
+        <w:rPr>
+          <w:rFonts w:ascii="Times New Roman" w:eastAsia="楷体" w:hAnsi="Times New Roman" w:cs="Times New Roman"/>
+          <w:sz w:val="21"/>
+          <w:szCs w:val="21"/>
+          <w:lang w:eastAsia="zh-CN"/>
+        </w:rPr>
+        <w:t>、</w:t>
+      </w:r>
+      <w:r>
+        <w:rPr>
+          <w:rFonts w:ascii="Times New Roman" w:eastAsia="楷体" w:hAnsi="Times New Roman" w:cs="Times New Roman"/>
+          <w:sz w:val="21"/>
+          <w:szCs w:val="21"/>
+          <w:lang w:eastAsia="zh-CN"/>
+        </w:rPr>
+        <w:t>Context Resolvability</w:t>
+      </w:r>
+      <w:r>
+        <w:rPr>
+          <w:rFonts w:ascii="Times New Roman" w:eastAsia="楷体" w:hAnsi="Times New Roman" w:cs="Times New Roman"/>
+          <w:sz w:val="21"/>
+          <w:szCs w:val="21"/>
+          <w:lang w:eastAsia="zh-CN"/>
+        </w:rPr>
+        <w:t>、</w:t>
+      </w:r>
+      <w:r>
+        <w:rPr>
+          <w:rFonts w:ascii="Times New Roman" w:eastAsia="楷体" w:hAnsi="Times New Roman" w:cs="Times New Roman"/>
+          <w:sz w:val="21"/>
+          <w:szCs w:val="21"/>
+          <w:lang w:eastAsia="zh-CN"/>
+        </w:rPr>
+        <w:t xml:space="preserve">Type Conflict </w:t>
+      </w:r>
+      <w:r>
+        <w:rPr>
+          <w:rFonts w:ascii="楷体" w:eastAsia="楷体" w:hAnsi="楷体"/>
+          <w:sz w:val="21"/>
+          <w:szCs w:val="21"/>
+          <w:lang w:eastAsia="zh-CN"/>
+        </w:rPr>
+        <w:t>五类信号进行加权决策，并结合四类高置信短路规则降低误判；采用</w:t>
+      </w:r>
+      <w:r>
+        <w:rPr>
+          <w:rFonts w:ascii="Times New Roman" w:eastAsia="楷体" w:hAnsi="Times New Roman" w:cs="Times New Roman"/>
+          <w:sz w:val="21"/>
+          <w:szCs w:val="21"/>
+          <w:lang w:eastAsia="zh-CN"/>
+        </w:rPr>
+        <w:t xml:space="preserve"> Nelder–Mead </w:t>
+      </w:r>
+      <w:r>
+        <w:rPr>
+          <w:rFonts w:ascii="楷体" w:eastAsia="楷体" w:hAnsi="楷体"/>
+          <w:sz w:val="21"/>
+          <w:szCs w:val="21"/>
+          <w:lang w:eastAsia="zh-CN"/>
+        </w:rPr>
+        <w:t>自动优化信号权重，消融实验中移除该模块后</w:t>
+      </w:r>
+      <w:r>
+        <w:rPr>
+          <w:rFonts w:ascii="Times New Roman" w:eastAsia="楷体" w:hAnsi="Times New Roman" w:cs="Times New Roman"/>
+          <w:sz w:val="21"/>
+          <w:szCs w:val="21"/>
+          <w:lang w:eastAsia="zh-CN"/>
+        </w:rPr>
+        <w:t xml:space="preserve"> </w:t>
+      </w:r>
+      <w:r>
+        <w:rPr>
+          <w:rFonts w:ascii="Times New Roman" w:eastAsia="楷体" w:hAnsi="Times New Roman" w:cs="Times New Roman"/>
+          <w:b/>
+          <w:bCs/>
+          <w:sz w:val="21"/>
+          <w:szCs w:val="21"/>
+          <w:lang w:eastAsia="zh-CN"/>
+        </w:rPr>
+        <w:t xml:space="preserve">FPR </w:t>
+      </w:r>
+      <w:r>
+        <w:rPr>
+          <w:rFonts w:ascii="楷体" w:eastAsia="楷体" w:hAnsi="楷体"/>
+          <w:b/>
+          <w:bCs/>
+          <w:sz w:val="21"/>
+          <w:szCs w:val="21"/>
+          <w:lang w:eastAsia="zh-CN"/>
+        </w:rPr>
+        <w:t>由</w:t>
+      </w:r>
+      <w:r>
+        <w:rPr>
+          <w:rFonts w:ascii="Times New Roman" w:hAnsi="Times New Roman" w:cs="Times New Roman"/>
+          <w:b/>
+          <w:bCs/>
+          <w:sz w:val="21"/>
+          <w:szCs w:val="21"/>
+          <w:lang w:eastAsia="zh-CN"/>
+        </w:rPr>
+        <w:t xml:space="preserve"> 5.7% </w:t>
+      </w:r>
+      <w:r>
+        <w:rPr>
+          <w:rFonts w:ascii="楷体" w:eastAsia="楷体" w:hAnsi="楷体"/>
+          <w:b/>
+          <w:bCs/>
+          <w:sz w:val="21"/>
+          <w:szCs w:val="21"/>
+          <w:lang w:eastAsia="zh-CN"/>
+        </w:rPr>
+        <w:t>升至</w:t>
+      </w:r>
+      <w:r>
+        <w:rPr>
+          <w:rFonts w:ascii="Times New Roman" w:eastAsia="楷体" w:hAnsi="Times New Roman" w:cs="Times New Roman"/>
+          <w:b/>
+          <w:bCs/>
+          <w:sz w:val="21"/>
+          <w:szCs w:val="21"/>
+          <w:lang w:eastAsia="zh-CN"/>
+        </w:rPr>
+        <w:t xml:space="preserve"> 25.2%</w:t>
+      </w:r>
+      <w:r>
+        <w:rPr>
+          <w:rFonts w:ascii="楷体" w:eastAsia="楷体" w:hAnsi="楷体"/>
+          <w:b/>
+          <w:bCs/>
+          <w:sz w:val="21"/>
+          <w:szCs w:val="21"/>
+          <w:lang w:eastAsia="zh-CN"/>
+        </w:rPr>
+        <w:t>，</w:t>
+      </w:r>
+      <w:r>
+        <w:rPr>
+          <w:rFonts w:ascii="Times New Roman" w:eastAsia="楷体" w:hAnsi="Times New Roman" w:cs="Times New Roman"/>
+          <w:b/>
+          <w:bCs/>
+          <w:sz w:val="21"/>
+          <w:szCs w:val="21"/>
+          <w:lang w:eastAsia="zh-CN"/>
+        </w:rPr>
+        <w:t xml:space="preserve">F1 </w:t>
+      </w:r>
+      <w:r>
+        <w:rPr>
+          <w:rFonts w:ascii="楷体" w:eastAsia="楷体" w:hAnsi="楷体"/>
+          <w:b/>
+          <w:bCs/>
+          <w:sz w:val="21"/>
+          <w:szCs w:val="21"/>
+          <w:lang w:eastAsia="zh-CN"/>
+        </w:rPr>
+        <w:t>下降</w:t>
+      </w:r>
+      <w:r>
+        <w:rPr>
+          <w:rFonts w:ascii="Times New Roman" w:eastAsia="楷体" w:hAnsi="Times New Roman" w:cs="Times New Roman"/>
+          <w:b/>
+          <w:bCs/>
+          <w:sz w:val="21"/>
+          <w:szCs w:val="21"/>
+          <w:lang w:eastAsia="zh-CN"/>
+        </w:rPr>
+        <w:t xml:space="preserve"> 6.7%</w:t>
       </w:r>
     </w:p>
     <w:p>
@@ -4318,7 +4119,7 @@
         <w:pStyle w:val="ab"/>
         <w:numPr>
           <w:ilvl w:val="0"/>
-          <w:numId w:val="15"/>
+          <w:numId w:val="16"/>
         </w:numPr>
         <w:tabs>
           <w:tab w:val="left" w:pos="1200"/>
@@ -4337,52 +4138,154 @@
           <w:szCs w:val="21"/>
           <w:lang w:eastAsia="zh-CN"/>
         </w:rPr>
-        <w:t>参与翻译君</w:t>
-      </w:r>
-      <w:r>
-        <w:rPr>
-          <w:rFonts w:ascii="Times New Roman" w:eastAsia="楷体" w:hAnsi="Times New Roman" w:cs="Times New Roman"/>
-          <w:sz w:val="21"/>
-          <w:szCs w:val="21"/>
-          <w:lang w:eastAsia="zh-CN"/>
-        </w:rPr>
-        <w:t xml:space="preserve"> ASR </w:t>
-      </w:r>
-      <w:r>
-        <w:rPr>
-          <w:rFonts w:ascii="楷体" w:eastAsia="楷体" w:hAnsi="楷体"/>
-          <w:sz w:val="21"/>
-          <w:szCs w:val="21"/>
-          <w:lang w:eastAsia="zh-CN"/>
-        </w:rPr>
-        <w:t>平台化迁移，完成老链路接口参数迁移与适配，借助</w:t>
-      </w:r>
-      <w:r>
-        <w:rPr>
-          <w:rFonts w:ascii="Times New Roman" w:eastAsia="楷体" w:hAnsi="Times New Roman" w:cs="Times New Roman"/>
-          <w:sz w:val="21"/>
-          <w:szCs w:val="21"/>
-          <w:lang w:eastAsia="zh-CN"/>
-        </w:rPr>
-        <w:t xml:space="preserve"> AI </w:t>
-      </w:r>
-      <w:r>
-        <w:rPr>
-          <w:rFonts w:ascii="楷体" w:eastAsia="楷体" w:hAnsi="楷体"/>
-          <w:sz w:val="21"/>
-          <w:szCs w:val="21"/>
-          <w:lang w:eastAsia="zh-CN"/>
-        </w:rPr>
-        <w:t>辅助梳理接口逻辑，提高迁移效率并降低出错率</w:t>
-      </w:r>
-    </w:p>
-    <w:p>
-      <w:pPr>
-        <w:rPr>
-          <w:rFonts w:hint="eastAsia"/>
-          <w:lang w:eastAsia="zh-CN"/>
-        </w:rPr>
-      </w:pPr>
+        <w:t>构建</w:t>
+      </w:r>
+      <w:r>
+        <w:rPr>
+          <w:rFonts w:ascii="Times New Roman" w:eastAsia="楷体" w:hAnsi="Times New Roman" w:cs="Times New Roman"/>
+          <w:sz w:val="21"/>
+          <w:szCs w:val="21"/>
+          <w:lang w:eastAsia="zh-CN"/>
+        </w:rPr>
+        <w:t xml:space="preserve"> </w:t>
+      </w:r>
+      <w:proofErr w:type="spellStart"/>
+      <w:r>
+        <w:rPr>
+          <w:rFonts w:ascii="Times New Roman" w:eastAsia="楷体" w:hAnsi="Times New Roman" w:cs="Times New Roman"/>
+          <w:sz w:val="21"/>
+          <w:szCs w:val="21"/>
+          <w:lang w:eastAsia="zh-CN"/>
+        </w:rPr>
+        <w:t>ClarQ</w:t>
+      </w:r>
+      <w:proofErr w:type="spellEnd"/>
+      <w:r>
+        <w:rPr>
+          <w:rFonts w:ascii="Times New Roman" w:eastAsia="楷体" w:hAnsi="Times New Roman" w:cs="Times New Roman"/>
+          <w:sz w:val="21"/>
+          <w:szCs w:val="21"/>
+          <w:lang w:eastAsia="zh-CN"/>
+        </w:rPr>
+        <w:t>-SQL Benchmark</w:t>
+      </w:r>
+      <w:r>
+        <w:rPr>
+          <w:rFonts w:ascii="楷体" w:eastAsia="楷体" w:hAnsi="楷体"/>
+          <w:sz w:val="21"/>
+          <w:szCs w:val="21"/>
+          <w:lang w:eastAsia="zh-CN"/>
+        </w:rPr>
+        <w:t>，设计"自然歧义检测→合成歧义增强→质量校验→平衡采样导出"四阶段数据构建流水线，覆盖</w:t>
+      </w:r>
+      <w:r>
+        <w:rPr>
+          <w:rFonts w:ascii="Times New Roman" w:eastAsia="楷体" w:hAnsi="Times New Roman" w:cs="Times New Roman"/>
+          <w:sz w:val="21"/>
+          <w:szCs w:val="21"/>
+          <w:lang w:eastAsia="zh-CN"/>
+        </w:rPr>
+        <w:t xml:space="preserve"> Schema</w:t>
+      </w:r>
+      <w:r>
+        <w:rPr>
+          <w:rFonts w:ascii="Times New Roman" w:eastAsia="楷体" w:hAnsi="Times New Roman" w:cs="Times New Roman"/>
+          <w:sz w:val="21"/>
+          <w:szCs w:val="21"/>
+          <w:lang w:eastAsia="zh-CN"/>
+        </w:rPr>
+        <w:t>、</w:t>
+      </w:r>
+      <w:r>
+        <w:rPr>
+          <w:rFonts w:ascii="Times New Roman" w:eastAsia="楷体" w:hAnsi="Times New Roman" w:cs="Times New Roman"/>
+          <w:sz w:val="21"/>
+          <w:szCs w:val="21"/>
+          <w:lang w:eastAsia="zh-CN"/>
+        </w:rPr>
+        <w:t>Entity</w:t>
+      </w:r>
+      <w:r>
+        <w:rPr>
+          <w:rFonts w:ascii="Times New Roman" w:eastAsia="楷体" w:hAnsi="Times New Roman" w:cs="Times New Roman"/>
+          <w:sz w:val="21"/>
+          <w:szCs w:val="21"/>
+          <w:lang w:eastAsia="zh-CN"/>
+        </w:rPr>
+        <w:t>、</w:t>
+      </w:r>
+      <w:r>
+        <w:rPr>
+          <w:rFonts w:ascii="Times New Roman" w:eastAsia="楷体" w:hAnsi="Times New Roman" w:cs="Times New Roman"/>
+          <w:sz w:val="21"/>
+          <w:szCs w:val="21"/>
+          <w:lang w:eastAsia="zh-CN"/>
+        </w:rPr>
+        <w:t>Metric</w:t>
+      </w:r>
+      <w:r>
+        <w:rPr>
+          <w:rFonts w:ascii="Times New Roman" w:eastAsia="楷体" w:hAnsi="Times New Roman" w:cs="Times New Roman"/>
+          <w:sz w:val="21"/>
+          <w:szCs w:val="21"/>
+          <w:lang w:eastAsia="zh-CN"/>
+        </w:rPr>
+        <w:t>、</w:t>
+      </w:r>
+      <w:r>
+        <w:rPr>
+          <w:rFonts w:ascii="Times New Roman" w:eastAsia="楷体" w:hAnsi="Times New Roman" w:cs="Times New Roman"/>
+          <w:sz w:val="21"/>
+          <w:szCs w:val="21"/>
+          <w:lang w:eastAsia="zh-CN"/>
+        </w:rPr>
+        <w:t>Temporal</w:t>
+      </w:r>
+      <w:r>
+        <w:rPr>
+          <w:rFonts w:ascii="Times New Roman" w:eastAsia="楷体" w:hAnsi="Times New Roman" w:cs="Times New Roman"/>
+          <w:sz w:val="21"/>
+          <w:szCs w:val="21"/>
+          <w:lang w:eastAsia="zh-CN"/>
+        </w:rPr>
+        <w:t>、</w:t>
+      </w:r>
+      <w:r>
+        <w:rPr>
+          <w:rFonts w:ascii="Times New Roman" w:eastAsia="楷体" w:hAnsi="Times New Roman" w:cs="Times New Roman"/>
+          <w:sz w:val="21"/>
+          <w:szCs w:val="21"/>
+          <w:lang w:eastAsia="zh-CN"/>
+        </w:rPr>
+        <w:t xml:space="preserve">Aggregation </w:t>
+      </w:r>
+      <w:r>
+        <w:rPr>
+          <w:rFonts w:ascii="楷体" w:eastAsia="楷体" w:hAnsi="楷体"/>
+          <w:sz w:val="21"/>
+          <w:szCs w:val="21"/>
+          <w:lang w:eastAsia="zh-CN"/>
+        </w:rPr>
+        <w:t>五类典型歧义场景，为</w:t>
+      </w:r>
+      <w:r>
+        <w:rPr>
+          <w:rFonts w:ascii="Times New Roman" w:eastAsia="楷体" w:hAnsi="Times New Roman" w:cs="Times New Roman"/>
+          <w:sz w:val="21"/>
+          <w:szCs w:val="21"/>
+          <w:lang w:eastAsia="zh-CN"/>
+        </w:rPr>
+        <w:t xml:space="preserve"> Text-to-SQL </w:t>
+      </w:r>
+      <w:r>
+        <w:rPr>
+          <w:rFonts w:ascii="楷体" w:eastAsia="楷体" w:hAnsi="楷体"/>
+          <w:sz w:val="21"/>
+          <w:szCs w:val="21"/>
+          <w:lang w:eastAsia="zh-CN"/>
+        </w:rPr>
+        <w:t>澄清任务提供统一评测基准</w:t>
+      </w:r>
     </w:p>
     <w:p>
       <w:pPr>
@@ -4402,10 +4305,10 @@
           <w:noProof/>
         </w:rPr>
         <w:drawing>
-          <wp:inline distT="0" distB="0" distL="0" distR="0" wp14:anchorId="7192B7B3" wp14:editId="5D6E7EDB">
+          <wp:inline distT="0" distB="0" distL="0" distR="0" wp14:anchorId="363B5B7E" wp14:editId="1E31BEDA">
             <wp:extent cx="201600" cy="201600"/>
             <wp:effectExtent l="0" t="0" r="1905" b="0"/>
-            <wp:docPr id="813030166" name="Picture 813030166"/>
+            <wp:docPr id="389910725" name="Picture 813030166"/>
             <wp:cNvGraphicFramePr>
               <a:graphicFrameLocks xmlns:a="http://schemas.openxmlformats.org/drawingml/2006/main" noChangeAspect="1"/>
             </wp:cNvGraphicFramePr>
@@ -4417,7 +4320,7 @@
                     <pic:cNvPicPr/>
                   </pic:nvPicPr>
                   <pic:blipFill>
-                    <a:blip r:embed="rId13"/>
+                    <a:blip r:embed="rId14"/>
                     <a:stretch>
                       <a:fillRect/>
                     </a:stretch>
@@ -4498,33 +4401,112 @@
           <w:szCs w:val="24"/>
           <w:lang w:eastAsia="zh-CN"/>
         </w:rPr>
-        <w:t>TEG</w:t>
-      </w:r>
-      <w:r>
-        <w:rPr>
-          <w:rFonts w:ascii="楷体" w:eastAsia="楷体" w:hAnsi="楷体" w:hint="eastAsia"/>
+        <w:t>CSIG/</w:t>
+      </w:r>
+      <w:proofErr w:type="gramStart"/>
+      <w:r>
+        <w:rPr>
+          <w:rFonts w:ascii="Times New Roman" w:eastAsia="楷体" w:hAnsi="Times New Roman" w:cs="Times New Roman" w:hint="eastAsia"/>
           <w:b/>
           <w:bCs/>
           <w:sz w:val="24"/>
           <w:szCs w:val="24"/>
           <w:lang w:eastAsia="zh-CN"/>
         </w:rPr>
-        <w:t>/机器学习平台部/太极平台中心/数据管线组</w:t>
-      </w:r>
-      <w:r>
-        <w:rPr>
-          <w:rFonts w:ascii="楷体" w:eastAsia="楷体" w:hAnsi="楷体" w:hint="eastAsia"/>
+        <w:t>腾讯会议</w:t>
+      </w:r>
+      <w:proofErr w:type="gramEnd"/>
+      <w:r>
+        <w:rPr>
+          <w:rFonts w:ascii="Times New Roman" w:eastAsia="楷体" w:hAnsi="Times New Roman" w:cs="Times New Roman" w:hint="eastAsia"/>
           <w:b/>
           <w:bCs/>
           <w:sz w:val="24"/>
           <w:szCs w:val="24"/>
           <w:lang w:eastAsia="zh-CN"/>
         </w:rPr>
+        <w:t>产品部</w:t>
+      </w:r>
+      <w:r>
+        <w:rPr>
+          <w:rFonts w:ascii="Times New Roman" w:eastAsia="楷体" w:hAnsi="Times New Roman" w:cs="Times New Roman" w:hint="eastAsia"/>
+          <w:b/>
+          <w:bCs/>
+          <w:sz w:val="24"/>
+          <w:szCs w:val="24"/>
+          <w:lang w:eastAsia="zh-CN"/>
+        </w:rPr>
+        <w:t>/</w:t>
+      </w:r>
+      <w:r>
+        <w:rPr>
+          <w:rFonts w:ascii="Times New Roman" w:eastAsia="楷体" w:hAnsi="Times New Roman" w:cs="Times New Roman" w:hint="eastAsia"/>
+          <w:b/>
+          <w:bCs/>
+          <w:sz w:val="24"/>
+          <w:szCs w:val="24"/>
+          <w:lang w:eastAsia="zh-CN"/>
+        </w:rPr>
+        <w:t>后台研发中心</w:t>
+      </w:r>
+      <w:r>
+        <w:rPr>
+          <w:rFonts w:ascii="Times New Roman" w:eastAsia="楷体" w:hAnsi="Times New Roman" w:cs="Times New Roman" w:hint="eastAsia"/>
+          <w:b/>
+          <w:bCs/>
+          <w:sz w:val="24"/>
+          <w:szCs w:val="24"/>
+          <w:lang w:eastAsia="zh-CN"/>
+        </w:rPr>
+        <w:t>/</w:t>
+      </w:r>
+      <w:r>
+        <w:rPr>
+          <w:rFonts w:ascii="Times New Roman" w:eastAsia="楷体" w:hAnsi="Times New Roman" w:cs="Times New Roman" w:hint="eastAsia"/>
+          <w:b/>
+          <w:bCs/>
+          <w:sz w:val="24"/>
+          <w:szCs w:val="24"/>
+          <w:lang w:eastAsia="zh-CN"/>
+        </w:rPr>
+        <w:t>媒体应用组</w:t>
+      </w:r>
+      <w:r>
+        <w:rPr>
+          <w:rFonts w:ascii="Times New Roman" w:eastAsia="楷体" w:hAnsi="Times New Roman" w:cs="Times New Roman" w:hint="eastAsia"/>
+          <w:b/>
+          <w:bCs/>
+          <w:sz w:val="24"/>
+          <w:szCs w:val="24"/>
+          <w:lang w:eastAsia="zh-CN"/>
+        </w:rPr>
+        <w:t xml:space="preserve">                   </w:t>
+      </w:r>
+      <w:r>
+        <w:rPr>
+          <w:rFonts w:ascii="楷体" w:eastAsia="楷体" w:hAnsi="楷体"/>
+          <w:b/>
+          <w:bCs/>
+          <w:sz w:val="24"/>
+          <w:szCs w:val="24"/>
+          <w:lang w:eastAsia="zh-CN"/>
+        </w:rPr>
         <w:t xml:space="preserve"> </w:t>
       </w:r>
       <w:r>
         <w:rPr>
           <w:rFonts w:ascii="楷体" w:eastAsia="楷体" w:hAnsi="楷体" w:hint="eastAsia"/>
+          <w:b/>
+          <w:bCs/>
+          <w:sz w:val="24"/>
+          <w:szCs w:val="24"/>
+          <w:lang w:eastAsia="zh-CN"/>
+        </w:rPr>
+        <w:t xml:space="preserve"> </w:t>
+      </w:r>
+      <w:r>
+        <w:rPr>
+          <w:rFonts w:ascii="楷体" w:eastAsia="楷体" w:hAnsi="楷体" w:hint="eastAsia"/>
           <w:sz w:val="21"/>
           <w:szCs w:val="21"/>
           <w:lang w:eastAsia="zh-CN"/>
@@ -4538,25 +4520,7 @@
           <w:szCs w:val="21"/>
           <w:lang w:eastAsia="zh-CN"/>
         </w:rPr>
-        <w:t xml:space="preserve">      </w:t>
-      </w:r>
-      <w:r>
-        <w:rPr>
-          <w:rFonts w:ascii="楷体" w:eastAsia="楷体" w:hAnsi="楷体"/>
-          <w:sz w:val="21"/>
-          <w:szCs w:val="21"/>
-          <w:lang w:eastAsia="zh-CN"/>
-        </w:rPr>
-        <w:t xml:space="preserve"> </w:t>
-      </w:r>
-      <w:r>
-        <w:rPr>
-          <w:rFonts w:ascii="楷体" w:eastAsia="楷体" w:hAnsi="楷体" w:hint="eastAsia"/>
-          <w:sz w:val="21"/>
-          <w:szCs w:val="21"/>
-          <w:lang w:eastAsia="zh-CN"/>
-        </w:rPr>
-        <w:t xml:space="preserve">           </w:t>
+        <w:t xml:space="preserve">       </w:t>
       </w:r>
       <w:r>
         <w:rPr>
@@ -4574,7 +4538,7 @@
           <w:szCs w:val="24"/>
           <w:lang w:eastAsia="zh-CN"/>
         </w:rPr>
-        <w:t>5</w:t>
+        <w:t>6</w:t>
       </w:r>
       <w:r>
         <w:rPr>
@@ -4592,7 +4556,7 @@
           <w:szCs w:val="24"/>
           <w:lang w:eastAsia="zh-CN"/>
         </w:rPr>
-        <w:t>09</w:t>
+        <w:t>03</w:t>
       </w:r>
       <w:r>
         <w:rPr>
@@ -4628,7 +4592,920 @@
           <w:szCs w:val="24"/>
           <w:lang w:eastAsia="zh-CN"/>
         </w:rPr>
-        <w:t>01</w:t>
+        <w:t>05</w:t>
+      </w:r>
+    </w:p>
+    <w:p>
+      <w:pPr>
+        <w:pStyle w:val="ab"/>
+        <w:numPr>
+          <w:ilvl w:val="0"/>
+          <w:numId w:val="15"/>
+        </w:numPr>
+        <w:tabs>
+          <w:tab w:val="left" w:pos="1200"/>
+        </w:tabs>
+        <w:rPr>
+          <w:rFonts w:ascii="楷体" w:eastAsia="楷体" w:hAnsi="楷体" w:hint="eastAsia"/>
+          <w:sz w:val="21"/>
+          <w:szCs w:val="21"/>
+          <w:lang w:eastAsia="zh-CN"/>
+        </w:rPr>
+      </w:pPr>
+      <w:r>
+        <w:rPr>
+          <w:rFonts w:ascii="楷体" w:eastAsia="楷体" w:hAnsi="楷体"/>
+          <w:sz w:val="21"/>
+          <w:szCs w:val="21"/>
+          <w:lang w:eastAsia="zh-CN"/>
+        </w:rPr>
+        <w:t>基于</w:t>
+      </w:r>
+      <w:r>
+        <w:rPr>
+          <w:rFonts w:ascii="Times New Roman" w:eastAsia="楷体" w:hAnsi="Times New Roman" w:cs="Times New Roman"/>
+          <w:sz w:val="21"/>
+          <w:szCs w:val="21"/>
+          <w:lang w:eastAsia="zh-CN"/>
+        </w:rPr>
+        <w:t xml:space="preserve"> </w:t>
+      </w:r>
+      <w:proofErr w:type="spellStart"/>
+      <w:r>
+        <w:rPr>
+          <w:rFonts w:ascii="Times New Roman" w:eastAsia="楷体" w:hAnsi="Times New Roman" w:cs="Times New Roman"/>
+          <w:sz w:val="21"/>
+          <w:szCs w:val="21"/>
+          <w:lang w:eastAsia="zh-CN"/>
+        </w:rPr>
+        <w:t>OpenSpec</w:t>
+      </w:r>
+      <w:proofErr w:type="spellEnd"/>
+      <w:r>
+        <w:rPr>
+          <w:rFonts w:ascii="Times New Roman" w:eastAsia="楷体" w:hAnsi="Times New Roman" w:cs="Times New Roman"/>
+          <w:sz w:val="21"/>
+          <w:szCs w:val="21"/>
+          <w:lang w:eastAsia="zh-CN"/>
+        </w:rPr>
+        <w:t xml:space="preserve"> + Superpowers </w:t>
+      </w:r>
+      <w:r>
+        <w:rPr>
+          <w:rFonts w:ascii="楷体" w:eastAsia="楷体" w:hAnsi="楷体"/>
+          <w:sz w:val="21"/>
+          <w:szCs w:val="21"/>
+          <w:lang w:eastAsia="zh-CN"/>
+        </w:rPr>
+        <w:t>构建</w:t>
+      </w:r>
+      <w:r>
+        <w:rPr>
+          <w:rFonts w:ascii="Times New Roman" w:eastAsia="楷体" w:hAnsi="Times New Roman" w:cs="Times New Roman"/>
+          <w:b/>
+          <w:bCs/>
+          <w:sz w:val="21"/>
+          <w:szCs w:val="21"/>
+          <w:lang w:eastAsia="zh-CN"/>
+        </w:rPr>
+        <w:t xml:space="preserve"> AI </w:t>
+      </w:r>
+      <w:r>
+        <w:rPr>
+          <w:rFonts w:ascii="楷体" w:eastAsia="楷体" w:hAnsi="楷体"/>
+          <w:b/>
+          <w:bCs/>
+          <w:sz w:val="21"/>
+          <w:szCs w:val="21"/>
+          <w:lang w:eastAsia="zh-CN"/>
+        </w:rPr>
+        <w:t>原生研发体系</w:t>
+      </w:r>
+      <w:r>
+        <w:rPr>
+          <w:rFonts w:ascii="楷体" w:eastAsia="楷体" w:hAnsi="楷体"/>
+          <w:sz w:val="21"/>
+          <w:szCs w:val="21"/>
+          <w:lang w:eastAsia="zh-CN"/>
+        </w:rPr>
+        <w:t>，设计</w:t>
+      </w:r>
+      <w:r>
+        <w:rPr>
+          <w:rFonts w:ascii="Times New Roman" w:eastAsia="楷体" w:hAnsi="Times New Roman" w:cs="Times New Roman"/>
+          <w:sz w:val="21"/>
+          <w:szCs w:val="21"/>
+          <w:lang w:eastAsia="zh-CN"/>
+        </w:rPr>
+        <w:t xml:space="preserve"> Agent.md</w:t>
+      </w:r>
+      <w:r>
+        <w:rPr>
+          <w:rFonts w:ascii="Times New Roman" w:eastAsia="楷体" w:hAnsi="Times New Roman" w:cs="Times New Roman"/>
+          <w:sz w:val="21"/>
+          <w:szCs w:val="21"/>
+          <w:lang w:eastAsia="zh-CN"/>
+        </w:rPr>
+        <w:t>、</w:t>
+      </w:r>
+      <w:r>
+        <w:rPr>
+          <w:rFonts w:ascii="Times New Roman" w:eastAsia="楷体" w:hAnsi="Times New Roman" w:cs="Times New Roman"/>
+          <w:sz w:val="21"/>
+          <w:szCs w:val="21"/>
+          <w:lang w:eastAsia="zh-CN"/>
+        </w:rPr>
+        <w:t>Rules</w:t>
+      </w:r>
+      <w:r>
+        <w:rPr>
+          <w:rFonts w:ascii="Times New Roman" w:eastAsia="楷体" w:hAnsi="Times New Roman" w:cs="Times New Roman"/>
+          <w:sz w:val="21"/>
+          <w:szCs w:val="21"/>
+          <w:lang w:eastAsia="zh-CN"/>
+        </w:rPr>
+        <w:t>、</w:t>
+      </w:r>
+      <w:r>
+        <w:rPr>
+          <w:rFonts w:ascii="Times New Roman" w:eastAsia="楷体" w:hAnsi="Times New Roman" w:cs="Times New Roman"/>
+          <w:sz w:val="21"/>
+          <w:szCs w:val="21"/>
+          <w:lang w:eastAsia="zh-CN"/>
+        </w:rPr>
+        <w:t>Skills</w:t>
+      </w:r>
+      <w:r>
+        <w:rPr>
+          <w:rFonts w:ascii="Times New Roman" w:eastAsia="楷体" w:hAnsi="Times New Roman" w:cs="Times New Roman"/>
+          <w:sz w:val="21"/>
+          <w:szCs w:val="21"/>
+          <w:lang w:eastAsia="zh-CN"/>
+        </w:rPr>
+        <w:t>、</w:t>
+      </w:r>
+      <w:r>
+        <w:rPr>
+          <w:rFonts w:ascii="Times New Roman" w:eastAsia="楷体" w:hAnsi="Times New Roman" w:cs="Times New Roman"/>
+          <w:sz w:val="21"/>
+          <w:szCs w:val="21"/>
+          <w:lang w:eastAsia="zh-CN"/>
+        </w:rPr>
+        <w:t xml:space="preserve">MCP </w:t>
+      </w:r>
+      <w:r>
+        <w:rPr>
+          <w:rFonts w:ascii="楷体" w:eastAsia="楷体" w:hAnsi="楷体"/>
+          <w:sz w:val="21"/>
+          <w:szCs w:val="21"/>
+          <w:lang w:eastAsia="zh-CN"/>
+        </w:rPr>
+        <w:t>等</w:t>
+      </w:r>
+      <w:r>
+        <w:rPr>
+          <w:rFonts w:ascii="Times New Roman" w:eastAsia="楷体" w:hAnsi="Times New Roman" w:cs="Times New Roman"/>
+          <w:sz w:val="21"/>
+          <w:szCs w:val="21"/>
+          <w:lang w:eastAsia="zh-CN"/>
+        </w:rPr>
+        <w:t xml:space="preserve"> AI </w:t>
+      </w:r>
+      <w:r>
+        <w:rPr>
+          <w:rFonts w:ascii="楷体" w:eastAsia="楷体" w:hAnsi="楷体"/>
+          <w:sz w:val="21"/>
+          <w:szCs w:val="21"/>
+          <w:lang w:eastAsia="zh-CN"/>
+        </w:rPr>
+        <w:t>能力约束机制，引入</w:t>
+      </w:r>
+      <w:r>
+        <w:rPr>
+          <w:rFonts w:ascii="Times New Roman" w:eastAsia="楷体" w:hAnsi="Times New Roman" w:cs="Times New Roman"/>
+          <w:b/>
+          <w:bCs/>
+          <w:sz w:val="21"/>
+          <w:szCs w:val="21"/>
+          <w:lang w:eastAsia="zh-CN"/>
+        </w:rPr>
+        <w:t xml:space="preserve"> TDD </w:t>
+      </w:r>
+      <w:r>
+        <w:rPr>
+          <w:rFonts w:ascii="楷体" w:eastAsia="楷体" w:hAnsi="楷体"/>
+          <w:sz w:val="21"/>
+          <w:szCs w:val="21"/>
+          <w:lang w:eastAsia="zh-CN"/>
+        </w:rPr>
+        <w:t>驱动代码生成，并落地覆盖需求、设计、开发、交付的标准化</w:t>
+      </w:r>
+      <w:r>
+        <w:rPr>
+          <w:rFonts w:ascii="Times New Roman" w:eastAsia="楷体" w:hAnsi="Times New Roman" w:cs="Times New Roman"/>
+          <w:sz w:val="21"/>
+          <w:szCs w:val="21"/>
+          <w:lang w:eastAsia="zh-CN"/>
+        </w:rPr>
+        <w:t xml:space="preserve"> Workflow</w:t>
+      </w:r>
+      <w:r>
+        <w:rPr>
+          <w:rFonts w:ascii="楷体" w:eastAsia="楷体" w:hAnsi="楷体"/>
+          <w:sz w:val="21"/>
+          <w:szCs w:val="21"/>
+          <w:lang w:eastAsia="zh-CN"/>
+        </w:rPr>
+        <w:t>，实现</w:t>
+      </w:r>
+      <w:r>
+        <w:rPr>
+          <w:rFonts w:ascii="Times New Roman" w:eastAsia="楷体" w:hAnsi="Times New Roman" w:cs="Times New Roman"/>
+          <w:b/>
+          <w:bCs/>
+          <w:sz w:val="21"/>
+          <w:szCs w:val="21"/>
+          <w:lang w:eastAsia="zh-CN"/>
+        </w:rPr>
+        <w:t xml:space="preserve"> Spec </w:t>
+      </w:r>
+      <w:r>
+        <w:rPr>
+          <w:rFonts w:ascii="楷体" w:eastAsia="楷体" w:hAnsi="楷体"/>
+          <w:b/>
+          <w:bCs/>
+          <w:sz w:val="21"/>
+          <w:szCs w:val="21"/>
+          <w:lang w:eastAsia="zh-CN"/>
+        </w:rPr>
+        <w:t>驱动</w:t>
+      </w:r>
+      <w:r>
+        <w:rPr>
+          <w:rFonts w:ascii="楷体" w:eastAsia="楷体" w:hAnsi="楷体"/>
+          <w:sz w:val="21"/>
+          <w:szCs w:val="21"/>
+          <w:lang w:eastAsia="zh-CN"/>
+        </w:rPr>
+        <w:t>的上下文共享与知识沉淀，提升</w:t>
+      </w:r>
+      <w:r>
+        <w:rPr>
+          <w:rFonts w:ascii="Times New Roman" w:eastAsia="楷体" w:hAnsi="Times New Roman" w:cs="Times New Roman"/>
+          <w:sz w:val="21"/>
+          <w:szCs w:val="21"/>
+          <w:lang w:eastAsia="zh-CN"/>
+        </w:rPr>
+        <w:t xml:space="preserve"> AI </w:t>
+      </w:r>
+      <w:r>
+        <w:rPr>
+          <w:rFonts w:ascii="楷体" w:eastAsia="楷体" w:hAnsi="楷体"/>
+          <w:sz w:val="21"/>
+          <w:szCs w:val="21"/>
+          <w:lang w:eastAsia="zh-CN"/>
+        </w:rPr>
+        <w:t>协同开发效率。</w:t>
+      </w:r>
+    </w:p>
+    <w:p>
+      <w:pPr>
+        <w:pStyle w:val="ab"/>
+        <w:numPr>
+          <w:ilvl w:val="0"/>
+          <w:numId w:val="15"/>
+        </w:numPr>
+        <w:tabs>
+          <w:tab w:val="left" w:pos="1200"/>
+        </w:tabs>
+        <w:rPr>
+          <w:rFonts w:ascii="楷体" w:eastAsia="楷体" w:hAnsi="楷体" w:hint="eastAsia"/>
+          <w:sz w:val="21"/>
+          <w:szCs w:val="21"/>
+          <w:lang w:eastAsia="zh-CN"/>
+        </w:rPr>
+      </w:pPr>
+      <w:r>
+        <w:rPr>
+          <w:rFonts w:ascii="楷体" w:eastAsia="楷体" w:hAnsi="楷体"/>
+          <w:sz w:val="21"/>
+          <w:szCs w:val="21"/>
+          <w:lang w:eastAsia="zh-CN"/>
+        </w:rPr>
+        <w:t>封装</w:t>
+      </w:r>
+      <w:r>
+        <w:rPr>
+          <w:rFonts w:ascii="Times New Roman" w:eastAsia="楷体" w:hAnsi="Times New Roman" w:cs="Times New Roman"/>
+          <w:sz w:val="21"/>
+          <w:szCs w:val="21"/>
+          <w:lang w:eastAsia="zh-CN"/>
+        </w:rPr>
+        <w:t xml:space="preserve"> load-chain</w:t>
+      </w:r>
+      <w:r>
+        <w:rPr>
+          <w:rFonts w:ascii="Times New Roman" w:eastAsia="楷体" w:hAnsi="Times New Roman" w:cs="Times New Roman"/>
+          <w:sz w:val="21"/>
+          <w:szCs w:val="21"/>
+          <w:lang w:eastAsia="zh-CN"/>
+        </w:rPr>
+        <w:t>、</w:t>
+      </w:r>
+      <w:proofErr w:type="spellStart"/>
+      <w:r>
+        <w:rPr>
+          <w:rFonts w:ascii="Times New Roman" w:eastAsia="楷体" w:hAnsi="Times New Roman" w:cs="Times New Roman"/>
+          <w:sz w:val="21"/>
+          <w:szCs w:val="21"/>
+          <w:lang w:eastAsia="zh-CN"/>
+        </w:rPr>
+        <w:t>openspec</w:t>
+      </w:r>
+      <w:proofErr w:type="spellEnd"/>
+      <w:r>
+        <w:rPr>
+          <w:rFonts w:ascii="Times New Roman" w:eastAsia="楷体" w:hAnsi="Times New Roman" w:cs="Times New Roman"/>
+          <w:sz w:val="21"/>
+          <w:szCs w:val="21"/>
+          <w:lang w:eastAsia="zh-CN"/>
+        </w:rPr>
+        <w:t>-md-</w:t>
+      </w:r>
+      <w:proofErr w:type="spellStart"/>
+      <w:r>
+        <w:rPr>
+          <w:rFonts w:ascii="Times New Roman" w:eastAsia="楷体" w:hAnsi="Times New Roman" w:cs="Times New Roman"/>
+          <w:sz w:val="21"/>
+          <w:szCs w:val="21"/>
+          <w:lang w:eastAsia="zh-CN"/>
+        </w:rPr>
+        <w:t>iwiki</w:t>
+      </w:r>
+      <w:proofErr w:type="spellEnd"/>
+      <w:r>
+        <w:rPr>
+          <w:rFonts w:ascii="Times New Roman" w:eastAsia="楷体" w:hAnsi="Times New Roman" w:cs="Times New Roman"/>
+          <w:sz w:val="21"/>
+          <w:szCs w:val="21"/>
+          <w:lang w:eastAsia="zh-CN"/>
+        </w:rPr>
+        <w:t>、</w:t>
+      </w:r>
+      <w:proofErr w:type="spellStart"/>
+      <w:r>
+        <w:rPr>
+          <w:rFonts w:ascii="Times New Roman" w:eastAsia="楷体" w:hAnsi="Times New Roman" w:cs="Times New Roman"/>
+          <w:sz w:val="21"/>
+          <w:szCs w:val="21"/>
+          <w:lang w:eastAsia="zh-CN"/>
+        </w:rPr>
+        <w:t>iwiki</w:t>
+      </w:r>
+      <w:proofErr w:type="spellEnd"/>
+      <w:r>
+        <w:rPr>
+          <w:rFonts w:ascii="Times New Roman" w:eastAsia="楷体" w:hAnsi="Times New Roman" w:cs="Times New Roman"/>
+          <w:sz w:val="21"/>
+          <w:szCs w:val="21"/>
+          <w:lang w:eastAsia="zh-CN"/>
+        </w:rPr>
+        <w:t>-read</w:t>
+      </w:r>
+      <w:r>
+        <w:rPr>
+          <w:rFonts w:ascii="Times New Roman" w:eastAsia="楷体" w:hAnsi="Times New Roman" w:cs="Times New Roman"/>
+          <w:sz w:val="21"/>
+          <w:szCs w:val="21"/>
+          <w:lang w:eastAsia="zh-CN"/>
+        </w:rPr>
+        <w:t>、</w:t>
+      </w:r>
+      <w:proofErr w:type="spellStart"/>
+      <w:r>
+        <w:rPr>
+          <w:rFonts w:ascii="Times New Roman" w:eastAsia="楷体" w:hAnsi="Times New Roman" w:cs="Times New Roman"/>
+          <w:sz w:val="21"/>
+          <w:szCs w:val="21"/>
+          <w:lang w:eastAsia="zh-CN"/>
+        </w:rPr>
+        <w:t>ifbook</w:t>
+      </w:r>
+      <w:proofErr w:type="spellEnd"/>
+      <w:r>
+        <w:rPr>
+          <w:rFonts w:ascii="Times New Roman" w:eastAsia="楷体" w:hAnsi="Times New Roman" w:cs="Times New Roman"/>
+          <w:sz w:val="21"/>
+          <w:szCs w:val="21"/>
+          <w:lang w:eastAsia="zh-CN"/>
+        </w:rPr>
+        <w:t xml:space="preserve">-pb </w:t>
+      </w:r>
+      <w:r>
+        <w:rPr>
+          <w:rFonts w:ascii="楷体" w:eastAsia="楷体" w:hAnsi="楷体"/>
+          <w:sz w:val="21"/>
+          <w:szCs w:val="21"/>
+          <w:lang w:eastAsia="zh-CN"/>
+        </w:rPr>
+        <w:t>等</w:t>
+      </w:r>
+      <w:r>
+        <w:rPr>
+          <w:rFonts w:ascii="Times New Roman" w:eastAsia="楷体" w:hAnsi="Times New Roman" w:cs="Times New Roman"/>
+          <w:b/>
+          <w:bCs/>
+          <w:sz w:val="21"/>
+          <w:szCs w:val="21"/>
+          <w:lang w:eastAsia="zh-CN"/>
+        </w:rPr>
+        <w:t xml:space="preserve"> AI Skills</w:t>
+      </w:r>
+      <w:r>
+        <w:rPr>
+          <w:rFonts w:ascii="楷体" w:eastAsia="楷体" w:hAnsi="楷体"/>
+          <w:sz w:val="21"/>
+          <w:szCs w:val="21"/>
+          <w:lang w:eastAsia="zh-CN"/>
+        </w:rPr>
+        <w:t>，实现</w:t>
+      </w:r>
+      <w:r>
+        <w:rPr>
+          <w:rFonts w:ascii="Times New Roman" w:eastAsia="楷体" w:hAnsi="Times New Roman" w:cs="Times New Roman"/>
+          <w:sz w:val="21"/>
+          <w:szCs w:val="21"/>
+          <w:lang w:eastAsia="zh-CN"/>
+        </w:rPr>
+        <w:t xml:space="preserve"> </w:t>
+      </w:r>
+      <w:proofErr w:type="spellStart"/>
+      <w:r>
+        <w:rPr>
+          <w:rFonts w:ascii="Times New Roman" w:eastAsia="楷体" w:hAnsi="Times New Roman" w:cs="Times New Roman"/>
+          <w:sz w:val="21"/>
+          <w:szCs w:val="21"/>
+          <w:lang w:eastAsia="zh-CN"/>
+        </w:rPr>
+        <w:t>OpenSpec</w:t>
+      </w:r>
+      <w:proofErr w:type="spellEnd"/>
+      <w:r>
+        <w:rPr>
+          <w:rFonts w:ascii="Times New Roman" w:eastAsia="楷体" w:hAnsi="Times New Roman" w:cs="Times New Roman"/>
+          <w:sz w:val="21"/>
+          <w:szCs w:val="21"/>
+          <w:lang w:eastAsia="zh-CN"/>
+        </w:rPr>
+        <w:t xml:space="preserve"> </w:t>
+      </w:r>
+      <w:r>
+        <w:rPr>
+          <w:rFonts w:ascii="楷体" w:eastAsia="楷体" w:hAnsi="楷体"/>
+          <w:sz w:val="21"/>
+          <w:szCs w:val="21"/>
+          <w:lang w:eastAsia="zh-CN"/>
+        </w:rPr>
+        <w:t>上下文加载、</w:t>
+      </w:r>
+      <w:r>
+        <w:rPr>
+          <w:rFonts w:ascii="Times New Roman" w:eastAsia="楷体" w:hAnsi="Times New Roman" w:cs="Times New Roman"/>
+          <w:sz w:val="21"/>
+          <w:szCs w:val="21"/>
+          <w:lang w:eastAsia="zh-CN"/>
+        </w:rPr>
+        <w:t xml:space="preserve">Wiki </w:t>
+      </w:r>
+      <w:r>
+        <w:rPr>
+          <w:rFonts w:ascii="楷体" w:eastAsia="楷体" w:hAnsi="楷体"/>
+          <w:sz w:val="21"/>
+          <w:szCs w:val="21"/>
+          <w:lang w:eastAsia="zh-CN"/>
+        </w:rPr>
+        <w:t>文档同步、知识检索及接口</w:t>
+      </w:r>
+      <w:r>
+        <w:rPr>
+          <w:rFonts w:ascii="Times New Roman" w:eastAsia="楷体" w:hAnsi="Times New Roman" w:cs="Times New Roman"/>
+          <w:sz w:val="21"/>
+          <w:szCs w:val="21"/>
+          <w:lang w:eastAsia="zh-CN"/>
+        </w:rPr>
+        <w:t xml:space="preserve"> PB </w:t>
+      </w:r>
+      <w:r>
+        <w:rPr>
+          <w:rFonts w:ascii="楷体" w:eastAsia="楷体" w:hAnsi="楷体"/>
+          <w:sz w:val="21"/>
+          <w:szCs w:val="21"/>
+          <w:lang w:eastAsia="zh-CN"/>
+        </w:rPr>
+        <w:t>查询等能力，提升</w:t>
+      </w:r>
+      <w:r>
+        <w:rPr>
+          <w:rFonts w:ascii="Times New Roman" w:eastAsia="楷体" w:hAnsi="Times New Roman" w:cs="Times New Roman"/>
+          <w:sz w:val="21"/>
+          <w:szCs w:val="21"/>
+          <w:lang w:eastAsia="zh-CN"/>
+        </w:rPr>
+        <w:t xml:space="preserve"> AI </w:t>
+      </w:r>
+      <w:r>
+        <w:rPr>
+          <w:rFonts w:ascii="楷体" w:eastAsia="楷体" w:hAnsi="楷体"/>
+          <w:sz w:val="21"/>
+          <w:szCs w:val="21"/>
+          <w:lang w:eastAsia="zh-CN"/>
+        </w:rPr>
+        <w:t>开发过程中的上下文管理、知识获取与研发协作效率</w:t>
+      </w:r>
+    </w:p>
+    <w:p>
+      <w:pPr>
+        <w:pStyle w:val="ab"/>
+        <w:numPr>
+          <w:ilvl w:val="0"/>
+          <w:numId w:val="15"/>
+        </w:numPr>
+        <w:tabs>
+          <w:tab w:val="left" w:pos="1200"/>
+        </w:tabs>
+        <w:rPr>
+          <w:rFonts w:ascii="楷体" w:eastAsia="楷体" w:hAnsi="楷体" w:hint="eastAsia"/>
+          <w:sz w:val="21"/>
+          <w:szCs w:val="21"/>
+          <w:lang w:eastAsia="zh-CN"/>
+        </w:rPr>
+      </w:pPr>
+      <w:r>
+        <w:rPr>
+          <w:rFonts w:ascii="楷体" w:eastAsia="楷体" w:hAnsi="楷体"/>
+          <w:sz w:val="21"/>
+          <w:szCs w:val="21"/>
+          <w:lang w:eastAsia="zh-CN"/>
+        </w:rPr>
+        <w:t>参与</w:t>
+      </w:r>
+      <w:r>
+        <w:rPr>
+          <w:rFonts w:ascii="Times New Roman" w:eastAsia="楷体" w:hAnsi="Times New Roman" w:cs="Times New Roman"/>
+          <w:sz w:val="21"/>
+          <w:szCs w:val="21"/>
+          <w:lang w:eastAsia="zh-CN"/>
+        </w:rPr>
+        <w:t xml:space="preserve"> ASR </w:t>
+      </w:r>
+      <w:r>
+        <w:rPr>
+          <w:rFonts w:ascii="楷体" w:eastAsia="楷体" w:hAnsi="楷体"/>
+          <w:sz w:val="21"/>
+          <w:szCs w:val="21"/>
+          <w:lang w:eastAsia="zh-CN"/>
+        </w:rPr>
+        <w:t>数据飞轮自动化平台建设，接入</w:t>
+      </w:r>
+      <w:r>
+        <w:rPr>
+          <w:rFonts w:ascii="Times New Roman" w:eastAsia="楷体" w:hAnsi="Times New Roman" w:cs="Times New Roman"/>
+          <w:sz w:val="21"/>
+          <w:szCs w:val="21"/>
+          <w:lang w:eastAsia="zh-CN"/>
+        </w:rPr>
+        <w:t xml:space="preserve"> AI </w:t>
+      </w:r>
+      <w:r>
+        <w:rPr>
+          <w:rFonts w:ascii="楷体" w:eastAsia="楷体" w:hAnsi="楷体"/>
+          <w:sz w:val="21"/>
+          <w:szCs w:val="21"/>
+          <w:lang w:eastAsia="zh-CN"/>
+        </w:rPr>
+        <w:t>同</w:t>
+      </w:r>
+      <w:proofErr w:type="gramStart"/>
+      <w:r>
+        <w:rPr>
+          <w:rFonts w:ascii="楷体" w:eastAsia="楷体" w:hAnsi="楷体"/>
+          <w:sz w:val="21"/>
+          <w:szCs w:val="21"/>
+          <w:lang w:eastAsia="zh-CN"/>
+        </w:rPr>
+        <w:t>传服务</w:t>
+      </w:r>
+      <w:proofErr w:type="gramEnd"/>
+      <w:r>
+        <w:rPr>
+          <w:rFonts w:ascii="Times New Roman" w:eastAsia="楷体" w:hAnsi="Times New Roman" w:cs="Times New Roman"/>
+          <w:sz w:val="21"/>
+          <w:szCs w:val="21"/>
+          <w:lang w:eastAsia="zh-CN"/>
+        </w:rPr>
+        <w:t xml:space="preserve"> CI/CD </w:t>
+      </w:r>
+      <w:r>
+        <w:rPr>
+          <w:rFonts w:ascii="楷体" w:eastAsia="楷体" w:hAnsi="楷体"/>
+          <w:sz w:val="21"/>
+          <w:szCs w:val="21"/>
+          <w:lang w:eastAsia="zh-CN"/>
+        </w:rPr>
+        <w:t>流水线及</w:t>
+      </w:r>
+      <w:r>
+        <w:rPr>
+          <w:rFonts w:ascii="Times New Roman" w:eastAsia="楷体" w:hAnsi="Times New Roman" w:cs="Times New Roman"/>
+          <w:sz w:val="21"/>
+          <w:szCs w:val="21"/>
+          <w:lang w:eastAsia="zh-CN"/>
+        </w:rPr>
+        <w:t xml:space="preserve"> TKE </w:t>
+      </w:r>
+      <w:r>
+        <w:rPr>
+          <w:rFonts w:ascii="楷体" w:eastAsia="楷体" w:hAnsi="楷体"/>
+          <w:sz w:val="21"/>
+          <w:szCs w:val="21"/>
+          <w:lang w:eastAsia="zh-CN"/>
+        </w:rPr>
+        <w:t>部署体系，实现服务一键构建、部署与替换，并支持</w:t>
+      </w:r>
+      <w:r>
+        <w:rPr>
+          <w:rFonts w:ascii="Times New Roman" w:eastAsia="楷体" w:hAnsi="Times New Roman" w:cs="Times New Roman"/>
+          <w:sz w:val="21"/>
+          <w:szCs w:val="21"/>
+          <w:lang w:eastAsia="zh-CN"/>
+        </w:rPr>
+        <w:t xml:space="preserve"> ASR </w:t>
+      </w:r>
+      <w:r>
+        <w:rPr>
+          <w:rFonts w:ascii="楷体" w:eastAsia="楷体" w:hAnsi="楷体"/>
+          <w:sz w:val="21"/>
+          <w:szCs w:val="21"/>
+          <w:lang w:eastAsia="zh-CN"/>
+        </w:rPr>
+        <w:t>模型自动创建、部署与上线</w:t>
+      </w:r>
+    </w:p>
+    <w:p>
+      <w:pPr>
+        <w:tabs>
+          <w:tab w:val="left" w:pos="306"/>
+        </w:tabs>
+        <w:ind w:left="108"/>
+        <w:rPr>
+          <w:rFonts w:ascii="楷体" w:eastAsia="楷体" w:hAnsi="楷体" w:hint="eastAsia"/>
+          <w:sz w:val="21"/>
+          <w:szCs w:val="21"/>
+          <w:lang w:eastAsia="zh-CN"/>
+        </w:rPr>
+      </w:pPr>
+      <w:r>
+        <w:rPr>
+          <w:noProof/>
+        </w:rPr>
+        <w:lastRenderedPageBreak/>
+        <w:drawing>
+          <wp:inline distT="0" distB="0" distL="0" distR="0" wp14:anchorId="7192B7B3" wp14:editId="5D6E7EDB">
+            <wp:extent cx="201600" cy="201600"/>
+            <wp:effectExtent l="0" t="0" r="1905" b="0"/>
+            <wp:docPr id="813030166" name="Picture 813030166"/>
+            <wp:cNvGraphicFramePr>
+              <a:graphicFrameLocks xmlns:a="http://schemas.openxmlformats.org/drawingml/2006/main" noChangeAspect="1"/>
+            </wp:cNvGraphicFramePr>
+            <a:graphic xmlns:a="http://schemas.openxmlformats.org/drawingml/2006/main">
+              <a:graphicData uri="http://schemas.openxmlformats.org/drawingml/2006/picture">
+                <pic:pic xmlns:pic="http://schemas.openxmlformats.org/drawingml/2006/picture">
+                  <pic:nvPicPr>
+                    <pic:cNvPr id="0" name="腾讯-01.png"/>
+                    <pic:cNvPicPr/>
+                  </pic:nvPicPr>
+                  <pic:blipFill>
+                    <a:blip r:embed="rId14"/>
+                    <a:stretch>
+                      <a:fillRect/>
+                    </a:stretch>
+                  </pic:blipFill>
+                  <pic:spPr>
+                    <a:xfrm>
+                      <a:off x="0" y="0"/>
+                      <a:ext cx="201600" cy="201600"/>
+                    </a:xfrm>
+                    <a:prstGeom prst="rect">
+                      <a:avLst/>
+                    </a:prstGeom>
+                  </pic:spPr>
+                </pic:pic>
+              </a:graphicData>
+            </a:graphic>
+          </wp:inline>
+        </w:drawing>
+      </w:r>
+      <w:r>
+        <w:rPr>
+          <w:lang w:eastAsia="zh-CN"/>
+        </w:rPr>
+        <w:t xml:space="preserve"> </w:t>
+      </w:r>
+      <w:proofErr w:type="gramStart"/>
+      <w:r>
+        <w:rPr>
+          <w:rFonts w:ascii="楷体" w:eastAsia="楷体" w:hAnsi="楷体" w:hint="eastAsia"/>
+          <w:b/>
+          <w:bCs/>
+          <w:sz w:val="24"/>
+          <w:szCs w:val="24"/>
+          <w:lang w:eastAsia="zh-CN"/>
+        </w:rPr>
+        <w:t>腾讯</w:t>
+      </w:r>
+      <w:proofErr w:type="gramEnd"/>
+      <w:r>
+        <w:rPr>
+          <w:rFonts w:ascii="楷体" w:eastAsia="楷体" w:hAnsi="楷体"/>
+          <w:b/>
+          <w:bCs/>
+          <w:sz w:val="24"/>
+          <w:szCs w:val="24"/>
+          <w:lang w:eastAsia="zh-CN"/>
+        </w:rPr>
+        <w:t xml:space="preserve"> </w:t>
+      </w:r>
+      <w:r>
+        <w:rPr>
+          <w:rFonts w:ascii="楷体" w:eastAsia="楷体" w:hAnsi="楷体" w:hint="eastAsia"/>
+          <w:b/>
+          <w:bCs/>
+          <w:sz w:val="24"/>
+          <w:szCs w:val="24"/>
+          <w:lang w:eastAsia="zh-CN"/>
+        </w:rPr>
+        <w:t>|</w:t>
+      </w:r>
+      <w:r>
+        <w:rPr>
+          <w:rFonts w:ascii="Times New Roman" w:eastAsia="楷体" w:hAnsi="Times New Roman" w:cs="Times New Roman" w:hint="eastAsia"/>
+          <w:b/>
+          <w:bCs/>
+          <w:sz w:val="24"/>
+          <w:szCs w:val="24"/>
+          <w:lang w:eastAsia="zh-CN"/>
+        </w:rPr>
+        <w:t xml:space="preserve">  </w:t>
+      </w:r>
+      <w:r>
+        <w:rPr>
+          <w:rFonts w:ascii="Times New Roman" w:eastAsia="楷体" w:hAnsi="Times New Roman" w:cs="Times New Roman"/>
+          <w:b/>
+          <w:bCs/>
+          <w:sz w:val="24"/>
+          <w:szCs w:val="24"/>
+          <w:lang w:eastAsia="zh-CN"/>
+        </w:rPr>
+        <w:t>TEG</w:t>
+      </w:r>
+      <w:r>
+        <w:rPr>
+          <w:rFonts w:ascii="楷体" w:eastAsia="楷体" w:hAnsi="楷体" w:hint="eastAsia"/>
+          <w:b/>
+          <w:bCs/>
+          <w:sz w:val="24"/>
+          <w:szCs w:val="24"/>
+          <w:lang w:eastAsia="zh-CN"/>
+        </w:rPr>
+        <w:t>/机器学习平台部/太极平台中心/数据管线组</w:t>
+      </w:r>
+      <w:r>
+        <w:rPr>
+          <w:rFonts w:ascii="楷体" w:eastAsia="楷体" w:hAnsi="楷体" w:hint="eastAsia"/>
+          <w:b/>
+          <w:bCs/>
+          <w:sz w:val="24"/>
+          <w:szCs w:val="24"/>
+          <w:lang w:eastAsia="zh-CN"/>
+        </w:rPr>
+        <w:t xml:space="preserve"> </w:t>
+      </w:r>
+      <w:r>
+        <w:rPr>
+          <w:rFonts w:ascii="楷体" w:eastAsia="楷体" w:hAnsi="楷体" w:hint="eastAsia"/>
+          <w:sz w:val="21"/>
+          <w:szCs w:val="21"/>
+          <w:lang w:eastAsia="zh-CN"/>
+        </w:rPr>
+        <w:t xml:space="preserve">    </w:t>
+      </w:r>
+      <w:r>
+        <w:rPr>
+          <w:rFonts w:ascii="楷体" w:eastAsia="楷体" w:hAnsi="楷体"/>
+          <w:sz w:val="21"/>
+          <w:szCs w:val="21"/>
+          <w:lang w:eastAsia="zh-CN"/>
+        </w:rPr>
+        <w:t xml:space="preserve">      </w:t>
+      </w:r>
+      <w:r>
+        <w:rPr>
+          <w:rFonts w:ascii="楷体" w:eastAsia="楷体" w:hAnsi="楷体"/>
+          <w:sz w:val="21"/>
+          <w:szCs w:val="21"/>
+          <w:lang w:eastAsia="zh-CN"/>
+        </w:rPr>
+        <w:t xml:space="preserve"> </w:t>
+      </w:r>
+      <w:r>
+        <w:rPr>
+          <w:rFonts w:ascii="楷体" w:eastAsia="楷体" w:hAnsi="楷体" w:hint="eastAsia"/>
+          <w:sz w:val="21"/>
+          <w:szCs w:val="21"/>
+          <w:lang w:eastAsia="zh-CN"/>
+        </w:rPr>
+        <w:t xml:space="preserve">           </w:t>
+      </w:r>
+      <w:r>
+        <w:rPr>
+          <w:rFonts w:ascii="Times New Roman" w:eastAsia="楷体" w:hAnsi="Times New Roman" w:cs="Times New Roman"/>
+          <w:sz w:val="24"/>
+          <w:szCs w:val="24"/>
+          <w:lang w:eastAsia="zh-CN"/>
+        </w:rPr>
+        <w:t>202</w:t>
+      </w:r>
+      <w:r>
+        <w:rPr>
+          <w:rFonts w:ascii="Times New Roman" w:eastAsia="楷体" w:hAnsi="Times New Roman" w:cs="Times New Roman" w:hint="eastAsia"/>
+          <w:sz w:val="24"/>
+          <w:szCs w:val="24"/>
+          <w:lang w:eastAsia="zh-CN"/>
+        </w:rPr>
+        <w:t>5</w:t>
+      </w:r>
+      <w:r>
+        <w:rPr>
+          <w:rFonts w:ascii="Times New Roman" w:eastAsia="楷体" w:hAnsi="Times New Roman" w:cs="Times New Roman"/>
+          <w:sz w:val="24"/>
+          <w:szCs w:val="24"/>
+          <w:lang w:eastAsia="zh-CN"/>
+        </w:rPr>
+        <w:t>-</w:t>
+      </w:r>
+      <w:r>
+        <w:rPr>
+          <w:rFonts w:ascii="Times New Roman" w:eastAsia="楷体" w:hAnsi="Times New Roman" w:cs="Times New Roman" w:hint="eastAsia"/>
+          <w:sz w:val="24"/>
+          <w:szCs w:val="24"/>
+          <w:lang w:eastAsia="zh-CN"/>
+        </w:rPr>
+        <w:t>09</w:t>
+      </w:r>
+      <w:r>
+        <w:rPr>
+          <w:rFonts w:ascii="Times New Roman" w:eastAsia="楷体" w:hAnsi="Times New Roman" w:cs="Times New Roman"/>
+          <w:sz w:val="24"/>
+          <w:szCs w:val="24"/>
+          <w:lang w:eastAsia="zh-CN"/>
+        </w:rPr>
+        <w:t xml:space="preserve"> – 202</w:t>
+      </w:r>
+      <w:r>
+        <w:rPr>
+          <w:rFonts w:ascii="Times New Roman" w:eastAsia="楷体" w:hAnsi="Times New Roman" w:cs="Times New Roman" w:hint="eastAsia"/>
+          <w:sz w:val="24"/>
+          <w:szCs w:val="24"/>
+          <w:lang w:eastAsia="zh-CN"/>
+        </w:rPr>
+        <w:t>5</w:t>
+      </w:r>
+      <w:r>
+        <w:rPr>
+          <w:rFonts w:ascii="Times New Roman" w:eastAsia="楷体" w:hAnsi="Times New Roman" w:cs="Times New Roman"/>
+          <w:sz w:val="24"/>
+          <w:szCs w:val="24"/>
+          <w:lang w:eastAsia="zh-CN"/>
+        </w:rPr>
+        <w:t>-</w:t>
+      </w:r>
+      <w:r>
+        <w:rPr>
+          <w:rFonts w:ascii="Times New Roman" w:eastAsia="楷体" w:hAnsi="Times New Roman" w:cs="Times New Roman" w:hint="eastAsia"/>
+          <w:sz w:val="24"/>
+          <w:szCs w:val="24"/>
+          <w:lang w:eastAsia="zh-CN"/>
+        </w:rPr>
+        <w:t>1</w:t>
+      </w:r>
+      <w:r>
+        <w:rPr>
+          <w:rFonts w:ascii="Times New Roman" w:eastAsia="楷体" w:hAnsi="Times New Roman" w:cs="Times New Roman" w:hint="eastAsia"/>
+          <w:sz w:val="24"/>
+          <w:szCs w:val="24"/>
+          <w:lang w:eastAsia="zh-CN"/>
+        </w:rPr>
+        <w:t>1</w:t>
       </w:r>
     </w:p>
     <w:p>
@@ -5023,7 +5900,6 @@
           <w:szCs w:val="21"/>
           <w:lang w:eastAsia="zh-CN"/>
         </w:rPr>
-        <w:lastRenderedPageBreak/>
         <w:t>基于配置中心实现</w:t>
       </w:r>
       <w:r>
@@ -5218,19 +6094,6 @@
         </w:rPr>
         <w:t>，新增客户端逻辑效率显著提升</w:t>
       </w:r>
-    </w:p>
-    <w:p>
-      <w:pPr>
-        <w:tabs>
-          <w:tab w:val="left" w:pos="306"/>
-        </w:tabs>
-        <w:rPr>
-          <w:rFonts w:ascii="楷体" w:eastAsia="楷体" w:hAnsi="楷体" w:hint="eastAsia"/>
-          <w:sz w:val="24"/>
-          <w:szCs w:val="24"/>
-          <w:lang w:eastAsia="zh-CN"/>
-        </w:rPr>
-      </w:pPr>
     </w:p>
     <w:p>
       <w:pPr>
@@ -5262,856 +6125,6 @@
                 <pic:pic xmlns:pic="http://schemas.openxmlformats.org/drawingml/2006/picture">
                   <pic:nvPicPr>
                     <pic:cNvPr id="0" name="美团.png"/>
-                    <pic:cNvPicPr/>
-                  </pic:nvPicPr>
-                  <pic:blipFill>
-                    <a:blip r:embed="rId14"/>
-                    <a:stretch>
-                      <a:fillRect/>
-                    </a:stretch>
-                  </pic:blipFill>
-                  <pic:spPr>
-                    <a:xfrm>
-                      <a:off x="0" y="0"/>
-                      <a:ext cx="201168" cy="201168"/>
-                    </a:xfrm>
-                    <a:prstGeom prst="rect">
-                      <a:avLst/>
-                    </a:prstGeom>
-                  </pic:spPr>
-                </pic:pic>
-              </a:graphicData>
-            </a:graphic>
-          </wp:inline>
-        </w:drawing>
-      </w:r>
-      <w:r>
-        <w:rPr>
-          <w:lang w:eastAsia="zh-CN"/>
-        </w:rPr>
-        <w:t xml:space="preserve"> </w:t>
-      </w:r>
-      <w:proofErr w:type="gramStart"/>
-      <w:r>
-        <w:rPr>
-          <w:rFonts w:ascii="楷体" w:eastAsia="楷体" w:hAnsi="楷体" w:hint="eastAsia"/>
-          <w:b/>
-          <w:bCs/>
-          <w:sz w:val="24"/>
-          <w:szCs w:val="24"/>
-          <w:lang w:eastAsia="zh-CN"/>
-        </w:rPr>
-        <w:t>美团</w:t>
-      </w:r>
-      <w:proofErr w:type="gramEnd"/>
-      <w:r>
-        <w:rPr>
-          <w:rFonts w:ascii="楷体" w:eastAsia="楷体" w:hAnsi="楷体"/>
-          <w:b/>
-          <w:bCs/>
-          <w:sz w:val="24"/>
-          <w:szCs w:val="24"/>
-          <w:lang w:eastAsia="zh-CN"/>
-        </w:rPr>
-        <w:t xml:space="preserve"> </w:t>
-      </w:r>
-      <w:r>
-        <w:rPr>
-          <w:rFonts w:ascii="楷体" w:eastAsia="楷体" w:hAnsi="楷体" w:hint="eastAsia"/>
-          <w:b/>
-          <w:bCs/>
-          <w:sz w:val="24"/>
-          <w:szCs w:val="24"/>
-          <w:lang w:eastAsia="zh-CN"/>
-        </w:rPr>
-        <w:t xml:space="preserve">| </w:t>
-      </w:r>
-      <w:r>
-        <w:rPr>
-          <w:rFonts w:ascii="楷体" w:eastAsia="楷体" w:hAnsi="楷体" w:hint="eastAsia"/>
-          <w:b/>
-          <w:bCs/>
-          <w:sz w:val="24"/>
-          <w:szCs w:val="24"/>
-          <w:lang w:eastAsia="zh-CN"/>
-        </w:rPr>
-        <w:t>到餐技术部/用户体验</w:t>
-      </w:r>
-      <w:proofErr w:type="gramStart"/>
-      <w:r>
-        <w:rPr>
-          <w:rFonts w:ascii="楷体" w:eastAsia="楷体" w:hAnsi="楷体" w:hint="eastAsia"/>
-          <w:b/>
-          <w:bCs/>
-          <w:sz w:val="24"/>
-          <w:szCs w:val="24"/>
-          <w:lang w:eastAsia="zh-CN"/>
-        </w:rPr>
-        <w:t>研发组</w:t>
-      </w:r>
-      <w:proofErr w:type="gramEnd"/>
-      <w:r>
-        <w:rPr>
-          <w:rFonts w:ascii="楷体" w:eastAsia="楷体" w:hAnsi="楷体" w:hint="eastAsia"/>
-          <w:b/>
-          <w:bCs/>
-          <w:sz w:val="24"/>
-          <w:szCs w:val="24"/>
-          <w:lang w:eastAsia="zh-CN"/>
-        </w:rPr>
-        <w:t>/运营后端组</w:t>
-      </w:r>
-      <w:r>
-        <w:rPr>
-          <w:rFonts w:ascii="楷体" w:eastAsia="楷体" w:hAnsi="楷体" w:hint="eastAsia"/>
-          <w:b/>
-          <w:bCs/>
-          <w:sz w:val="24"/>
-          <w:szCs w:val="24"/>
-          <w:lang w:eastAsia="zh-CN"/>
-        </w:rPr>
-        <w:t xml:space="preserve">         </w:t>
-      </w:r>
-      <w:r>
-        <w:rPr>
-          <w:rFonts w:ascii="楷体" w:eastAsia="楷体" w:hAnsi="楷体" w:hint="eastAsia"/>
-          <w:b/>
-          <w:bCs/>
-          <w:sz w:val="24"/>
-          <w:szCs w:val="24"/>
-          <w:lang w:eastAsia="zh-CN"/>
-        </w:rPr>
-        <w:t xml:space="preserve"> </w:t>
-      </w:r>
-      <w:r>
-        <w:rPr>
-          <w:rFonts w:ascii="楷体" w:eastAsia="楷体" w:hAnsi="楷体" w:hint="eastAsia"/>
-          <w:b/>
-          <w:bCs/>
-          <w:sz w:val="24"/>
-          <w:szCs w:val="24"/>
-          <w:lang w:eastAsia="zh-CN"/>
-        </w:rPr>
-        <w:t xml:space="preserve"> </w:t>
-      </w:r>
-      <w:r>
-        <w:rPr>
-          <w:rFonts w:ascii="楷体" w:eastAsia="楷体" w:hAnsi="楷体" w:hint="eastAsia"/>
-          <w:sz w:val="21"/>
-          <w:szCs w:val="21"/>
-          <w:lang w:eastAsia="zh-CN"/>
-        </w:rPr>
-        <w:t xml:space="preserve">   </w:t>
-      </w:r>
-      <w:r>
-        <w:rPr>
-          <w:rFonts w:ascii="楷体" w:eastAsia="楷体" w:hAnsi="楷体"/>
-          <w:sz w:val="21"/>
-          <w:szCs w:val="21"/>
-          <w:lang w:eastAsia="zh-CN"/>
-        </w:rPr>
-        <w:t xml:space="preserve">               </w:t>
-      </w:r>
-      <w:r>
-        <w:rPr>
-          <w:rFonts w:ascii="楷体" w:eastAsia="楷体" w:hAnsi="楷体"/>
-          <w:sz w:val="21"/>
-          <w:szCs w:val="21"/>
-          <w:lang w:eastAsia="zh-CN"/>
-        </w:rPr>
-        <w:t xml:space="preserve"> </w:t>
-      </w:r>
-      <w:r>
-        <w:rPr>
-          <w:rFonts w:ascii="Times New Roman" w:eastAsia="楷体" w:hAnsi="Times New Roman" w:cs="Times New Roman"/>
-          <w:sz w:val="24"/>
-          <w:szCs w:val="24"/>
-          <w:lang w:eastAsia="zh-CN"/>
-        </w:rPr>
-        <w:t>202</w:t>
-      </w:r>
-      <w:r>
-        <w:rPr>
-          <w:rFonts w:ascii="Times New Roman" w:eastAsia="楷体" w:hAnsi="Times New Roman" w:cs="Times New Roman" w:hint="eastAsia"/>
-          <w:sz w:val="24"/>
-          <w:szCs w:val="24"/>
-          <w:lang w:eastAsia="zh-CN"/>
-        </w:rPr>
-        <w:t>5</w:t>
-      </w:r>
-      <w:r>
-        <w:rPr>
-          <w:rFonts w:ascii="Times New Roman" w:eastAsia="楷体" w:hAnsi="Times New Roman" w:cs="Times New Roman"/>
-          <w:sz w:val="24"/>
-          <w:szCs w:val="24"/>
-          <w:lang w:eastAsia="zh-CN"/>
-        </w:rPr>
-        <w:t>-</w:t>
-      </w:r>
-      <w:r>
-        <w:rPr>
-          <w:rFonts w:ascii="Times New Roman" w:eastAsia="楷体" w:hAnsi="Times New Roman" w:cs="Times New Roman" w:hint="eastAsia"/>
-          <w:sz w:val="24"/>
-          <w:szCs w:val="24"/>
-          <w:lang w:eastAsia="zh-CN"/>
-        </w:rPr>
-        <w:t>05</w:t>
-      </w:r>
-      <w:r>
-        <w:rPr>
-          <w:rFonts w:ascii="Times New Roman" w:eastAsia="楷体" w:hAnsi="Times New Roman" w:cs="Times New Roman"/>
-          <w:sz w:val="24"/>
-          <w:szCs w:val="24"/>
-          <w:lang w:eastAsia="zh-CN"/>
-        </w:rPr>
-        <w:t xml:space="preserve"> – 202</w:t>
-      </w:r>
-      <w:r>
-        <w:rPr>
-          <w:rFonts w:ascii="Times New Roman" w:eastAsia="楷体" w:hAnsi="Times New Roman" w:cs="Times New Roman" w:hint="eastAsia"/>
-          <w:sz w:val="24"/>
-          <w:szCs w:val="24"/>
-          <w:lang w:eastAsia="zh-CN"/>
-        </w:rPr>
-        <w:t>5</w:t>
-      </w:r>
-      <w:r>
-        <w:rPr>
-          <w:rFonts w:ascii="Times New Roman" w:eastAsia="楷体" w:hAnsi="Times New Roman" w:cs="Times New Roman"/>
-          <w:sz w:val="24"/>
-          <w:szCs w:val="24"/>
-          <w:lang w:eastAsia="zh-CN"/>
-        </w:rPr>
-        <w:t>-0</w:t>
-      </w:r>
-      <w:r>
-        <w:rPr>
-          <w:rFonts w:ascii="Times New Roman" w:eastAsia="楷体" w:hAnsi="Times New Roman" w:cs="Times New Roman" w:hint="eastAsia"/>
-          <w:sz w:val="24"/>
-          <w:szCs w:val="24"/>
-          <w:lang w:eastAsia="zh-CN"/>
-        </w:rPr>
-        <w:t>8</w:t>
-      </w:r>
-    </w:p>
-    <w:p>
-      <w:pPr>
-        <w:pStyle w:val="ab"/>
-        <w:numPr>
-          <w:ilvl w:val="0"/>
-          <w:numId w:val="11"/>
-        </w:numPr>
-        <w:tabs>
-          <w:tab w:val="left" w:pos="1200"/>
-        </w:tabs>
-        <w:rPr>
-          <w:rFonts w:ascii="楷体" w:eastAsia="楷体" w:hAnsi="楷体" w:hint="eastAsia"/>
-          <w:sz w:val="21"/>
-          <w:szCs w:val="21"/>
-          <w:lang w:eastAsia="zh-CN"/>
-        </w:rPr>
-      </w:pPr>
-      <w:r>
-        <w:rPr>
-          <w:rFonts w:ascii="楷体" w:eastAsia="楷体" w:hAnsi="楷体" w:hint="eastAsia"/>
-          <w:sz w:val="21"/>
-          <w:szCs w:val="21"/>
-          <w:lang w:eastAsia="zh-CN"/>
-        </w:rPr>
-        <w:t>负责开发到餐美食供给生产工作台，包含系统模板的创建、数据采集、数据导出等多个模块</w:t>
-      </w:r>
-    </w:p>
-    <w:p>
-      <w:pPr>
-        <w:pStyle w:val="ab"/>
-        <w:numPr>
-          <w:ilvl w:val="0"/>
-          <w:numId w:val="11"/>
-        </w:numPr>
-        <w:tabs>
-          <w:tab w:val="left" w:pos="1200"/>
-        </w:tabs>
-        <w:rPr>
-          <w:rFonts w:ascii="楷体" w:eastAsia="楷体" w:hAnsi="楷体" w:hint="eastAsia"/>
-          <w:sz w:val="21"/>
-          <w:szCs w:val="21"/>
-          <w:lang w:eastAsia="zh-CN"/>
-        </w:rPr>
-      </w:pPr>
-      <w:r>
-        <w:rPr>
-          <w:rFonts w:ascii="楷体" w:eastAsia="楷体" w:hAnsi="楷体"/>
-          <w:sz w:val="21"/>
-          <w:szCs w:val="21"/>
-          <w:lang w:eastAsia="zh-CN"/>
-        </w:rPr>
-        <w:t>针对数据采集功能，采用策略 + 工厂模式按类型动态采集</w:t>
-      </w:r>
-      <w:r>
-        <w:rPr>
-          <w:rFonts w:ascii="Times New Roman" w:eastAsia="楷体" w:hAnsi="Times New Roman" w:cs="Times New Roman"/>
-          <w:sz w:val="21"/>
-          <w:szCs w:val="21"/>
-          <w:lang w:eastAsia="zh-CN"/>
-        </w:rPr>
-        <w:t xml:space="preserve"> Hive </w:t>
-      </w:r>
-      <w:r>
-        <w:rPr>
-          <w:rFonts w:ascii="楷体" w:eastAsia="楷体" w:hAnsi="楷体"/>
-          <w:sz w:val="21"/>
-          <w:szCs w:val="21"/>
-          <w:lang w:eastAsia="zh-CN"/>
-        </w:rPr>
-        <w:t>数据或</w:t>
-      </w:r>
-      <w:r>
-        <w:rPr>
-          <w:rFonts w:ascii="Times New Roman" w:eastAsia="楷体" w:hAnsi="Times New Roman" w:cs="Times New Roman"/>
-          <w:sz w:val="21"/>
-          <w:szCs w:val="21"/>
-          <w:lang w:eastAsia="zh-CN"/>
-        </w:rPr>
-        <w:t xml:space="preserve"> DFT </w:t>
-      </w:r>
-      <w:r>
-        <w:rPr>
-          <w:rFonts w:ascii="楷体" w:eastAsia="楷体" w:hAnsi="楷体"/>
-          <w:sz w:val="21"/>
-          <w:szCs w:val="21"/>
-          <w:lang w:eastAsia="zh-CN"/>
-        </w:rPr>
-        <w:t>数据，并通过构建</w:t>
-      </w:r>
-      <w:r>
-        <w:rPr>
-          <w:rFonts w:ascii="Times New Roman" w:eastAsia="楷体" w:hAnsi="Times New Roman" w:cs="Times New Roman"/>
-          <w:sz w:val="21"/>
-          <w:szCs w:val="21"/>
-          <w:lang w:eastAsia="zh-CN"/>
-        </w:rPr>
-        <w:t xml:space="preserve"> Spark </w:t>
-      </w:r>
-      <w:r>
-        <w:rPr>
-          <w:rFonts w:ascii="楷体" w:eastAsia="楷体" w:hAnsi="楷体"/>
-          <w:sz w:val="21"/>
-          <w:szCs w:val="21"/>
-          <w:lang w:eastAsia="zh-CN"/>
-        </w:rPr>
-        <w:t>任务参数、发送</w:t>
-      </w:r>
-      <w:r>
-        <w:rPr>
-          <w:rFonts w:ascii="Times New Roman" w:eastAsia="楷体" w:hAnsi="Times New Roman" w:cs="Times New Roman"/>
-          <w:sz w:val="21"/>
-          <w:szCs w:val="21"/>
-          <w:lang w:eastAsia="zh-CN"/>
-        </w:rPr>
-        <w:t xml:space="preserve"> HTTP </w:t>
-      </w:r>
-      <w:r>
-        <w:rPr>
-          <w:rFonts w:ascii="楷体" w:eastAsia="楷体" w:hAnsi="楷体"/>
-          <w:sz w:val="21"/>
-          <w:szCs w:val="21"/>
-          <w:lang w:eastAsia="zh-CN"/>
-        </w:rPr>
-        <w:t>请求执行</w:t>
-      </w:r>
-      <w:r>
-        <w:rPr>
-          <w:rFonts w:ascii="Times New Roman" w:eastAsia="楷体" w:hAnsi="Times New Roman" w:cs="Times New Roman"/>
-          <w:sz w:val="21"/>
-          <w:szCs w:val="21"/>
-          <w:lang w:eastAsia="zh-CN"/>
-        </w:rPr>
-        <w:t xml:space="preserve"> Spark </w:t>
-      </w:r>
-      <w:r>
-        <w:rPr>
-          <w:rFonts w:ascii="楷体" w:eastAsia="楷体" w:hAnsi="楷体"/>
-          <w:sz w:val="21"/>
-          <w:szCs w:val="21"/>
-          <w:lang w:eastAsia="zh-CN"/>
-        </w:rPr>
-        <w:t>任务，获取</w:t>
-      </w:r>
-      <w:r>
-        <w:rPr>
-          <w:rFonts w:ascii="Times New Roman" w:eastAsia="楷体" w:hAnsi="Times New Roman" w:cs="Times New Roman"/>
-          <w:sz w:val="21"/>
-          <w:szCs w:val="21"/>
-          <w:lang w:eastAsia="zh-CN"/>
-        </w:rPr>
-        <w:t xml:space="preserve"> Hive </w:t>
-      </w:r>
-      <w:r>
-        <w:rPr>
-          <w:rFonts w:ascii="楷体" w:eastAsia="楷体" w:hAnsi="楷体"/>
-          <w:sz w:val="21"/>
-          <w:szCs w:val="21"/>
-          <w:lang w:eastAsia="zh-CN"/>
-        </w:rPr>
-        <w:t>数据用于后续消费处理</w:t>
-      </w:r>
-    </w:p>
-    <w:p>
-      <w:pPr>
-        <w:pStyle w:val="ab"/>
-        <w:numPr>
-          <w:ilvl w:val="0"/>
-          <w:numId w:val="11"/>
-        </w:numPr>
-        <w:tabs>
-          <w:tab w:val="left" w:pos="1200"/>
-        </w:tabs>
-        <w:rPr>
-          <w:rFonts w:ascii="楷体" w:eastAsia="楷体" w:hAnsi="楷体" w:hint="eastAsia"/>
-          <w:sz w:val="21"/>
-          <w:szCs w:val="21"/>
-          <w:lang w:eastAsia="zh-CN"/>
-        </w:rPr>
-      </w:pPr>
-      <w:r>
-        <w:rPr>
-          <w:rFonts w:ascii="楷体" w:eastAsia="楷体" w:hAnsi="楷体"/>
-          <w:sz w:val="21"/>
-          <w:szCs w:val="21"/>
-          <w:lang w:eastAsia="zh-CN"/>
-        </w:rPr>
-        <w:t>封装大模型接口调用功能，为接口增设限流与重试机制；针对限流场景，通过在配置中心配置多个备用</w:t>
-      </w:r>
-      <w:r>
-        <w:rPr>
-          <w:rFonts w:ascii="Times New Roman" w:eastAsia="楷体" w:hAnsi="Times New Roman" w:cs="Times New Roman"/>
-          <w:sz w:val="21"/>
-          <w:szCs w:val="21"/>
-          <w:lang w:eastAsia="zh-CN"/>
-        </w:rPr>
-        <w:t xml:space="preserve"> appId </w:t>
-      </w:r>
-      <w:r>
-        <w:rPr>
-          <w:rFonts w:ascii="楷体" w:eastAsia="楷体" w:hAnsi="楷体"/>
-          <w:sz w:val="21"/>
-          <w:szCs w:val="21"/>
-          <w:lang w:eastAsia="zh-CN"/>
-        </w:rPr>
-        <w:t>提升接口可用性与请求成功率，确保主</w:t>
-      </w:r>
-      <w:r>
-        <w:rPr>
-          <w:rFonts w:ascii="Times New Roman" w:eastAsia="楷体" w:hAnsi="Times New Roman" w:cs="Times New Roman"/>
-          <w:sz w:val="21"/>
-          <w:szCs w:val="21"/>
-          <w:lang w:eastAsia="zh-CN"/>
-        </w:rPr>
-        <w:t xml:space="preserve"> appId </w:t>
-      </w:r>
-      <w:r>
-        <w:rPr>
-          <w:rFonts w:ascii="楷体" w:eastAsia="楷体" w:hAnsi="楷体"/>
-          <w:sz w:val="21"/>
-          <w:szCs w:val="21"/>
-          <w:lang w:eastAsia="zh-CN"/>
-        </w:rPr>
-        <w:t>触发限流时，可自动切换至备用</w:t>
-      </w:r>
-      <w:r>
-        <w:rPr>
-          <w:rFonts w:ascii="Times New Roman" w:eastAsia="楷体" w:hAnsi="Times New Roman" w:cs="Times New Roman"/>
-          <w:sz w:val="21"/>
-          <w:szCs w:val="21"/>
-          <w:lang w:eastAsia="zh-CN"/>
-        </w:rPr>
-        <w:t xml:space="preserve"> appId </w:t>
-      </w:r>
-      <w:r>
-        <w:rPr>
-          <w:rFonts w:ascii="楷体" w:eastAsia="楷体" w:hAnsi="楷体"/>
-          <w:sz w:val="21"/>
-          <w:szCs w:val="21"/>
-          <w:lang w:eastAsia="zh-CN"/>
-        </w:rPr>
-        <w:t>持续处理请求</w:t>
-      </w:r>
-    </w:p>
-    <w:p>
-      <w:pPr>
-        <w:pStyle w:val="ab"/>
-        <w:numPr>
-          <w:ilvl w:val="0"/>
-          <w:numId w:val="11"/>
-        </w:numPr>
-        <w:tabs>
-          <w:tab w:val="left" w:pos="1200"/>
-        </w:tabs>
-        <w:rPr>
-          <w:rFonts w:ascii="楷体" w:eastAsia="楷体" w:hAnsi="楷体" w:hint="eastAsia"/>
-          <w:sz w:val="21"/>
-          <w:szCs w:val="21"/>
-          <w:lang w:eastAsia="zh-CN"/>
-        </w:rPr>
-      </w:pPr>
-      <w:r>
-        <w:rPr>
-          <w:rFonts w:ascii="楷体" w:eastAsia="楷体" w:hAnsi="楷体"/>
-          <w:sz w:val="21"/>
-          <w:szCs w:val="21"/>
-          <w:lang w:eastAsia="zh-CN"/>
-        </w:rPr>
-        <w:t>构建完整的</w:t>
-      </w:r>
-      <w:proofErr w:type="gramStart"/>
-      <w:r>
-        <w:rPr>
-          <w:rFonts w:ascii="楷体" w:eastAsia="楷体" w:hAnsi="楷体"/>
-          <w:sz w:val="21"/>
-          <w:szCs w:val="21"/>
-          <w:lang w:eastAsia="zh-CN"/>
-        </w:rPr>
-        <w:t>微信门</w:t>
-      </w:r>
-      <w:proofErr w:type="gramEnd"/>
-      <w:r>
-        <w:rPr>
-          <w:rFonts w:ascii="楷体" w:eastAsia="楷体" w:hAnsi="楷体"/>
-          <w:sz w:val="21"/>
-          <w:szCs w:val="21"/>
-          <w:lang w:eastAsia="zh-CN"/>
-        </w:rPr>
-        <w:t>店挖掘方案，通过修改</w:t>
-      </w:r>
-      <w:r>
-        <w:rPr>
-          <w:rFonts w:ascii="Times New Roman" w:eastAsia="楷体" w:hAnsi="Times New Roman" w:cs="Times New Roman"/>
-          <w:sz w:val="21"/>
-          <w:szCs w:val="21"/>
-          <w:lang w:eastAsia="zh-CN"/>
-        </w:rPr>
-        <w:t xml:space="preserve"> JSON </w:t>
-      </w:r>
-      <w:r>
-        <w:rPr>
-          <w:rFonts w:ascii="楷体" w:eastAsia="楷体" w:hAnsi="楷体"/>
-          <w:sz w:val="21"/>
-          <w:szCs w:val="21"/>
-          <w:lang w:eastAsia="zh-CN"/>
-        </w:rPr>
-        <w:t>模板及</w:t>
-      </w:r>
-      <w:r>
-        <w:rPr>
-          <w:rFonts w:ascii="楷体" w:eastAsia="楷体" w:hAnsi="楷体"/>
-          <w:b/>
-          <w:bCs/>
-          <w:sz w:val="21"/>
-          <w:szCs w:val="21"/>
-          <w:lang w:eastAsia="zh-CN"/>
-        </w:rPr>
-        <w:t>调优</w:t>
-      </w:r>
-      <w:r>
-        <w:rPr>
-          <w:rFonts w:ascii="Times New Roman" w:eastAsia="楷体" w:hAnsi="Times New Roman" w:cs="Times New Roman"/>
-          <w:b/>
-          <w:bCs/>
-          <w:sz w:val="21"/>
-          <w:szCs w:val="21"/>
-          <w:lang w:eastAsia="zh-CN"/>
-        </w:rPr>
-        <w:t xml:space="preserve"> Prompt</w:t>
-      </w:r>
-      <w:r>
-        <w:rPr>
-          <w:rFonts w:ascii="楷体" w:eastAsia="楷体" w:hAnsi="楷体"/>
-          <w:sz w:val="21"/>
-          <w:szCs w:val="21"/>
-          <w:lang w:eastAsia="zh-CN"/>
-        </w:rPr>
-        <w:t>，</w:t>
-      </w:r>
-      <w:proofErr w:type="gramStart"/>
-      <w:r>
-        <w:rPr>
-          <w:rFonts w:ascii="楷体" w:eastAsia="楷体" w:hAnsi="楷体"/>
-          <w:sz w:val="21"/>
-          <w:szCs w:val="21"/>
-          <w:lang w:eastAsia="zh-CN"/>
-        </w:rPr>
-        <w:t>使微信门</w:t>
-      </w:r>
-      <w:proofErr w:type="gramEnd"/>
-      <w:r>
-        <w:rPr>
-          <w:rFonts w:ascii="楷体" w:eastAsia="楷体" w:hAnsi="楷体"/>
-          <w:sz w:val="21"/>
-          <w:szCs w:val="21"/>
-          <w:lang w:eastAsia="zh-CN"/>
-        </w:rPr>
-        <w:t>店</w:t>
-      </w:r>
-      <w:r>
-        <w:rPr>
-          <w:rFonts w:ascii="楷体" w:eastAsia="楷体" w:hAnsi="楷体"/>
-          <w:b/>
-          <w:bCs/>
-          <w:sz w:val="21"/>
-          <w:szCs w:val="21"/>
-          <w:lang w:eastAsia="zh-CN"/>
-        </w:rPr>
-        <w:t>挖掘召回率</w:t>
-      </w:r>
-      <w:r>
-        <w:rPr>
-          <w:rFonts w:ascii="楷体" w:eastAsia="楷体" w:hAnsi="楷体"/>
-          <w:sz w:val="21"/>
-          <w:szCs w:val="21"/>
-          <w:lang w:eastAsia="zh-CN"/>
-        </w:rPr>
-        <w:t>均值由</w:t>
-      </w:r>
-      <w:r>
-        <w:rPr>
-          <w:rFonts w:ascii="楷体" w:eastAsia="楷体" w:hAnsi="楷体"/>
-          <w:sz w:val="21"/>
-          <w:szCs w:val="21"/>
-          <w:lang w:eastAsia="zh-CN"/>
-        </w:rPr>
-        <w:t xml:space="preserve"> </w:t>
-      </w:r>
-      <w:r>
-        <w:rPr>
-          <w:rFonts w:ascii="Times New Roman" w:eastAsia="楷体" w:hAnsi="Times New Roman" w:cs="Times New Roman"/>
-          <w:sz w:val="21"/>
-          <w:szCs w:val="21"/>
-          <w:lang w:eastAsia="zh-CN"/>
-        </w:rPr>
-        <w:t>40%</w:t>
-      </w:r>
-      <w:r>
-        <w:rPr>
-          <w:rFonts w:ascii="Times New Roman" w:eastAsia="楷体" w:hAnsi="Times New Roman" w:cs="Times New Roman"/>
-          <w:sz w:val="21"/>
-          <w:szCs w:val="21"/>
-          <w:lang w:eastAsia="zh-CN"/>
-        </w:rPr>
-        <w:t xml:space="preserve"> </w:t>
-      </w:r>
-      <w:r>
-        <w:rPr>
-          <w:rFonts w:ascii="楷体" w:eastAsia="楷体" w:hAnsi="楷体"/>
-          <w:sz w:val="21"/>
-          <w:szCs w:val="21"/>
-          <w:lang w:eastAsia="zh-CN"/>
-        </w:rPr>
-        <w:t>提升至</w:t>
-      </w:r>
-      <w:r>
-        <w:rPr>
-          <w:rFonts w:ascii="Times New Roman" w:eastAsia="楷体" w:hAnsi="Times New Roman" w:cs="Times New Roman"/>
-          <w:b/>
-          <w:bCs/>
-          <w:sz w:val="21"/>
-          <w:szCs w:val="21"/>
-          <w:lang w:eastAsia="zh-CN"/>
-        </w:rPr>
-        <w:t>60%</w:t>
-      </w:r>
-    </w:p>
-    <w:p>
-      <w:pPr>
-        <w:pStyle w:val="ab"/>
-        <w:numPr>
-          <w:ilvl w:val="0"/>
-          <w:numId w:val="11"/>
-        </w:numPr>
-        <w:tabs>
-          <w:tab w:val="left" w:pos="1200"/>
-        </w:tabs>
-        <w:rPr>
-          <w:rFonts w:ascii="楷体" w:eastAsia="楷体" w:hAnsi="楷体" w:hint="eastAsia"/>
-          <w:sz w:val="21"/>
-          <w:szCs w:val="21"/>
-          <w:lang w:eastAsia="zh-CN"/>
-        </w:rPr>
-      </w:pPr>
-      <w:r>
-        <w:rPr>
-          <w:rFonts w:ascii="楷体" w:eastAsia="楷体" w:hAnsi="楷体" w:hint="eastAsia"/>
-          <w:sz w:val="21"/>
-          <w:szCs w:val="21"/>
-          <w:lang w:eastAsia="zh-CN"/>
-        </w:rPr>
-        <w:t>使用</w:t>
-      </w:r>
-      <w:r>
-        <w:rPr>
-          <w:rFonts w:ascii="楷体" w:eastAsia="楷体" w:hAnsi="楷体" w:hint="eastAsia"/>
-          <w:b/>
-          <w:bCs/>
-          <w:sz w:val="21"/>
-          <w:szCs w:val="21"/>
-          <w:lang w:eastAsia="zh-CN"/>
-        </w:rPr>
-        <w:t>线程池异步</w:t>
-      </w:r>
-      <w:r>
-        <w:rPr>
-          <w:rFonts w:ascii="楷体" w:eastAsia="楷体" w:hAnsi="楷体" w:hint="eastAsia"/>
-          <w:sz w:val="21"/>
-          <w:szCs w:val="21"/>
-          <w:lang w:eastAsia="zh-CN"/>
-        </w:rPr>
-        <w:t>导出生产结果为</w:t>
-      </w:r>
-      <w:r>
-        <w:rPr>
-          <w:rFonts w:ascii="Times New Roman" w:eastAsia="楷体" w:hAnsi="Times New Roman" w:cs="Times New Roman"/>
-          <w:sz w:val="21"/>
-          <w:szCs w:val="21"/>
-          <w:lang w:eastAsia="zh-CN"/>
-        </w:rPr>
-        <w:t xml:space="preserve"> Excel </w:t>
-      </w:r>
-      <w:r>
-        <w:rPr>
-          <w:rFonts w:ascii="楷体" w:eastAsia="楷体" w:hAnsi="楷体" w:hint="eastAsia"/>
-          <w:sz w:val="21"/>
-          <w:szCs w:val="21"/>
-          <w:lang w:eastAsia="zh-CN"/>
-        </w:rPr>
-        <w:t>并将</w:t>
-      </w:r>
-      <w:r>
-        <w:rPr>
-          <w:rFonts w:ascii="Times New Roman" w:eastAsia="楷体" w:hAnsi="Times New Roman" w:cs="Times New Roman"/>
-          <w:sz w:val="21"/>
-          <w:szCs w:val="21"/>
-          <w:lang w:eastAsia="zh-CN"/>
-        </w:rPr>
-        <w:t xml:space="preserve"> Excel </w:t>
-      </w:r>
-      <w:r>
-        <w:rPr>
-          <w:rFonts w:ascii="楷体" w:eastAsia="楷体" w:hAnsi="楷体" w:hint="eastAsia"/>
-          <w:sz w:val="21"/>
-          <w:szCs w:val="21"/>
-          <w:lang w:eastAsia="zh-CN"/>
-        </w:rPr>
-        <w:t>文件上传至</w:t>
-      </w:r>
-      <w:r>
-        <w:rPr>
-          <w:rFonts w:ascii="Times New Roman" w:eastAsia="楷体" w:hAnsi="Times New Roman" w:cs="Times New Roman"/>
-          <w:sz w:val="21"/>
-          <w:szCs w:val="21"/>
-          <w:lang w:eastAsia="zh-CN"/>
-        </w:rPr>
-        <w:t xml:space="preserve"> s3Plus </w:t>
-      </w:r>
-      <w:r>
-        <w:rPr>
-          <w:rFonts w:ascii="楷体" w:eastAsia="楷体" w:hAnsi="楷体" w:hint="eastAsia"/>
-          <w:sz w:val="21"/>
-          <w:szCs w:val="21"/>
-          <w:lang w:eastAsia="zh-CN"/>
-        </w:rPr>
-        <w:t>平台，最终发送</w:t>
-      </w:r>
-      <w:r>
-        <w:rPr>
-          <w:rFonts w:ascii="楷体" w:eastAsia="楷体" w:hAnsi="楷体" w:hint="eastAsia"/>
-          <w:sz w:val="21"/>
-          <w:szCs w:val="21"/>
-          <w:lang w:eastAsia="zh-CN"/>
-        </w:rPr>
-        <w:t>至</w:t>
-      </w:r>
-      <w:r>
-        <w:rPr>
-          <w:rFonts w:ascii="楷体" w:eastAsia="楷体" w:hAnsi="楷体" w:hint="eastAsia"/>
-          <w:sz w:val="21"/>
-          <w:szCs w:val="21"/>
-          <w:lang w:eastAsia="zh-CN"/>
-        </w:rPr>
-        <w:t>大象通知</w:t>
-      </w:r>
-      <w:r>
-        <w:rPr>
-          <w:rFonts w:ascii="楷体" w:eastAsia="楷体" w:hAnsi="楷体" w:hint="eastAsia"/>
-          <w:sz w:val="21"/>
-          <w:szCs w:val="21"/>
-          <w:lang w:eastAsia="zh-CN"/>
-        </w:rPr>
-        <w:t>用户</w:t>
-      </w:r>
-      <w:r>
-        <w:rPr>
-          <w:rFonts w:ascii="楷体" w:eastAsia="楷体" w:hAnsi="楷体" w:hint="eastAsia"/>
-          <w:sz w:val="21"/>
-          <w:szCs w:val="21"/>
-          <w:lang w:eastAsia="zh-CN"/>
-        </w:rPr>
-        <w:t>下载</w:t>
-      </w:r>
-      <w:r>
-        <w:rPr>
-          <w:rFonts w:ascii="Times New Roman" w:eastAsia="楷体" w:hAnsi="Times New Roman" w:cs="Times New Roman"/>
-          <w:sz w:val="21"/>
-          <w:szCs w:val="21"/>
-          <w:lang w:eastAsia="zh-CN"/>
-        </w:rPr>
-        <w:t xml:space="preserve"> url</w:t>
-      </w:r>
-    </w:p>
-    <w:p>
-      <w:pPr>
-        <w:tabs>
-          <w:tab w:val="left" w:pos="306"/>
-        </w:tabs>
-        <w:ind w:left="106"/>
-        <w:rPr>
-          <w:rFonts w:ascii="楷体" w:eastAsia="楷体" w:hAnsi="楷体" w:hint="eastAsia"/>
-          <w:b/>
-          <w:bCs/>
-          <w:sz w:val="24"/>
-          <w:szCs w:val="24"/>
-          <w:lang w:eastAsia="zh-CN"/>
-        </w:rPr>
-      </w:pPr>
-    </w:p>
-    <w:p>
-      <w:pPr>
-        <w:tabs>
-          <w:tab w:val="left" w:pos="306"/>
-        </w:tabs>
-        <w:ind w:left="106"/>
-        <w:rPr>
-          <w:rFonts w:ascii="楷体" w:eastAsia="楷体" w:hAnsi="楷体" w:hint="eastAsia"/>
-          <w:sz w:val="21"/>
-          <w:szCs w:val="21"/>
-          <w:lang w:eastAsia="zh-CN"/>
-        </w:rPr>
-      </w:pPr>
-      <w:r>
-        <w:rPr>
-          <w:noProof/>
-        </w:rPr>
-        <w:drawing>
-          <wp:inline distT="0" distB="0" distL="0" distR="0" wp14:anchorId="48FB3AE9" wp14:editId="690FD85B">
-            <wp:extent cx="201168" cy="201168"/>
-            <wp:effectExtent l="0" t="0" r="0" b="0"/>
-            <wp:docPr id="813030168" name="Picture 813030168"/>
-            <wp:cNvGraphicFramePr>
-              <a:graphicFrameLocks xmlns:a="http://schemas.openxmlformats.org/drawingml/2006/main" noChangeAspect="1"/>
-            </wp:cNvGraphicFramePr>
-            <a:graphic xmlns:a="http://schemas.openxmlformats.org/drawingml/2006/main">
-              <a:graphicData uri="http://schemas.openxmlformats.org/drawingml/2006/picture">
-                <pic:pic xmlns:pic="http://schemas.openxmlformats.org/drawingml/2006/picture">
-                  <pic:nvPicPr>
-                    <pic:cNvPr id="0" name="快手.png"/>
                     <pic:cNvPicPr/>
                   </pic:nvPicPr>
                   <pic:blipFill>
@@ -6136,6 +6149,851 @@
         </w:drawing>
       </w:r>
       <w:r>
+        <w:rPr>
+          <w:lang w:eastAsia="zh-CN"/>
+        </w:rPr>
+        <w:t xml:space="preserve"> </w:t>
+      </w:r>
+      <w:proofErr w:type="gramStart"/>
+      <w:r>
+        <w:rPr>
+          <w:rFonts w:ascii="楷体" w:eastAsia="楷体" w:hAnsi="楷体" w:hint="eastAsia"/>
+          <w:b/>
+          <w:bCs/>
+          <w:sz w:val="24"/>
+          <w:szCs w:val="24"/>
+          <w:lang w:eastAsia="zh-CN"/>
+        </w:rPr>
+        <w:t>美团</w:t>
+      </w:r>
+      <w:proofErr w:type="gramEnd"/>
+      <w:r>
+        <w:rPr>
+          <w:rFonts w:ascii="楷体" w:eastAsia="楷体" w:hAnsi="楷体"/>
+          <w:b/>
+          <w:bCs/>
+          <w:sz w:val="24"/>
+          <w:szCs w:val="24"/>
+          <w:lang w:eastAsia="zh-CN"/>
+        </w:rPr>
+        <w:t xml:space="preserve"> </w:t>
+      </w:r>
+      <w:r>
+        <w:rPr>
+          <w:rFonts w:ascii="楷体" w:eastAsia="楷体" w:hAnsi="楷体" w:hint="eastAsia"/>
+          <w:b/>
+          <w:bCs/>
+          <w:sz w:val="24"/>
+          <w:szCs w:val="24"/>
+          <w:lang w:eastAsia="zh-CN"/>
+        </w:rPr>
+        <w:t xml:space="preserve">| </w:t>
+      </w:r>
+      <w:r>
+        <w:rPr>
+          <w:rFonts w:ascii="楷体" w:eastAsia="楷体" w:hAnsi="楷体" w:hint="eastAsia"/>
+          <w:b/>
+          <w:bCs/>
+          <w:sz w:val="24"/>
+          <w:szCs w:val="24"/>
+          <w:lang w:eastAsia="zh-CN"/>
+        </w:rPr>
+        <w:t>到餐技术部/用户体验</w:t>
+      </w:r>
+      <w:proofErr w:type="gramStart"/>
+      <w:r>
+        <w:rPr>
+          <w:rFonts w:ascii="楷体" w:eastAsia="楷体" w:hAnsi="楷体" w:hint="eastAsia"/>
+          <w:b/>
+          <w:bCs/>
+          <w:sz w:val="24"/>
+          <w:szCs w:val="24"/>
+          <w:lang w:eastAsia="zh-CN"/>
+        </w:rPr>
+        <w:t>研发组</w:t>
+      </w:r>
+      <w:proofErr w:type="gramEnd"/>
+      <w:r>
+        <w:rPr>
+          <w:rFonts w:ascii="楷体" w:eastAsia="楷体" w:hAnsi="楷体" w:hint="eastAsia"/>
+          <w:b/>
+          <w:bCs/>
+          <w:sz w:val="24"/>
+          <w:szCs w:val="24"/>
+          <w:lang w:eastAsia="zh-CN"/>
+        </w:rPr>
+        <w:t>/运营后端组</w:t>
+      </w:r>
+      <w:r>
+        <w:rPr>
+          <w:rFonts w:ascii="楷体" w:eastAsia="楷体" w:hAnsi="楷体" w:hint="eastAsia"/>
+          <w:b/>
+          <w:bCs/>
+          <w:sz w:val="24"/>
+          <w:szCs w:val="24"/>
+          <w:lang w:eastAsia="zh-CN"/>
+        </w:rPr>
+        <w:t xml:space="preserve">         </w:t>
+      </w:r>
+      <w:r>
+        <w:rPr>
+          <w:rFonts w:ascii="楷体" w:eastAsia="楷体" w:hAnsi="楷体" w:hint="eastAsia"/>
+          <w:b/>
+          <w:bCs/>
+          <w:sz w:val="24"/>
+          <w:szCs w:val="24"/>
+          <w:lang w:eastAsia="zh-CN"/>
+        </w:rPr>
+        <w:t xml:space="preserve"> </w:t>
+      </w:r>
+      <w:r>
+        <w:rPr>
+          <w:rFonts w:ascii="楷体" w:eastAsia="楷体" w:hAnsi="楷体" w:hint="eastAsia"/>
+          <w:b/>
+          <w:bCs/>
+          <w:sz w:val="24"/>
+          <w:szCs w:val="24"/>
+          <w:lang w:eastAsia="zh-CN"/>
+        </w:rPr>
+        <w:t xml:space="preserve"> </w:t>
+      </w:r>
+      <w:r>
+        <w:rPr>
+          <w:rFonts w:ascii="楷体" w:eastAsia="楷体" w:hAnsi="楷体" w:hint="eastAsia"/>
+          <w:sz w:val="21"/>
+          <w:szCs w:val="21"/>
+          <w:lang w:eastAsia="zh-CN"/>
+        </w:rPr>
+        <w:t xml:space="preserve">   </w:t>
+      </w:r>
+      <w:r>
+        <w:rPr>
+          <w:rFonts w:ascii="楷体" w:eastAsia="楷体" w:hAnsi="楷体"/>
+          <w:sz w:val="21"/>
+          <w:szCs w:val="21"/>
+          <w:lang w:eastAsia="zh-CN"/>
+        </w:rPr>
+        <w:t xml:space="preserve">               </w:t>
+      </w:r>
+      <w:r>
+        <w:rPr>
+          <w:rFonts w:ascii="楷体" w:eastAsia="楷体" w:hAnsi="楷体"/>
+          <w:sz w:val="21"/>
+          <w:szCs w:val="21"/>
+          <w:lang w:eastAsia="zh-CN"/>
+        </w:rPr>
+        <w:t xml:space="preserve"> </w:t>
+      </w:r>
+      <w:r>
+        <w:rPr>
+          <w:rFonts w:ascii="Times New Roman" w:eastAsia="楷体" w:hAnsi="Times New Roman" w:cs="Times New Roman"/>
+          <w:sz w:val="24"/>
+          <w:szCs w:val="24"/>
+          <w:lang w:eastAsia="zh-CN"/>
+        </w:rPr>
+        <w:t>202</w:t>
+      </w:r>
+      <w:r>
+        <w:rPr>
+          <w:rFonts w:ascii="Times New Roman" w:eastAsia="楷体" w:hAnsi="Times New Roman" w:cs="Times New Roman" w:hint="eastAsia"/>
+          <w:sz w:val="24"/>
+          <w:szCs w:val="24"/>
+          <w:lang w:eastAsia="zh-CN"/>
+        </w:rPr>
+        <w:t>5</w:t>
+      </w:r>
+      <w:r>
+        <w:rPr>
+          <w:rFonts w:ascii="Times New Roman" w:eastAsia="楷体" w:hAnsi="Times New Roman" w:cs="Times New Roman"/>
+          <w:sz w:val="24"/>
+          <w:szCs w:val="24"/>
+          <w:lang w:eastAsia="zh-CN"/>
+        </w:rPr>
+        <w:t>-</w:t>
+      </w:r>
+      <w:r>
+        <w:rPr>
+          <w:rFonts w:ascii="Times New Roman" w:eastAsia="楷体" w:hAnsi="Times New Roman" w:cs="Times New Roman" w:hint="eastAsia"/>
+          <w:sz w:val="24"/>
+          <w:szCs w:val="24"/>
+          <w:lang w:eastAsia="zh-CN"/>
+        </w:rPr>
+        <w:t>05</w:t>
+      </w:r>
+      <w:r>
+        <w:rPr>
+          <w:rFonts w:ascii="Times New Roman" w:eastAsia="楷体" w:hAnsi="Times New Roman" w:cs="Times New Roman"/>
+          <w:sz w:val="24"/>
+          <w:szCs w:val="24"/>
+          <w:lang w:eastAsia="zh-CN"/>
+        </w:rPr>
+        <w:t xml:space="preserve"> – 202</w:t>
+      </w:r>
+      <w:r>
+        <w:rPr>
+          <w:rFonts w:ascii="Times New Roman" w:eastAsia="楷体" w:hAnsi="Times New Roman" w:cs="Times New Roman" w:hint="eastAsia"/>
+          <w:sz w:val="24"/>
+          <w:szCs w:val="24"/>
+          <w:lang w:eastAsia="zh-CN"/>
+        </w:rPr>
+        <w:t>5</w:t>
+      </w:r>
+      <w:r>
+        <w:rPr>
+          <w:rFonts w:ascii="Times New Roman" w:eastAsia="楷体" w:hAnsi="Times New Roman" w:cs="Times New Roman"/>
+          <w:sz w:val="24"/>
+          <w:szCs w:val="24"/>
+          <w:lang w:eastAsia="zh-CN"/>
+        </w:rPr>
+        <w:t>-0</w:t>
+      </w:r>
+      <w:r>
+        <w:rPr>
+          <w:rFonts w:ascii="Times New Roman" w:eastAsia="楷体" w:hAnsi="Times New Roman" w:cs="Times New Roman" w:hint="eastAsia"/>
+          <w:sz w:val="24"/>
+          <w:szCs w:val="24"/>
+          <w:lang w:eastAsia="zh-CN"/>
+        </w:rPr>
+        <w:t>8</w:t>
+      </w:r>
+    </w:p>
+    <w:p>
+      <w:pPr>
+        <w:pStyle w:val="ab"/>
+        <w:numPr>
+          <w:ilvl w:val="0"/>
+          <w:numId w:val="11"/>
+        </w:numPr>
+        <w:tabs>
+          <w:tab w:val="left" w:pos="1200"/>
+        </w:tabs>
+        <w:rPr>
+          <w:rFonts w:ascii="楷体" w:eastAsia="楷体" w:hAnsi="楷体" w:hint="eastAsia"/>
+          <w:sz w:val="21"/>
+          <w:szCs w:val="21"/>
+          <w:lang w:eastAsia="zh-CN"/>
+        </w:rPr>
+      </w:pPr>
+      <w:r>
+        <w:rPr>
+          <w:rFonts w:ascii="楷体" w:eastAsia="楷体" w:hAnsi="楷体" w:hint="eastAsia"/>
+          <w:sz w:val="21"/>
+          <w:szCs w:val="21"/>
+          <w:lang w:eastAsia="zh-CN"/>
+        </w:rPr>
+        <w:t>负责开发到餐美食供给生产工作台，包含系统模板的创建、数据采集、数据导出等多个模块</w:t>
+      </w:r>
+    </w:p>
+    <w:p>
+      <w:pPr>
+        <w:pStyle w:val="ab"/>
+        <w:numPr>
+          <w:ilvl w:val="0"/>
+          <w:numId w:val="11"/>
+        </w:numPr>
+        <w:tabs>
+          <w:tab w:val="left" w:pos="1200"/>
+        </w:tabs>
+        <w:rPr>
+          <w:rFonts w:ascii="楷体" w:eastAsia="楷体" w:hAnsi="楷体" w:hint="eastAsia"/>
+          <w:sz w:val="21"/>
+          <w:szCs w:val="21"/>
+          <w:lang w:eastAsia="zh-CN"/>
+        </w:rPr>
+      </w:pPr>
+      <w:r>
+        <w:rPr>
+          <w:rFonts w:ascii="楷体" w:eastAsia="楷体" w:hAnsi="楷体"/>
+          <w:sz w:val="21"/>
+          <w:szCs w:val="21"/>
+          <w:lang w:eastAsia="zh-CN"/>
+        </w:rPr>
+        <w:t>针对数据采集功能，采用策略 + 工厂模式按类型动态采集</w:t>
+      </w:r>
+      <w:r>
+        <w:rPr>
+          <w:rFonts w:ascii="Times New Roman" w:eastAsia="楷体" w:hAnsi="Times New Roman" w:cs="Times New Roman"/>
+          <w:sz w:val="21"/>
+          <w:szCs w:val="21"/>
+          <w:lang w:eastAsia="zh-CN"/>
+        </w:rPr>
+        <w:t xml:space="preserve"> Hive </w:t>
+      </w:r>
+      <w:r>
+        <w:rPr>
+          <w:rFonts w:ascii="楷体" w:eastAsia="楷体" w:hAnsi="楷体"/>
+          <w:sz w:val="21"/>
+          <w:szCs w:val="21"/>
+          <w:lang w:eastAsia="zh-CN"/>
+        </w:rPr>
+        <w:t>数据或</w:t>
+      </w:r>
+      <w:r>
+        <w:rPr>
+          <w:rFonts w:ascii="Times New Roman" w:eastAsia="楷体" w:hAnsi="Times New Roman" w:cs="Times New Roman"/>
+          <w:sz w:val="21"/>
+          <w:szCs w:val="21"/>
+          <w:lang w:eastAsia="zh-CN"/>
+        </w:rPr>
+        <w:t xml:space="preserve"> DFT </w:t>
+      </w:r>
+      <w:r>
+        <w:rPr>
+          <w:rFonts w:ascii="楷体" w:eastAsia="楷体" w:hAnsi="楷体"/>
+          <w:sz w:val="21"/>
+          <w:szCs w:val="21"/>
+          <w:lang w:eastAsia="zh-CN"/>
+        </w:rPr>
+        <w:t>数据，并通过构建</w:t>
+      </w:r>
+      <w:r>
+        <w:rPr>
+          <w:rFonts w:ascii="Times New Roman" w:eastAsia="楷体" w:hAnsi="Times New Roman" w:cs="Times New Roman"/>
+          <w:sz w:val="21"/>
+          <w:szCs w:val="21"/>
+          <w:lang w:eastAsia="zh-CN"/>
+        </w:rPr>
+        <w:t xml:space="preserve"> Spark </w:t>
+      </w:r>
+      <w:r>
+        <w:rPr>
+          <w:rFonts w:ascii="楷体" w:eastAsia="楷体" w:hAnsi="楷体"/>
+          <w:sz w:val="21"/>
+          <w:szCs w:val="21"/>
+          <w:lang w:eastAsia="zh-CN"/>
+        </w:rPr>
+        <w:t>任务参数、发送</w:t>
+      </w:r>
+      <w:r>
+        <w:rPr>
+          <w:rFonts w:ascii="Times New Roman" w:eastAsia="楷体" w:hAnsi="Times New Roman" w:cs="Times New Roman"/>
+          <w:sz w:val="21"/>
+          <w:szCs w:val="21"/>
+          <w:lang w:eastAsia="zh-CN"/>
+        </w:rPr>
+        <w:t xml:space="preserve"> HTTP </w:t>
+      </w:r>
+      <w:r>
+        <w:rPr>
+          <w:rFonts w:ascii="楷体" w:eastAsia="楷体" w:hAnsi="楷体"/>
+          <w:sz w:val="21"/>
+          <w:szCs w:val="21"/>
+          <w:lang w:eastAsia="zh-CN"/>
+        </w:rPr>
+        <w:t>请求执行</w:t>
+      </w:r>
+      <w:r>
+        <w:rPr>
+          <w:rFonts w:ascii="Times New Roman" w:eastAsia="楷体" w:hAnsi="Times New Roman" w:cs="Times New Roman"/>
+          <w:sz w:val="21"/>
+          <w:szCs w:val="21"/>
+          <w:lang w:eastAsia="zh-CN"/>
+        </w:rPr>
+        <w:t xml:space="preserve"> Spark </w:t>
+      </w:r>
+      <w:r>
+        <w:rPr>
+          <w:rFonts w:ascii="楷体" w:eastAsia="楷体" w:hAnsi="楷体"/>
+          <w:sz w:val="21"/>
+          <w:szCs w:val="21"/>
+          <w:lang w:eastAsia="zh-CN"/>
+        </w:rPr>
+        <w:t>任务，获取</w:t>
+      </w:r>
+      <w:r>
+        <w:rPr>
+          <w:rFonts w:ascii="Times New Roman" w:eastAsia="楷体" w:hAnsi="Times New Roman" w:cs="Times New Roman"/>
+          <w:sz w:val="21"/>
+          <w:szCs w:val="21"/>
+          <w:lang w:eastAsia="zh-CN"/>
+        </w:rPr>
+        <w:t xml:space="preserve"> Hive </w:t>
+      </w:r>
+      <w:r>
+        <w:rPr>
+          <w:rFonts w:ascii="楷体" w:eastAsia="楷体" w:hAnsi="楷体"/>
+          <w:sz w:val="21"/>
+          <w:szCs w:val="21"/>
+          <w:lang w:eastAsia="zh-CN"/>
+        </w:rPr>
+        <w:t>数据用于后续消费处理</w:t>
+      </w:r>
+    </w:p>
+    <w:p>
+      <w:pPr>
+        <w:pStyle w:val="ab"/>
+        <w:numPr>
+          <w:ilvl w:val="0"/>
+          <w:numId w:val="11"/>
+        </w:numPr>
+        <w:tabs>
+          <w:tab w:val="left" w:pos="1200"/>
+        </w:tabs>
+        <w:rPr>
+          <w:rFonts w:ascii="楷体" w:eastAsia="楷体" w:hAnsi="楷体" w:hint="eastAsia"/>
+          <w:sz w:val="21"/>
+          <w:szCs w:val="21"/>
+          <w:lang w:eastAsia="zh-CN"/>
+        </w:rPr>
+      </w:pPr>
+      <w:r>
+        <w:rPr>
+          <w:rFonts w:ascii="楷体" w:eastAsia="楷体" w:hAnsi="楷体"/>
+          <w:sz w:val="21"/>
+          <w:szCs w:val="21"/>
+          <w:lang w:eastAsia="zh-CN"/>
+        </w:rPr>
+        <w:t>封装大模型接口调用功能，为接口增设限流与重试机制；针对限流场景，通过在配置中心配置多个备用</w:t>
+      </w:r>
+      <w:r>
+        <w:rPr>
+          <w:rFonts w:ascii="Times New Roman" w:eastAsia="楷体" w:hAnsi="Times New Roman" w:cs="Times New Roman"/>
+          <w:sz w:val="21"/>
+          <w:szCs w:val="21"/>
+          <w:lang w:eastAsia="zh-CN"/>
+        </w:rPr>
+        <w:t xml:space="preserve"> appId </w:t>
+      </w:r>
+      <w:r>
+        <w:rPr>
+          <w:rFonts w:ascii="楷体" w:eastAsia="楷体" w:hAnsi="楷体"/>
+          <w:sz w:val="21"/>
+          <w:szCs w:val="21"/>
+          <w:lang w:eastAsia="zh-CN"/>
+        </w:rPr>
+        <w:t>提升接口可用性与请求成功率，确保主</w:t>
+      </w:r>
+      <w:r>
+        <w:rPr>
+          <w:rFonts w:ascii="Times New Roman" w:eastAsia="楷体" w:hAnsi="Times New Roman" w:cs="Times New Roman"/>
+          <w:sz w:val="21"/>
+          <w:szCs w:val="21"/>
+          <w:lang w:eastAsia="zh-CN"/>
+        </w:rPr>
+        <w:t xml:space="preserve"> appId </w:t>
+      </w:r>
+      <w:r>
+        <w:rPr>
+          <w:rFonts w:ascii="楷体" w:eastAsia="楷体" w:hAnsi="楷体"/>
+          <w:sz w:val="21"/>
+          <w:szCs w:val="21"/>
+          <w:lang w:eastAsia="zh-CN"/>
+        </w:rPr>
+        <w:t>触发限流时，可自动切换至备用</w:t>
+      </w:r>
+      <w:r>
+        <w:rPr>
+          <w:rFonts w:ascii="Times New Roman" w:eastAsia="楷体" w:hAnsi="Times New Roman" w:cs="Times New Roman"/>
+          <w:sz w:val="21"/>
+          <w:szCs w:val="21"/>
+          <w:lang w:eastAsia="zh-CN"/>
+        </w:rPr>
+        <w:t xml:space="preserve"> appId </w:t>
+      </w:r>
+      <w:r>
+        <w:rPr>
+          <w:rFonts w:ascii="楷体" w:eastAsia="楷体" w:hAnsi="楷体"/>
+          <w:sz w:val="21"/>
+          <w:szCs w:val="21"/>
+          <w:lang w:eastAsia="zh-CN"/>
+        </w:rPr>
+        <w:t>持续处理请求</w:t>
+      </w:r>
+    </w:p>
+    <w:p>
+      <w:pPr>
+        <w:pStyle w:val="ab"/>
+        <w:numPr>
+          <w:ilvl w:val="0"/>
+          <w:numId w:val="11"/>
+        </w:numPr>
+        <w:tabs>
+          <w:tab w:val="left" w:pos="1200"/>
+        </w:tabs>
+        <w:rPr>
+          <w:rFonts w:ascii="楷体" w:eastAsia="楷体" w:hAnsi="楷体" w:hint="eastAsia"/>
+          <w:sz w:val="21"/>
+          <w:szCs w:val="21"/>
+          <w:lang w:eastAsia="zh-CN"/>
+        </w:rPr>
+      </w:pPr>
+      <w:r>
+        <w:rPr>
+          <w:rFonts w:ascii="楷体" w:eastAsia="楷体" w:hAnsi="楷体"/>
+          <w:sz w:val="21"/>
+          <w:szCs w:val="21"/>
+          <w:lang w:eastAsia="zh-CN"/>
+        </w:rPr>
+        <w:t>构建完整的</w:t>
+      </w:r>
+      <w:proofErr w:type="gramStart"/>
+      <w:r>
+        <w:rPr>
+          <w:rFonts w:ascii="楷体" w:eastAsia="楷体" w:hAnsi="楷体"/>
+          <w:sz w:val="21"/>
+          <w:szCs w:val="21"/>
+          <w:lang w:eastAsia="zh-CN"/>
+        </w:rPr>
+        <w:t>微信门</w:t>
+      </w:r>
+      <w:proofErr w:type="gramEnd"/>
+      <w:r>
+        <w:rPr>
+          <w:rFonts w:ascii="楷体" w:eastAsia="楷体" w:hAnsi="楷体"/>
+          <w:sz w:val="21"/>
+          <w:szCs w:val="21"/>
+          <w:lang w:eastAsia="zh-CN"/>
+        </w:rPr>
+        <w:t>店挖掘方案，通过修改</w:t>
+      </w:r>
+      <w:r>
+        <w:rPr>
+          <w:rFonts w:ascii="Times New Roman" w:eastAsia="楷体" w:hAnsi="Times New Roman" w:cs="Times New Roman"/>
+          <w:sz w:val="21"/>
+          <w:szCs w:val="21"/>
+          <w:lang w:eastAsia="zh-CN"/>
+        </w:rPr>
+        <w:t xml:space="preserve"> JSON </w:t>
+      </w:r>
+      <w:r>
+        <w:rPr>
+          <w:rFonts w:ascii="楷体" w:eastAsia="楷体" w:hAnsi="楷体"/>
+          <w:sz w:val="21"/>
+          <w:szCs w:val="21"/>
+          <w:lang w:eastAsia="zh-CN"/>
+        </w:rPr>
+        <w:t>模板及</w:t>
+      </w:r>
+      <w:r>
+        <w:rPr>
+          <w:rFonts w:ascii="楷体" w:eastAsia="楷体" w:hAnsi="楷体"/>
+          <w:b/>
+          <w:bCs/>
+          <w:sz w:val="21"/>
+          <w:szCs w:val="21"/>
+          <w:lang w:eastAsia="zh-CN"/>
+        </w:rPr>
+        <w:t>调优</w:t>
+      </w:r>
+      <w:r>
+        <w:rPr>
+          <w:rFonts w:ascii="Times New Roman" w:eastAsia="楷体" w:hAnsi="Times New Roman" w:cs="Times New Roman"/>
+          <w:b/>
+          <w:bCs/>
+          <w:sz w:val="21"/>
+          <w:szCs w:val="21"/>
+          <w:lang w:eastAsia="zh-CN"/>
+        </w:rPr>
+        <w:t xml:space="preserve"> Prompt</w:t>
+      </w:r>
+      <w:r>
+        <w:rPr>
+          <w:rFonts w:ascii="楷体" w:eastAsia="楷体" w:hAnsi="楷体"/>
+          <w:sz w:val="21"/>
+          <w:szCs w:val="21"/>
+          <w:lang w:eastAsia="zh-CN"/>
+        </w:rPr>
+        <w:t>，</w:t>
+      </w:r>
+      <w:proofErr w:type="gramStart"/>
+      <w:r>
+        <w:rPr>
+          <w:rFonts w:ascii="楷体" w:eastAsia="楷体" w:hAnsi="楷体"/>
+          <w:sz w:val="21"/>
+          <w:szCs w:val="21"/>
+          <w:lang w:eastAsia="zh-CN"/>
+        </w:rPr>
+        <w:t>使微信门</w:t>
+      </w:r>
+      <w:proofErr w:type="gramEnd"/>
+      <w:r>
+        <w:rPr>
+          <w:rFonts w:ascii="楷体" w:eastAsia="楷体" w:hAnsi="楷体"/>
+          <w:sz w:val="21"/>
+          <w:szCs w:val="21"/>
+          <w:lang w:eastAsia="zh-CN"/>
+        </w:rPr>
+        <w:t>店</w:t>
+      </w:r>
+      <w:r>
+        <w:rPr>
+          <w:rFonts w:ascii="楷体" w:eastAsia="楷体" w:hAnsi="楷体"/>
+          <w:b/>
+          <w:bCs/>
+          <w:sz w:val="21"/>
+          <w:szCs w:val="21"/>
+          <w:lang w:eastAsia="zh-CN"/>
+        </w:rPr>
+        <w:t>挖掘召回率</w:t>
+      </w:r>
+      <w:r>
+        <w:rPr>
+          <w:rFonts w:ascii="楷体" w:eastAsia="楷体" w:hAnsi="楷体"/>
+          <w:sz w:val="21"/>
+          <w:szCs w:val="21"/>
+          <w:lang w:eastAsia="zh-CN"/>
+        </w:rPr>
+        <w:t>均值由</w:t>
+      </w:r>
+      <w:r>
+        <w:rPr>
+          <w:rFonts w:ascii="楷体" w:eastAsia="楷体" w:hAnsi="楷体"/>
+          <w:sz w:val="21"/>
+          <w:szCs w:val="21"/>
+          <w:lang w:eastAsia="zh-CN"/>
+        </w:rPr>
+        <w:t xml:space="preserve"> </w:t>
+      </w:r>
+      <w:r>
+        <w:rPr>
+          <w:rFonts w:ascii="Times New Roman" w:eastAsia="楷体" w:hAnsi="Times New Roman" w:cs="Times New Roman"/>
+          <w:sz w:val="21"/>
+          <w:szCs w:val="21"/>
+          <w:lang w:eastAsia="zh-CN"/>
+        </w:rPr>
+        <w:t>40%</w:t>
+      </w:r>
+      <w:r>
+        <w:rPr>
+          <w:rFonts w:ascii="Times New Roman" w:eastAsia="楷体" w:hAnsi="Times New Roman" w:cs="Times New Roman"/>
+          <w:sz w:val="21"/>
+          <w:szCs w:val="21"/>
+          <w:lang w:eastAsia="zh-CN"/>
+        </w:rPr>
+        <w:t xml:space="preserve"> </w:t>
+      </w:r>
+      <w:r>
+        <w:rPr>
+          <w:rFonts w:ascii="楷体" w:eastAsia="楷体" w:hAnsi="楷体"/>
+          <w:sz w:val="21"/>
+          <w:szCs w:val="21"/>
+          <w:lang w:eastAsia="zh-CN"/>
+        </w:rPr>
+        <w:t>提升至</w:t>
+      </w:r>
+      <w:r>
+        <w:rPr>
+          <w:rFonts w:ascii="Times New Roman" w:eastAsia="楷体" w:hAnsi="Times New Roman" w:cs="Times New Roman"/>
+          <w:b/>
+          <w:bCs/>
+          <w:sz w:val="21"/>
+          <w:szCs w:val="21"/>
+          <w:lang w:eastAsia="zh-CN"/>
+        </w:rPr>
+        <w:t>60%</w:t>
+      </w:r>
+    </w:p>
+    <w:p>
+      <w:pPr>
+        <w:pStyle w:val="ab"/>
+        <w:numPr>
+          <w:ilvl w:val="0"/>
+          <w:numId w:val="11"/>
+        </w:numPr>
+        <w:tabs>
+          <w:tab w:val="left" w:pos="1200"/>
+        </w:tabs>
+        <w:rPr>
+          <w:rFonts w:ascii="楷体" w:eastAsia="楷体" w:hAnsi="楷体" w:hint="eastAsia"/>
+          <w:sz w:val="21"/>
+          <w:szCs w:val="21"/>
+          <w:lang w:eastAsia="zh-CN"/>
+        </w:rPr>
+      </w:pPr>
+      <w:r>
+        <w:rPr>
+          <w:rFonts w:ascii="楷体" w:eastAsia="楷体" w:hAnsi="楷体" w:hint="eastAsia"/>
+          <w:sz w:val="21"/>
+          <w:szCs w:val="21"/>
+          <w:lang w:eastAsia="zh-CN"/>
+        </w:rPr>
+        <w:t>使用</w:t>
+      </w:r>
+      <w:r>
+        <w:rPr>
+          <w:rFonts w:ascii="楷体" w:eastAsia="楷体" w:hAnsi="楷体" w:hint="eastAsia"/>
+          <w:b/>
+          <w:bCs/>
+          <w:sz w:val="21"/>
+          <w:szCs w:val="21"/>
+          <w:lang w:eastAsia="zh-CN"/>
+        </w:rPr>
+        <w:t>线程池异步</w:t>
+      </w:r>
+      <w:r>
+        <w:rPr>
+          <w:rFonts w:ascii="楷体" w:eastAsia="楷体" w:hAnsi="楷体" w:hint="eastAsia"/>
+          <w:sz w:val="21"/>
+          <w:szCs w:val="21"/>
+          <w:lang w:eastAsia="zh-CN"/>
+        </w:rPr>
+        <w:t>导出生产结果为</w:t>
+      </w:r>
+      <w:r>
+        <w:rPr>
+          <w:rFonts w:ascii="Times New Roman" w:eastAsia="楷体" w:hAnsi="Times New Roman" w:cs="Times New Roman"/>
+          <w:sz w:val="21"/>
+          <w:szCs w:val="21"/>
+          <w:lang w:eastAsia="zh-CN"/>
+        </w:rPr>
+        <w:t xml:space="preserve"> Excel </w:t>
+      </w:r>
+      <w:r>
+        <w:rPr>
+          <w:rFonts w:ascii="楷体" w:eastAsia="楷体" w:hAnsi="楷体" w:hint="eastAsia"/>
+          <w:sz w:val="21"/>
+          <w:szCs w:val="21"/>
+          <w:lang w:eastAsia="zh-CN"/>
+        </w:rPr>
+        <w:t>并将</w:t>
+      </w:r>
+      <w:r>
+        <w:rPr>
+          <w:rFonts w:ascii="Times New Roman" w:eastAsia="楷体" w:hAnsi="Times New Roman" w:cs="Times New Roman"/>
+          <w:sz w:val="21"/>
+          <w:szCs w:val="21"/>
+          <w:lang w:eastAsia="zh-CN"/>
+        </w:rPr>
+        <w:t xml:space="preserve"> Excel </w:t>
+      </w:r>
+      <w:r>
+        <w:rPr>
+          <w:rFonts w:ascii="楷体" w:eastAsia="楷体" w:hAnsi="楷体" w:hint="eastAsia"/>
+          <w:sz w:val="21"/>
+          <w:szCs w:val="21"/>
+          <w:lang w:eastAsia="zh-CN"/>
+        </w:rPr>
+        <w:t>文件上传至</w:t>
+      </w:r>
+      <w:r>
+        <w:rPr>
+          <w:rFonts w:ascii="Times New Roman" w:eastAsia="楷体" w:hAnsi="Times New Roman" w:cs="Times New Roman"/>
+          <w:sz w:val="21"/>
+          <w:szCs w:val="21"/>
+          <w:lang w:eastAsia="zh-CN"/>
+        </w:rPr>
+        <w:t xml:space="preserve"> s3Plus </w:t>
+      </w:r>
+      <w:r>
+        <w:rPr>
+          <w:rFonts w:ascii="楷体" w:eastAsia="楷体" w:hAnsi="楷体" w:hint="eastAsia"/>
+          <w:sz w:val="21"/>
+          <w:szCs w:val="21"/>
+          <w:lang w:eastAsia="zh-CN"/>
+        </w:rPr>
+        <w:t>平台，最终发送</w:t>
+      </w:r>
+      <w:r>
+        <w:rPr>
+          <w:rFonts w:ascii="楷体" w:eastAsia="楷体" w:hAnsi="楷体" w:hint="eastAsia"/>
+          <w:sz w:val="21"/>
+          <w:szCs w:val="21"/>
+          <w:lang w:eastAsia="zh-CN"/>
+        </w:rPr>
+        <w:t>至</w:t>
+      </w:r>
+      <w:r>
+        <w:rPr>
+          <w:rFonts w:ascii="楷体" w:eastAsia="楷体" w:hAnsi="楷体" w:hint="eastAsia"/>
+          <w:sz w:val="21"/>
+          <w:szCs w:val="21"/>
+          <w:lang w:eastAsia="zh-CN"/>
+        </w:rPr>
+        <w:t>大象通知</w:t>
+      </w:r>
+      <w:r>
+        <w:rPr>
+          <w:rFonts w:ascii="楷体" w:eastAsia="楷体" w:hAnsi="楷体" w:hint="eastAsia"/>
+          <w:sz w:val="21"/>
+          <w:szCs w:val="21"/>
+          <w:lang w:eastAsia="zh-CN"/>
+        </w:rPr>
+        <w:t>用户</w:t>
+      </w:r>
+      <w:r>
+        <w:rPr>
+          <w:rFonts w:ascii="楷体" w:eastAsia="楷体" w:hAnsi="楷体" w:hint="eastAsia"/>
+          <w:sz w:val="21"/>
+          <w:szCs w:val="21"/>
+          <w:lang w:eastAsia="zh-CN"/>
+        </w:rPr>
+        <w:t>下载</w:t>
+      </w:r>
+      <w:r>
+        <w:rPr>
+          <w:rFonts w:ascii="Times New Roman" w:eastAsia="楷体" w:hAnsi="Times New Roman" w:cs="Times New Roman"/>
+          <w:sz w:val="21"/>
+          <w:szCs w:val="21"/>
+          <w:lang w:eastAsia="zh-CN"/>
+        </w:rPr>
+        <w:t xml:space="preserve"> </w:t>
+      </w:r>
+      <w:proofErr w:type="spellStart"/>
+      <w:r>
+        <w:rPr>
+          <w:rFonts w:ascii="Times New Roman" w:eastAsia="楷体" w:hAnsi="Times New Roman" w:cs="Times New Roman"/>
+          <w:sz w:val="21"/>
+          <w:szCs w:val="21"/>
+          <w:lang w:eastAsia="zh-CN"/>
+        </w:rPr>
+        <w:t>url</w:t>
+      </w:r>
+      <w:proofErr w:type="spellEnd"/>
+    </w:p>
+    <w:p>
+      <w:pPr>
+        <w:tabs>
+          <w:tab w:val="left" w:pos="306"/>
+        </w:tabs>
+        <w:ind w:left="106"/>
+        <w:rPr>
+          <w:rFonts w:ascii="楷体" w:eastAsia="楷体" w:hAnsi="楷体" w:hint="eastAsia"/>
+          <w:sz w:val="21"/>
+          <w:szCs w:val="21"/>
+          <w:lang w:eastAsia="zh-CN"/>
+        </w:rPr>
+      </w:pPr>
+      <w:r>
+        <w:rPr>
+          <w:noProof/>
+        </w:rPr>
+        <w:drawing>
+          <wp:inline distT="0" distB="0" distL="0" distR="0" wp14:anchorId="48FB3AE9" wp14:editId="690FD85B">
+            <wp:extent cx="201168" cy="201168"/>
+            <wp:effectExtent l="0" t="0" r="0" b="0"/>
+            <wp:docPr id="813030168" name="Picture 813030168"/>
+            <wp:cNvGraphicFramePr>
+              <a:graphicFrameLocks xmlns:a="http://schemas.openxmlformats.org/drawingml/2006/main" noChangeAspect="1"/>
+            </wp:cNvGraphicFramePr>
+            <a:graphic xmlns:a="http://schemas.openxmlformats.org/drawingml/2006/main">
+              <a:graphicData uri="http://schemas.openxmlformats.org/drawingml/2006/picture">
+                <pic:pic xmlns:pic="http://schemas.openxmlformats.org/drawingml/2006/picture">
+                  <pic:nvPicPr>
+                    <pic:cNvPr id="0" name="快手.png"/>
+                    <pic:cNvPicPr/>
+                  </pic:nvPicPr>
+                  <pic:blipFill>
+                    <a:blip r:embed="rId16"/>
+                    <a:stretch>
+                      <a:fillRect/>
+                    </a:stretch>
+                  </pic:blipFill>
+                  <pic:spPr>
+                    <a:xfrm>
+                      <a:off x="0" y="0"/>
+                      <a:ext cx="201168" cy="201168"/>
+                    </a:xfrm>
+                    <a:prstGeom prst="rect">
+                      <a:avLst/>
+                    </a:prstGeom>
+                  </pic:spPr>
+                </pic:pic>
+              </a:graphicData>
+            </a:graphic>
+          </wp:inline>
+        </w:drawing>
+      </w:r>
+      <w:r>
         <w:t xml:space="preserve"> </w:t>
       </w:r>
       <w:r>
@@ -7217,6 +8075,64 @@
       </w:pPr>
       <w:r>
         <w:rPr>
+          <w:rFonts w:ascii="Times New Roman" w:eastAsia="楷体" w:hAnsi="Times New Roman" w:cs="Times New Roman"/>
+          <w:noProof/>
+          <w:sz w:val="21"/>
+          <w:szCs w:val="21"/>
+          <w:lang w:eastAsia="zh-CN"/>
+        </w:rPr>
+        <w:drawing>
+          <wp:anchor distT="0" distB="0" distL="114300" distR="114300" simplePos="0" relativeHeight="251675136" behindDoc="0" locked="0" layoutInCell="1" allowOverlap="1" wp14:anchorId="5459B623" wp14:editId="29391341">
+            <wp:simplePos x="0" y="0"/>
+            <wp:positionH relativeFrom="page">
+              <wp:posOffset>4381500</wp:posOffset>
+            </wp:positionH>
+            <wp:positionV relativeFrom="page">
+              <wp:posOffset>6606540</wp:posOffset>
+            </wp:positionV>
+            <wp:extent cx="220980" cy="220980"/>
+            <wp:effectExtent l="0" t="0" r="7620" b="7620"/>
+            <wp:wrapNone/>
+            <wp:docPr id="778578494" name="图片 2"/>
+            <wp:cNvGraphicFramePr>
+              <a:graphicFrameLocks xmlns:a="http://schemas.openxmlformats.org/drawingml/2006/main" noChangeAspect="1"/>
+            </wp:cNvGraphicFramePr>
+            <a:graphic xmlns:a="http://schemas.openxmlformats.org/drawingml/2006/main">
+              <a:graphicData uri="http://schemas.openxmlformats.org/drawingml/2006/picture">
+                <pic:pic xmlns:pic="http://schemas.openxmlformats.org/drawingml/2006/picture">
+                  <pic:nvPicPr>
+                    <pic:cNvPr id="778578494" name="图片 778578494"/>
+                    <pic:cNvPicPr/>
+                  </pic:nvPicPr>
+                  <pic:blipFill>
+                    <a:blip r:embed="rId17" cstate="print">
+                      <a:extLst>
+                        <a:ext uri="{28A0092B-C50C-407E-A947-70E740481C1C}">
+                          <a14:useLocalDpi xmlns:a14="http://schemas.microsoft.com/office/drawing/2010/main" val="0"/>
+                        </a:ext>
+                      </a:extLst>
+                    </a:blip>
+                    <a:stretch>
+                      <a:fillRect/>
+                    </a:stretch>
+                  </pic:blipFill>
+                  <pic:spPr>
+                    <a:xfrm>
+                      <a:off x="0" y="0"/>
+                      <a:ext cx="220980" cy="220980"/>
+                    </a:xfrm>
+                    <a:prstGeom prst="rect">
+                      <a:avLst/>
+                    </a:prstGeom>
+                  </pic:spPr>
+                </pic:pic>
+              </a:graphicData>
+            </a:graphic>
+          </wp:anchor>
+        </w:drawing>
+      </w:r>
+      <w:r>
+        <w:rPr>
           <w:rFonts w:ascii="楷体" w:eastAsia="楷体" w:hAnsi="楷体" w:hint="eastAsia"/>
           <w:spacing w:val="-1"/>
           <w:sz w:val="32"/>
@@ -7243,197 +8159,105 @@
         <w:ind w:left="106"/>
         <w:rPr>
           <w:rFonts w:ascii="楷体" w:eastAsia="楷体" w:hAnsi="楷体" w:hint="eastAsia"/>
-          <w:b/>
-          <w:bCs/>
           <w:sz w:val="24"/>
           <w:szCs w:val="24"/>
           <w:lang w:eastAsia="zh-CN"/>
         </w:rPr>
       </w:pPr>
-      <w:r>
-        <w:rPr>
-          <w:rFonts w:ascii="Times New Roman" w:eastAsia="楷体" w:hAnsi="Times New Roman" w:cs="Times New Roman"/>
-          <w:b/>
-          <w:bCs/>
+      <w:proofErr w:type="spellStart"/>
+      <w:r>
+        <w:rPr>
+          <w:rFonts w:ascii="Times New Roman" w:eastAsia="楷体" w:hAnsi="Times New Roman" w:cs="Times New Roman"/>
           <w:sz w:val="24"/>
           <w:szCs w:val="24"/>
           <w:lang w:eastAsia="zh-CN"/>
         </w:rPr>
-        <w:t>AI-NoCode</w:t>
-      </w:r>
-      <w:r>
-        <w:rPr>
-          <w:rFonts w:ascii="楷体" w:eastAsia="楷体" w:hAnsi="楷体" w:hint="eastAsia"/>
-          <w:b/>
-          <w:bCs/>
+        <w:t>KnowFlow</w:t>
+      </w:r>
+      <w:proofErr w:type="spellEnd"/>
+      <w:r>
+        <w:rPr>
+          <w:rFonts w:ascii="Times New Roman" w:eastAsia="楷体" w:hAnsi="Times New Roman" w:cs="Times New Roman"/>
           <w:sz w:val="24"/>
           <w:szCs w:val="24"/>
           <w:lang w:eastAsia="zh-CN"/>
         </w:rPr>
-        <w:t xml:space="preserve"> 平台</w:t>
-      </w:r>
-      <w:r>
-        <w:rPr>
-          <w:rFonts w:ascii="楷体" w:eastAsia="楷体" w:hAnsi="楷体" w:hint="eastAsia"/>
-          <w:b/>
-          <w:bCs/>
+        <w:t xml:space="preserve"> RAG </w:t>
+      </w:r>
+      <w:r>
+        <w:rPr>
+          <w:rFonts w:ascii="楷体" w:eastAsia="楷体" w:hAnsi="楷体" w:hint="eastAsia"/>
           <w:sz w:val="24"/>
           <w:szCs w:val="24"/>
           <w:lang w:eastAsia="zh-CN"/>
         </w:rPr>
-        <w:t xml:space="preserve">           </w:t>
-      </w:r>
-      <w:r>
-        <w:rPr>
-          <w:rFonts w:ascii="Times New Roman" w:eastAsia="楷体" w:hAnsi="Times New Roman" w:cs="Times New Roman"/>
-          <w:b/>
-          <w:bCs/>
-          <w:sz w:val="24"/>
-          <w:szCs w:val="24"/>
-          <w:lang w:eastAsia="zh-CN"/>
-        </w:rPr>
-        <w:t>Github</w:t>
-      </w:r>
-      <w:r>
-        <w:rPr>
-          <w:rFonts w:ascii="楷体" w:eastAsia="楷体" w:hAnsi="楷体" w:hint="eastAsia"/>
-          <w:b/>
-          <w:bCs/>
-          <w:sz w:val="24"/>
-          <w:szCs w:val="24"/>
-          <w:lang w:eastAsia="zh-CN"/>
-        </w:rPr>
-        <w:t>地址：</w:t>
-      </w:r>
-      <w:hyperlink r:id="rId16" w:history="1">
+        <w:t>智能问答系统</w:t>
+      </w:r>
+      <w:r>
+        <w:rPr>
+          <w:rFonts w:ascii="楷体" w:eastAsia="楷体" w:hAnsi="楷体" w:hint="eastAsia"/>
+          <w:sz w:val="21"/>
+          <w:szCs w:val="21"/>
+          <w:lang w:eastAsia="zh-CN"/>
+        </w:rPr>
+        <w:t xml:space="preserve">  </w:t>
+      </w:r>
+      <w:r>
+        <w:rPr>
+          <w:rFonts w:ascii="楷体" w:eastAsia="楷体" w:hAnsi="楷体" w:hint="eastAsia"/>
+          <w:sz w:val="21"/>
+          <w:szCs w:val="21"/>
+          <w:lang w:eastAsia="zh-CN"/>
+        </w:rPr>
+        <w:t xml:space="preserve">              </w:t>
+      </w:r>
+      <w:r>
+        <w:rPr>
+          <w:rFonts w:ascii="楷体" w:eastAsia="楷体" w:hAnsi="楷体" w:hint="eastAsia"/>
+          <w:sz w:val="21"/>
+          <w:szCs w:val="21"/>
+          <w:lang w:eastAsia="zh-CN"/>
+        </w:rPr>
+        <w:t xml:space="preserve">   </w:t>
+      </w:r>
+      <w:r>
+        <w:rPr>
+          <w:rFonts w:ascii="楷体" w:eastAsia="楷体" w:hAnsi="楷体" w:hint="eastAsia"/>
+          <w:sz w:val="21"/>
+          <w:szCs w:val="21"/>
+          <w:lang w:eastAsia="zh-CN"/>
+        </w:rPr>
+        <w:t xml:space="preserve"> </w:t>
+      </w:r>
+      <w:r>
+        <w:rPr>
+          <w:rFonts w:ascii="楷体" w:eastAsia="楷体" w:hAnsi="楷体" w:hint="eastAsia"/>
+          <w:sz w:val="21"/>
+          <w:szCs w:val="21"/>
+          <w:lang w:eastAsia="zh-CN"/>
+        </w:rPr>
+        <w:t xml:space="preserve">              </w:t>
+      </w:r>
+      <w:hyperlink r:id="rId18" w:history="1">
         <w:r>
           <w:rPr>
             <w:rStyle w:val="aa"/>
             <w:rFonts w:ascii="Times New Roman" w:eastAsia="楷体" w:hAnsi="Times New Roman" w:cs="Times New Roman"/>
-            <w:b/>
-            <w:bCs/>
             <w:sz w:val="24"/>
             <w:szCs w:val="24"/>
             <w:lang w:eastAsia="zh-CN"/>
           </w:rPr>
-          <w:t>github.com/CodeTeng/AI-NoCode</w:t>
+          <w:t>https://github.com/CodeTeng/KnowFlow-</w:t>
         </w:r>
       </w:hyperlink>
       <w:r>
         <w:rPr>
           <w:rFonts w:ascii="楷体" w:eastAsia="楷体" w:hAnsi="楷体" w:hint="eastAsia"/>
-          <w:b/>
-          <w:bCs/>
           <w:sz w:val="24"/>
           <w:szCs w:val="24"/>
           <w:lang w:eastAsia="zh-CN"/>
         </w:rPr>
         <w:t xml:space="preserve"> </w:t>
-      </w:r>
-      <w:r>
-        <w:rPr>
-          <w:rFonts w:ascii="楷体" w:eastAsia="楷体" w:hAnsi="楷体" w:hint="eastAsia"/>
-          <w:b/>
-          <w:bCs/>
-          <w:sz w:val="24"/>
-          <w:szCs w:val="24"/>
-          <w:lang w:eastAsia="zh-CN"/>
-        </w:rPr>
-        <w:t xml:space="preserve">   </w:t>
-      </w:r>
-      <w:r>
-        <w:rPr>
-          <w:rFonts w:ascii="楷体" w:eastAsia="楷体" w:hAnsi="楷体" w:hint="eastAsia"/>
-          <w:b/>
-          <w:bCs/>
-          <w:sz w:val="24"/>
-          <w:szCs w:val="24"/>
-          <w:lang w:eastAsia="zh-CN"/>
-        </w:rPr>
-        <w:t xml:space="preserve"> </w:t>
-      </w:r>
-      <w:r>
-        <w:rPr>
-          <w:rFonts w:ascii="楷体" w:eastAsia="楷体" w:hAnsi="楷体" w:hint="eastAsia"/>
-          <w:b/>
-          <w:bCs/>
-          <w:sz w:val="24"/>
-          <w:szCs w:val="24"/>
-          <w:lang w:eastAsia="zh-CN"/>
-        </w:rPr>
-        <w:t xml:space="preserve">   </w:t>
-      </w:r>
-      <w:r>
-        <w:rPr>
-          <w:rFonts w:ascii="Times New Roman" w:eastAsia="楷体" w:hAnsi="Times New Roman" w:cs="Times New Roman"/>
-          <w:sz w:val="24"/>
-          <w:szCs w:val="24"/>
-          <w:lang w:eastAsia="zh-CN"/>
-        </w:rPr>
-        <w:t>202</w:t>
-      </w:r>
-      <w:r>
-        <w:rPr>
-          <w:rFonts w:ascii="Times New Roman" w:eastAsia="楷体" w:hAnsi="Times New Roman" w:cs="Times New Roman" w:hint="eastAsia"/>
-          <w:sz w:val="24"/>
-          <w:szCs w:val="24"/>
-          <w:lang w:eastAsia="zh-CN"/>
-        </w:rPr>
-        <w:t>5</w:t>
-      </w:r>
-      <w:r>
-        <w:rPr>
-          <w:rFonts w:ascii="Times New Roman" w:eastAsia="楷体" w:hAnsi="Times New Roman" w:cs="Times New Roman"/>
-          <w:sz w:val="24"/>
-          <w:szCs w:val="24"/>
-          <w:lang w:eastAsia="zh-CN"/>
-        </w:rPr>
-        <w:t>-0</w:t>
-      </w:r>
-      <w:r>
-        <w:rPr>
-          <w:rFonts w:ascii="Times New Roman" w:eastAsia="楷体" w:hAnsi="Times New Roman" w:cs="Times New Roman" w:hint="eastAsia"/>
-          <w:sz w:val="24"/>
-          <w:szCs w:val="24"/>
-          <w:lang w:eastAsia="zh-CN"/>
-        </w:rPr>
-        <w:t>8</w:t>
-      </w:r>
-      <w:r>
-        <w:rPr>
-          <w:rFonts w:ascii="Times New Roman" w:eastAsia="楷体" w:hAnsi="Times New Roman" w:cs="Times New Roman"/>
-          <w:sz w:val="24"/>
-          <w:szCs w:val="24"/>
-          <w:lang w:eastAsia="zh-CN"/>
-        </w:rPr>
-        <w:t xml:space="preserve"> – 202</w:t>
-      </w:r>
-      <w:r>
-        <w:rPr>
-          <w:rFonts w:ascii="Times New Roman" w:eastAsia="楷体" w:hAnsi="Times New Roman" w:cs="Times New Roman" w:hint="eastAsia"/>
-          <w:sz w:val="24"/>
-          <w:szCs w:val="24"/>
-          <w:lang w:eastAsia="zh-CN"/>
-        </w:rPr>
-        <w:t>6</w:t>
-      </w:r>
-      <w:r>
-        <w:rPr>
-          <w:rFonts w:ascii="Times New Roman" w:eastAsia="楷体" w:hAnsi="Times New Roman" w:cs="Times New Roman"/>
-          <w:sz w:val="24"/>
-          <w:szCs w:val="24"/>
-          <w:lang w:eastAsia="zh-CN"/>
-        </w:rPr>
-        <w:t>-0</w:t>
-      </w:r>
-      <w:r>
-        <w:rPr>
-          <w:rFonts w:ascii="Times New Roman" w:eastAsia="楷体" w:hAnsi="Times New Roman" w:cs="Times New Roman" w:hint="eastAsia"/>
-          <w:sz w:val="24"/>
-          <w:szCs w:val="24"/>
-          <w:lang w:eastAsia="zh-CN"/>
-        </w:rPr>
-        <w:t>1</w:t>
       </w:r>
     </w:p>
     <w:p>
@@ -7443,42 +8267,17 @@
         </w:tabs>
         <w:ind w:left="106"/>
         <w:rPr>
-          <w:rFonts w:ascii="楷体" w:eastAsia="楷体" w:hAnsi="楷体" w:hint="eastAsia"/>
-          <w:b/>
-          <w:bCs/>
-          <w:sz w:val="24"/>
-          <w:szCs w:val="24"/>
-          <w:lang w:eastAsia="zh-CN"/>
-        </w:rPr>
-      </w:pPr>
-      <w:r>
-        <w:rPr>
-          <w:rFonts w:ascii="楷体" w:eastAsia="楷体" w:hAnsi="楷体" w:hint="eastAsia"/>
-          <w:b/>
-          <w:bCs/>
-          <w:sz w:val="24"/>
-          <w:szCs w:val="24"/>
-          <w:lang w:eastAsia="zh-CN"/>
-        </w:rPr>
-        <w:t>项目介绍：</w:t>
-      </w:r>
-    </w:p>
-    <w:p>
-      <w:pPr>
-        <w:tabs>
-          <w:tab w:val="left" w:pos="1200"/>
-        </w:tabs>
-        <w:ind w:left="106"/>
-        <w:rPr>
-          <w:rFonts w:ascii="楷体" w:eastAsia="楷体" w:hAnsi="楷体" w:hint="eastAsia"/>
-          <w:sz w:val="21"/>
-          <w:szCs w:val="21"/>
-          <w:lang w:eastAsia="zh-CN"/>
-        </w:rPr>
-      </w:pPr>
-      <w:r>
-        <w:rPr>
-          <w:rFonts w:ascii="楷体" w:eastAsia="楷体" w:hAnsi="楷体" w:hint="eastAsia"/>
+          <w:rFonts w:ascii="Times New Roman" w:eastAsia="楷体" w:hAnsi="Times New Roman" w:cs="Times New Roman"/>
+          <w:b/>
+          <w:bCs/>
+          <w:sz w:val="21"/>
+          <w:szCs w:val="21"/>
+          <w:lang w:eastAsia="zh-CN"/>
+        </w:rPr>
+      </w:pPr>
+      <w:r>
+        <w:rPr>
+          <w:rFonts w:ascii="楷体" w:eastAsia="楷体" w:hAnsi="楷体"/>
           <w:sz w:val="21"/>
           <w:szCs w:val="21"/>
           <w:lang w:eastAsia="zh-CN"/>
@@ -7492,1181 +8291,246 @@
           <w:szCs w:val="21"/>
           <w:lang w:eastAsia="zh-CN"/>
         </w:rPr>
+        <w:t xml:space="preserve"> Spring Boot 3 </w:t>
+      </w:r>
+      <w:r>
+        <w:rPr>
+          <w:rFonts w:ascii="楷体" w:eastAsia="楷体" w:hAnsi="楷体"/>
+          <w:sz w:val="21"/>
+          <w:szCs w:val="21"/>
+          <w:lang w:eastAsia="zh-CN"/>
+        </w:rPr>
+        <w:t>构建</w:t>
+      </w:r>
+      <w:proofErr w:type="gramStart"/>
+      <w:r>
+        <w:rPr>
+          <w:rFonts w:ascii="楷体" w:eastAsia="楷体" w:hAnsi="楷体"/>
+          <w:sz w:val="21"/>
+          <w:szCs w:val="21"/>
+          <w:lang w:eastAsia="zh-CN"/>
+        </w:rPr>
+        <w:t>企业级多场景</w:t>
+      </w:r>
+      <w:proofErr w:type="gramEnd"/>
+      <w:r>
+        <w:rPr>
+          <w:sz w:val="21"/>
+          <w:szCs w:val="21"/>
+          <w:lang w:eastAsia="zh-CN"/>
+        </w:rPr>
+        <w:t xml:space="preserve"> RAG </w:t>
+      </w:r>
+      <w:r>
+        <w:rPr>
+          <w:rFonts w:ascii="楷体" w:eastAsia="楷体" w:hAnsi="楷体"/>
+          <w:sz w:val="21"/>
+          <w:szCs w:val="21"/>
+          <w:lang w:eastAsia="zh-CN"/>
+        </w:rPr>
+        <w:t>智能问答系统，覆盖电商售后、产品咨询等业务场景。设计</w:t>
+      </w:r>
+      <w:r>
+        <w:rPr>
+          <w:rFonts w:ascii="楷体" w:eastAsia="楷体" w:hAnsi="楷体"/>
+          <w:b/>
+          <w:bCs/>
+          <w:sz w:val="21"/>
+          <w:szCs w:val="21"/>
+          <w:lang w:eastAsia="zh-CN"/>
+        </w:rPr>
+        <w:t>树形意图识别与多路检索</w:t>
+      </w:r>
+      <w:r>
+        <w:rPr>
+          <w:rFonts w:ascii="楷体" w:eastAsia="楷体" w:hAnsi="楷体" w:hint="eastAsia"/>
+          <w:b/>
+          <w:bCs/>
+          <w:sz w:val="21"/>
+          <w:szCs w:val="21"/>
+          <w:lang w:eastAsia="zh-CN"/>
+        </w:rPr>
+        <w:t>编排</w:t>
+      </w:r>
+      <w:r>
+        <w:rPr>
+          <w:rFonts w:ascii="楷体" w:eastAsia="楷体" w:hAnsi="楷体"/>
+          <w:sz w:val="21"/>
+          <w:szCs w:val="21"/>
+          <w:lang w:eastAsia="zh-CN"/>
+        </w:rPr>
+        <w:t>，结合</w:t>
+      </w:r>
+      <w:r>
+        <w:rPr>
+          <w:rFonts w:ascii="Times New Roman" w:eastAsia="楷体" w:hAnsi="Times New Roman" w:cs="Times New Roman"/>
+          <w:sz w:val="21"/>
+          <w:szCs w:val="21"/>
+          <w:lang w:eastAsia="zh-CN"/>
+        </w:rPr>
+        <w:t xml:space="preserve"> Query Rewrite</w:t>
+      </w:r>
+      <w:r>
+        <w:rPr>
+          <w:rFonts w:ascii="Times New Roman" w:eastAsia="楷体" w:hAnsi="Times New Roman" w:cs="Times New Roman"/>
+          <w:sz w:val="21"/>
+          <w:szCs w:val="21"/>
+          <w:lang w:eastAsia="zh-CN"/>
+        </w:rPr>
+        <w:t>、</w:t>
+      </w:r>
+      <w:r>
+        <w:rPr>
+          <w:rFonts w:ascii="Times New Roman" w:eastAsia="楷体" w:hAnsi="Times New Roman" w:cs="Times New Roman" w:hint="eastAsia"/>
+          <w:sz w:val="21"/>
+          <w:szCs w:val="21"/>
+          <w:lang w:eastAsia="zh-CN"/>
+        </w:rPr>
+        <w:t>子问题拆分、歧义引导、</w:t>
+      </w:r>
+      <w:r>
+        <w:rPr>
+          <w:rFonts w:ascii="Times New Roman" w:eastAsia="楷体" w:hAnsi="Times New Roman" w:cs="Times New Roman"/>
+          <w:sz w:val="21"/>
+          <w:szCs w:val="21"/>
+          <w:lang w:eastAsia="zh-CN"/>
+        </w:rPr>
+        <w:t xml:space="preserve">MCP </w:t>
+      </w:r>
+      <w:r>
+        <w:rPr>
+          <w:rFonts w:ascii="楷体" w:eastAsia="楷体" w:hAnsi="楷体"/>
+          <w:sz w:val="21"/>
+          <w:szCs w:val="21"/>
+          <w:lang w:eastAsia="zh-CN"/>
+        </w:rPr>
+        <w:t xml:space="preserve">工具调用等能力，实现复杂问题精准路由与高质量问答；搭建 </w:t>
+      </w:r>
+      <w:r>
+        <w:rPr>
+          <w:rFonts w:ascii="Times New Roman" w:eastAsia="楷体" w:hAnsi="Times New Roman" w:cs="Times New Roman"/>
+          <w:sz w:val="21"/>
+          <w:szCs w:val="21"/>
+          <w:lang w:eastAsia="zh-CN"/>
+        </w:rPr>
+        <w:t xml:space="preserve">RAG </w:t>
+      </w:r>
+      <w:r>
+        <w:rPr>
+          <w:rFonts w:ascii="楷体" w:eastAsia="楷体" w:hAnsi="楷体"/>
+          <w:sz w:val="21"/>
+          <w:szCs w:val="21"/>
+          <w:lang w:eastAsia="zh-CN"/>
+        </w:rPr>
+        <w:t>效果评测体系，覆盖检索、生成及系统性能指标，最终意图</w:t>
+      </w:r>
+      <w:r>
+        <w:rPr>
+          <w:rFonts w:ascii="Times New Roman" w:eastAsia="楷体" w:hAnsi="Times New Roman" w:cs="Times New Roman"/>
+          <w:sz w:val="21"/>
+          <w:szCs w:val="21"/>
+          <w:lang w:eastAsia="zh-CN"/>
+        </w:rPr>
         <w:t xml:space="preserve"> </w:t>
       </w:r>
       <w:r>
         <w:rPr>
           <w:rFonts w:ascii="Times New Roman" w:eastAsia="楷体" w:hAnsi="Times New Roman" w:cs="Times New Roman"/>
-          <w:sz w:val="21"/>
-          <w:szCs w:val="21"/>
-          <w:lang w:eastAsia="zh-CN"/>
-        </w:rPr>
-        <w:t>SpringBoot</w:t>
-      </w:r>
-      <w:r>
-        <w:rPr>
-          <w:rFonts w:ascii="Times New Roman" w:eastAsia="楷体" w:hAnsi="Times New Roman" w:cs="Times New Roman" w:hint="eastAsia"/>
-          <w:sz w:val="21"/>
-          <w:szCs w:val="21"/>
-          <w:lang w:eastAsia="zh-CN"/>
-        </w:rPr>
-        <w:t>3</w:t>
-      </w:r>
-      <w:r>
-        <w:rPr>
-          <w:rFonts w:ascii="Times New Roman" w:eastAsia="楷体" w:hAnsi="Times New Roman" w:cs="Times New Roman"/>
-          <w:sz w:val="21"/>
-          <w:szCs w:val="21"/>
-          <w:lang w:eastAsia="zh-CN"/>
-        </w:rPr>
-        <w:t xml:space="preserve"> + </w:t>
-      </w:r>
-      <w:r>
-        <w:rPr>
-          <w:rFonts w:ascii="Times New Roman" w:eastAsia="楷体" w:hAnsi="Times New Roman" w:cs="Times New Roman" w:hint="eastAsia"/>
-          <w:sz w:val="21"/>
-          <w:szCs w:val="21"/>
-          <w:lang w:eastAsia="zh-CN"/>
-        </w:rPr>
-        <w:t xml:space="preserve">LangChain4j </w:t>
-      </w:r>
-      <w:r>
-        <w:rPr>
-          <w:rFonts w:ascii="楷体" w:eastAsia="楷体" w:hAnsi="楷体" w:hint="eastAsia"/>
-          <w:sz w:val="21"/>
-          <w:szCs w:val="21"/>
-          <w:lang w:eastAsia="zh-CN"/>
-        </w:rPr>
-        <w:t>的</w:t>
-      </w:r>
-      <w:r>
-        <w:rPr>
-          <w:rFonts w:ascii="Times New Roman" w:eastAsia="楷体" w:hAnsi="Times New Roman" w:cs="Times New Roman" w:hint="eastAsia"/>
-          <w:sz w:val="21"/>
-          <w:szCs w:val="21"/>
-          <w:lang w:eastAsia="zh-CN"/>
-        </w:rPr>
-        <w:t xml:space="preserve"> </w:t>
-      </w:r>
-      <w:r>
-        <w:rPr>
-          <w:rFonts w:ascii="Times New Roman" w:eastAsia="楷体" w:hAnsi="Times New Roman" w:cs="Times New Roman"/>
-          <w:sz w:val="21"/>
-          <w:szCs w:val="21"/>
-          <w:lang w:eastAsia="zh-CN"/>
-        </w:rPr>
-        <w:t>AI</w:t>
-      </w:r>
-      <w:r>
-        <w:rPr>
-          <w:rFonts w:ascii="Times New Roman" w:eastAsia="楷体" w:hAnsi="Times New Roman" w:cs="Times New Roman" w:hint="eastAsia"/>
-          <w:sz w:val="21"/>
-          <w:szCs w:val="21"/>
-          <w:lang w:eastAsia="zh-CN"/>
-        </w:rPr>
-        <w:t xml:space="preserve"> </w:t>
-      </w:r>
-      <w:r>
-        <w:rPr>
-          <w:rFonts w:ascii="楷体" w:eastAsia="楷体" w:hAnsi="楷体" w:hint="eastAsia"/>
-          <w:sz w:val="21"/>
-          <w:szCs w:val="21"/>
-          <w:lang w:eastAsia="zh-CN"/>
-        </w:rPr>
-        <w:t>零代码应用开发平台</w:t>
-      </w:r>
-      <w:r>
-        <w:rPr>
-          <w:rFonts w:ascii="楷体" w:eastAsia="楷体" w:hAnsi="楷体" w:hint="eastAsia"/>
-          <w:sz w:val="21"/>
-          <w:szCs w:val="21"/>
-          <w:lang w:eastAsia="zh-CN"/>
-        </w:rPr>
-        <w:t>。</w:t>
-      </w:r>
-      <w:r>
-        <w:rPr>
-          <w:rFonts w:ascii="楷体" w:eastAsia="楷体" w:hAnsi="楷体" w:hint="eastAsia"/>
-          <w:sz w:val="21"/>
-          <w:szCs w:val="21"/>
-          <w:lang w:eastAsia="zh-CN"/>
-        </w:rPr>
-        <w:t>用户输入自然语言描述，由</w:t>
-      </w:r>
-      <w:r>
-        <w:rPr>
-          <w:rFonts w:ascii="Times New Roman" w:eastAsia="楷体" w:hAnsi="Times New Roman" w:cs="Times New Roman"/>
-          <w:sz w:val="21"/>
-          <w:szCs w:val="21"/>
-          <w:lang w:eastAsia="zh-CN"/>
-        </w:rPr>
-        <w:t xml:space="preserve"> AI Agent </w:t>
-      </w:r>
-      <w:r>
-        <w:rPr>
-          <w:rFonts w:ascii="楷体" w:eastAsia="楷体" w:hAnsi="楷体" w:hint="eastAsia"/>
-          <w:sz w:val="21"/>
-          <w:szCs w:val="21"/>
-          <w:lang w:eastAsia="zh-CN"/>
-        </w:rPr>
-        <w:t>自动执行素材搜集、代码生成、质量检查、项目</w:t>
-      </w:r>
-      <w:proofErr w:type="gramStart"/>
-      <w:r>
-        <w:rPr>
-          <w:rFonts w:ascii="楷体" w:eastAsia="楷体" w:hAnsi="楷体" w:hint="eastAsia"/>
-          <w:sz w:val="21"/>
-          <w:szCs w:val="21"/>
-          <w:lang w:eastAsia="zh-CN"/>
-        </w:rPr>
-        <w:t>构建全</w:t>
-      </w:r>
-      <w:proofErr w:type="gramEnd"/>
-      <w:r>
-        <w:rPr>
-          <w:rFonts w:ascii="楷体" w:eastAsia="楷体" w:hAnsi="楷体" w:hint="eastAsia"/>
-          <w:sz w:val="21"/>
-          <w:szCs w:val="21"/>
-          <w:lang w:eastAsia="zh-CN"/>
-        </w:rPr>
-        <w:t>流程，最终一键部署为可访问的</w:t>
-      </w:r>
-      <w:r>
-        <w:rPr>
-          <w:rFonts w:ascii="Times New Roman" w:eastAsia="楷体" w:hAnsi="Times New Roman" w:cs="Times New Roman"/>
-          <w:sz w:val="21"/>
-          <w:szCs w:val="21"/>
-          <w:lang w:eastAsia="zh-CN"/>
-        </w:rPr>
-        <w:t xml:space="preserve"> Web </w:t>
-      </w:r>
-      <w:r>
-        <w:rPr>
-          <w:rFonts w:ascii="楷体" w:eastAsia="楷体" w:hAnsi="楷体" w:hint="eastAsia"/>
-          <w:sz w:val="21"/>
-          <w:szCs w:val="21"/>
-          <w:lang w:eastAsia="zh-CN"/>
-        </w:rPr>
-        <w:t>应用。该项目针对应用生成集成</w:t>
-      </w:r>
-      <w:r>
-        <w:rPr>
-          <w:rFonts w:ascii="楷体" w:eastAsia="楷体" w:hAnsi="楷体" w:hint="eastAsia"/>
-          <w:sz w:val="21"/>
-          <w:szCs w:val="21"/>
-          <w:lang w:eastAsia="zh-CN"/>
-        </w:rPr>
-        <w:t>本地</w:t>
-      </w:r>
-      <w:r>
-        <w:rPr>
-          <w:rFonts w:ascii="楷体" w:eastAsia="楷体" w:hAnsi="楷体" w:hint="eastAsia"/>
-          <w:sz w:val="21"/>
-          <w:szCs w:val="21"/>
-          <w:lang w:eastAsia="zh-CN"/>
-        </w:rPr>
-        <w:t>缓存、分布式限流、异步处理、护轨重试等多种优化策略，保障系统的高性能与稳定性</w:t>
-      </w:r>
-    </w:p>
-    <w:p>
-      <w:pPr>
-        <w:tabs>
-          <w:tab w:val="left" w:pos="1200"/>
-        </w:tabs>
-        <w:ind w:left="106"/>
-        <w:rPr>
-          <w:rFonts w:ascii="楷体" w:eastAsia="楷体" w:hAnsi="楷体" w:hint="eastAsia"/>
-          <w:b/>
-          <w:bCs/>
-          <w:sz w:val="24"/>
-          <w:szCs w:val="24"/>
-          <w:lang w:eastAsia="zh-CN"/>
-        </w:rPr>
-      </w:pPr>
-      <w:r>
-        <w:rPr>
-          <w:rFonts w:ascii="楷体" w:eastAsia="楷体" w:hAnsi="楷体" w:hint="eastAsia"/>
-          <w:b/>
-          <w:bCs/>
-          <w:sz w:val="24"/>
-          <w:szCs w:val="24"/>
-          <w:lang w:eastAsia="zh-CN"/>
-        </w:rPr>
-        <w:t>主要工作：</w:t>
-      </w:r>
-    </w:p>
-    <w:p>
-      <w:pPr>
-        <w:pStyle w:val="ab"/>
-        <w:numPr>
-          <w:ilvl w:val="0"/>
-          <w:numId w:val="5"/>
-        </w:numPr>
-        <w:tabs>
-          <w:tab w:val="left" w:pos="1200"/>
-        </w:tabs>
-        <w:rPr>
-          <w:rFonts w:ascii="楷体" w:eastAsia="楷体" w:hAnsi="楷体" w:hint="eastAsia"/>
-          <w:sz w:val="21"/>
-          <w:szCs w:val="21"/>
-          <w:lang w:eastAsia="zh-CN"/>
-        </w:rPr>
-      </w:pPr>
-      <w:r>
-        <w:rPr>
-          <w:rFonts w:ascii="Times New Roman" w:eastAsia="楷体" w:hAnsi="Times New Roman" w:cs="Times New Roman"/>
-          <w:b/>
-          <w:bCs/>
-          <w:sz w:val="21"/>
-          <w:szCs w:val="21"/>
-          <w:lang w:eastAsia="zh-CN"/>
-        </w:rPr>
-        <w:t xml:space="preserve">Prompt </w:t>
-      </w:r>
-      <w:r>
-        <w:rPr>
-          <w:rFonts w:ascii="楷体" w:eastAsia="楷体" w:hAnsi="楷体"/>
-          <w:b/>
-          <w:bCs/>
-          <w:sz w:val="21"/>
-          <w:szCs w:val="21"/>
-          <w:lang w:eastAsia="zh-CN"/>
-        </w:rPr>
-        <w:t>体系设计与安全管控</w:t>
-      </w:r>
-      <w:r>
-        <w:rPr>
-          <w:rFonts w:ascii="楷体" w:eastAsia="楷体" w:hAnsi="楷体"/>
-          <w:sz w:val="21"/>
-          <w:szCs w:val="21"/>
-          <w:lang w:eastAsia="zh-CN"/>
-        </w:rPr>
-        <w:t>：针对代码生成、智能路由、质量检查等不同</w:t>
-      </w:r>
-      <w:r>
-        <w:rPr>
-          <w:rFonts w:ascii="Times New Roman" w:eastAsia="楷体" w:hAnsi="Times New Roman" w:cs="Times New Roman"/>
-          <w:sz w:val="21"/>
-          <w:szCs w:val="21"/>
-          <w:lang w:eastAsia="zh-CN"/>
-        </w:rPr>
-        <w:t xml:space="preserve"> AI </w:t>
-      </w:r>
-      <w:r>
-        <w:rPr>
-          <w:rFonts w:ascii="楷体" w:eastAsia="楷体" w:hAnsi="楷体"/>
-          <w:sz w:val="21"/>
-          <w:szCs w:val="21"/>
-          <w:lang w:eastAsia="zh-CN"/>
-        </w:rPr>
-        <w:t>任务场景定制系统化提示词模板，基于</w:t>
-      </w:r>
-      <w:proofErr w:type="gramStart"/>
-      <w:r>
-        <w:rPr>
-          <w:rFonts w:ascii="楷体" w:eastAsia="楷体" w:hAnsi="楷体"/>
-          <w:sz w:val="21"/>
-          <w:szCs w:val="21"/>
-          <w:lang w:eastAsia="zh-CN"/>
-        </w:rPr>
-        <w:t>阿里云百炼</w:t>
-      </w:r>
-      <w:proofErr w:type="gramEnd"/>
-      <w:r>
-        <w:rPr>
-          <w:rFonts w:ascii="楷体" w:eastAsia="楷体" w:hAnsi="楷体"/>
-          <w:sz w:val="21"/>
-          <w:szCs w:val="21"/>
-          <w:lang w:eastAsia="zh-CN"/>
-        </w:rPr>
-        <w:t>模型的对比能力完成</w:t>
-      </w:r>
-      <w:r>
-        <w:rPr>
-          <w:rFonts w:ascii="楷体" w:eastAsia="楷体" w:hAnsi="楷体"/>
-          <w:b/>
-          <w:bCs/>
-          <w:sz w:val="21"/>
-          <w:szCs w:val="21"/>
-          <w:lang w:eastAsia="zh-CN"/>
-        </w:rPr>
-        <w:t>提示词调优</w:t>
-      </w:r>
-      <w:r>
-        <w:rPr>
-          <w:rFonts w:ascii="楷体" w:eastAsia="楷体" w:hAnsi="楷体"/>
-          <w:sz w:val="21"/>
-          <w:szCs w:val="21"/>
-          <w:lang w:eastAsia="zh-CN"/>
-        </w:rPr>
-        <w:t>，</w:t>
-      </w:r>
-      <w:proofErr w:type="gramStart"/>
-      <w:r>
-        <w:rPr>
-          <w:rFonts w:ascii="楷体" w:eastAsia="楷体" w:hAnsi="楷体"/>
-          <w:sz w:val="21"/>
-          <w:szCs w:val="21"/>
-          <w:lang w:eastAsia="zh-CN"/>
-        </w:rPr>
-        <w:t>结合</w:t>
-      </w:r>
-      <w:r>
-        <w:rPr>
-          <w:rFonts w:ascii="楷体" w:eastAsia="楷体" w:hAnsi="楷体"/>
-          <w:b/>
-          <w:bCs/>
-          <w:sz w:val="21"/>
-          <w:szCs w:val="21"/>
-          <w:lang w:eastAsia="zh-CN"/>
-        </w:rPr>
-        <w:t>少</w:t>
-      </w:r>
-      <w:proofErr w:type="gramEnd"/>
-      <w:r>
-        <w:rPr>
-          <w:rFonts w:ascii="楷体" w:eastAsia="楷体" w:hAnsi="楷体"/>
-          <w:b/>
-          <w:bCs/>
-          <w:sz w:val="21"/>
-          <w:szCs w:val="21"/>
-          <w:lang w:eastAsia="zh-CN"/>
-        </w:rPr>
-        <w:t>样本学习</w:t>
-      </w:r>
-      <w:r>
-        <w:rPr>
-          <w:rFonts w:ascii="楷体" w:eastAsia="楷体" w:hAnsi="楷体"/>
-          <w:sz w:val="21"/>
-          <w:szCs w:val="21"/>
-          <w:lang w:eastAsia="zh-CN"/>
-        </w:rPr>
-        <w:t>策略提升</w:t>
-      </w:r>
-      <w:r>
-        <w:rPr>
-          <w:rFonts w:ascii="Times New Roman" w:eastAsia="楷体" w:hAnsi="Times New Roman" w:cs="Times New Roman"/>
-          <w:sz w:val="21"/>
-          <w:szCs w:val="21"/>
-          <w:lang w:eastAsia="zh-CN"/>
-        </w:rPr>
-        <w:t xml:space="preserve"> LLM </w:t>
-      </w:r>
-      <w:r>
-        <w:rPr>
-          <w:rFonts w:ascii="楷体" w:eastAsia="楷体" w:hAnsi="楷体"/>
-          <w:sz w:val="21"/>
-          <w:szCs w:val="21"/>
-          <w:lang w:eastAsia="zh-CN"/>
-        </w:rPr>
-        <w:t>输出的准确性与稳定性；同时基于</w:t>
-      </w:r>
-      <w:r>
-        <w:rPr>
-          <w:rFonts w:ascii="Times New Roman" w:eastAsia="楷体" w:hAnsi="Times New Roman" w:cs="Times New Roman"/>
-          <w:sz w:val="21"/>
-          <w:szCs w:val="21"/>
-          <w:lang w:eastAsia="zh-CN"/>
-        </w:rPr>
-        <w:t xml:space="preserve"> LangChain4j </w:t>
-      </w:r>
-      <w:r>
-        <w:rPr>
-          <w:rFonts w:ascii="楷体" w:eastAsia="楷体" w:hAnsi="楷体"/>
-          <w:b/>
-          <w:bCs/>
-          <w:sz w:val="21"/>
-          <w:szCs w:val="21"/>
-          <w:lang w:eastAsia="zh-CN"/>
-        </w:rPr>
-        <w:t>输入护轨机制</w:t>
-      </w:r>
-      <w:r>
-        <w:rPr>
-          <w:rFonts w:ascii="楷体" w:eastAsia="楷体" w:hAnsi="楷体"/>
-          <w:sz w:val="21"/>
-          <w:szCs w:val="21"/>
-          <w:lang w:eastAsia="zh-CN"/>
-        </w:rPr>
-        <w:t>实现用户</w:t>
-      </w:r>
-      <w:r>
-        <w:rPr>
-          <w:rFonts w:ascii="Times New Roman" w:eastAsia="楷体" w:hAnsi="Times New Roman" w:cs="Times New Roman"/>
-          <w:sz w:val="21"/>
-          <w:szCs w:val="21"/>
-          <w:lang w:eastAsia="zh-CN"/>
-        </w:rPr>
-        <w:t xml:space="preserve"> </w:t>
-      </w:r>
-      <w:r>
-        <w:rPr>
-          <w:rFonts w:ascii="Times New Roman" w:eastAsia="楷体" w:hAnsi="Times New Roman" w:cs="Times New Roman"/>
-          <w:b/>
-          <w:bCs/>
-          <w:sz w:val="21"/>
-          <w:szCs w:val="21"/>
-          <w:lang w:eastAsia="zh-CN"/>
-        </w:rPr>
-        <w:t xml:space="preserve">Prompt </w:t>
-      </w:r>
-      <w:r>
-        <w:rPr>
-          <w:rFonts w:ascii="楷体" w:eastAsia="楷体" w:hAnsi="楷体"/>
-          <w:b/>
-          <w:bCs/>
-          <w:sz w:val="21"/>
-          <w:szCs w:val="21"/>
-          <w:lang w:eastAsia="zh-CN"/>
-        </w:rPr>
-        <w:t>安全审查</w:t>
-      </w:r>
-      <w:r>
-        <w:rPr>
-          <w:rFonts w:ascii="楷体" w:eastAsia="楷体" w:hAnsi="楷体"/>
-          <w:sz w:val="21"/>
-          <w:szCs w:val="21"/>
-          <w:lang w:eastAsia="zh-CN"/>
-        </w:rPr>
-        <w:t>，有效拦截敏感词并防范注入类攻击</w:t>
-      </w:r>
-    </w:p>
-    <w:p>
-      <w:pPr>
-        <w:pStyle w:val="ab"/>
-        <w:numPr>
-          <w:ilvl w:val="0"/>
-          <w:numId w:val="5"/>
-        </w:numPr>
-        <w:tabs>
-          <w:tab w:val="left" w:pos="1200"/>
-        </w:tabs>
-        <w:rPr>
-          <w:rFonts w:ascii="楷体" w:eastAsia="楷体" w:hAnsi="楷体" w:hint="eastAsia"/>
-          <w:sz w:val="21"/>
-          <w:szCs w:val="21"/>
-          <w:lang w:eastAsia="zh-CN"/>
-        </w:rPr>
-      </w:pPr>
-      <w:r>
-        <w:rPr>
-          <w:rFonts w:ascii="Times New Roman" w:eastAsia="楷体" w:hAnsi="Times New Roman" w:cs="Times New Roman" w:hint="eastAsia"/>
-          <w:b/>
-          <w:bCs/>
-          <w:sz w:val="21"/>
-          <w:szCs w:val="21"/>
-          <w:lang w:eastAsia="zh-CN"/>
-        </w:rPr>
-        <w:t>架构设计与</w:t>
-      </w:r>
-      <w:r>
-        <w:rPr>
-          <w:rFonts w:ascii="Times New Roman" w:eastAsia="楷体" w:hAnsi="Times New Roman" w:cs="Times New Roman" w:hint="eastAsia"/>
-          <w:b/>
-          <w:bCs/>
-          <w:sz w:val="21"/>
-          <w:szCs w:val="21"/>
-          <w:lang w:eastAsia="zh-CN"/>
-        </w:rPr>
-        <w:t>设计模式</w:t>
-      </w:r>
-      <w:r>
-        <w:rPr>
-          <w:rFonts w:ascii="Times New Roman" w:eastAsia="楷体" w:hAnsi="Times New Roman" w:cs="Times New Roman" w:hint="eastAsia"/>
-          <w:b/>
-          <w:bCs/>
-          <w:sz w:val="21"/>
-          <w:szCs w:val="21"/>
-          <w:lang w:eastAsia="zh-CN"/>
-        </w:rPr>
-        <w:t>应用</w:t>
-      </w:r>
-      <w:r>
-        <w:rPr>
-          <w:rFonts w:ascii="Times New Roman" w:eastAsia="楷体" w:hAnsi="Times New Roman" w:cs="Times New Roman" w:hint="eastAsia"/>
-          <w:b/>
-          <w:bCs/>
-          <w:sz w:val="21"/>
-          <w:szCs w:val="21"/>
-          <w:lang w:eastAsia="zh-CN"/>
-        </w:rPr>
-        <w:t>：</w:t>
-      </w:r>
-      <w:r>
-        <w:rPr>
-          <w:rFonts w:ascii="Times New Roman" w:eastAsia="楷体" w:hAnsi="Times New Roman" w:cs="Times New Roman"/>
-          <w:sz w:val="21"/>
-          <w:szCs w:val="21"/>
-          <w:lang w:eastAsia="zh-CN"/>
-        </w:rPr>
-        <w:t>针对原生、</w:t>
-      </w:r>
-      <w:r>
-        <w:rPr>
-          <w:rFonts w:ascii="Times New Roman" w:eastAsia="楷体" w:hAnsi="Times New Roman" w:cs="Times New Roman"/>
-          <w:sz w:val="21"/>
-          <w:szCs w:val="21"/>
-          <w:lang w:eastAsia="zh-CN"/>
-        </w:rPr>
-        <w:t xml:space="preserve">Vue </w:t>
-      </w:r>
-      <w:r>
-        <w:rPr>
-          <w:rFonts w:ascii="Times New Roman" w:eastAsia="楷体" w:hAnsi="Times New Roman" w:cs="Times New Roman"/>
-          <w:sz w:val="21"/>
-          <w:szCs w:val="21"/>
-          <w:lang w:eastAsia="zh-CN"/>
-        </w:rPr>
-        <w:t>工程等多类应用生成场景，整合</w:t>
-      </w:r>
-      <w:r>
-        <w:rPr>
-          <w:rFonts w:ascii="Times New Roman" w:eastAsia="楷体" w:hAnsi="Times New Roman" w:cs="Times New Roman"/>
-          <w:b/>
-          <w:bCs/>
-          <w:sz w:val="21"/>
-          <w:szCs w:val="21"/>
-          <w:lang w:eastAsia="zh-CN"/>
-        </w:rPr>
-        <w:t>门面模式</w:t>
-      </w:r>
-      <w:r>
-        <w:rPr>
-          <w:rFonts w:ascii="Times New Roman" w:eastAsia="楷体" w:hAnsi="Times New Roman" w:cs="Times New Roman"/>
-          <w:sz w:val="21"/>
-          <w:szCs w:val="21"/>
-          <w:lang w:eastAsia="zh-CN"/>
-        </w:rPr>
-        <w:t>统一</w:t>
-      </w:r>
-      <w:r>
-        <w:rPr>
-          <w:rFonts w:ascii="Times New Roman" w:eastAsia="楷体" w:hAnsi="Times New Roman" w:cs="Times New Roman"/>
-          <w:sz w:val="21"/>
-          <w:szCs w:val="21"/>
-          <w:lang w:eastAsia="zh-CN"/>
-        </w:rPr>
-        <w:t xml:space="preserve"> AI </w:t>
-      </w:r>
-      <w:r>
-        <w:rPr>
-          <w:rFonts w:ascii="Times New Roman" w:eastAsia="楷体" w:hAnsi="Times New Roman" w:cs="Times New Roman"/>
-          <w:sz w:val="21"/>
-          <w:szCs w:val="21"/>
-          <w:lang w:eastAsia="zh-CN"/>
-        </w:rPr>
-        <w:t>能力调用入口，结合</w:t>
-      </w:r>
-      <w:r>
-        <w:rPr>
-          <w:rFonts w:ascii="Times New Roman" w:eastAsia="楷体" w:hAnsi="Times New Roman" w:cs="Times New Roman"/>
-          <w:b/>
-          <w:bCs/>
-          <w:sz w:val="21"/>
-          <w:szCs w:val="21"/>
-          <w:lang w:eastAsia="zh-CN"/>
-        </w:rPr>
-        <w:t>策略模式</w:t>
-      </w:r>
-      <w:r>
-        <w:rPr>
-          <w:rFonts w:ascii="Times New Roman" w:eastAsia="楷体" w:hAnsi="Times New Roman" w:cs="Times New Roman"/>
-          <w:sz w:val="21"/>
-          <w:szCs w:val="21"/>
-          <w:lang w:eastAsia="zh-CN"/>
-        </w:rPr>
-        <w:t>与</w:t>
-      </w:r>
-      <w:r>
-        <w:rPr>
-          <w:rFonts w:ascii="Times New Roman" w:eastAsia="楷体" w:hAnsi="Times New Roman" w:cs="Times New Roman"/>
-          <w:b/>
-          <w:bCs/>
-          <w:sz w:val="21"/>
-          <w:szCs w:val="21"/>
-          <w:lang w:eastAsia="zh-CN"/>
-        </w:rPr>
-        <w:t>模板方法模式</w:t>
-      </w:r>
-      <w:r>
-        <w:rPr>
-          <w:rFonts w:ascii="Times New Roman" w:eastAsia="楷体" w:hAnsi="Times New Roman" w:cs="Times New Roman"/>
-          <w:sz w:val="21"/>
-          <w:szCs w:val="21"/>
-          <w:lang w:eastAsia="zh-CN"/>
-        </w:rPr>
-        <w:t>封装代码解析、存储等核心逻辑，显著提升代码扩展性与可维护性</w:t>
-      </w:r>
-    </w:p>
-    <w:p>
-      <w:pPr>
-        <w:pStyle w:val="ab"/>
-        <w:numPr>
-          <w:ilvl w:val="0"/>
-          <w:numId w:val="5"/>
-        </w:numPr>
-        <w:tabs>
-          <w:tab w:val="left" w:pos="1200"/>
-        </w:tabs>
-        <w:rPr>
-          <w:rFonts w:ascii="楷体" w:eastAsia="楷体" w:hAnsi="楷体" w:hint="eastAsia"/>
-          <w:sz w:val="21"/>
-          <w:szCs w:val="21"/>
-          <w:lang w:eastAsia="zh-CN"/>
-        </w:rPr>
-      </w:pPr>
-      <w:r>
-        <w:rPr>
-          <w:rFonts w:ascii="楷体" w:eastAsia="楷体" w:hAnsi="楷体" w:hint="eastAsia"/>
-          <w:b/>
-          <w:bCs/>
-          <w:sz w:val="21"/>
-          <w:szCs w:val="21"/>
-          <w:lang w:eastAsia="zh-CN"/>
-        </w:rPr>
-        <w:t>分布式</w:t>
-      </w:r>
-      <w:r>
-        <w:rPr>
-          <w:rFonts w:ascii="楷体" w:eastAsia="楷体" w:hAnsi="楷体" w:hint="eastAsia"/>
-          <w:b/>
-          <w:bCs/>
-          <w:sz w:val="21"/>
-          <w:szCs w:val="21"/>
-          <w:lang w:eastAsia="zh-CN"/>
-        </w:rPr>
-        <w:t>接口限流：</w:t>
-      </w:r>
-      <w:r>
-        <w:rPr>
-          <w:rFonts w:ascii="楷体" w:eastAsia="楷体" w:hAnsi="楷体"/>
-          <w:sz w:val="21"/>
-          <w:szCs w:val="21"/>
-          <w:lang w:eastAsia="zh-CN"/>
-        </w:rPr>
-        <w:t>基于</w:t>
-      </w:r>
-      <w:r>
-        <w:rPr>
-          <w:rFonts w:ascii="Times New Roman" w:eastAsia="楷体" w:hAnsi="Times New Roman" w:cs="Times New Roman"/>
-          <w:sz w:val="21"/>
-          <w:szCs w:val="21"/>
-          <w:lang w:eastAsia="zh-CN"/>
-        </w:rPr>
-        <w:t xml:space="preserve"> Redisson </w:t>
-      </w:r>
-      <w:r>
-        <w:rPr>
-          <w:rFonts w:ascii="楷体" w:eastAsia="楷体" w:hAnsi="楷体"/>
-          <w:sz w:val="21"/>
-          <w:szCs w:val="21"/>
-          <w:lang w:eastAsia="zh-CN"/>
-        </w:rPr>
-        <w:t>的</w:t>
-      </w:r>
-      <w:r>
-        <w:rPr>
-          <w:rFonts w:ascii="Times New Roman" w:eastAsia="楷体" w:hAnsi="Times New Roman" w:cs="Times New Roman"/>
-          <w:sz w:val="21"/>
-          <w:szCs w:val="21"/>
-          <w:lang w:eastAsia="zh-CN"/>
-        </w:rPr>
-        <w:t xml:space="preserve"> RRateLimiter </w:t>
-      </w:r>
-      <w:r>
-        <w:rPr>
-          <w:rFonts w:ascii="楷体" w:eastAsia="楷体" w:hAnsi="楷体"/>
-          <w:sz w:val="21"/>
-          <w:szCs w:val="21"/>
-          <w:lang w:eastAsia="zh-CN"/>
-        </w:rPr>
-        <w:t>组件与</w:t>
-      </w:r>
-      <w:r>
-        <w:rPr>
-          <w:rFonts w:ascii="Times New Roman" w:eastAsia="楷体" w:hAnsi="Times New Roman" w:cs="Times New Roman"/>
-          <w:sz w:val="21"/>
-          <w:szCs w:val="21"/>
-          <w:lang w:eastAsia="zh-CN"/>
-        </w:rPr>
-        <w:t xml:space="preserve"> Spring AOP </w:t>
-      </w:r>
-      <w:r>
-        <w:rPr>
-          <w:rFonts w:ascii="楷体" w:eastAsia="楷体" w:hAnsi="楷体"/>
-          <w:sz w:val="21"/>
-          <w:szCs w:val="21"/>
-          <w:lang w:eastAsia="zh-CN"/>
-        </w:rPr>
-        <w:t>技术，通过自定义注解实现用户、</w:t>
-      </w:r>
-      <w:r>
-        <w:rPr>
-          <w:rFonts w:ascii="Times New Roman" w:eastAsia="楷体" w:hAnsi="Times New Roman" w:cs="Times New Roman"/>
-          <w:sz w:val="21"/>
-          <w:szCs w:val="21"/>
-          <w:lang w:eastAsia="zh-CN"/>
-        </w:rPr>
-        <w:t>IP</w:t>
-      </w:r>
-      <w:r>
-        <w:rPr>
-          <w:rFonts w:ascii="楷体" w:eastAsia="楷体" w:hAnsi="楷体"/>
-          <w:sz w:val="21"/>
-          <w:szCs w:val="21"/>
-          <w:lang w:eastAsia="zh-CN"/>
-        </w:rPr>
-        <w:t>、接口维度的</w:t>
-      </w:r>
-      <w:proofErr w:type="gramStart"/>
-      <w:r>
-        <w:rPr>
-          <w:rFonts w:ascii="楷体" w:eastAsia="楷体" w:hAnsi="楷体"/>
-          <w:b/>
-          <w:bCs/>
-          <w:sz w:val="21"/>
-          <w:szCs w:val="21"/>
-          <w:lang w:eastAsia="zh-CN"/>
-        </w:rPr>
-        <w:t>令牌桶限流</w:t>
-      </w:r>
-      <w:proofErr w:type="gramEnd"/>
-      <w:r>
-        <w:rPr>
-          <w:rFonts w:ascii="楷体" w:eastAsia="楷体" w:hAnsi="楷体"/>
-          <w:sz w:val="21"/>
-          <w:szCs w:val="21"/>
-          <w:lang w:eastAsia="zh-CN"/>
-        </w:rPr>
-        <w:t>策略，保障</w:t>
-      </w:r>
-      <w:r>
-        <w:rPr>
-          <w:rFonts w:ascii="Times New Roman" w:eastAsia="楷体" w:hAnsi="Times New Roman" w:cs="Times New Roman"/>
-          <w:sz w:val="21"/>
-          <w:szCs w:val="21"/>
-          <w:lang w:eastAsia="zh-CN"/>
-        </w:rPr>
-        <w:t xml:space="preserve"> AI </w:t>
-      </w:r>
-      <w:r>
-        <w:rPr>
-          <w:rFonts w:ascii="楷体" w:eastAsia="楷体" w:hAnsi="楷体"/>
-          <w:sz w:val="21"/>
-          <w:szCs w:val="21"/>
-          <w:lang w:eastAsia="zh-CN"/>
-        </w:rPr>
-        <w:t>接口服务稳定性并实现调用成本可控</w:t>
-      </w:r>
-    </w:p>
-    <w:p>
-      <w:pPr>
-        <w:pStyle w:val="ab"/>
-        <w:numPr>
-          <w:ilvl w:val="0"/>
-          <w:numId w:val="5"/>
-        </w:numPr>
-        <w:tabs>
-          <w:tab w:val="left" w:pos="1200"/>
-        </w:tabs>
-        <w:rPr>
-          <w:rFonts w:ascii="楷体" w:eastAsia="楷体" w:hAnsi="楷体" w:hint="eastAsia"/>
-          <w:sz w:val="21"/>
-          <w:szCs w:val="21"/>
-          <w:lang w:eastAsia="zh-CN"/>
-        </w:rPr>
-      </w:pPr>
-      <w:r>
-        <w:rPr>
-          <w:rFonts w:ascii="楷体" w:eastAsia="楷体" w:hAnsi="楷体"/>
-          <w:b/>
-          <w:bCs/>
-          <w:sz w:val="21"/>
-          <w:szCs w:val="21"/>
-          <w:lang w:eastAsia="zh-CN"/>
-        </w:rPr>
-        <w:t>分布式对话记忆与缓存体系构建</w:t>
-      </w:r>
-      <w:r>
-        <w:rPr>
-          <w:rFonts w:ascii="楷体" w:eastAsia="楷体" w:hAnsi="楷体"/>
-          <w:sz w:val="21"/>
-          <w:szCs w:val="21"/>
-          <w:lang w:eastAsia="zh-CN"/>
-        </w:rPr>
-        <w:t>：整合</w:t>
-      </w:r>
-      <w:r>
-        <w:rPr>
-          <w:rFonts w:ascii="Times New Roman" w:eastAsia="楷体" w:hAnsi="Times New Roman" w:cs="Times New Roman"/>
-          <w:sz w:val="21"/>
-          <w:szCs w:val="21"/>
-          <w:lang w:eastAsia="zh-CN"/>
-        </w:rPr>
-        <w:t xml:space="preserve"> Redis </w:t>
-      </w:r>
-      <w:r>
-        <w:rPr>
-          <w:rFonts w:ascii="楷体" w:eastAsia="楷体" w:hAnsi="楷体"/>
-          <w:sz w:val="21"/>
-          <w:szCs w:val="21"/>
-          <w:lang w:eastAsia="zh-CN"/>
-        </w:rPr>
-        <w:t>与</w:t>
-      </w:r>
-      <w:r>
-        <w:rPr>
-          <w:rFonts w:ascii="Times New Roman" w:eastAsia="楷体" w:hAnsi="Times New Roman" w:cs="Times New Roman"/>
-          <w:sz w:val="21"/>
-          <w:szCs w:val="21"/>
-          <w:lang w:eastAsia="zh-CN"/>
-        </w:rPr>
-        <w:t xml:space="preserve"> LangChain4j </w:t>
-      </w:r>
-      <w:r>
-        <w:rPr>
-          <w:rFonts w:ascii="楷体" w:eastAsia="楷体" w:hAnsi="楷体"/>
-          <w:sz w:val="21"/>
-          <w:szCs w:val="21"/>
-          <w:lang w:eastAsia="zh-CN"/>
-        </w:rPr>
-        <w:t>实现</w:t>
-      </w:r>
-      <w:r>
-        <w:rPr>
-          <w:rFonts w:ascii="Times New Roman" w:eastAsia="楷体" w:hAnsi="Times New Roman" w:cs="Times New Roman"/>
-          <w:sz w:val="21"/>
-          <w:szCs w:val="21"/>
-          <w:lang w:eastAsia="zh-CN"/>
-        </w:rPr>
-        <w:t xml:space="preserve"> AI </w:t>
-      </w:r>
-      <w:r>
-        <w:rPr>
-          <w:rFonts w:ascii="楷体" w:eastAsia="楷体" w:hAnsi="楷体"/>
-          <w:sz w:val="21"/>
-          <w:szCs w:val="21"/>
-          <w:lang w:eastAsia="zh-CN"/>
-        </w:rPr>
-        <w:t>对话历史的持久化存储，通过</w:t>
-      </w:r>
-      <w:r>
-        <w:rPr>
-          <w:rFonts w:ascii="Times New Roman" w:eastAsia="楷体" w:hAnsi="Times New Roman" w:cs="Times New Roman"/>
-          <w:sz w:val="21"/>
-          <w:szCs w:val="21"/>
-          <w:lang w:eastAsia="zh-CN"/>
-        </w:rPr>
-        <w:t xml:space="preserve"> memoryId </w:t>
-      </w:r>
-      <w:r>
-        <w:rPr>
-          <w:rFonts w:ascii="楷体" w:eastAsia="楷体" w:hAnsi="楷体"/>
-          <w:sz w:val="21"/>
-          <w:szCs w:val="21"/>
-          <w:lang w:eastAsia="zh-CN"/>
-        </w:rPr>
-        <w:t>实现多用户会话隔离，支持多轮对话迭代优化应用生成效果；初始化</w:t>
-      </w:r>
-      <w:r>
-        <w:rPr>
-          <w:rFonts w:ascii="Times New Roman" w:eastAsia="楷体" w:hAnsi="Times New Roman" w:cs="Times New Roman"/>
-          <w:sz w:val="21"/>
-          <w:szCs w:val="21"/>
-          <w:lang w:eastAsia="zh-CN"/>
-        </w:rPr>
-        <w:t xml:space="preserve"> AI Service </w:t>
-      </w:r>
-      <w:r>
-        <w:rPr>
-          <w:rFonts w:ascii="楷体" w:eastAsia="楷体" w:hAnsi="楷体"/>
-          <w:sz w:val="21"/>
-          <w:szCs w:val="21"/>
-          <w:lang w:eastAsia="zh-CN"/>
-        </w:rPr>
-        <w:t>时自动加载历史对话数据解决记忆丢失问题，同时基于</w:t>
-      </w:r>
-      <w:r>
-        <w:rPr>
-          <w:rFonts w:ascii="Times New Roman" w:eastAsia="楷体" w:hAnsi="Times New Roman" w:cs="Times New Roman"/>
-          <w:sz w:val="21"/>
-          <w:szCs w:val="21"/>
-          <w:lang w:eastAsia="zh-CN"/>
-        </w:rPr>
-        <w:t xml:space="preserve"> </w:t>
-      </w:r>
-      <w:r>
-        <w:rPr>
-          <w:rFonts w:ascii="Times New Roman" w:eastAsia="楷体" w:hAnsi="Times New Roman" w:cs="Times New Roman"/>
-          <w:b/>
-          <w:bCs/>
-          <w:sz w:val="21"/>
-          <w:szCs w:val="21"/>
-          <w:lang w:eastAsia="zh-CN"/>
-        </w:rPr>
-        <w:t xml:space="preserve">Caffeine </w:t>
-      </w:r>
-      <w:r>
-        <w:rPr>
-          <w:rFonts w:ascii="楷体" w:eastAsia="楷体" w:hAnsi="楷体"/>
-          <w:b/>
-          <w:bCs/>
-          <w:sz w:val="21"/>
-          <w:szCs w:val="21"/>
-          <w:lang w:eastAsia="zh-CN"/>
-        </w:rPr>
-        <w:t>缓存</w:t>
-      </w:r>
-      <w:r>
-        <w:rPr>
-          <w:rFonts w:ascii="楷体" w:eastAsia="楷体" w:hAnsi="楷体"/>
-          <w:sz w:val="21"/>
-          <w:szCs w:val="21"/>
-          <w:lang w:eastAsia="zh-CN"/>
-        </w:rPr>
-        <w:t>同应用</w:t>
-      </w:r>
-      <w:r>
-        <w:rPr>
-          <w:rFonts w:ascii="Times New Roman" w:eastAsia="楷体" w:hAnsi="Times New Roman" w:cs="Times New Roman"/>
-          <w:sz w:val="21"/>
-          <w:szCs w:val="21"/>
-          <w:lang w:eastAsia="zh-CN"/>
-        </w:rPr>
-        <w:t xml:space="preserve"> AI Service </w:t>
-      </w:r>
-      <w:r>
-        <w:rPr>
-          <w:rFonts w:ascii="楷体" w:eastAsia="楷体" w:hAnsi="楷体"/>
-          <w:sz w:val="21"/>
-          <w:szCs w:val="21"/>
-          <w:lang w:eastAsia="zh-CN"/>
-        </w:rPr>
-        <w:t>实例，提升服务获取性能并避免重复加载</w:t>
-      </w:r>
-    </w:p>
-    <w:p>
-      <w:pPr>
-        <w:pStyle w:val="ab"/>
-        <w:numPr>
-          <w:ilvl w:val="0"/>
-          <w:numId w:val="5"/>
-        </w:numPr>
-        <w:tabs>
-          <w:tab w:val="left" w:pos="1200"/>
-        </w:tabs>
-        <w:rPr>
-          <w:rFonts w:ascii="楷体" w:eastAsia="楷体" w:hAnsi="楷体" w:hint="eastAsia"/>
-          <w:sz w:val="21"/>
-          <w:szCs w:val="21"/>
-          <w:lang w:eastAsia="zh-CN"/>
-        </w:rPr>
-      </w:pPr>
-      <w:r>
-        <w:rPr>
-          <w:rFonts w:ascii="Times New Roman" w:eastAsia="楷体" w:hAnsi="Times New Roman" w:cs="Times New Roman"/>
-          <w:b/>
-          <w:bCs/>
-          <w:sz w:val="21"/>
-          <w:szCs w:val="21"/>
-          <w:lang w:eastAsia="zh-CN"/>
-        </w:rPr>
-        <w:t>异步任务架构优化：</w:t>
-      </w:r>
-      <w:r>
-        <w:rPr>
-          <w:rFonts w:ascii="Times New Roman" w:eastAsia="楷体" w:hAnsi="Times New Roman" w:cs="Times New Roman"/>
-          <w:sz w:val="21"/>
-          <w:szCs w:val="21"/>
-          <w:lang w:eastAsia="zh-CN"/>
-        </w:rPr>
-        <w:t>将项目构建、封面生成等</w:t>
-      </w:r>
-      <w:r>
-        <w:rPr>
-          <w:rFonts w:ascii="Times New Roman" w:eastAsia="楷体" w:hAnsi="Times New Roman" w:cs="Times New Roman"/>
-          <w:sz w:val="21"/>
-          <w:szCs w:val="21"/>
-          <w:lang w:eastAsia="zh-CN"/>
-        </w:rPr>
-        <w:t xml:space="preserve"> IO </w:t>
-      </w:r>
-      <w:r>
-        <w:rPr>
-          <w:rFonts w:ascii="Times New Roman" w:eastAsia="楷体" w:hAnsi="Times New Roman" w:cs="Times New Roman"/>
-          <w:sz w:val="21"/>
-          <w:szCs w:val="21"/>
-          <w:lang w:eastAsia="zh-CN"/>
-        </w:rPr>
-        <w:t>密集型耗时任务异步化处理，避免请求线程阻塞；基于</w:t>
-      </w:r>
-      <w:r>
-        <w:rPr>
-          <w:rFonts w:ascii="Times New Roman" w:eastAsia="楷体" w:hAnsi="Times New Roman" w:cs="Times New Roman"/>
-          <w:sz w:val="21"/>
-          <w:szCs w:val="21"/>
-          <w:lang w:eastAsia="zh-CN"/>
-        </w:rPr>
-        <w:t xml:space="preserve"> Java 21 </w:t>
-      </w:r>
-      <w:r>
-        <w:rPr>
-          <w:rFonts w:ascii="Times New Roman" w:eastAsia="楷体" w:hAnsi="Times New Roman" w:cs="Times New Roman"/>
-          <w:b/>
-          <w:bCs/>
-          <w:sz w:val="21"/>
-          <w:szCs w:val="21"/>
-          <w:lang w:eastAsia="zh-CN"/>
-        </w:rPr>
-        <w:t>虚拟线程</w:t>
-      </w:r>
-      <w:r>
-        <w:rPr>
-          <w:rFonts w:ascii="Times New Roman" w:eastAsia="楷体" w:hAnsi="Times New Roman" w:cs="Times New Roman"/>
-          <w:sz w:val="21"/>
-          <w:szCs w:val="21"/>
-          <w:lang w:eastAsia="zh-CN"/>
-        </w:rPr>
-        <w:t>执行异步任务，消除传统线程池的资源开销问题，提升系统并发处理能力</w:t>
-      </w:r>
-    </w:p>
-    <w:p>
-      <w:pPr>
-        <w:pStyle w:val="ab"/>
-        <w:numPr>
-          <w:ilvl w:val="0"/>
-          <w:numId w:val="5"/>
-        </w:numPr>
-        <w:tabs>
-          <w:tab w:val="left" w:pos="1200"/>
-        </w:tabs>
-        <w:rPr>
-          <w:rFonts w:ascii="楷体" w:eastAsia="楷体" w:hAnsi="楷体" w:hint="eastAsia"/>
-          <w:sz w:val="21"/>
-          <w:szCs w:val="21"/>
-          <w:lang w:eastAsia="zh-CN"/>
-        </w:rPr>
-      </w:pPr>
-      <w:r>
-        <w:rPr>
-          <w:rFonts w:ascii="Times New Roman" w:eastAsia="楷体" w:hAnsi="Times New Roman" w:cs="Times New Roman"/>
-          <w:b/>
-          <w:bCs/>
-          <w:sz w:val="21"/>
-          <w:szCs w:val="21"/>
-          <w:lang w:eastAsia="zh-CN"/>
-        </w:rPr>
-        <w:t xml:space="preserve">AI </w:t>
-      </w:r>
-      <w:r>
-        <w:rPr>
-          <w:rFonts w:ascii="楷体" w:eastAsia="楷体" w:hAnsi="楷体"/>
-          <w:b/>
-          <w:bCs/>
-          <w:sz w:val="21"/>
-          <w:szCs w:val="21"/>
-          <w:lang w:eastAsia="zh-CN"/>
-        </w:rPr>
-        <w:t>并发调用性能调优</w:t>
-      </w:r>
-      <w:r>
-        <w:rPr>
-          <w:rFonts w:ascii="楷体" w:eastAsia="楷体" w:hAnsi="楷体"/>
-          <w:sz w:val="21"/>
-          <w:szCs w:val="21"/>
-          <w:lang w:eastAsia="zh-CN"/>
-        </w:rPr>
-        <w:t>：定位到</w:t>
-      </w:r>
-      <w:r>
-        <w:rPr>
-          <w:rFonts w:ascii="Times New Roman" w:eastAsia="楷体" w:hAnsi="Times New Roman" w:cs="Times New Roman"/>
-          <w:sz w:val="21"/>
-          <w:szCs w:val="21"/>
-          <w:lang w:eastAsia="zh-CN"/>
-        </w:rPr>
-        <w:t xml:space="preserve"> LangChain4j </w:t>
-      </w:r>
-      <w:r>
-        <w:rPr>
-          <w:rFonts w:ascii="楷体" w:eastAsia="楷体" w:hAnsi="楷体"/>
-          <w:sz w:val="21"/>
-          <w:szCs w:val="21"/>
-          <w:lang w:eastAsia="zh-CN"/>
-        </w:rPr>
-        <w:t>底层源码导致的多用户应用生成场景下</w:t>
-      </w:r>
-      <w:r>
-        <w:rPr>
-          <w:rFonts w:ascii="Times New Roman" w:eastAsia="楷体" w:hAnsi="Times New Roman" w:cs="Times New Roman"/>
-          <w:sz w:val="21"/>
-          <w:szCs w:val="21"/>
-          <w:lang w:eastAsia="zh-CN"/>
-        </w:rPr>
-        <w:t xml:space="preserve"> AI </w:t>
-      </w:r>
-      <w:r>
-        <w:rPr>
-          <w:rFonts w:ascii="楷体" w:eastAsia="楷体" w:hAnsi="楷体"/>
-          <w:sz w:val="21"/>
-          <w:szCs w:val="21"/>
-          <w:lang w:eastAsia="zh-CN"/>
-        </w:rPr>
-        <w:t xml:space="preserve">调用串行问题，通过 </w:t>
-      </w:r>
-      <w:r>
-        <w:rPr>
-          <w:rFonts w:ascii="Times New Roman" w:eastAsia="楷体" w:hAnsi="Times New Roman" w:cs="Times New Roman"/>
-          <w:sz w:val="21"/>
-          <w:szCs w:val="21"/>
-          <w:lang w:eastAsia="zh-CN"/>
-        </w:rPr>
-        <w:t xml:space="preserve">Spring Bean </w:t>
-      </w:r>
-      <w:r>
-        <w:rPr>
-          <w:rFonts w:ascii="楷体" w:eastAsia="楷体" w:hAnsi="楷体"/>
-          <w:sz w:val="21"/>
-          <w:szCs w:val="21"/>
-          <w:lang w:eastAsia="zh-CN"/>
-        </w:rPr>
-        <w:t>多例模式为每次请求生成独立</w:t>
-      </w:r>
-      <w:r>
-        <w:rPr>
-          <w:rFonts w:ascii="Times New Roman" w:eastAsia="楷体" w:hAnsi="Times New Roman" w:cs="Times New Roman"/>
-          <w:sz w:val="21"/>
-          <w:szCs w:val="21"/>
-          <w:lang w:eastAsia="zh-CN"/>
-        </w:rPr>
-        <w:t xml:space="preserve"> ChatModel </w:t>
-      </w:r>
-      <w:r>
-        <w:rPr>
-          <w:rFonts w:ascii="楷体" w:eastAsia="楷体" w:hAnsi="楷体"/>
-          <w:sz w:val="21"/>
-          <w:szCs w:val="21"/>
-          <w:lang w:eastAsia="zh-CN"/>
-        </w:rPr>
-        <w:t>实例，实现</w:t>
-      </w:r>
-      <w:r>
-        <w:rPr>
-          <w:rFonts w:ascii="Times New Roman" w:eastAsia="楷体" w:hAnsi="Times New Roman" w:cs="Times New Roman"/>
-          <w:sz w:val="21"/>
-          <w:szCs w:val="21"/>
-          <w:lang w:eastAsia="zh-CN"/>
-        </w:rPr>
-        <w:t xml:space="preserve"> AI </w:t>
-      </w:r>
-      <w:r>
-        <w:rPr>
-          <w:rFonts w:ascii="楷体" w:eastAsia="楷体" w:hAnsi="楷体"/>
-          <w:sz w:val="21"/>
-          <w:szCs w:val="21"/>
-          <w:lang w:eastAsia="zh-CN"/>
-        </w:rPr>
-        <w:t>调用并行处理</w:t>
+          <w:b/>
+          <w:bCs/>
+          <w:sz w:val="21"/>
+          <w:szCs w:val="21"/>
+          <w:lang w:eastAsia="zh-CN"/>
+        </w:rPr>
+        <w:t xml:space="preserve">Top-1 </w:t>
+      </w:r>
+      <w:r>
+        <w:rPr>
+          <w:rFonts w:ascii="楷体" w:eastAsia="楷体" w:hAnsi="楷体"/>
+          <w:b/>
+          <w:bCs/>
+          <w:sz w:val="21"/>
+          <w:szCs w:val="21"/>
+          <w:lang w:eastAsia="zh-CN"/>
+        </w:rPr>
+        <w:t>准确率</w:t>
+      </w:r>
+      <w:r>
+        <w:rPr>
+          <w:rFonts w:ascii="Times New Roman" w:eastAsia="楷体" w:hAnsi="Times New Roman" w:cs="Times New Roman"/>
+          <w:b/>
+          <w:bCs/>
+          <w:sz w:val="21"/>
+          <w:szCs w:val="21"/>
+          <w:lang w:eastAsia="zh-CN"/>
+        </w:rPr>
+        <w:t>≥92%</w:t>
+      </w:r>
+      <w:r>
+        <w:rPr>
+          <w:rFonts w:ascii="Times New Roman" w:eastAsia="楷体" w:hAnsi="Times New Roman" w:cs="Times New Roman"/>
+          <w:b/>
+          <w:bCs/>
+          <w:sz w:val="21"/>
+          <w:szCs w:val="21"/>
+          <w:lang w:eastAsia="zh-CN"/>
+        </w:rPr>
+        <w:t>、</w:t>
+      </w:r>
+      <w:r>
+        <w:rPr>
+          <w:rFonts w:ascii="Times New Roman" w:eastAsia="楷体" w:hAnsi="Times New Roman" w:cs="Times New Roman"/>
+          <w:b/>
+          <w:bCs/>
+          <w:sz w:val="21"/>
+          <w:szCs w:val="21"/>
+          <w:lang w:eastAsia="zh-CN"/>
+        </w:rPr>
+        <w:t>Recall@5≥95%</w:t>
+      </w:r>
+      <w:r>
+        <w:rPr>
+          <w:rFonts w:ascii="Times New Roman" w:eastAsia="楷体" w:hAnsi="Times New Roman" w:cs="Times New Roman"/>
+          <w:b/>
+          <w:bCs/>
+          <w:sz w:val="21"/>
+          <w:szCs w:val="21"/>
+          <w:lang w:eastAsia="zh-CN"/>
+        </w:rPr>
+        <w:t>、</w:t>
+      </w:r>
+      <w:r>
+        <w:rPr>
+          <w:rFonts w:ascii="Times New Roman" w:eastAsia="楷体" w:hAnsi="Times New Roman" w:cs="Times New Roman"/>
+          <w:b/>
+          <w:bCs/>
+          <w:sz w:val="21"/>
+          <w:szCs w:val="21"/>
+          <w:lang w:eastAsia="zh-CN"/>
+        </w:rPr>
+        <w:t>Hit@5≥90%</w:t>
+      </w:r>
+      <w:r>
+        <w:rPr>
+          <w:rFonts w:ascii="Times New Roman" w:eastAsia="楷体" w:hAnsi="Times New Roman" w:cs="Times New Roman"/>
+          <w:b/>
+          <w:bCs/>
+          <w:sz w:val="21"/>
+          <w:szCs w:val="21"/>
+          <w:lang w:eastAsia="zh-CN"/>
+        </w:rPr>
+        <w:t>、</w:t>
+      </w:r>
+      <w:r>
+        <w:rPr>
+          <w:rFonts w:ascii="Times New Roman" w:eastAsia="楷体" w:hAnsi="Times New Roman" w:cs="Times New Roman"/>
+          <w:b/>
+          <w:bCs/>
+          <w:sz w:val="21"/>
+          <w:szCs w:val="21"/>
+          <w:lang w:eastAsia="zh-CN"/>
+        </w:rPr>
+        <w:t>Faithfulness≥0.90</w:t>
       </w:r>
     </w:p>
     <w:p>
@@ -8730,7 +8594,7 @@
           <w:bCs/>
           <w:lang w:eastAsia="zh-CN"/>
         </w:rPr>
-        <w:t xml:space="preserve">2025.11      </w:t>
+        <w:t xml:space="preserve">2025.11  </w:t>
       </w:r>
       <w:r>
         <w:rPr>
@@ -8739,8 +8603,18 @@
           <w:bCs/>
           <w:lang w:eastAsia="zh-CN"/>
         </w:rPr>
-        <w:t>全国大学生计算机系统能力大赛暨第五届</w:t>
-      </w:r>
+        <w:t xml:space="preserve">    </w:t>
+      </w:r>
+      <w:r>
+        <w:rPr>
+          <w:rFonts w:ascii="Times New Roman" w:eastAsia="楷体" w:hAnsi="Times New Roman" w:cs="Times New Roman" w:hint="eastAsia"/>
+          <w:b/>
+          <w:bCs/>
+          <w:lang w:eastAsia="zh-CN"/>
+        </w:rPr>
+        <w:t>第五届</w:t>
+      </w:r>
+      <w:proofErr w:type="spellStart"/>
       <w:r>
         <w:rPr>
           <w:rFonts w:ascii="Times New Roman" w:eastAsia="楷体" w:hAnsi="Times New Roman" w:cs="Times New Roman"/>
@@ -8750,6 +8624,7 @@
         </w:rPr>
         <w:t>OceanBase</w:t>
       </w:r>
+      <w:proofErr w:type="spellEnd"/>
       <w:r>
         <w:rPr>
           <w:rFonts w:ascii="Times New Roman" w:eastAsia="楷体" w:hAnsi="Times New Roman" w:cs="Times New Roman" w:hint="eastAsia"/>
@@ -8813,16 +8688,16 @@
           <w:bCs/>
           <w:lang w:eastAsia="zh-CN"/>
         </w:rPr>
-        <w:t xml:space="preserve">   </w:t>
-      </w:r>
-      <w:r>
-        <w:rPr>
-          <w:rFonts w:ascii="楷体" w:eastAsia="楷体" w:hAnsi="楷体"/>
-          <w:b/>
-          <w:bCs/>
-          <w:lang w:eastAsia="zh-CN"/>
-        </w:rPr>
-        <w:t xml:space="preserve"> </w:t>
+        <w:t xml:space="preserve">  </w:t>
+      </w:r>
+      <w:r>
+        <w:rPr>
+          <w:rFonts w:ascii="楷体" w:eastAsia="楷体" w:hAnsi="楷体" w:hint="eastAsia"/>
+          <w:b/>
+          <w:bCs/>
+          <w:lang w:eastAsia="zh-CN"/>
+        </w:rPr>
+        <w:t xml:space="preserve">  </w:t>
       </w:r>
       <w:r>
         <w:rPr>
@@ -8989,7 +8864,6 @@
           <w:rFonts w:ascii="Times New Roman" w:eastAsia="楷体" w:hAnsi="Times New Roman" w:cs="Times New Roman"/>
           <w:lang w:eastAsia="zh-CN"/>
         </w:rPr>
-        <w:lastRenderedPageBreak/>
         <w:t>2023.4</w:t>
       </w:r>
       <w:r>
@@ -9075,7 +8949,17 @@
           <w:szCs w:val="32"/>
           <w:lang w:eastAsia="zh-CN"/>
         </w:rPr>
-        <w:t>个人优点</w:t>
+        <w:t>个人</w:t>
+      </w:r>
+      <w:r>
+        <w:rPr>
+          <w:rFonts w:ascii="楷体" w:eastAsia="楷体" w:hAnsi="楷体" w:hint="eastAsia"/>
+          <w:spacing w:val="-1"/>
+          <w:sz w:val="32"/>
+          <w:szCs w:val="32"/>
+          <w:lang w:eastAsia="zh-CN"/>
+        </w:rPr>
+        <w:t>优势</w:t>
       </w:r>
       <w:r>
         <w:rPr>
@@ -9109,13 +8993,63 @@
           <w:rFonts w:ascii="楷体" w:eastAsia="楷体" w:hAnsi="楷体"/>
           <w:lang w:eastAsia="zh-CN"/>
         </w:rPr>
-        <w:t>热爱技术钻研，持续跟进前沿</w:t>
-      </w:r>
-      <w:r>
-        <w:rPr>
-          <w:rFonts w:ascii="Times New Roman" w:eastAsia="楷体" w:hAnsi="Times New Roman" w:cs="Times New Roman"/>
-          <w:b/>
-          <w:bCs/>
+        <w:t>持续关注</w:t>
+      </w:r>
+      <w:r>
+        <w:rPr>
+          <w:rFonts w:ascii="Times New Roman" w:eastAsia="楷体" w:hAnsi="Times New Roman" w:cs="Times New Roman" w:hint="eastAsia"/>
+          <w:b/>
+          <w:bCs/>
+          <w:lang w:eastAsia="zh-CN"/>
+        </w:rPr>
+        <w:t xml:space="preserve"> </w:t>
+      </w:r>
+      <w:r>
+        <w:rPr>
+          <w:rFonts w:ascii="Times New Roman" w:eastAsia="楷体" w:hAnsi="Times New Roman" w:cs="Times New Roman"/>
+          <w:b/>
+          <w:bCs/>
+          <w:lang w:eastAsia="zh-CN"/>
+        </w:rPr>
+        <w:t>Agent</w:t>
+      </w:r>
+      <w:r>
+        <w:rPr>
+          <w:rFonts w:ascii="Times New Roman" w:eastAsia="楷体" w:hAnsi="Times New Roman" w:cs="Times New Roman"/>
+          <w:b/>
+          <w:bCs/>
+          <w:lang w:eastAsia="zh-CN"/>
+        </w:rPr>
+        <w:t>、</w:t>
+      </w:r>
+      <w:r>
+        <w:rPr>
+          <w:rFonts w:ascii="Times New Roman" w:eastAsia="楷体" w:hAnsi="Times New Roman" w:cs="Times New Roman"/>
+          <w:b/>
+          <w:bCs/>
+          <w:lang w:eastAsia="zh-CN"/>
+        </w:rPr>
+        <w:t xml:space="preserve">RAG </w:t>
+      </w:r>
+      <w:r>
+        <w:rPr>
+          <w:rFonts w:ascii="楷体" w:eastAsia="楷体" w:hAnsi="楷体"/>
+          <w:b/>
+          <w:bCs/>
+          <w:lang w:eastAsia="zh-CN"/>
+        </w:rPr>
+        <w:t>等前沿技术</w:t>
+      </w:r>
+      <w:r>
+        <w:rPr>
+          <w:rFonts w:ascii="楷体" w:eastAsia="楷体" w:hAnsi="楷体"/>
+          <w:lang w:eastAsia="zh-CN"/>
+        </w:rPr>
+        <w:t>，具备快速学习与技术落地能力，善于利用</w:t>
+      </w:r>
+      <w:r>
+        <w:rPr>
+          <w:rFonts w:ascii="Times New Roman" w:eastAsia="楷体" w:hAnsi="Times New Roman" w:cs="Times New Roman"/>
           <w:lang w:eastAsia="zh-CN"/>
         </w:rPr>
         <w:t xml:space="preserve"> AI </w:t>
@@ -9123,32 +9057,9 @@
       <w:r>
         <w:rPr>
           <w:rFonts w:ascii="楷体" w:eastAsia="楷体" w:hAnsi="楷体"/>
-          <w:b/>
-          <w:bCs/>
-          <w:lang w:eastAsia="zh-CN"/>
-        </w:rPr>
-        <w:t>技术</w:t>
-      </w:r>
-      <w:r>
-        <w:rPr>
-          <w:rFonts w:ascii="楷体" w:eastAsia="楷体" w:hAnsi="楷体"/>
-          <w:lang w:eastAsia="zh-CN"/>
-        </w:rPr>
-        <w:t>学习，</w:t>
-      </w:r>
-      <w:r>
-        <w:rPr>
-          <w:rFonts w:ascii="Times New Roman" w:eastAsia="楷体" w:hAnsi="Times New Roman" w:cs="Times New Roman"/>
-          <w:lang w:eastAsia="zh-CN"/>
-        </w:rPr>
-        <w:t xml:space="preserve">AI </w:t>
-      </w:r>
-      <w:r>
-        <w:rPr>
-          <w:rFonts w:ascii="楷体" w:eastAsia="楷体" w:hAnsi="楷体" w:hint="eastAsia"/>
-          <w:lang w:eastAsia="zh-CN"/>
-        </w:rPr>
-        <w:t>编程重度玩家</w:t>
+          <w:lang w:eastAsia="zh-CN"/>
+        </w:rPr>
+        <w:t>编程工具提升研发效率</w:t>
       </w:r>
     </w:p>
     <w:p>
@@ -9449,6 +9360,97 @@
 <file path=word/numbering.xml><?xml version="1.0" encoding="utf-8"?>
 <w:numbering xmlns:wpc="http://schemas.microsoft.com/office/word/2010/wordprocessingCanvas" xmlns:cx="http://schemas.microsoft.com/office/drawing/2014/chartex" xmlns:cx1="http://schemas.microsoft.com/office/drawing/2015/9/8/chartex" xmlns:cx2="http://schemas.microsoft.com/office/drawing/2015/10/21/chartex" xmlns:cx3="http://schemas.microsoft.com/office/drawing/2016/5/9/chartex" xmlns:cx4="http://schemas.microsoft.com/office/drawing/2016/5/10/chartex" xmlns:cx5="http://schemas.microsoft.com/office/drawing/2016/5/11/chartex" xmlns:cx6="http://schemas.microsoft.com/office/drawing/2016/5/12/chartex" xmlns:cx7="http://schemas.microsoft.com/office/drawing/2016/5/13/chartex" xmlns:cx8="http://schemas.microsoft.com/office/drawing/2016/5/14/chartex" xmlns:mc="http://schemas.openxmlformats.org/markup-compatibility/2006" xmlns:aink="http://schemas.microsoft.com/office/drawing/2016/ink" xmlns:am3d="http://schemas.microsoft.com/office/drawing/2017/model3d" xmlns:o="urn:schemas-microsoft-com:office:office" xmlns:oel="http://schemas.microsoft.com/office/2019/extlst" xmlns:r="http://schemas.openxmlformats.org/officeDocument/2006/relationships" xmlns:m="http://schemas.openxmlformats.org/officeDocument/2006/math" xmlns:v="urn:schemas-microsoft-com:vml" xmlns:wp14="http://schemas.microsoft.com/office/word/2010/wordprocessingDrawing" xmlns:wp="http://schemas.openxmlformats.org/drawingml/2006/wordprocessingDrawing" xmlns:w10="urn:schemas-microsoft-com:office:word" xmlns:w="http://schemas.openxmlformats.org/wordprocessingml/2006/main" xmlns:w14="http://schemas.microsoft.com/office/word/2010/wordml" xmlns:w15="http://schemas.microsoft.com/office/word/2012/wordml" xmlns:w16cex="http://schemas.microsoft.com/office/word/2018/wordml/cex" xmlns:w16cid="http://schemas.microsoft.com/office/word/2016/wordml/cid" xmlns:w16="http://schemas.microsoft.com/office/word/2018/wordml" xmlns:w16du="http://schemas.microsoft.com/office/word/2023/wordml/word16du" xmlns:w16sdtdh="http://schemas.microsoft.com/office/word/2020/wordml/sdtdatahash" xmlns:w16sdtfl="http://schemas.microsoft.com/office/word/2024/wordml/sdtformatlock" xmlns:w16se="http://schemas.microsoft.com/office/word/2015/wordml/symex" xmlns:wpg="http://schemas.microsoft.com/office/word/2010/wordprocessingGroup" xmlns:wpi="http://schemas.microsoft.com/office/word/2010/wordprocessingInk" xmlns:wne="http://schemas.microsoft.com/office/word/2006/wordml" xmlns:wps="http://schemas.microsoft.com/office/word/2010/wordprocessingShape" mc:Ignorable="w14 w15 w16se w16cid w16 w16cex w16sdtdh w16sdtfl w16du wp14">
   <w:abstractNum w:abstractNumId="0" w15:restartNumberingAfterBreak="0">
+    <w:nsid w:val="00296224"/>
+    <w:multiLevelType w:val="hybridMultilevel"/>
+    <w:tmpl w:val="7C4C126C"/>
+    <w:lvl w:ilvl="0" w:tplc="350215F8">
+      <w:start w:val="1"/>
+      <w:numFmt w:val="decimal"/>
+      <w:lvlText w:val="%1."/>
+      <w:lvlJc w:val="left"/>
+      <w:pPr>
+        <w:ind w:left="360" w:hanging="360"/>
+      </w:pPr>
+      <w:rPr>
+        <w:rFonts w:hint="default"/>
+        <w:b w:val="0"/>
+        <w:bCs w:val="0"/>
+      </w:rPr>
+    </w:lvl>
+    <w:lvl w:ilvl="1" w:tplc="04090019" w:tentative="1">
+      <w:start w:val="1"/>
+      <w:numFmt w:val="lowerLetter"/>
+      <w:lvlText w:val="%2)"/>
+      <w:lvlJc w:val="left"/>
+      <w:pPr>
+        <w:ind w:left="880" w:hanging="440"/>
+      </w:pPr>
+    </w:lvl>
+    <w:lvl w:ilvl="2" w:tplc="0409001B" w:tentative="1">
+      <w:start w:val="1"/>
+      <w:numFmt w:val="lowerRoman"/>
+      <w:lvlText w:val="%3."/>
+      <w:lvlJc w:val="right"/>
+      <w:pPr>
+        <w:ind w:left="1320" w:hanging="440"/>
+      </w:pPr>
+    </w:lvl>
+    <w:lvl w:ilvl="3" w:tplc="0409000F" w:tentative="1">
+      <w:start w:val="1"/>
+      <w:numFmt w:val="decimal"/>
+      <w:lvlText w:val="%4."/>
+      <w:lvlJc w:val="left"/>
+      <w:pPr>
+        <w:ind w:left="1760" w:hanging="440"/>
+      </w:pPr>
+    </w:lvl>
+    <w:lvl w:ilvl="4" w:tplc="04090019" w:tentative="1">
+      <w:start w:val="1"/>
+      <w:numFmt w:val="lowerLetter"/>
+      <w:lvlText w:val="%5)"/>
+      <w:lvlJc w:val="left"/>
+      <w:pPr>
+        <w:ind w:left="2200" w:hanging="440"/>
+      </w:pPr>
+    </w:lvl>
+    <w:lvl w:ilvl="5" w:tplc="0409001B" w:tentative="1">
+      <w:start w:val="1"/>
+      <w:numFmt w:val="lowerRoman"/>
+      <w:lvlText w:val="%6."/>
+      <w:lvlJc w:val="right"/>
+      <w:pPr>
+        <w:ind w:left="2640" w:hanging="440"/>
+      </w:pPr>
+    </w:lvl>
+    <w:lvl w:ilvl="6" w:tplc="0409000F" w:tentative="1">
+      <w:start w:val="1"/>
+      <w:numFmt w:val="decimal"/>
+      <w:lvlText w:val="%7."/>
+      <w:lvlJc w:val="left"/>
+      <w:pPr>
+        <w:ind w:left="3080" w:hanging="440"/>
+      </w:pPr>
+    </w:lvl>
+    <w:lvl w:ilvl="7" w:tplc="04090019" w:tentative="1">
+      <w:start w:val="1"/>
+      <w:numFmt w:val="lowerLetter"/>
+      <w:lvlText w:val="%8)"/>
+      <w:lvlJc w:val="left"/>
+      <w:pPr>
+        <w:ind w:left="3520" w:hanging="440"/>
+      </w:pPr>
+    </w:lvl>
+    <w:lvl w:ilvl="8" w:tplc="0409001B" w:tentative="1">
+      <w:start w:val="1"/>
+      <w:numFmt w:val="lowerRoman"/>
+      <w:lvlText w:val="%9."/>
+      <w:lvlJc w:val="right"/>
+      <w:pPr>
+        <w:ind w:left="3960" w:hanging="440"/>
+      </w:pPr>
+    </w:lvl>
+  </w:abstractNum>
+  <w:abstractNum w:abstractNumId="1" w15:restartNumberingAfterBreak="0">
     <w:nsid w:val="02EB28A4"/>
     <w:multiLevelType w:val="multilevel"/>
     <w:tmpl w:val="B5C25794"/>
@@ -9561,7 +9563,7 @@
       </w:pPr>
     </w:lvl>
   </w:abstractNum>
-  <w:abstractNum w:abstractNumId="1" w15:restartNumberingAfterBreak="0">
+  <w:abstractNum w:abstractNumId="2" w15:restartNumberingAfterBreak="0">
     <w:nsid w:val="17C62A70"/>
     <w:multiLevelType w:val="hybridMultilevel"/>
     <w:tmpl w:val="7C8EF380"/>
@@ -9650,7 +9652,7 @@
       </w:pPr>
     </w:lvl>
   </w:abstractNum>
-  <w:abstractNum w:abstractNumId="2" w15:restartNumberingAfterBreak="0">
+  <w:abstractNum w:abstractNumId="3" w15:restartNumberingAfterBreak="0">
     <w:nsid w:val="24AA3ECA"/>
     <w:multiLevelType w:val="multilevel"/>
     <w:tmpl w:val="38F688AA"/>
@@ -9763,7 +9765,7 @@
       </w:pPr>
     </w:lvl>
   </w:abstractNum>
-  <w:abstractNum w:abstractNumId="3" w15:restartNumberingAfterBreak="0">
+  <w:abstractNum w:abstractNumId="4" w15:restartNumberingAfterBreak="0">
     <w:nsid w:val="27F34F6F"/>
     <w:multiLevelType w:val="multilevel"/>
     <w:tmpl w:val="27F34F6F"/>
@@ -9870,7 +9872,7 @@
       </w:rPr>
     </w:lvl>
   </w:abstractNum>
-  <w:abstractNum w:abstractNumId="4" w15:restartNumberingAfterBreak="0">
+  <w:abstractNum w:abstractNumId="5" w15:restartNumberingAfterBreak="0">
     <w:nsid w:val="32B62537"/>
     <w:multiLevelType w:val="hybridMultilevel"/>
     <w:tmpl w:val="D780FEDE"/>
@@ -9956,7 +9958,7 @@
       </w:pPr>
     </w:lvl>
   </w:abstractNum>
-  <w:abstractNum w:abstractNumId="5" w15:restartNumberingAfterBreak="0">
+  <w:abstractNum w:abstractNumId="6" w15:restartNumberingAfterBreak="0">
     <w:nsid w:val="385549E2"/>
     <w:multiLevelType w:val="multilevel"/>
     <w:tmpl w:val="4160730E"/>
@@ -10069,7 +10071,7 @@
       </w:pPr>
     </w:lvl>
   </w:abstractNum>
-  <w:abstractNum w:abstractNumId="6" w15:restartNumberingAfterBreak="0">
+  <w:abstractNum w:abstractNumId="7" w15:restartNumberingAfterBreak="0">
     <w:nsid w:val="392322F2"/>
     <w:multiLevelType w:val="hybridMultilevel"/>
     <w:tmpl w:val="755E3330"/>
@@ -10158,7 +10160,7 @@
       </w:pPr>
     </w:lvl>
   </w:abstractNum>
-  <w:abstractNum w:abstractNumId="7" w15:restartNumberingAfterBreak="0">
+  <w:abstractNum w:abstractNumId="8" w15:restartNumberingAfterBreak="0">
     <w:nsid w:val="4778783E"/>
     <w:multiLevelType w:val="hybridMultilevel"/>
     <w:tmpl w:val="0276B0C2"/>
@@ -10247,7 +10249,7 @@
       </w:pPr>
     </w:lvl>
   </w:abstractNum>
-  <w:abstractNum w:abstractNumId="8" w15:restartNumberingAfterBreak="0">
+  <w:abstractNum w:abstractNumId="9" w15:restartNumberingAfterBreak="0">
     <w:nsid w:val="4D765ACA"/>
     <w:multiLevelType w:val="hybridMultilevel"/>
     <w:tmpl w:val="8C007A76"/>
@@ -10333,7 +10335,7 @@
       </w:pPr>
     </w:lvl>
   </w:abstractNum>
-  <w:abstractNum w:abstractNumId="9" w15:restartNumberingAfterBreak="0">
+  <w:abstractNum w:abstractNumId="10" w15:restartNumberingAfterBreak="0">
     <w:nsid w:val="4F1512C1"/>
     <w:multiLevelType w:val="hybridMultilevel"/>
     <w:tmpl w:val="0276B0C2"/>
@@ -10422,7 +10424,7 @@
       </w:pPr>
     </w:lvl>
   </w:abstractNum>
-  <w:abstractNum w:abstractNumId="10" w15:restartNumberingAfterBreak="0">
+  <w:abstractNum w:abstractNumId="11" w15:restartNumberingAfterBreak="0">
     <w:nsid w:val="5F8F4EF1"/>
     <w:multiLevelType w:val="hybridMultilevel"/>
     <w:tmpl w:val="530A110C"/>
@@ -10511,7 +10513,7 @@
       </w:pPr>
     </w:lvl>
   </w:abstractNum>
-  <w:abstractNum w:abstractNumId="11" w15:restartNumberingAfterBreak="0">
+  <w:abstractNum w:abstractNumId="12" w15:restartNumberingAfterBreak="0">
     <w:nsid w:val="65DC64BD"/>
     <w:multiLevelType w:val="multilevel"/>
     <w:tmpl w:val="C6404366"/>
@@ -10624,7 +10626,7 @@
       </w:pPr>
     </w:lvl>
   </w:abstractNum>
-  <w:abstractNum w:abstractNumId="12" w15:restartNumberingAfterBreak="0">
+  <w:abstractNum w:abstractNumId="13" w15:restartNumberingAfterBreak="0">
     <w:nsid w:val="67823BFB"/>
     <w:multiLevelType w:val="multilevel"/>
     <w:tmpl w:val="67823BFB"/>
@@ -10739,7 +10741,7 @@
       </w:rPr>
     </w:lvl>
   </w:abstractNum>
-  <w:abstractNum w:abstractNumId="13" w15:restartNumberingAfterBreak="0">
+  <w:abstractNum w:abstractNumId="14" w15:restartNumberingAfterBreak="0">
     <w:nsid w:val="67D7644B"/>
     <w:multiLevelType w:val="hybridMultilevel"/>
     <w:tmpl w:val="4D1ED2D6"/>
@@ -10828,7 +10830,7 @@
       </w:pPr>
     </w:lvl>
   </w:abstractNum>
-  <w:abstractNum w:abstractNumId="14" w15:restartNumberingAfterBreak="0">
+  <w:abstractNum w:abstractNumId="15" w15:restartNumberingAfterBreak="0">
     <w:nsid w:val="73FB43B7"/>
     <w:multiLevelType w:val="hybridMultilevel"/>
     <w:tmpl w:val="2908752A"/>
@@ -10918,49 +10920,52 @@
     </w:lvl>
   </w:abstractNum>
   <w:num w:numId="1" w16cid:durableId="383988384">
+    <w:abstractNumId w:val="13"/>
+  </w:num>
+  <w:num w:numId="2" w16cid:durableId="1561362399">
+    <w:abstractNumId w:val="4"/>
+  </w:num>
+  <w:num w:numId="3" w16cid:durableId="2060014427">
+    <w:abstractNumId w:val="8"/>
+  </w:num>
+  <w:num w:numId="4" w16cid:durableId="1749839046">
+    <w:abstractNumId w:val="5"/>
+  </w:num>
+  <w:num w:numId="5" w16cid:durableId="192155198">
+    <w:abstractNumId w:val="2"/>
+  </w:num>
+  <w:num w:numId="6" w16cid:durableId="783890900">
+    <w:abstractNumId w:val="10"/>
+  </w:num>
+  <w:num w:numId="7" w16cid:durableId="2028171626">
+    <w:abstractNumId w:val="7"/>
+  </w:num>
+  <w:num w:numId="8" w16cid:durableId="1361780850">
+    <w:abstractNumId w:val="15"/>
+  </w:num>
+  <w:num w:numId="9" w16cid:durableId="920606560">
+    <w:abstractNumId w:val="11"/>
+  </w:num>
+  <w:num w:numId="10" w16cid:durableId="2126847984">
     <w:abstractNumId w:val="12"/>
   </w:num>
-  <w:num w:numId="2" w16cid:durableId="1561362399">
+  <w:num w:numId="11" w16cid:durableId="1296520218">
+    <w:abstractNumId w:val="14"/>
+  </w:num>
+  <w:num w:numId="12" w16cid:durableId="565338634">
+    <w:abstractNumId w:val="6"/>
+  </w:num>
+  <w:num w:numId="13" w16cid:durableId="576552722">
     <w:abstractNumId w:val="3"/>
   </w:num>
-  <w:num w:numId="3" w16cid:durableId="2060014427">
-    <w:abstractNumId w:val="7"/>
-  </w:num>
-  <w:num w:numId="4" w16cid:durableId="1749839046">
-    <w:abstractNumId w:val="4"/>
-  </w:num>
-  <w:num w:numId="5" w16cid:durableId="192155198">
+  <w:num w:numId="14" w16cid:durableId="287512869">
     <w:abstractNumId w:val="1"/>
   </w:num>
-  <w:num w:numId="6" w16cid:durableId="783890900">
+  <w:num w:numId="15" w16cid:durableId="194777824">
     <w:abstractNumId w:val="9"/>
   </w:num>
-  <w:num w:numId="7" w16cid:durableId="2028171626">
-    <w:abstractNumId w:val="6"/>
-  </w:num>
-  <w:num w:numId="8" w16cid:durableId="1361780850">
-    <w:abstractNumId w:val="14"/>
-  </w:num>
-  <w:num w:numId="9" w16cid:durableId="920606560">
-    <w:abstractNumId w:val="10"/>
-  </w:num>
-  <w:num w:numId="10" w16cid:durableId="2126847984">
-    <w:abstractNumId w:val="11"/>
-  </w:num>
-  <w:num w:numId="11" w16cid:durableId="1296520218">
-    <w:abstractNumId w:val="13"/>
-  </w:num>
-  <w:num w:numId="12" w16cid:durableId="565338634">
-    <w:abstractNumId w:val="5"/>
-  </w:num>
-  <w:num w:numId="13" w16cid:durableId="576552722">
-    <w:abstractNumId w:val="2"/>
-  </w:num>
-  <w:num w:numId="14" w16cid:durableId="287512869">
+  <w:num w:numId="16" w16cid:durableId="931357950">
     <w:abstractNumId w:val="0"/>
-  </w:num>
-  <w:num w:numId="15" w16cid:durableId="194777824">
-    <w:abstractNumId w:val="8"/>
   </w:num>
 </w:numbering>
 </file>
@@ -11386,6 +11391,7 @@
   <w:style w:type="character" w:default="1" w:styleId="a0">
     <w:name w:val="Default Paragraph Font"/>
     <w:uiPriority w:val="1"/>
+    <w:semiHidden/>
     <w:unhideWhenUsed/>
   </w:style>
   <w:style w:type="table" w:default="1" w:styleId="a1">
